--- a/TF Supplements/Profile Proposals/IHE_Suppl_DEV_Profile_Monitored_Communication.docx
+++ b/TF Supplements/Profile Proposals/IHE_Suppl_DEV_Profile_Monitored_Communication.docx
@@ -373,10 +373,7 @@
         <w:t>20</w:t>
       </w:r>
       <w:r>
-        <w:t>2</w:t>
-      </w:r>
-      <w:r>
-        <w:t>6</w:t>
+        <w:t>26</w:t>
       </w:r>
     </w:p>
     <w:p>
@@ -4462,7 +4459,32 @@
           <w:i w:val="0"/>
           <w:iCs/>
         </w:rPr>
-        <w:t xml:space="preserve"> and questions need to be addressed:</w:t>
+        <w:t xml:space="preserve"> and questions need to be addressed</w:t>
+      </w:r>
+      <w:ins w:id="16" w:author="Kurt Elliason" w:date="2026-05-06T14:32:00Z" w16du:dateUtc="2026-05-06T19:32:00Z">
+        <w:r>
+          <w:rPr>
+            <w:i w:val="0"/>
+            <w:iCs/>
+          </w:rPr>
+          <w:t xml:space="preserve"> by the P</w:t>
+        </w:r>
+      </w:ins>
+      <w:ins w:id="17" w:author="Kurt Elliason" w:date="2026-05-06T14:33:00Z" w16du:dateUtc="2026-05-06T19:33:00Z">
+        <w:r>
+          <w:rPr>
+            <w:i w:val="0"/>
+            <w:iCs/>
+          </w:rPr>
+          <w:t>CMC working group during the Trial Implementation</w:t>
+        </w:r>
+      </w:ins>
+      <w:r>
+        <w:rPr>
+          <w:i w:val="0"/>
+          <w:iCs/>
+        </w:rPr>
+        <w:t>:</w:t>
       </w:r>
     </w:p>
     <w:p>
@@ -4475,13 +4497,6 @@
         <w:rPr>
           <w:i w:val="0"/>
           <w:iCs/>
-          <w:highlight w:val="yellow"/>
-          <w:rPrChange w:id="16" w:author="Kurt Elliason" w:date="2026-02-26T13:22:00Z" w16du:dateUtc="2026-02-26T19:22:00Z">
-            <w:rPr>
-              <w:i w:val="0"/>
-              <w:iCs/>
-            </w:rPr>
-          </w:rPrChange>
         </w:rPr>
       </w:pPr>
       <w:r>
@@ -4490,15 +4505,6 @@
           <w:bCs/>
           <w:i w:val="0"/>
           <w:iCs/>
-          <w:highlight w:val="yellow"/>
-          <w:rPrChange w:id="17" w:author="Kurt Elliason" w:date="2026-02-26T13:22:00Z" w16du:dateUtc="2026-02-26T19:22:00Z">
-            <w:rPr>
-              <w:b/>
-              <w:bCs/>
-              <w:i w:val="0"/>
-              <w:iCs/>
-            </w:rPr>
-          </w:rPrChange>
         </w:rPr>
         <w:t>3.</w:t>
       </w:r>
@@ -4508,15 +4514,6 @@
           <w:bCs/>
           <w:i w:val="0"/>
           <w:iCs/>
-          <w:highlight w:val="yellow"/>
-          <w:rPrChange w:id="18" w:author="Kurt Elliason" w:date="2026-02-26T13:22:00Z" w16du:dateUtc="2026-02-26T19:22:00Z">
-            <w:rPr>
-              <w:b/>
-              <w:bCs/>
-              <w:i w:val="0"/>
-              <w:iCs/>
-            </w:rPr>
-          </w:rPrChange>
         </w:rPr>
         <w:t>53</w:t>
       </w:r>
@@ -4526,15 +4523,6 @@
           <w:bCs/>
           <w:i w:val="0"/>
           <w:iCs/>
-          <w:highlight w:val="yellow"/>
-          <w:rPrChange w:id="19" w:author="Kurt Elliason" w:date="2026-02-26T13:22:00Z" w16du:dateUtc="2026-02-26T19:22:00Z">
-            <w:rPr>
-              <w:b/>
-              <w:bCs/>
-              <w:i w:val="0"/>
-              <w:iCs/>
-            </w:rPr>
-          </w:rPrChange>
         </w:rPr>
         <w:t>.4.1.2 Message Semantics</w:t>
       </w:r>
@@ -4542,13 +4530,6 @@
         <w:rPr>
           <w:i w:val="0"/>
           <w:iCs/>
-          <w:highlight w:val="yellow"/>
-          <w:rPrChange w:id="20" w:author="Kurt Elliason" w:date="2026-02-26T13:22:00Z" w16du:dateUtc="2026-02-26T19:22:00Z">
-            <w:rPr>
-              <w:i w:val="0"/>
-              <w:iCs/>
-            </w:rPr>
-          </w:rPrChange>
         </w:rPr>
         <w:t xml:space="preserve">: </w:t>
       </w:r>
@@ -4556,13 +4537,6 @@
         <w:rPr>
           <w:i w:val="0"/>
           <w:iCs/>
-          <w:highlight w:val="yellow"/>
-          <w:rPrChange w:id="21" w:author="Kurt Elliason" w:date="2026-02-26T13:22:00Z" w16du:dateUtc="2026-02-26T19:22:00Z">
-            <w:rPr>
-              <w:i w:val="0"/>
-              <w:iCs/>
-            </w:rPr>
-          </w:rPrChange>
         </w:rPr>
         <w:t xml:space="preserve">Paul Schluter proposed to support also the “start_only” state. This will simplify the state handling at the </w:t>
       </w:r>
@@ -4570,13 +4544,6 @@
         <w:rPr>
           <w:i w:val="0"/>
           <w:iCs/>
-          <w:highlight w:val="yellow"/>
-          <w:rPrChange w:id="22" w:author="Kurt Elliason" w:date="2026-02-26T13:22:00Z" w16du:dateUtc="2026-02-26T19:22:00Z">
-            <w:rPr>
-              <w:i w:val="0"/>
-              <w:iCs/>
-            </w:rPr>
-          </w:rPrChange>
         </w:rPr>
         <w:t>HEARTBEAT</w:t>
       </w:r>
@@ -4584,13 +4551,6 @@
         <w:rPr>
           <w:i w:val="0"/>
           <w:iCs/>
-          <w:highlight w:val="yellow"/>
-          <w:rPrChange w:id="23" w:author="Kurt Elliason" w:date="2026-02-26T13:22:00Z" w16du:dateUtc="2026-02-26T19:22:00Z">
-            <w:rPr>
-              <w:i w:val="0"/>
-              <w:iCs/>
-            </w:rPr>
-          </w:rPrChange>
         </w:rPr>
         <w:t xml:space="preserve"> </w:t>
       </w:r>
@@ -4598,13 +4558,6 @@
         <w:rPr>
           <w:i w:val="0"/>
           <w:iCs/>
-          <w:highlight w:val="yellow"/>
-          <w:rPrChange w:id="24" w:author="Kurt Elliason" w:date="2026-02-26T13:22:00Z" w16du:dateUtc="2026-02-26T19:22:00Z">
-            <w:rPr>
-              <w:i w:val="0"/>
-              <w:iCs/>
-            </w:rPr>
-          </w:rPrChange>
         </w:rPr>
         <w:t xml:space="preserve">REPORTER and </w:t>
       </w:r>
@@ -4612,13 +4565,6 @@
         <w:rPr>
           <w:i w:val="0"/>
           <w:iCs/>
-          <w:highlight w:val="yellow"/>
-          <w:rPrChange w:id="25" w:author="Kurt Elliason" w:date="2026-02-26T13:22:00Z" w16du:dateUtc="2026-02-26T19:22:00Z">
-            <w:rPr>
-              <w:i w:val="0"/>
-              <w:iCs/>
-            </w:rPr>
-          </w:rPrChange>
         </w:rPr>
         <w:t>H</w:t>
       </w:r>
@@ -4626,13 +4572,6 @@
         <w:rPr>
           <w:i w:val="0"/>
           <w:iCs/>
-          <w:highlight w:val="yellow"/>
-          <w:rPrChange w:id="26" w:author="Kurt Elliason" w:date="2026-02-26T13:22:00Z" w16du:dateUtc="2026-02-26T19:22:00Z">
-            <w:rPr>
-              <w:i w:val="0"/>
-              <w:iCs/>
-            </w:rPr>
-          </w:rPrChange>
         </w:rPr>
         <w:t>EARTBEAT</w:t>
       </w:r>
@@ -4640,13 +4579,6 @@
         <w:rPr>
           <w:i w:val="0"/>
           <w:iCs/>
-          <w:highlight w:val="yellow"/>
-          <w:rPrChange w:id="27" w:author="Kurt Elliason" w:date="2026-02-26T13:22:00Z" w16du:dateUtc="2026-02-26T19:22:00Z">
-            <w:rPr>
-              <w:i w:val="0"/>
-              <w:iCs/>
-            </w:rPr>
-          </w:rPrChange>
         </w:rPr>
         <w:t xml:space="preserve"> </w:t>
       </w:r>
@@ -4654,13 +4586,6 @@
         <w:rPr>
           <w:i w:val="0"/>
           <w:iCs/>
-          <w:highlight w:val="yellow"/>
-          <w:rPrChange w:id="28" w:author="Kurt Elliason" w:date="2026-02-26T13:22:00Z" w16du:dateUtc="2026-02-26T19:22:00Z">
-            <w:rPr>
-              <w:i w:val="0"/>
-              <w:iCs/>
-            </w:rPr>
-          </w:rPrChange>
         </w:rPr>
         <w:t>CONSUMER side.</w:t>
       </w:r>
@@ -4668,13 +4593,6 @@
         <w:rPr>
           <w:i w:val="0"/>
           <w:iCs/>
-          <w:highlight w:val="yellow"/>
-          <w:rPrChange w:id="29" w:author="Kurt Elliason" w:date="2026-02-26T13:22:00Z" w16du:dateUtc="2026-02-26T19:22:00Z">
-            <w:rPr>
-              <w:i w:val="0"/>
-              <w:iCs/>
-            </w:rPr>
-          </w:rPrChange>
         </w:rPr>
         <w:br/>
       </w:r>
@@ -4682,13 +4600,6 @@
         <w:rPr>
           <w:i w:val="0"/>
           <w:iCs/>
-          <w:highlight w:val="yellow"/>
-          <w:rPrChange w:id="30" w:author="Kurt Elliason" w:date="2026-02-26T13:22:00Z" w16du:dateUtc="2026-02-26T19:22:00Z">
-            <w:rPr>
-              <w:i w:val="0"/>
-              <w:iCs/>
-            </w:rPr>
-          </w:rPrChange>
         </w:rPr>
         <w:br/>
         <w:t xml:space="preserve">However, this will limit the ability of the </w:t>
@@ -4697,13 +4608,6 @@
         <w:rPr>
           <w:i w:val="0"/>
           <w:iCs/>
-          <w:highlight w:val="yellow"/>
-          <w:rPrChange w:id="31" w:author="Kurt Elliason" w:date="2026-02-26T13:22:00Z" w16du:dateUtc="2026-02-26T19:22:00Z">
-            <w:rPr>
-              <w:i w:val="0"/>
-              <w:iCs/>
-            </w:rPr>
-          </w:rPrChange>
         </w:rPr>
         <w:t xml:space="preserve">HEARTBEAT </w:t>
       </w:r>
@@ -4711,13 +4615,6 @@
         <w:rPr>
           <w:i w:val="0"/>
           <w:iCs/>
-          <w:highlight w:val="yellow"/>
-          <w:rPrChange w:id="32" w:author="Kurt Elliason" w:date="2026-02-26T13:22:00Z" w16du:dateUtc="2026-02-26T19:22:00Z">
-            <w:rPr>
-              <w:i w:val="0"/>
-              <w:iCs/>
-            </w:rPr>
-          </w:rPrChange>
         </w:rPr>
         <w:t xml:space="preserve">REPORTER to provide additional state changes to the </w:t>
       </w:r>
@@ -4725,13 +4622,6 @@
         <w:rPr>
           <w:i w:val="0"/>
           <w:iCs/>
-          <w:highlight w:val="yellow"/>
-          <w:rPrChange w:id="33" w:author="Kurt Elliason" w:date="2026-02-26T13:22:00Z" w16du:dateUtc="2026-02-26T19:22:00Z">
-            <w:rPr>
-              <w:i w:val="0"/>
-              <w:iCs/>
-            </w:rPr>
-          </w:rPrChange>
         </w:rPr>
         <w:t xml:space="preserve">HEARTBEAT </w:t>
       </w:r>
@@ -4739,13 +4629,6 @@
         <w:rPr>
           <w:i w:val="0"/>
           <w:iCs/>
-          <w:highlight w:val="yellow"/>
-          <w:rPrChange w:id="34" w:author="Kurt Elliason" w:date="2026-02-26T13:22:00Z" w16du:dateUtc="2026-02-26T19:22:00Z">
-            <w:rPr>
-              <w:i w:val="0"/>
-              <w:iCs/>
-            </w:rPr>
-          </w:rPrChange>
         </w:rPr>
         <w:t xml:space="preserve">CONSUMER e.g. that the </w:t>
       </w:r>
@@ -4753,13 +4636,6 @@
         <w:rPr>
           <w:i w:val="0"/>
           <w:iCs/>
-          <w:highlight w:val="yellow"/>
-          <w:rPrChange w:id="35" w:author="Kurt Elliason" w:date="2026-02-26T13:22:00Z" w16du:dateUtc="2026-02-26T19:22:00Z">
-            <w:rPr>
-              <w:i w:val="0"/>
-              <w:iCs/>
-            </w:rPr>
-          </w:rPrChange>
         </w:rPr>
         <w:t xml:space="preserve">HEARTBEAT </w:t>
       </w:r>
@@ -4767,13 +4643,6 @@
         <w:rPr>
           <w:i w:val="0"/>
           <w:iCs/>
-          <w:highlight w:val="yellow"/>
-          <w:rPrChange w:id="36" w:author="Kurt Elliason" w:date="2026-02-26T13:22:00Z" w16du:dateUtc="2026-02-26T19:22:00Z">
-            <w:rPr>
-              <w:i w:val="0"/>
-              <w:iCs/>
-            </w:rPr>
-          </w:rPrChange>
         </w:rPr>
         <w:t>REPORTER wants to leave the MC gracefully due to a firmware update.</w:t>
       </w:r>
@@ -4788,13 +4657,6 @@
         <w:rPr>
           <w:i w:val="0"/>
           <w:iCs/>
-          <w:highlight w:val="yellow"/>
-          <w:rPrChange w:id="37" w:author="Kurt Elliason" w:date="2026-02-26T13:22:00Z" w16du:dateUtc="2026-02-26T19:22:00Z">
-            <w:rPr>
-              <w:i w:val="0"/>
-              <w:iCs/>
-            </w:rPr>
-          </w:rPrChange>
         </w:rPr>
       </w:pPr>
       <w:r>
@@ -4803,15 +4665,6 @@
           <w:bCs/>
           <w:i w:val="0"/>
           <w:iCs/>
-          <w:highlight w:val="yellow"/>
-          <w:rPrChange w:id="38" w:author="Kurt Elliason" w:date="2026-02-26T13:22:00Z" w16du:dateUtc="2026-02-26T19:22:00Z">
-            <w:rPr>
-              <w:b/>
-              <w:bCs/>
-              <w:i w:val="0"/>
-              <w:iCs/>
-            </w:rPr>
-          </w:rPrChange>
         </w:rPr>
         <w:t>3.</w:t>
       </w:r>
@@ -4821,15 +4674,6 @@
           <w:bCs/>
           <w:i w:val="0"/>
           <w:iCs/>
-          <w:highlight w:val="yellow"/>
-          <w:rPrChange w:id="39" w:author="Kurt Elliason" w:date="2026-02-26T13:22:00Z" w16du:dateUtc="2026-02-26T19:22:00Z">
-            <w:rPr>
-              <w:b/>
-              <w:bCs/>
-              <w:i w:val="0"/>
-              <w:iCs/>
-            </w:rPr>
-          </w:rPrChange>
         </w:rPr>
         <w:t>53</w:t>
       </w:r>
@@ -4839,15 +4683,6 @@
           <w:bCs/>
           <w:i w:val="0"/>
           <w:iCs/>
-          <w:highlight w:val="yellow"/>
-          <w:rPrChange w:id="40" w:author="Kurt Elliason" w:date="2026-02-26T13:22:00Z" w16du:dateUtc="2026-02-26T19:22:00Z">
-            <w:rPr>
-              <w:b/>
-              <w:bCs/>
-              <w:i w:val="0"/>
-              <w:iCs/>
-            </w:rPr>
-          </w:rPrChange>
         </w:rPr>
         <w:t>.4.1.2 Message Semantics</w:t>
       </w:r>
@@ -4855,13 +4690,6 @@
         <w:rPr>
           <w:i w:val="0"/>
           <w:iCs/>
-          <w:highlight w:val="yellow"/>
-          <w:rPrChange w:id="41" w:author="Kurt Elliason" w:date="2026-02-26T13:22:00Z" w16du:dateUtc="2026-02-26T19:22:00Z">
-            <w:rPr>
-              <w:i w:val="0"/>
-              <w:iCs/>
-            </w:rPr>
-          </w:rPrChange>
         </w:rPr>
         <w:t xml:space="preserve">: </w:t>
       </w:r>
@@ -4869,13 +4697,6 @@
         <w:rPr>
           <w:i w:val="0"/>
           <w:iCs/>
-          <w:highlight w:val="yellow"/>
-          <w:rPrChange w:id="42" w:author="Kurt Elliason" w:date="2026-02-26T13:22:00Z" w16du:dateUtc="2026-02-26T19:22:00Z">
-            <w:rPr>
-              <w:i w:val="0"/>
-              <w:iCs/>
-            </w:rPr>
-          </w:rPrChange>
         </w:rPr>
         <w:t>Paul Schluter proposed that the periodicity could also be defined in a separate OBX segment that follows the in-line event OBX segment and is sent as a &lt;source&gt; of the in-line event.</w:t>
       </w:r>
@@ -4883,13 +4704,6 @@
         <w:rPr>
           <w:i w:val="0"/>
           <w:iCs/>
-          <w:highlight w:val="yellow"/>
-          <w:rPrChange w:id="43" w:author="Kurt Elliason" w:date="2026-02-26T13:22:00Z" w16du:dateUtc="2026-02-26T19:22:00Z">
-            <w:rPr>
-              <w:i w:val="0"/>
-              <w:iCs/>
-            </w:rPr>
-          </w:rPrChange>
         </w:rPr>
         <w:br/>
       </w:r>
@@ -4897,16 +4711,28 @@
         <w:rPr>
           <w:i w:val="0"/>
           <w:iCs/>
-          <w:highlight w:val="yellow"/>
-          <w:rPrChange w:id="44" w:author="Kurt Elliason" w:date="2026-02-26T13:22:00Z" w16du:dateUtc="2026-02-26T19:22:00Z">
-            <w:rPr>
-              <w:i w:val="0"/>
-              <w:iCs/>
-            </w:rPr>
-          </w:rPrChange>
         </w:rPr>
         <w:br/>
-        <w:t>My understanding from the last working group review was that the watchdog message shall be as light-weighted as possible. In my opinion, utilizing the OBX-7 for the time limit would slightly be also simpler to parse.</w:t>
+        <w:t xml:space="preserve">My understanding from the last working group review was that the watchdog message shall be as light-weighted as possible. </w:t>
+      </w:r>
+      <w:commentRangeStart w:id="18"/>
+      <w:r>
+        <w:rPr>
+          <w:i w:val="0"/>
+          <w:iCs/>
+        </w:rPr>
+        <w:t>In my opinion, utilizing the OBX-7 for the time limit would slightly be also simpler to parse.</w:t>
+      </w:r>
+      <w:commentRangeEnd w:id="18"/>
+      <w:r>
+        <w:rPr>
+          <w:rStyle w:val="CommentReference"/>
+          <w:i w:val="0"/>
+          <w:iCs/>
+          <w:sz w:val="24"/>
+          <w:szCs w:val="20"/>
+        </w:rPr>
+        <w:commentReference w:id="18"/>
       </w:r>
     </w:p>
     <w:p>
@@ -4919,26 +4745,12 @@
         <w:rPr>
           <w:i w:val="0"/>
           <w:iCs/>
-          <w:highlight w:val="yellow"/>
-          <w:rPrChange w:id="45" w:author="Kurt Elliason" w:date="2026-02-26T13:22:00Z" w16du:dateUtc="2026-02-26T19:22:00Z">
-            <w:rPr>
-              <w:i w:val="0"/>
-              <w:iCs/>
-            </w:rPr>
-          </w:rPrChange>
         </w:rPr>
       </w:pPr>
       <w:r>
         <w:rPr>
           <w:i w:val="0"/>
           <w:iCs/>
-          <w:highlight w:val="yellow"/>
-          <w:rPrChange w:id="46" w:author="Kurt Elliason" w:date="2026-02-26T13:22:00Z" w16du:dateUtc="2026-02-26T19:22:00Z">
-            <w:rPr>
-              <w:i w:val="0"/>
-              <w:iCs/>
-            </w:rPr>
-          </w:rPrChange>
         </w:rPr>
         <w:t>Shall we also consider any non-heartbeat message as a heartbeat message which resets the heartbeat timer on both sides?</w:t>
       </w:r>
@@ -4946,13 +4758,6 @@
         <w:rPr>
           <w:i w:val="0"/>
           <w:iCs/>
-          <w:highlight w:val="yellow"/>
-          <w:rPrChange w:id="47" w:author="Kurt Elliason" w:date="2026-02-26T13:22:00Z" w16du:dateUtc="2026-02-26T19:22:00Z">
-            <w:rPr>
-              <w:i w:val="0"/>
-              <w:iCs/>
-            </w:rPr>
-          </w:rPrChange>
         </w:rPr>
         <w:br/>
       </w:r>
@@ -4960,13 +4765,6 @@
         <w:rPr>
           <w:i w:val="0"/>
           <w:iCs/>
-          <w:highlight w:val="yellow"/>
-          <w:rPrChange w:id="48" w:author="Kurt Elliason" w:date="2026-02-26T13:22:00Z" w16du:dateUtc="2026-02-26T19:22:00Z">
-            <w:rPr>
-              <w:i w:val="0"/>
-              <w:iCs/>
-            </w:rPr>
-          </w:rPrChange>
         </w:rPr>
         <w:br/>
         <w:t>The problem is that any changes regarding the watchdog parameter must either be sent as an “inline-event” or as a separate message, and the acknowledgement from the</w:t>
@@ -4975,13 +4773,6 @@
         <w:rPr>
           <w:i w:val="0"/>
           <w:iCs/>
-          <w:highlight w:val="yellow"/>
-          <w:rPrChange w:id="49" w:author="Kurt Elliason" w:date="2026-02-26T13:22:00Z" w16du:dateUtc="2026-02-26T19:22:00Z">
-            <w:rPr>
-              <w:i w:val="0"/>
-              <w:iCs/>
-            </w:rPr>
-          </w:rPrChange>
         </w:rPr>
         <w:t xml:space="preserve"> </w:t>
       </w:r>
@@ -4989,13 +4780,6 @@
         <w:rPr>
           <w:i w:val="0"/>
           <w:iCs/>
-          <w:highlight w:val="yellow"/>
-          <w:rPrChange w:id="50" w:author="Kurt Elliason" w:date="2026-02-26T13:22:00Z" w16du:dateUtc="2026-02-26T19:22:00Z">
-            <w:rPr>
-              <w:i w:val="0"/>
-              <w:iCs/>
-            </w:rPr>
-          </w:rPrChange>
         </w:rPr>
         <w:t xml:space="preserve">HC </w:t>
       </w:r>
@@ -5003,13 +4787,6 @@
         <w:rPr>
           <w:i w:val="0"/>
           <w:iCs/>
-          <w:highlight w:val="yellow"/>
-          <w:rPrChange w:id="51" w:author="Kurt Elliason" w:date="2026-02-26T13:22:00Z" w16du:dateUtc="2026-02-26T19:22:00Z">
-            <w:rPr>
-              <w:i w:val="0"/>
-              <w:iCs/>
-            </w:rPr>
-          </w:rPrChange>
         </w:rPr>
         <w:t xml:space="preserve">cannot clearly distinguish between the acknowledgement of the heartbeat and the actual data message (e. g. </w:t>
       </w:r>
@@ -5017,13 +4794,6 @@
         <w:rPr>
           <w:i w:val="0"/>
           <w:iCs/>
-          <w:highlight w:val="yellow"/>
-          <w:rPrChange w:id="52" w:author="Kurt Elliason" w:date="2026-02-26T13:22:00Z" w16du:dateUtc="2026-02-26T19:22:00Z">
-            <w:rPr>
-              <w:i w:val="0"/>
-              <w:iCs/>
-            </w:rPr>
-          </w:rPrChange>
         </w:rPr>
         <w:t xml:space="preserve">HC </w:t>
       </w:r>
@@ -5031,13 +4801,6 @@
         <w:rPr>
           <w:i w:val="0"/>
           <w:iCs/>
-          <w:highlight w:val="yellow"/>
-          <w:rPrChange w:id="53" w:author="Kurt Elliason" w:date="2026-02-26T13:22:00Z" w16du:dateUtc="2026-02-26T19:22:00Z">
-            <w:rPr>
-              <w:i w:val="0"/>
-              <w:iCs/>
-            </w:rPr>
-          </w:rPrChange>
         </w:rPr>
         <w:t>wants to confirm the non-heartbeat event but wants to indicate that it</w:t>
       </w:r>
@@ -5045,13 +4808,6 @@
         <w:rPr>
           <w:i w:val="0"/>
           <w:iCs/>
-          <w:highlight w:val="yellow"/>
-          <w:rPrChange w:id="54" w:author="Kurt Elliason" w:date="2026-02-26T13:22:00Z" w16du:dateUtc="2026-02-26T19:22:00Z">
-            <w:rPr>
-              <w:i w:val="0"/>
-              <w:iCs/>
-            </w:rPr>
-          </w:rPrChange>
         </w:rPr>
         <w:t xml:space="preserve"> needs to stop the </w:t>
       </w:r>
@@ -5059,13 +4815,6 @@
         <w:rPr>
           <w:i w:val="0"/>
           <w:iCs/>
-          <w:highlight w:val="yellow"/>
-          <w:rPrChange w:id="55" w:author="Kurt Elliason" w:date="2026-02-26T13:22:00Z" w16du:dateUtc="2026-02-26T19:22:00Z">
-            <w:rPr>
-              <w:i w:val="0"/>
-              <w:iCs/>
-            </w:rPr>
-          </w:rPrChange>
         </w:rPr>
         <w:t>heartbeat processing)</w:t>
       </w:r>
@@ -5073,13 +4822,6 @@
         <w:rPr>
           <w:i w:val="0"/>
           <w:iCs/>
-          <w:highlight w:val="yellow"/>
-          <w:rPrChange w:id="56" w:author="Kurt Elliason" w:date="2026-02-26T13:22:00Z" w16du:dateUtc="2026-02-26T19:22:00Z">
-            <w:rPr>
-              <w:i w:val="0"/>
-              <w:iCs/>
-            </w:rPr>
-          </w:rPrChange>
         </w:rPr>
         <w:t xml:space="preserve">.  </w:t>
       </w:r>
@@ -5094,26 +4836,12 @@
         <w:rPr>
           <w:i w:val="0"/>
           <w:iCs/>
-          <w:highlight w:val="yellow"/>
-          <w:rPrChange w:id="57" w:author="Kurt Elliason" w:date="2026-02-26T13:22:00Z" w16du:dateUtc="2026-02-26T19:22:00Z">
-            <w:rPr>
-              <w:i w:val="0"/>
-              <w:iCs/>
-            </w:rPr>
-          </w:rPrChange>
         </w:rPr>
       </w:pPr>
       <w:r>
         <w:rPr>
           <w:i w:val="0"/>
           <w:iCs/>
-          <w:highlight w:val="yellow"/>
-          <w:rPrChange w:id="58" w:author="Kurt Elliason" w:date="2026-02-26T13:22:00Z" w16du:dateUtc="2026-02-26T19:22:00Z">
-            <w:rPr>
-              <w:i w:val="0"/>
-              <w:iCs/>
-            </w:rPr>
-          </w:rPrChange>
         </w:rPr>
         <w:t>Todd Cooper su</w:t>
       </w:r>
@@ -5121,13 +4849,6 @@
         <w:rPr>
           <w:i w:val="0"/>
           <w:iCs/>
-          <w:highlight w:val="yellow"/>
-          <w:rPrChange w:id="59" w:author="Kurt Elliason" w:date="2026-02-26T13:22:00Z" w16du:dateUtc="2026-02-26T19:22:00Z">
-            <w:rPr>
-              <w:i w:val="0"/>
-              <w:iCs/>
-            </w:rPr>
-          </w:rPrChange>
         </w:rPr>
         <w:t>ggested to have the Send and Acknowledge as one single transaction. However, this makes it a little bit more difficult to describe the t</w:t>
       </w:r>
@@ -5135,13 +4856,6 @@
         <w:rPr>
           <w:i w:val="0"/>
           <w:iCs/>
-          <w:highlight w:val="yellow"/>
-          <w:rPrChange w:id="60" w:author="Kurt Elliason" w:date="2026-02-26T13:22:00Z" w16du:dateUtc="2026-02-26T19:22:00Z">
-            <w:rPr>
-              <w:i w:val="0"/>
-              <w:iCs/>
-            </w:rPr>
-          </w:rPrChange>
         </w:rPr>
         <w:t>wo different messages in the given transaction sections (readability will decrease).</w:t>
       </w:r>
@@ -5156,225 +4870,157 @@
         <w:rPr>
           <w:i w:val="0"/>
           <w:iCs/>
-          <w:highlight w:val="yellow"/>
-          <w:rPrChange w:id="61" w:author="Kurt Elliason" w:date="2026-02-26T13:22:00Z" w16du:dateUtc="2026-02-26T19:22:00Z">
-            <w:rPr>
-              <w:i w:val="0"/>
-              <w:iCs/>
-            </w:rPr>
-          </w:rPrChange>
-        </w:rPr>
-      </w:pPr>
+        </w:rPr>
+      </w:pPr>
+      <w:commentRangeStart w:id="19"/>
       <w:r>
         <w:rPr>
           <w:i w:val="0"/>
           <w:iCs/>
-          <w:highlight w:val="yellow"/>
-          <w:rPrChange w:id="62" w:author="Kurt Elliason" w:date="2026-02-26T13:22:00Z" w16du:dateUtc="2026-02-26T19:22:00Z">
-            <w:rPr>
-              <w:i w:val="0"/>
-              <w:iCs/>
-            </w:rPr>
-          </w:rPrChange>
-        </w:rPr>
-        <w:t xml:space="preserve">Rob Wilder: </w:t>
-      </w:r>
-      <w:r>
-        <w:rPr>
+        </w:rPr>
+        <w:t>Rob Wilder</w:t>
+      </w:r>
+      <w:commentRangeEnd w:id="19"/>
+      <w:r>
+        <w:rPr>
+          <w:rStyle w:val="CommentReference"/>
           <w:i w:val="0"/>
           <w:iCs/>
-          <w:highlight w:val="yellow"/>
-          <w:rPrChange w:id="63" w:author="Kurt Elliason" w:date="2026-02-26T13:22:00Z" w16du:dateUtc="2026-02-26T19:22:00Z">
-            <w:rPr>
-              <w:i w:val="0"/>
-              <w:iCs/>
-            </w:rPr>
-          </w:rPrChange>
-        </w:rPr>
-        <w:t>My only question was around line 230 in section 14, item 8.</w:t>
+          <w:sz w:val="24"/>
+          <w:szCs w:val="20"/>
+        </w:rPr>
+        <w:commentReference w:id="19"/>
       </w:r>
       <w:r>
         <w:rPr>
           <w:i w:val="0"/>
           <w:iCs/>
-          <w:highlight w:val="yellow"/>
-          <w:rPrChange w:id="64" w:author="Kurt Elliason" w:date="2026-02-26T13:22:00Z" w16du:dateUtc="2026-02-26T19:22:00Z">
-            <w:rPr>
-              <w:i w:val="0"/>
-              <w:iCs/>
-            </w:rPr>
-          </w:rPrChange>
-        </w:rPr>
-        <w:br/>
+        </w:rPr>
+        <w:t xml:space="preserve">: </w:t>
       </w:r>
       <w:r>
         <w:rPr>
           <w:i w:val="0"/>
           <w:iCs/>
-          <w:highlight w:val="yellow"/>
-          <w:rPrChange w:id="65" w:author="Kurt Elliason" w:date="2026-02-26T13:22:00Z" w16du:dateUtc="2026-02-26T19:22:00Z">
-            <w:rPr>
-              <w:i w:val="0"/>
-              <w:iCs/>
-            </w:rPr>
-          </w:rPrChange>
-        </w:rPr>
-        <w:t xml:space="preserve">If a gateway </w:t>
-      </w:r>
+        </w:rPr>
+        <w:t xml:space="preserve">My only question was around line </w:t>
+      </w:r>
+      <w:del w:id="20" w:author="Kurt Elliason" w:date="2026-03-12T10:26:00Z" w16du:dateUtc="2026-03-12T15:26:00Z">
+        <w:r>
+          <w:rPr>
+            <w:i w:val="0"/>
+            <w:iCs/>
+          </w:rPr>
+          <w:delText xml:space="preserve">230 </w:delText>
+        </w:r>
+      </w:del>
+      <w:ins w:id="21" w:author="Kurt Elliason" w:date="2026-03-12T10:26:00Z" w16du:dateUtc="2026-03-12T15:26:00Z">
+        <w:r>
+          <w:rPr>
+            <w:i w:val="0"/>
+            <w:iCs/>
+          </w:rPr>
+          <w:t xml:space="preserve">268 </w:t>
+        </w:r>
+      </w:ins>
       <w:r>
         <w:rPr>
           <w:i w:val="0"/>
           <w:iCs/>
-          <w:highlight w:val="yellow"/>
-          <w:rPrChange w:id="66" w:author="Kurt Elliason" w:date="2026-02-26T13:22:00Z" w16du:dateUtc="2026-02-26T19:22:00Z">
-            <w:rPr>
-              <w:i w:val="0"/>
-              <w:iCs/>
-            </w:rPr>
-          </w:rPrChange>
-        </w:rPr>
-        <w:t xml:space="preserve">HR </w:t>
+        </w:rPr>
+        <w:t>in section 14, item 8.</w:t>
       </w:r>
       <w:r>
         <w:rPr>
           <w:i w:val="0"/>
           <w:iCs/>
-          <w:highlight w:val="yellow"/>
-          <w:rPrChange w:id="67" w:author="Kurt Elliason" w:date="2026-02-26T13:22:00Z" w16du:dateUtc="2026-02-26T19:22:00Z">
-            <w:rPr>
-              <w:i w:val="0"/>
-              <w:iCs/>
-            </w:rPr>
-          </w:rPrChange>
-        </w:rPr>
-        <w:t xml:space="preserve">does not take the responsibility for the reliable communication with all the connected devices, the gateway </w:t>
+        </w:rPr>
+        <w:br/>
       </w:r>
       <w:r>
         <w:rPr>
           <w:i w:val="0"/>
           <w:iCs/>
-          <w:highlight w:val="yellow"/>
-          <w:rPrChange w:id="68" w:author="Kurt Elliason" w:date="2026-02-26T13:22:00Z" w16du:dateUtc="2026-02-26T19:22:00Z">
-            <w:rPr>
-              <w:i w:val="0"/>
-              <w:iCs/>
-            </w:rPr>
-          </w:rPrChange>
-        </w:rPr>
-        <w:t xml:space="preserve">HR </w:t>
+        </w:rPr>
+        <w:t xml:space="preserve">If a gateway </w:t>
       </w:r>
       <w:r>
         <w:rPr>
           <w:i w:val="0"/>
           <w:iCs/>
-          <w:highlight w:val="yellow"/>
-          <w:rPrChange w:id="69" w:author="Kurt Elliason" w:date="2026-02-26T13:22:00Z" w16du:dateUtc="2026-02-26T19:22:00Z">
-            <w:rPr>
-              <w:i w:val="0"/>
-              <w:iCs/>
-            </w:rPr>
-          </w:rPrChange>
-        </w:rPr>
-        <w:t>shall only act as a proxy for the individual devices participating in a MC.</w:t>
+        </w:rPr>
+        <w:t xml:space="preserve">HR </w:t>
       </w:r>
       <w:r>
         <w:rPr>
           <w:i w:val="0"/>
           <w:iCs/>
-          <w:highlight w:val="yellow"/>
-          <w:rPrChange w:id="70" w:author="Kurt Elliason" w:date="2026-02-26T13:22:00Z" w16du:dateUtc="2026-02-26T19:22:00Z">
-            <w:rPr>
-              <w:i w:val="0"/>
-              <w:iCs/>
-            </w:rPr>
-          </w:rPrChange>
-        </w:rPr>
-        <w:br/>
+        </w:rPr>
+        <w:t xml:space="preserve">does not take the responsibility for the reliable communication with all the connected devices, the gateway </w:t>
       </w:r>
       <w:r>
         <w:rPr>
           <w:i w:val="0"/>
           <w:iCs/>
-          <w:highlight w:val="yellow"/>
-          <w:rPrChange w:id="71" w:author="Kurt Elliason" w:date="2026-02-26T13:22:00Z" w16du:dateUtc="2026-02-26T19:22:00Z">
-            <w:rPr>
-              <w:i w:val="0"/>
-              <w:iCs/>
-            </w:rPr>
-          </w:rPrChange>
-        </w:rPr>
-        <w:t xml:space="preserve">In this case it seems like the </w:t>
+        </w:rPr>
+        <w:t xml:space="preserve">HR </w:t>
       </w:r>
       <w:r>
         <w:rPr>
           <w:i w:val="0"/>
           <w:iCs/>
-          <w:highlight w:val="yellow"/>
-          <w:rPrChange w:id="72" w:author="Kurt Elliason" w:date="2026-02-26T13:22:00Z" w16du:dateUtc="2026-02-26T19:22:00Z">
-            <w:rPr>
-              <w:i w:val="0"/>
-              <w:iCs/>
-            </w:rPr>
-          </w:rPrChange>
-        </w:rPr>
-        <w:t xml:space="preserve">HR </w:t>
+        </w:rPr>
+        <w:t>shall only act as a proxy for the individual devices participating in a MC.</w:t>
       </w:r>
       <w:r>
         <w:rPr>
           <w:i w:val="0"/>
           <w:iCs/>
-          <w:highlight w:val="yellow"/>
-          <w:rPrChange w:id="73" w:author="Kurt Elliason" w:date="2026-02-26T13:22:00Z" w16du:dateUtc="2026-02-26T19:22:00Z">
-            <w:rPr>
-              <w:i w:val="0"/>
-              <w:iCs/>
-            </w:rPr>
-          </w:rPrChange>
-        </w:rPr>
-        <w:t xml:space="preserve">is handing off its responsibility to the devices themselves to handle </w:t>
+        </w:rPr>
+        <w:br/>
       </w:r>
       <w:r>
         <w:rPr>
           <w:i w:val="0"/>
           <w:iCs/>
-          <w:highlight w:val="yellow"/>
-          <w:rPrChange w:id="74" w:author="Kurt Elliason" w:date="2026-02-26T13:22:00Z" w16du:dateUtc="2026-02-26T19:22:00Z">
-            <w:rPr>
-              <w:i w:val="0"/>
-              <w:iCs/>
-            </w:rPr>
-          </w:rPrChange>
-        </w:rPr>
-        <w:t xml:space="preserve">HR </w:t>
+        </w:rPr>
+        <w:t xml:space="preserve">In this case it seems like the </w:t>
       </w:r>
       <w:r>
         <w:rPr>
           <w:i w:val="0"/>
           <w:iCs/>
-          <w:highlight w:val="yellow"/>
-          <w:rPrChange w:id="75" w:author="Kurt Elliason" w:date="2026-02-26T13:22:00Z" w16du:dateUtc="2026-02-26T19:22:00Z">
-            <w:rPr>
-              <w:i w:val="0"/>
-              <w:iCs/>
-            </w:rPr>
-          </w:rPrChange>
-        </w:rPr>
-        <w:t xml:space="preserve">duties. If I am reading that right then there is a good deal of risk in that </w:t>
+        </w:rPr>
+        <w:t xml:space="preserve">HR </w:t>
       </w:r>
       <w:r>
         <w:rPr>
           <w:i w:val="0"/>
           <w:iCs/>
-          <w:highlight w:val="yellow"/>
-          <w:rPrChange w:id="76" w:author="Kurt Elliason" w:date="2026-02-26T13:22:00Z" w16du:dateUtc="2026-02-26T19:22:00Z">
-            <w:rPr>
-              <w:i w:val="0"/>
-              <w:iCs/>
-            </w:rPr>
-          </w:rPrChange>
+        </w:rPr>
+        <w:t xml:space="preserve">is handing off its responsibility to the devices themselves </w:t>
+      </w:r>
+      <w:r>
+        <w:rPr>
+          <w:i w:val="0"/>
+          <w:iCs/>
         </w:rPr>
         <w:lastRenderedPageBreak/>
-        <w:t>approach we should discuss. Am I interpreting this wrong or is my take on this the actual intent?</w:t>
+        <w:t xml:space="preserve">to handle </w:t>
+      </w:r>
+      <w:r>
+        <w:rPr>
+          <w:i w:val="0"/>
+          <w:iCs/>
+        </w:rPr>
+        <w:t xml:space="preserve">HR </w:t>
+      </w:r>
+      <w:r>
+        <w:rPr>
+          <w:i w:val="0"/>
+          <w:iCs/>
+        </w:rPr>
+        <w:t>duties. If I am reading that right then there is a good deal of risk in that approach we should discuss. Am I interpreting this wrong or is my take on this the actual intent?</w:t>
       </w:r>
     </w:p>
     <w:p>
@@ -5384,26 +5030,12 @@
         <w:rPr>
           <w:i w:val="0"/>
           <w:iCs/>
-          <w:highlight w:val="yellow"/>
-          <w:rPrChange w:id="77" w:author="Kurt Elliason" w:date="2026-02-26T13:22:00Z" w16du:dateUtc="2026-02-26T19:22:00Z">
-            <w:rPr>
-              <w:i w:val="0"/>
-              <w:iCs/>
-            </w:rPr>
-          </w:rPrChange>
         </w:rPr>
       </w:pPr>
       <w:r>
         <w:rPr>
           <w:i w:val="0"/>
           <w:iCs/>
-          <w:highlight w:val="yellow"/>
-          <w:rPrChange w:id="78" w:author="Kurt Elliason" w:date="2026-02-26T13:22:00Z" w16du:dateUtc="2026-02-26T19:22:00Z">
-            <w:rPr>
-              <w:i w:val="0"/>
-              <w:iCs/>
-            </w:rPr>
-          </w:rPrChange>
         </w:rPr>
         <w:t>Comment from Peter Kranich:</w:t>
       </w:r>
@@ -5411,13 +5043,6 @@
         <w:rPr>
           <w:i w:val="0"/>
           <w:iCs/>
-          <w:highlight w:val="yellow"/>
-          <w:rPrChange w:id="79" w:author="Kurt Elliason" w:date="2026-02-26T13:22:00Z" w16du:dateUtc="2026-02-26T19:22:00Z">
-            <w:rPr>
-              <w:i w:val="0"/>
-              <w:iCs/>
-            </w:rPr>
-          </w:rPrChange>
         </w:rPr>
         <w:t xml:space="preserve"> The intent here is that some gateways only “forward” the actual messages from the device (</w:t>
       </w:r>
@@ -5425,13 +5050,6 @@
         <w:rPr>
           <w:i w:val="0"/>
           <w:iCs/>
-          <w:highlight w:val="yellow"/>
-          <w:rPrChange w:id="80" w:author="Kurt Elliason" w:date="2026-02-26T13:22:00Z" w16du:dateUtc="2026-02-26T19:22:00Z">
-            <w:rPr>
-              <w:i w:val="0"/>
-              <w:iCs/>
-            </w:rPr>
-          </w:rPrChange>
         </w:rPr>
         <w:t>HR</w:t>
       </w:r>
@@ -5439,13 +5057,6 @@
         <w:rPr>
           <w:i w:val="0"/>
           <w:iCs/>
-          <w:highlight w:val="yellow"/>
-          <w:rPrChange w:id="81" w:author="Kurt Elliason" w:date="2026-02-26T13:22:00Z" w16du:dateUtc="2026-02-26T19:22:00Z">
-            <w:rPr>
-              <w:i w:val="0"/>
-              <w:iCs/>
-            </w:rPr>
-          </w:rPrChange>
         </w:rPr>
         <w:t xml:space="preserve">) through the gateway to the </w:t>
       </w:r>
@@ -5453,13 +5064,6 @@
         <w:rPr>
           <w:i w:val="0"/>
           <w:iCs/>
-          <w:highlight w:val="yellow"/>
-          <w:rPrChange w:id="82" w:author="Kurt Elliason" w:date="2026-02-26T13:22:00Z" w16du:dateUtc="2026-02-26T19:22:00Z">
-            <w:rPr>
-              <w:i w:val="0"/>
-              <w:iCs/>
-            </w:rPr>
-          </w:rPrChange>
         </w:rPr>
         <w:t>HC</w:t>
       </w:r>
@@ -5467,13 +5071,6 @@
         <w:rPr>
           <w:i w:val="0"/>
           <w:iCs/>
-          <w:highlight w:val="yellow"/>
-          <w:rPrChange w:id="83" w:author="Kurt Elliason" w:date="2026-02-26T13:22:00Z" w16du:dateUtc="2026-02-26T19:22:00Z">
-            <w:rPr>
-              <w:i w:val="0"/>
-              <w:iCs/>
-            </w:rPr>
-          </w:rPrChange>
         </w:rPr>
         <w:t xml:space="preserve">. There might be some mapping required (from the device’s proprietary protocol to the IHE profile defined HL7 V2 message), but the device is still responsible for the correct heartbeat message and the interpretation of the response from the </w:t>
       </w:r>
@@ -5481,13 +5078,6 @@
         <w:rPr>
           <w:i w:val="0"/>
           <w:iCs/>
-          <w:highlight w:val="yellow"/>
-          <w:rPrChange w:id="84" w:author="Kurt Elliason" w:date="2026-02-26T13:22:00Z" w16du:dateUtc="2026-02-26T19:22:00Z">
-            <w:rPr>
-              <w:i w:val="0"/>
-              <w:iCs/>
-            </w:rPr>
-          </w:rPrChange>
         </w:rPr>
         <w:t>HC</w:t>
       </w:r>
@@ -5495,13 +5085,6 @@
         <w:rPr>
           <w:i w:val="0"/>
           <w:iCs/>
-          <w:highlight w:val="yellow"/>
-          <w:rPrChange w:id="85" w:author="Kurt Elliason" w:date="2026-02-26T13:22:00Z" w16du:dateUtc="2026-02-26T19:22:00Z">
-            <w:rPr>
-              <w:i w:val="0"/>
-              <w:iCs/>
-            </w:rPr>
-          </w:rPrChange>
         </w:rPr>
         <w:t>.</w:t>
       </w:r>
@@ -5513,26 +5096,12 @@
         <w:rPr>
           <w:i w:val="0"/>
           <w:iCs/>
-          <w:highlight w:val="yellow"/>
-          <w:rPrChange w:id="86" w:author="Kurt Elliason" w:date="2026-02-26T13:22:00Z" w16du:dateUtc="2026-02-26T19:22:00Z">
-            <w:rPr>
-              <w:i w:val="0"/>
-              <w:iCs/>
-            </w:rPr>
-          </w:rPrChange>
         </w:rPr>
       </w:pPr>
       <w:r>
         <w:rPr>
           <w:i w:val="0"/>
           <w:iCs/>
-          <w:highlight w:val="yellow"/>
-          <w:rPrChange w:id="87" w:author="Kurt Elliason" w:date="2026-02-26T13:22:00Z" w16du:dateUtc="2026-02-26T19:22:00Z">
-            <w:rPr>
-              <w:i w:val="0"/>
-              <w:iCs/>
-            </w:rPr>
-          </w:rPrChange>
         </w:rPr>
         <w:t xml:space="preserve">I’m personally do not see a risk here since the device is still responsible for MC: if the gateway cannot send the heartbeat message, the device and the </w:t>
       </w:r>
@@ -5540,13 +5109,6 @@
         <w:rPr>
           <w:i w:val="0"/>
           <w:iCs/>
-          <w:highlight w:val="yellow"/>
-          <w:rPrChange w:id="88" w:author="Kurt Elliason" w:date="2026-02-26T13:22:00Z" w16du:dateUtc="2026-02-26T19:22:00Z">
-            <w:rPr>
-              <w:i w:val="0"/>
-              <w:iCs/>
-            </w:rPr>
-          </w:rPrChange>
         </w:rPr>
         <w:t xml:space="preserve">HC </w:t>
       </w:r>
@@ -5554,13 +5116,6 @@
         <w:rPr>
           <w:i w:val="0"/>
           <w:iCs/>
-          <w:highlight w:val="yellow"/>
-          <w:rPrChange w:id="89" w:author="Kurt Elliason" w:date="2026-02-26T13:22:00Z" w16du:dateUtc="2026-02-26T19:22:00Z">
-            <w:rPr>
-              <w:i w:val="0"/>
-              <w:iCs/>
-            </w:rPr>
-          </w:rPrChange>
         </w:rPr>
         <w:t xml:space="preserve">will detect a timeout; if the gateway can send the heartbeat message but not the response from the </w:t>
       </w:r>
@@ -5568,13 +5123,6 @@
         <w:rPr>
           <w:i w:val="0"/>
           <w:iCs/>
-          <w:highlight w:val="yellow"/>
-          <w:rPrChange w:id="90" w:author="Kurt Elliason" w:date="2026-02-26T13:22:00Z" w16du:dateUtc="2026-02-26T19:22:00Z">
-            <w:rPr>
-              <w:i w:val="0"/>
-              <w:iCs/>
-            </w:rPr>
-          </w:rPrChange>
         </w:rPr>
         <w:t>HC</w:t>
       </w:r>
@@ -5582,13 +5130,6 @@
         <w:rPr>
           <w:i w:val="0"/>
           <w:iCs/>
-          <w:highlight w:val="yellow"/>
-          <w:rPrChange w:id="91" w:author="Kurt Elliason" w:date="2026-02-26T13:22:00Z" w16du:dateUtc="2026-02-26T19:22:00Z">
-            <w:rPr>
-              <w:i w:val="0"/>
-              <w:iCs/>
-            </w:rPr>
-          </w:rPrChange>
         </w:rPr>
         <w:t xml:space="preserve">, the device will detect a timeout; if the gateway maps the heartbeat message or the response message incorrectly, the error will be detected by the </w:t>
       </w:r>
@@ -5596,13 +5137,6 @@
         <w:rPr>
           <w:i w:val="0"/>
           <w:iCs/>
-          <w:highlight w:val="yellow"/>
-          <w:rPrChange w:id="92" w:author="Kurt Elliason" w:date="2026-02-26T13:22:00Z" w16du:dateUtc="2026-02-26T19:22:00Z">
-            <w:rPr>
-              <w:i w:val="0"/>
-              <w:iCs/>
-            </w:rPr>
-          </w:rPrChange>
         </w:rPr>
         <w:t xml:space="preserve">HC </w:t>
       </w:r>
@@ -5610,13 +5144,6 @@
         <w:rPr>
           <w:i w:val="0"/>
           <w:iCs/>
-          <w:highlight w:val="yellow"/>
-          <w:rPrChange w:id="93" w:author="Kurt Elliason" w:date="2026-02-26T13:22:00Z" w16du:dateUtc="2026-02-26T19:22:00Z">
-            <w:rPr>
-              <w:i w:val="0"/>
-              <w:iCs/>
-            </w:rPr>
-          </w:rPrChange>
         </w:rPr>
         <w:t xml:space="preserve">and/or </w:t>
       </w:r>
@@ -5624,13 +5151,6 @@
         <w:rPr>
           <w:i w:val="0"/>
           <w:iCs/>
-          <w:highlight w:val="yellow"/>
-          <w:rPrChange w:id="94" w:author="Kurt Elliason" w:date="2026-02-26T13:22:00Z" w16du:dateUtc="2026-02-26T19:22:00Z">
-            <w:rPr>
-              <w:i w:val="0"/>
-              <w:iCs/>
-            </w:rPr>
-          </w:rPrChange>
         </w:rPr>
         <w:t>HR</w:t>
       </w:r>
@@ -5638,13 +5158,6 @@
         <w:rPr>
           <w:i w:val="0"/>
           <w:iCs/>
-          <w:highlight w:val="yellow"/>
-          <w:rPrChange w:id="95" w:author="Kurt Elliason" w:date="2026-02-26T13:22:00Z" w16du:dateUtc="2026-02-26T19:22:00Z">
-            <w:rPr>
-              <w:i w:val="0"/>
-              <w:iCs/>
-            </w:rPr>
-          </w:rPrChange>
         </w:rPr>
         <w:t>.</w:t>
       </w:r>
@@ -5659,26 +5172,12 @@
         <w:rPr>
           <w:i w:val="0"/>
           <w:iCs/>
-          <w:highlight w:val="yellow"/>
-          <w:rPrChange w:id="96" w:author="Kurt Elliason" w:date="2026-02-26T13:22:00Z" w16du:dateUtc="2026-02-26T19:22:00Z">
-            <w:rPr>
-              <w:i w:val="0"/>
-              <w:iCs/>
-            </w:rPr>
-          </w:rPrChange>
         </w:rPr>
       </w:pPr>
       <w:r>
         <w:rPr>
           <w:i w:val="0"/>
           <w:iCs/>
-          <w:highlight w:val="yellow"/>
-          <w:rPrChange w:id="97" w:author="Kurt Elliason" w:date="2026-02-26T13:22:00Z" w16du:dateUtc="2026-02-26T19:22:00Z">
-            <w:rPr>
-              <w:i w:val="0"/>
-              <w:iCs/>
-            </w:rPr>
-          </w:rPrChange>
         </w:rPr>
         <w:t>Rob Wilder: In the transactions it seems like there is a departure from the PCD-05 model and still an indication of awareness of the end point communication devices by the AR/</w:t>
       </w:r>
@@ -5686,13 +5185,6 @@
         <w:rPr>
           <w:i w:val="0"/>
           <w:iCs/>
-          <w:highlight w:val="yellow"/>
-          <w:rPrChange w:id="98" w:author="Kurt Elliason" w:date="2026-02-26T13:22:00Z" w16du:dateUtc="2026-02-26T19:22:00Z">
-            <w:rPr>
-              <w:i w:val="0"/>
-              <w:iCs/>
-            </w:rPr>
-          </w:rPrChange>
         </w:rPr>
         <w:t xml:space="preserve">HR </w:t>
       </w:r>
@@ -5700,13 +5192,6 @@
         <w:rPr>
           <w:i w:val="0"/>
           <w:iCs/>
-          <w:highlight w:val="yellow"/>
-          <w:rPrChange w:id="99" w:author="Kurt Elliason" w:date="2026-02-26T13:22:00Z" w16du:dateUtc="2026-02-26T19:22:00Z">
-            <w:rPr>
-              <w:i w:val="0"/>
-              <w:iCs/>
-            </w:rPr>
-          </w:rPrChange>
         </w:rPr>
         <w:t>actors. There is also some concern in regard to what looks to be implied AR awareness of endpoint communication assignments along with status of those end points. I would like to find some time for some additional discussion on end to end to verification to review this further.  We do not have another ACM WG meeting until next month but I could set up a special session or we can cover in the back end of a domain meeting as well.</w:t>
       </w:r>
@@ -5714,13 +5199,6 @@
         <w:rPr>
           <w:i w:val="0"/>
           <w:iCs/>
-          <w:highlight w:val="yellow"/>
-          <w:rPrChange w:id="100" w:author="Kurt Elliason" w:date="2026-02-26T13:22:00Z" w16du:dateUtc="2026-02-26T19:22:00Z">
-            <w:rPr>
-              <w:i w:val="0"/>
-              <w:iCs/>
-            </w:rPr>
-          </w:rPrChange>
         </w:rPr>
         <w:br/>
       </w:r>
@@ -5728,13 +5206,6 @@
         <w:rPr>
           <w:i w:val="0"/>
           <w:iCs/>
-          <w:highlight w:val="yellow"/>
-          <w:rPrChange w:id="101" w:author="Kurt Elliason" w:date="2026-02-26T13:22:00Z" w16du:dateUtc="2026-02-26T19:22:00Z">
-            <w:rPr>
-              <w:i w:val="0"/>
-              <w:iCs/>
-            </w:rPr>
-          </w:rPrChange>
         </w:rPr>
         <w:br/>
         <w:t>Comment from Peter Kranich:</w:t>
@@ -5743,13 +5214,6 @@
         <w:rPr>
           <w:i w:val="0"/>
           <w:iCs/>
-          <w:highlight w:val="yellow"/>
-          <w:rPrChange w:id="102" w:author="Kurt Elliason" w:date="2026-02-26T13:22:00Z" w16du:dateUtc="2026-02-26T19:22:00Z">
-            <w:rPr>
-              <w:i w:val="0"/>
-              <w:iCs/>
-            </w:rPr>
-          </w:rPrChange>
         </w:rPr>
         <w:t xml:space="preserve"> There are two aspects why not using a PCD-05 message: a.) the PCMC can be used for multiple IHE profiles and is not limited to the ACM profile (although it has a great value for this profile), and </w:t>
       </w:r>
@@ -5757,13 +5221,6 @@
         <w:rPr>
           <w:i w:val="0"/>
           <w:iCs/>
-          <w:highlight w:val="yellow"/>
-          <w:rPrChange w:id="103" w:author="Kurt Elliason" w:date="2026-02-26T13:22:00Z" w16du:dateUtc="2026-02-26T19:22:00Z">
-            <w:rPr>
-              <w:i w:val="0"/>
-              <w:iCs/>
-            </w:rPr>
-          </w:rPrChange>
         </w:rPr>
         <w:br/>
       </w:r>
@@ -5771,13 +5228,6 @@
         <w:rPr>
           <w:i w:val="0"/>
           <w:iCs/>
-          <w:highlight w:val="yellow"/>
-          <w:rPrChange w:id="104" w:author="Kurt Elliason" w:date="2026-02-26T13:22:00Z" w16du:dateUtc="2026-02-26T19:22:00Z">
-            <w:rPr>
-              <w:i w:val="0"/>
-              <w:iCs/>
-            </w:rPr>
-          </w:rPrChange>
         </w:rPr>
         <w:t>b.) my understanding is that a PCD-05 is always tied to a previous alert event announced by a PCD-04. However, the PCMC is independent of any active alert events. The PCMC profile ensures that if there was an active alert event, the AR and the AM would be capable of announcing the alert to the caregiver.</w:t>
       </w:r>
@@ -5793,20 +5243,20 @@
           <w:noProof w:val="0"/>
         </w:rPr>
       </w:pPr>
-      <w:bookmarkStart w:id="105" w:name="_Toc345074642"/>
-      <w:bookmarkStart w:id="106" w:name="_Toc18414905"/>
-      <w:bookmarkStart w:id="107" w:name="_Toc473170357"/>
-      <w:bookmarkStart w:id="108" w:name="_Toc504625754"/>
-      <w:bookmarkStart w:id="109" w:name="_Toc223004637"/>
+      <w:bookmarkStart w:id="22" w:name="_Toc345074642"/>
+      <w:bookmarkStart w:id="23" w:name="_Toc18414905"/>
+      <w:bookmarkStart w:id="24" w:name="_Toc223004637"/>
+      <w:bookmarkStart w:id="25" w:name="_Toc473170357"/>
+      <w:bookmarkStart w:id="26" w:name="_Toc504625754"/>
       <w:r>
         <w:rPr>
           <w:noProof w:val="0"/>
         </w:rPr>
         <w:t>Closed Issues</w:t>
       </w:r>
-      <w:bookmarkEnd w:id="105"/>
-      <w:bookmarkEnd w:id="106"/>
-      <w:bookmarkEnd w:id="109"/>
+      <w:bookmarkEnd w:id="22"/>
+      <w:bookmarkEnd w:id="23"/>
+      <w:bookmarkEnd w:id="24"/>
     </w:p>
     <w:p>
       <w:pPr>
@@ -5828,7 +5278,33 @@
           <w:i w:val="0"/>
           <w:iCs/>
         </w:rPr>
-        <w:t>issues and questions has been addressed:</w:t>
+        <w:t xml:space="preserve">issues and questions has been </w:t>
+      </w:r>
+      <w:commentRangeStart w:id="27"/>
+      <w:r>
+        <w:rPr>
+          <w:i w:val="0"/>
+          <w:iCs/>
+        </w:rPr>
+        <w:t>addressed</w:t>
+      </w:r>
+      <w:commentRangeEnd w:id="27"/>
+      <w:r>
+        <w:rPr>
+          <w:rStyle w:val="CommentReference"/>
+          <w:i w:val="0"/>
+          <w:iCs/>
+          <w:sz w:val="24"/>
+          <w:szCs w:val="20"/>
+        </w:rPr>
+        <w:commentReference w:id="27"/>
+      </w:r>
+      <w:r>
+        <w:rPr>
+          <w:i w:val="0"/>
+          <w:iCs/>
+        </w:rPr>
+        <w:t>:</w:t>
       </w:r>
     </w:p>
     <w:p>
@@ -5839,73 +5315,41 @@
           <w:numId w:val="78"/>
         </w:numPr>
         <w:rPr>
+          <w:del w:id="28" w:author="Kurt Elliason" w:date="2026-05-06T14:30:00Z" w16du:dateUtc="2026-05-06T19:30:00Z"/>
           <w:i w:val="0"/>
           <w:iCs/>
-          <w:highlight w:val="yellow"/>
-          <w:rPrChange w:id="110" w:author="Kurt Elliason" w:date="2026-02-26T13:22:00Z" w16du:dateUtc="2026-02-26T19:22:00Z">
-            <w:rPr>
-              <w:i w:val="0"/>
-              <w:iCs/>
-            </w:rPr>
-          </w:rPrChange>
-        </w:rPr>
-      </w:pPr>
-      <w:r>
-        <w:rPr>
-          <w:i w:val="0"/>
-          <w:iCs/>
-          <w:highlight w:val="yellow"/>
-          <w:rPrChange w:id="111" w:author="Kurt Elliason" w:date="2026-02-26T13:22:00Z" w16du:dateUtc="2026-02-26T19:22:00Z">
-            <w:rPr>
-              <w:i w:val="0"/>
-              <w:iCs/>
-            </w:rPr>
-          </w:rPrChange>
-        </w:rPr>
-        <w:t xml:space="preserve">According to Paul Schluter, the issue </w:t>
-      </w:r>
-      <w:r>
-        <w:rPr>
-          <w:i w:val="0"/>
-          <w:iCs/>
-          <w:highlight w:val="yellow"/>
-          <w:rPrChange w:id="112" w:author="Kurt Elliason" w:date="2026-02-26T13:22:00Z" w16du:dateUtc="2026-02-26T19:22:00Z">
-            <w:rPr>
-              <w:i w:val="0"/>
-              <w:iCs/>
-            </w:rPr>
-          </w:rPrChange>
-        </w:rPr>
-        <w:t>can be closed: “</w:t>
-      </w:r>
-      <w:r>
-        <w:rPr>
-          <w:i w:val="0"/>
-          <w:iCs/>
-          <w:highlight w:val="yellow"/>
-          <w:rPrChange w:id="113" w:author="Kurt Elliason" w:date="2026-02-26T13:22:00Z" w16du:dateUtc="2026-02-26T19:22:00Z">
-            <w:rPr>
-              <w:i w:val="0"/>
-              <w:iCs/>
-            </w:rPr>
-          </w:rPrChange>
-        </w:rPr>
-        <w:t>Treating MDC_EVT_WATCHDOG as an event that spans multiple timing trials is fine, and it provides a clean way of starting and ending the watchdog timing trials.  Please feel free to remove lines 125 to 131 inclusive if you’d like.</w:t>
-      </w:r>
-      <w:r>
-        <w:rPr>
-          <w:i w:val="0"/>
-          <w:iCs/>
-          <w:highlight w:val="yellow"/>
-          <w:rPrChange w:id="114" w:author="Kurt Elliason" w:date="2026-02-26T13:22:00Z" w16du:dateUtc="2026-02-26T19:22:00Z">
-            <w:rPr>
-              <w:i w:val="0"/>
-              <w:iCs/>
-            </w:rPr>
-          </w:rPrChange>
-        </w:rPr>
-        <w:t>”</w:t>
-      </w:r>
+        </w:rPr>
+      </w:pPr>
+      <w:del w:id="29" w:author="Kurt Elliason" w:date="2026-05-06T14:30:00Z" w16du:dateUtc="2026-05-06T19:30:00Z">
+        <w:r>
+          <w:rPr>
+            <w:i w:val="0"/>
+            <w:iCs/>
+          </w:rPr>
+          <w:delText xml:space="preserve">According to Paul Schluter, the issue </w:delText>
+        </w:r>
+        <w:r>
+          <w:rPr>
+            <w:i w:val="0"/>
+            <w:iCs/>
+          </w:rPr>
+          <w:delText>can be closed: “</w:delText>
+        </w:r>
+        <w:r>
+          <w:rPr>
+            <w:i w:val="0"/>
+            <w:iCs/>
+          </w:rPr>
+          <w:delText>Treating MDC_EVT_WATCHDOG as an event that spans multiple timing trials is fine, and it provides a clean way of starting and ending the watchdog timing trials.  Please feel free to remove lines 125 to 131 inclusive if you’d like.</w:delText>
+        </w:r>
+        <w:r>
+          <w:rPr>
+            <w:i w:val="0"/>
+            <w:iCs/>
+          </w:rPr>
+          <w:delText>”</w:delText>
+        </w:r>
+      </w:del>
     </w:p>
     <w:p>
       <w:pPr>
@@ -5915,130 +5359,70 @@
           <w:numId w:val="78"/>
         </w:numPr>
         <w:rPr>
+          <w:del w:id="30" w:author="Kurt Elliason" w:date="2026-05-06T14:30:00Z" w16du:dateUtc="2026-05-06T19:30:00Z"/>
           <w:i w:val="0"/>
           <w:iCs/>
-          <w:highlight w:val="yellow"/>
-          <w:rPrChange w:id="115" w:author="Kurt Elliason" w:date="2026-02-26T13:22:00Z" w16du:dateUtc="2026-02-26T19:22:00Z">
-            <w:rPr>
-              <w:i w:val="0"/>
-              <w:iCs/>
-            </w:rPr>
-          </w:rPrChange>
-        </w:rPr>
-      </w:pPr>
-      <w:r>
-        <w:rPr>
-          <w:i w:val="0"/>
-          <w:iCs/>
-          <w:highlight w:val="yellow"/>
-          <w:rPrChange w:id="116" w:author="Kurt Elliason" w:date="2026-02-26T13:22:00Z" w16du:dateUtc="2026-02-26T19:22:00Z">
-            <w:rPr>
-              <w:i w:val="0"/>
-              <w:iCs/>
-            </w:rPr>
-          </w:rPrChange>
-        </w:rPr>
-        <w:t xml:space="preserve">According to Paul Schluter, the issue </w:t>
-      </w:r>
-      <w:r>
-        <w:rPr>
-          <w:i w:val="0"/>
-          <w:iCs/>
-          <w:highlight w:val="yellow"/>
-          <w:rPrChange w:id="117" w:author="Kurt Elliason" w:date="2026-02-26T13:22:00Z" w16du:dateUtc="2026-02-26T19:22:00Z">
-            <w:rPr>
-              <w:i w:val="0"/>
-              <w:iCs/>
-            </w:rPr>
-          </w:rPrChange>
-        </w:rPr>
-        <w:t xml:space="preserve">can be closed with additional </w:t>
-      </w:r>
-      <w:r>
-        <w:rPr>
-          <w:i w:val="0"/>
-          <w:iCs/>
-          <w:highlight w:val="yellow"/>
-          <w:rPrChange w:id="118" w:author="Kurt Elliason" w:date="2026-02-26T13:22:00Z" w16du:dateUtc="2026-02-26T19:22:00Z">
-            <w:rPr>
-              <w:i w:val="0"/>
-              <w:iCs/>
-            </w:rPr>
-          </w:rPrChange>
-        </w:rPr>
-        <w:t>recommendation</w:t>
-      </w:r>
-      <w:r>
-        <w:rPr>
-          <w:i w:val="0"/>
-          <w:iCs/>
-          <w:highlight w:val="yellow"/>
-          <w:rPrChange w:id="119" w:author="Kurt Elliason" w:date="2026-02-26T13:22:00Z" w16du:dateUtc="2026-02-26T19:22:00Z">
-            <w:rPr>
-              <w:i w:val="0"/>
-              <w:iCs/>
-            </w:rPr>
-          </w:rPrChange>
-        </w:rPr>
-        <w:t xml:space="preserve"> in the </w:t>
-      </w:r>
-      <w:r>
-        <w:rPr>
-          <w:i w:val="0"/>
-          <w:iCs/>
-          <w:highlight w:val="yellow"/>
-          <w:rPrChange w:id="120" w:author="Kurt Elliason" w:date="2026-02-26T13:22:00Z" w16du:dateUtc="2026-02-26T19:22:00Z">
-            <w:rPr>
-              <w:i w:val="0"/>
-              <w:iCs/>
-            </w:rPr>
-          </w:rPrChange>
-        </w:rPr>
-        <w:t>related section: “</w:t>
-      </w:r>
-      <w:r>
-        <w:rPr>
-          <w:i w:val="0"/>
-          <w:iCs/>
-          <w:highlight w:val="yellow"/>
-          <w:rPrChange w:id="121" w:author="Kurt Elliason" w:date="2026-02-26T13:22:00Z" w16du:dateUtc="2026-02-26T19:22:00Z">
-            <w:rPr>
-              <w:i w:val="0"/>
-              <w:iCs/>
-            </w:rPr>
-          </w:rPrChange>
-        </w:rPr>
-        <w:t xml:space="preserve">You can remove this comment as well.  That said, I would recommend that the profile recommend that the testing period be some factor (e.g. 2X) the latency limit expressed in OBX-7 ‘Reference Range’ be described as the desired maximum one-way latency and that the recommended testing period be at least twice that </w:t>
-      </w:r>
-      <w:r>
-        <w:rPr>
-          <w:i w:val="0"/>
-          <w:iCs/>
-          <w:highlight w:val="yellow"/>
-          <w:rPrChange w:id="122" w:author="Kurt Elliason" w:date="2026-02-26T13:22:00Z" w16du:dateUtc="2026-02-26T19:22:00Z">
-            <w:rPr>
-              <w:i w:val="0"/>
-              <w:iCs/>
-            </w:rPr>
-          </w:rPrChange>
-        </w:rPr>
-        <w:lastRenderedPageBreak/>
-        <w:t>amount to reduce the likelihood of confusion between the messages and responses.  For example, if you require a maximum one-way latency of less than two seconds, why not test at a period of five to ten seconds?  [This can be resolved during the public comment discussion with the larger group, since others may want to weigh in on this topic.  It’s up to you.]</w:t>
-      </w:r>
-      <w:r>
-        <w:rPr>
-          <w:i w:val="0"/>
-          <w:iCs/>
-          <w:highlight w:val="yellow"/>
-          <w:rPrChange w:id="123" w:author="Kurt Elliason" w:date="2026-02-26T13:22:00Z" w16du:dateUtc="2026-02-26T19:22:00Z">
-            <w:rPr>
-              <w:i w:val="0"/>
-              <w:iCs/>
-            </w:rPr>
-          </w:rPrChange>
-        </w:rPr>
-        <w:t>”</w:t>
-      </w:r>
+        </w:rPr>
+      </w:pPr>
+      <w:del w:id="31" w:author="Kurt Elliason" w:date="2026-05-06T14:30:00Z" w16du:dateUtc="2026-05-06T19:30:00Z">
+        <w:r>
+          <w:rPr>
+            <w:i w:val="0"/>
+            <w:iCs/>
+          </w:rPr>
+          <w:delText xml:space="preserve">According to Paul Schluter, the issue </w:delText>
+        </w:r>
+        <w:r>
+          <w:rPr>
+            <w:i w:val="0"/>
+            <w:iCs/>
+          </w:rPr>
+          <w:delText xml:space="preserve">can be closed with additional </w:delText>
+        </w:r>
+        <w:r>
+          <w:rPr>
+            <w:i w:val="0"/>
+            <w:iCs/>
+          </w:rPr>
+          <w:delText>recommendation</w:delText>
+        </w:r>
+        <w:r>
+          <w:rPr>
+            <w:i w:val="0"/>
+            <w:iCs/>
+          </w:rPr>
+          <w:delText xml:space="preserve"> in the </w:delText>
+        </w:r>
+        <w:r>
+          <w:rPr>
+            <w:i w:val="0"/>
+            <w:iCs/>
+          </w:rPr>
+          <w:delText>related section: “</w:delText>
+        </w:r>
+        <w:r>
+          <w:rPr>
+            <w:i w:val="0"/>
+            <w:iCs/>
+          </w:rPr>
+          <w:delText xml:space="preserve">You can remove this comment as well.  That said, I would recommend that the profile recommend that the testing period be some factor (e.g. 2X) the latency limit expressed in OBX-7 ‘Reference Range’ be described as the desired </w:delText>
+        </w:r>
+        <w:r>
+          <w:rPr>
+            <w:i w:val="0"/>
+            <w:iCs/>
+          </w:rPr>
+          <w:lastRenderedPageBreak/>
+          <w:delText>maximum one-way latency and that the recommended testing period be at least twice that amount to reduce the likelihood of confusion between the messages and responses.  For example, if you require a maximum one-way latency of less than two seconds, why not test at a period of five to ten seconds?  [This can be resolved during the public comment discussion with the larger group, since others may want to weigh in on this topic.  It’s up to you.]</w:delText>
+        </w:r>
+        <w:r>
+          <w:rPr>
+            <w:i w:val="0"/>
+            <w:iCs/>
+          </w:rPr>
+          <w:delText>”</w:delText>
+        </w:r>
+      </w:del>
     </w:p>
     <w:p>
       <w:pPr>
@@ -6048,45 +5432,27 @@
           <w:numId w:val="78"/>
         </w:numPr>
         <w:rPr>
+          <w:del w:id="32" w:author="Kurt Elliason" w:date="2026-05-06T14:30:00Z" w16du:dateUtc="2026-05-06T19:30:00Z"/>
           <w:i w:val="0"/>
           <w:iCs/>
-          <w:highlight w:val="yellow"/>
-          <w:rPrChange w:id="124" w:author="Kurt Elliason" w:date="2026-02-26T13:22:00Z" w16du:dateUtc="2026-02-26T19:22:00Z">
-            <w:rPr>
-              <w:i w:val="0"/>
-              <w:iCs/>
-            </w:rPr>
-          </w:rPrChange>
-        </w:rPr>
-      </w:pPr>
-      <w:r>
-        <w:rPr>
-          <w:i w:val="0"/>
-          <w:iCs/>
-          <w:highlight w:val="yellow"/>
-          <w:rPrChange w:id="125" w:author="Kurt Elliason" w:date="2026-02-26T13:22:00Z" w16du:dateUtc="2026-02-26T19:22:00Z">
-            <w:rPr>
-              <w:i w:val="0"/>
-              <w:iCs/>
-            </w:rPr>
-          </w:rPrChange>
-        </w:rPr>
-        <w:t>tbd</w:t>
-      </w:r>
-      <w:r>
-        <w:rPr>
-          <w:i w:val="0"/>
-          <w:iCs/>
-          <w:highlight w:val="yellow"/>
-          <w:rPrChange w:id="126" w:author="Kurt Elliason" w:date="2026-02-26T13:22:00Z" w16du:dateUtc="2026-02-26T19:22:00Z">
-            <w:rPr>
-              <w:i w:val="0"/>
-              <w:iCs/>
-            </w:rPr>
-          </w:rPrChange>
-        </w:rPr>
-        <w:t>.</w:t>
-      </w:r>
+        </w:rPr>
+      </w:pPr>
+      <w:del w:id="33" w:author="Kurt Elliason" w:date="2026-05-06T14:30:00Z" w16du:dateUtc="2026-05-06T19:30:00Z">
+        <w:r>
+          <w:rPr>
+            <w:i w:val="0"/>
+            <w:iCs/>
+          </w:rPr>
+          <w:delText>tbd</w:delText>
+        </w:r>
+        <w:r>
+          <w:rPr>
+            <w:i w:val="0"/>
+            <w:iCs/>
+          </w:rPr>
+          <w:delText>.</w:delText>
+        </w:r>
+      </w:del>
     </w:p>
     <w:p>
       <w:pPr>
@@ -6096,101 +5462,55 @@
           <w:numId w:val="78"/>
         </w:numPr>
         <w:rPr>
+          <w:del w:id="34" w:author="Kurt Elliason" w:date="2026-05-06T14:30:00Z" w16du:dateUtc="2026-05-06T19:30:00Z"/>
           <w:i w:val="0"/>
           <w:iCs/>
-          <w:highlight w:val="yellow"/>
-          <w:rPrChange w:id="127" w:author="Kurt Elliason" w:date="2026-02-26T13:22:00Z" w16du:dateUtc="2026-02-26T19:22:00Z">
-            <w:rPr>
-              <w:i w:val="0"/>
-              <w:iCs/>
-            </w:rPr>
-          </w:rPrChange>
-        </w:rPr>
-      </w:pPr>
-      <w:r>
-        <w:rPr>
-          <w:i w:val="0"/>
-          <w:iCs/>
-          <w:highlight w:val="yellow"/>
-          <w:rPrChange w:id="128" w:author="Kurt Elliason" w:date="2026-02-26T13:22:00Z" w16du:dateUtc="2026-02-26T19:22:00Z">
-            <w:rPr>
-              <w:i w:val="0"/>
-              <w:iCs/>
-            </w:rPr>
-          </w:rPrChange>
-        </w:rPr>
-        <w:t xml:space="preserve">Decision was made on </w:t>
-      </w:r>
-      <w:r>
-        <w:rPr>
-          <w:i w:val="0"/>
-          <w:iCs/>
-          <w:highlight w:val="yellow"/>
-          <w:rPrChange w:id="129" w:author="Kurt Elliason" w:date="2026-02-26T13:22:00Z" w16du:dateUtc="2026-02-26T19:22:00Z">
-            <w:rPr>
-              <w:i w:val="0"/>
-              <w:iCs/>
-            </w:rPr>
-          </w:rPrChange>
-        </w:rPr>
-        <w:t>10-July-2025 to have only one</w:t>
-      </w:r>
-      <w:r>
-        <w:rPr>
-          <w:i w:val="0"/>
-          <w:iCs/>
-          <w:highlight w:val="yellow"/>
-          <w:rPrChange w:id="130" w:author="Kurt Elliason" w:date="2026-02-26T13:22:00Z" w16du:dateUtc="2026-02-26T19:22:00Z">
-            <w:rPr>
-              <w:i w:val="0"/>
-              <w:iCs/>
-            </w:rPr>
-          </w:rPrChange>
-        </w:rPr>
-        <w:t xml:space="preserve"> transaction since the acknowledgement is a standard HL7 message acknowledgment message</w:t>
-      </w:r>
-      <w:r>
-        <w:rPr>
-          <w:i w:val="0"/>
-          <w:iCs/>
-          <w:highlight w:val="yellow"/>
-          <w:rPrChange w:id="131" w:author="Kurt Elliason" w:date="2026-02-26T13:22:00Z" w16du:dateUtc="2026-02-26T19:22:00Z">
-            <w:rPr>
-              <w:i w:val="0"/>
-              <w:iCs/>
-            </w:rPr>
-          </w:rPrChange>
-        </w:rPr>
-        <w:t xml:space="preserve"> in response to the </w:t>
-      </w:r>
-      <w:r>
-        <w:rPr>
-          <w:i w:val="0"/>
-          <w:iCs/>
-          <w:highlight w:val="yellow"/>
-          <w:rPrChange w:id="132" w:author="Kurt Elliason" w:date="2026-02-26T13:22:00Z" w16du:dateUtc="2026-02-26T19:22:00Z">
-            <w:rPr>
-              <w:i w:val="0"/>
-              <w:iCs/>
-            </w:rPr>
-          </w:rPrChange>
-        </w:rPr>
-        <w:t>h</w:t>
-      </w:r>
-      <w:r>
-        <w:rPr>
-          <w:i w:val="0"/>
-          <w:iCs/>
-          <w:highlight w:val="yellow"/>
-          <w:rPrChange w:id="133" w:author="Kurt Elliason" w:date="2026-02-26T13:22:00Z" w16du:dateUtc="2026-02-26T19:22:00Z">
-            <w:rPr>
-              <w:i w:val="0"/>
-              <w:iCs/>
-            </w:rPr>
-          </w:rPrChange>
-        </w:rPr>
-        <w:t>eartbeat message.</w:t>
-      </w:r>
+        </w:rPr>
+      </w:pPr>
+      <w:del w:id="35" w:author="Kurt Elliason" w:date="2026-05-06T14:30:00Z" w16du:dateUtc="2026-05-06T19:30:00Z">
+        <w:r>
+          <w:rPr>
+            <w:i w:val="0"/>
+            <w:iCs/>
+          </w:rPr>
+          <w:delText xml:space="preserve">Decision was made on </w:delText>
+        </w:r>
+        <w:r>
+          <w:rPr>
+            <w:i w:val="0"/>
+            <w:iCs/>
+          </w:rPr>
+          <w:delText>10-July-2025 to have only one</w:delText>
+        </w:r>
+        <w:r>
+          <w:rPr>
+            <w:i w:val="0"/>
+            <w:iCs/>
+          </w:rPr>
+          <w:delText xml:space="preserve"> transaction since the acknowledgement is a standard HL7 message acknowledgment message</w:delText>
+        </w:r>
+        <w:r>
+          <w:rPr>
+            <w:i w:val="0"/>
+            <w:iCs/>
+          </w:rPr>
+          <w:delText xml:space="preserve"> in response to the </w:delText>
+        </w:r>
+        <w:r>
+          <w:rPr>
+            <w:i w:val="0"/>
+            <w:iCs/>
+          </w:rPr>
+          <w:delText>h</w:delText>
+        </w:r>
+        <w:r>
+          <w:rPr>
+            <w:i w:val="0"/>
+            <w:iCs/>
+          </w:rPr>
+          <w:delText>eartbeat message.</w:delText>
+        </w:r>
+      </w:del>
     </w:p>
     <w:p>
       <w:pPr>
@@ -6208,9 +5528,9 @@
           <w:noProof w:val="0"/>
         </w:rPr>
       </w:pPr>
-      <w:bookmarkStart w:id="134" w:name="_Toc345074643"/>
-      <w:bookmarkStart w:id="135" w:name="_Toc18414906"/>
-      <w:bookmarkStart w:id="136" w:name="_Toc223004638"/>
+      <w:bookmarkStart w:id="36" w:name="_Toc223004638"/>
+      <w:bookmarkStart w:id="37" w:name="_Toc345074643"/>
+      <w:bookmarkStart w:id="38" w:name="_Toc18414906"/>
       <w:r>
         <w:rPr>
           <w:noProof w:val="0"/>
@@ -6218,17 +5538,17 @@
         <w:lastRenderedPageBreak/>
         <w:t>IHE Technical Frameworks General Introduction</w:t>
       </w:r>
-      <w:bookmarkEnd w:id="136"/>
+      <w:bookmarkEnd w:id="36"/>
     </w:p>
     <w:p>
       <w:pPr>
         <w:pStyle w:val="BodyText"/>
       </w:pPr>
-      <w:bookmarkStart w:id="137" w:name="_Hlk74577429"/>
+      <w:bookmarkStart w:id="39" w:name="_Hlk74577429"/>
       <w:r>
         <w:t xml:space="preserve">The </w:t>
       </w:r>
-      <w:hyperlink r:id="rId18" w:history="1">
+      <w:hyperlink r:id="rId22" w:history="1">
         <w:r>
           <w:rPr>
             <w:rStyle w:val="Hyperlink"/>
@@ -6263,7 +5583,7 @@
       <w:r>
         <w:t>document where appropriate</w:t>
       </w:r>
-      <w:bookmarkEnd w:id="137"/>
+      <w:bookmarkEnd w:id="39"/>
       <w:r>
         <w:t>.</w:t>
       </w:r>
@@ -6273,21 +5593,21 @@
         <w:pStyle w:val="Heading1"/>
         <w:pageBreakBefore w:val="0"/>
       </w:pPr>
-      <w:bookmarkStart w:id="138" w:name="_Toc341951395"/>
-      <w:bookmarkStart w:id="139" w:name="_Toc18418175"/>
-      <w:bookmarkStart w:id="140" w:name="_Toc223004639"/>
+      <w:bookmarkStart w:id="40" w:name="_Toc341951395"/>
+      <w:bookmarkStart w:id="41" w:name="_Toc18418175"/>
+      <w:bookmarkStart w:id="42" w:name="_Toc223004639"/>
       <w:r>
         <w:t>Copyright Licenses</w:t>
       </w:r>
-      <w:bookmarkEnd w:id="138"/>
-      <w:bookmarkEnd w:id="139"/>
-      <w:bookmarkEnd w:id="140"/>
+      <w:bookmarkEnd w:id="40"/>
+      <w:bookmarkEnd w:id="41"/>
+      <w:bookmarkEnd w:id="42"/>
     </w:p>
     <w:p>
       <w:pPr>
         <w:pStyle w:val="BodyText"/>
       </w:pPr>
-      <w:bookmarkStart w:id="141" w:name="_Hlk78989555"/>
+      <w:bookmarkStart w:id="43" w:name="_Hlk78989555"/>
       <w:r>
         <w:t xml:space="preserve">IHE technical documents refer to, and make use of, a number of standards developed and published by several </w:t>
       </w:r>
@@ -6303,7 +5623,7 @@
       <w:r>
         <w:t xml:space="preserve">Please refer to the IHE Technical Frameworks General Introduction, </w:t>
       </w:r>
-      <w:hyperlink r:id="rId19" w:history="1">
+      <w:hyperlink r:id="rId23" w:history="1">
         <w:r>
           <w:rPr>
             <w:rStyle w:val="Hyperlink"/>
@@ -6326,146 +5646,146 @@
         <w:pStyle w:val="Heading1"/>
         <w:pageBreakBefore w:val="0"/>
       </w:pPr>
-      <w:bookmarkStart w:id="142" w:name="_Toc71799277"/>
-      <w:bookmarkStart w:id="143" w:name="_Toc71799500"/>
-      <w:bookmarkStart w:id="144" w:name="_Toc79571045"/>
-      <w:bookmarkStart w:id="145" w:name="_Toc80108301"/>
-      <w:bookmarkStart w:id="146" w:name="_Toc80108471"/>
-      <w:bookmarkStart w:id="147" w:name="_Toc71799278"/>
-      <w:bookmarkStart w:id="148" w:name="_Toc71799501"/>
-      <w:bookmarkStart w:id="149" w:name="_Toc79571046"/>
-      <w:bookmarkStart w:id="150" w:name="_Toc80108302"/>
-      <w:bookmarkStart w:id="151" w:name="_Toc80108472"/>
-      <w:bookmarkStart w:id="152" w:name="_Toc71799279"/>
-      <w:bookmarkStart w:id="153" w:name="_Toc71799502"/>
-      <w:bookmarkStart w:id="154" w:name="_Toc79571047"/>
-      <w:bookmarkStart w:id="155" w:name="_Toc80108303"/>
-      <w:bookmarkStart w:id="156" w:name="_Toc80108473"/>
-      <w:bookmarkStart w:id="157" w:name="_Toc71799280"/>
-      <w:bookmarkStart w:id="158" w:name="_Toc71799503"/>
-      <w:bookmarkStart w:id="159" w:name="_Toc79571048"/>
-      <w:bookmarkStart w:id="160" w:name="_Toc80108304"/>
-      <w:bookmarkStart w:id="161" w:name="_Toc80108474"/>
-      <w:bookmarkStart w:id="162" w:name="_Toc71799281"/>
-      <w:bookmarkStart w:id="163" w:name="_Toc71799504"/>
-      <w:bookmarkStart w:id="164" w:name="_Toc79571049"/>
-      <w:bookmarkStart w:id="165" w:name="_Toc80108305"/>
-      <w:bookmarkStart w:id="166" w:name="_Toc80108475"/>
-      <w:bookmarkStart w:id="167" w:name="_Toc71799282"/>
-      <w:bookmarkStart w:id="168" w:name="_Toc71799505"/>
-      <w:bookmarkStart w:id="169" w:name="_Toc79571050"/>
-      <w:bookmarkStart w:id="170" w:name="_Toc80108306"/>
-      <w:bookmarkStart w:id="171" w:name="_Toc80108476"/>
-      <w:bookmarkStart w:id="172" w:name="_Toc71799283"/>
-      <w:bookmarkStart w:id="173" w:name="_Toc71799506"/>
-      <w:bookmarkStart w:id="174" w:name="_Toc79571051"/>
-      <w:bookmarkStart w:id="175" w:name="_Toc80108307"/>
-      <w:bookmarkStart w:id="176" w:name="_Toc80108477"/>
-      <w:bookmarkStart w:id="177" w:name="_Toc71799284"/>
-      <w:bookmarkStart w:id="178" w:name="_Toc71799507"/>
-      <w:bookmarkStart w:id="179" w:name="_Toc79571052"/>
-      <w:bookmarkStart w:id="180" w:name="_Toc80108308"/>
-      <w:bookmarkStart w:id="181" w:name="_Toc80108478"/>
-      <w:bookmarkStart w:id="182" w:name="_Toc71799285"/>
-      <w:bookmarkStart w:id="183" w:name="_Toc71799508"/>
-      <w:bookmarkStart w:id="184" w:name="_Toc79571053"/>
-      <w:bookmarkStart w:id="185" w:name="_Toc80108309"/>
-      <w:bookmarkStart w:id="186" w:name="_Toc80108479"/>
-      <w:bookmarkStart w:id="187" w:name="_Toc71799286"/>
-      <w:bookmarkStart w:id="188" w:name="_Toc71799509"/>
-      <w:bookmarkStart w:id="189" w:name="_Toc79571054"/>
-      <w:bookmarkStart w:id="190" w:name="_Toc80108310"/>
-      <w:bookmarkStart w:id="191" w:name="_Toc80108480"/>
-      <w:bookmarkStart w:id="192" w:name="_Toc71799287"/>
-      <w:bookmarkStart w:id="193" w:name="_Toc71799510"/>
-      <w:bookmarkStart w:id="194" w:name="_Toc79571055"/>
-      <w:bookmarkStart w:id="195" w:name="_Toc80108311"/>
-      <w:bookmarkStart w:id="196" w:name="_Toc80108481"/>
-      <w:bookmarkStart w:id="197" w:name="_Toc71799288"/>
-      <w:bookmarkStart w:id="198" w:name="_Toc71799511"/>
-      <w:bookmarkStart w:id="199" w:name="_Toc79571056"/>
-      <w:bookmarkStart w:id="200" w:name="_Toc80108312"/>
-      <w:bookmarkStart w:id="201" w:name="_Toc80108482"/>
-      <w:bookmarkStart w:id="202" w:name="_Toc71799289"/>
-      <w:bookmarkStart w:id="203" w:name="_Toc71799512"/>
-      <w:bookmarkStart w:id="204" w:name="_Toc79571057"/>
-      <w:bookmarkStart w:id="205" w:name="_Toc80108313"/>
-      <w:bookmarkStart w:id="206" w:name="_Toc80108483"/>
-      <w:bookmarkStart w:id="207" w:name="_Toc341951397"/>
-      <w:bookmarkStart w:id="208" w:name="_Toc18418181"/>
-      <w:bookmarkStart w:id="209" w:name="_Toc223004640"/>
-      <w:bookmarkEnd w:id="141"/>
-      <w:bookmarkEnd w:id="142"/>
-      <w:bookmarkEnd w:id="143"/>
-      <w:bookmarkEnd w:id="144"/>
-      <w:bookmarkEnd w:id="145"/>
-      <w:bookmarkEnd w:id="146"/>
-      <w:bookmarkEnd w:id="147"/>
-      <w:bookmarkEnd w:id="148"/>
-      <w:bookmarkEnd w:id="149"/>
-      <w:bookmarkEnd w:id="150"/>
-      <w:bookmarkEnd w:id="151"/>
-      <w:bookmarkEnd w:id="152"/>
-      <w:bookmarkEnd w:id="153"/>
-      <w:bookmarkEnd w:id="154"/>
-      <w:bookmarkEnd w:id="155"/>
-      <w:bookmarkEnd w:id="156"/>
-      <w:bookmarkEnd w:id="157"/>
-      <w:bookmarkEnd w:id="158"/>
-      <w:bookmarkEnd w:id="159"/>
-      <w:bookmarkEnd w:id="160"/>
-      <w:bookmarkEnd w:id="161"/>
-      <w:bookmarkEnd w:id="162"/>
-      <w:bookmarkEnd w:id="163"/>
-      <w:bookmarkEnd w:id="164"/>
-      <w:bookmarkEnd w:id="165"/>
-      <w:bookmarkEnd w:id="166"/>
-      <w:bookmarkEnd w:id="167"/>
-      <w:bookmarkEnd w:id="168"/>
-      <w:bookmarkEnd w:id="169"/>
-      <w:bookmarkEnd w:id="170"/>
-      <w:bookmarkEnd w:id="171"/>
-      <w:bookmarkEnd w:id="172"/>
-      <w:bookmarkEnd w:id="173"/>
-      <w:bookmarkEnd w:id="174"/>
-      <w:bookmarkEnd w:id="175"/>
-      <w:bookmarkEnd w:id="176"/>
-      <w:bookmarkEnd w:id="177"/>
-      <w:bookmarkEnd w:id="178"/>
-      <w:bookmarkEnd w:id="179"/>
-      <w:bookmarkEnd w:id="180"/>
-      <w:bookmarkEnd w:id="181"/>
-      <w:bookmarkEnd w:id="182"/>
-      <w:bookmarkEnd w:id="183"/>
-      <w:bookmarkEnd w:id="184"/>
-      <w:bookmarkEnd w:id="185"/>
-      <w:bookmarkEnd w:id="186"/>
-      <w:bookmarkEnd w:id="187"/>
-      <w:bookmarkEnd w:id="188"/>
-      <w:bookmarkEnd w:id="189"/>
-      <w:bookmarkEnd w:id="190"/>
-      <w:bookmarkEnd w:id="191"/>
-      <w:bookmarkEnd w:id="192"/>
-      <w:bookmarkEnd w:id="193"/>
-      <w:bookmarkEnd w:id="194"/>
-      <w:bookmarkEnd w:id="195"/>
-      <w:bookmarkEnd w:id="196"/>
-      <w:bookmarkEnd w:id="197"/>
-      <w:bookmarkEnd w:id="198"/>
-      <w:bookmarkEnd w:id="199"/>
-      <w:bookmarkEnd w:id="200"/>
-      <w:bookmarkEnd w:id="201"/>
-      <w:bookmarkEnd w:id="202"/>
-      <w:bookmarkEnd w:id="203"/>
-      <w:bookmarkEnd w:id="204"/>
-      <w:bookmarkEnd w:id="205"/>
-      <w:bookmarkEnd w:id="206"/>
+      <w:bookmarkStart w:id="44" w:name="_Toc71799277"/>
+      <w:bookmarkStart w:id="45" w:name="_Toc71799500"/>
+      <w:bookmarkStart w:id="46" w:name="_Toc79571045"/>
+      <w:bookmarkStart w:id="47" w:name="_Toc80108301"/>
+      <w:bookmarkStart w:id="48" w:name="_Toc80108471"/>
+      <w:bookmarkStart w:id="49" w:name="_Toc71799278"/>
+      <w:bookmarkStart w:id="50" w:name="_Toc71799501"/>
+      <w:bookmarkStart w:id="51" w:name="_Toc79571046"/>
+      <w:bookmarkStart w:id="52" w:name="_Toc80108302"/>
+      <w:bookmarkStart w:id="53" w:name="_Toc80108472"/>
+      <w:bookmarkStart w:id="54" w:name="_Toc71799279"/>
+      <w:bookmarkStart w:id="55" w:name="_Toc71799502"/>
+      <w:bookmarkStart w:id="56" w:name="_Toc79571047"/>
+      <w:bookmarkStart w:id="57" w:name="_Toc80108303"/>
+      <w:bookmarkStart w:id="58" w:name="_Toc80108473"/>
+      <w:bookmarkStart w:id="59" w:name="_Toc71799280"/>
+      <w:bookmarkStart w:id="60" w:name="_Toc71799503"/>
+      <w:bookmarkStart w:id="61" w:name="_Toc79571048"/>
+      <w:bookmarkStart w:id="62" w:name="_Toc80108304"/>
+      <w:bookmarkStart w:id="63" w:name="_Toc80108474"/>
+      <w:bookmarkStart w:id="64" w:name="_Toc71799281"/>
+      <w:bookmarkStart w:id="65" w:name="_Toc71799504"/>
+      <w:bookmarkStart w:id="66" w:name="_Toc79571049"/>
+      <w:bookmarkStart w:id="67" w:name="_Toc80108305"/>
+      <w:bookmarkStart w:id="68" w:name="_Toc80108475"/>
+      <w:bookmarkStart w:id="69" w:name="_Toc71799282"/>
+      <w:bookmarkStart w:id="70" w:name="_Toc71799505"/>
+      <w:bookmarkStart w:id="71" w:name="_Toc79571050"/>
+      <w:bookmarkStart w:id="72" w:name="_Toc80108306"/>
+      <w:bookmarkStart w:id="73" w:name="_Toc80108476"/>
+      <w:bookmarkStart w:id="74" w:name="_Toc71799283"/>
+      <w:bookmarkStart w:id="75" w:name="_Toc71799506"/>
+      <w:bookmarkStart w:id="76" w:name="_Toc79571051"/>
+      <w:bookmarkStart w:id="77" w:name="_Toc80108307"/>
+      <w:bookmarkStart w:id="78" w:name="_Toc80108477"/>
+      <w:bookmarkStart w:id="79" w:name="_Toc71799284"/>
+      <w:bookmarkStart w:id="80" w:name="_Toc71799507"/>
+      <w:bookmarkStart w:id="81" w:name="_Toc79571052"/>
+      <w:bookmarkStart w:id="82" w:name="_Toc80108308"/>
+      <w:bookmarkStart w:id="83" w:name="_Toc80108478"/>
+      <w:bookmarkStart w:id="84" w:name="_Toc71799285"/>
+      <w:bookmarkStart w:id="85" w:name="_Toc71799508"/>
+      <w:bookmarkStart w:id="86" w:name="_Toc79571053"/>
+      <w:bookmarkStart w:id="87" w:name="_Toc80108309"/>
+      <w:bookmarkStart w:id="88" w:name="_Toc80108479"/>
+      <w:bookmarkStart w:id="89" w:name="_Toc71799286"/>
+      <w:bookmarkStart w:id="90" w:name="_Toc71799509"/>
+      <w:bookmarkStart w:id="91" w:name="_Toc79571054"/>
+      <w:bookmarkStart w:id="92" w:name="_Toc80108310"/>
+      <w:bookmarkStart w:id="93" w:name="_Toc80108480"/>
+      <w:bookmarkStart w:id="94" w:name="_Toc71799287"/>
+      <w:bookmarkStart w:id="95" w:name="_Toc71799510"/>
+      <w:bookmarkStart w:id="96" w:name="_Toc79571055"/>
+      <w:bookmarkStart w:id="97" w:name="_Toc80108311"/>
+      <w:bookmarkStart w:id="98" w:name="_Toc80108481"/>
+      <w:bookmarkStart w:id="99" w:name="_Toc71799288"/>
+      <w:bookmarkStart w:id="100" w:name="_Toc71799511"/>
+      <w:bookmarkStart w:id="101" w:name="_Toc79571056"/>
+      <w:bookmarkStart w:id="102" w:name="_Toc80108312"/>
+      <w:bookmarkStart w:id="103" w:name="_Toc80108482"/>
+      <w:bookmarkStart w:id="104" w:name="_Toc71799289"/>
+      <w:bookmarkStart w:id="105" w:name="_Toc71799512"/>
+      <w:bookmarkStart w:id="106" w:name="_Toc79571057"/>
+      <w:bookmarkStart w:id="107" w:name="_Toc80108313"/>
+      <w:bookmarkStart w:id="108" w:name="_Toc80108483"/>
+      <w:bookmarkStart w:id="109" w:name="_Toc341951397"/>
+      <w:bookmarkStart w:id="110" w:name="_Toc18418181"/>
+      <w:bookmarkStart w:id="111" w:name="_Toc223004640"/>
+      <w:bookmarkEnd w:id="43"/>
+      <w:bookmarkEnd w:id="44"/>
+      <w:bookmarkEnd w:id="45"/>
+      <w:bookmarkEnd w:id="46"/>
+      <w:bookmarkEnd w:id="47"/>
+      <w:bookmarkEnd w:id="48"/>
+      <w:bookmarkEnd w:id="49"/>
+      <w:bookmarkEnd w:id="50"/>
+      <w:bookmarkEnd w:id="51"/>
+      <w:bookmarkEnd w:id="52"/>
+      <w:bookmarkEnd w:id="53"/>
+      <w:bookmarkEnd w:id="54"/>
+      <w:bookmarkEnd w:id="55"/>
+      <w:bookmarkEnd w:id="56"/>
+      <w:bookmarkEnd w:id="57"/>
+      <w:bookmarkEnd w:id="58"/>
+      <w:bookmarkEnd w:id="59"/>
+      <w:bookmarkEnd w:id="60"/>
+      <w:bookmarkEnd w:id="61"/>
+      <w:bookmarkEnd w:id="62"/>
+      <w:bookmarkEnd w:id="63"/>
+      <w:bookmarkEnd w:id="64"/>
+      <w:bookmarkEnd w:id="65"/>
+      <w:bookmarkEnd w:id="66"/>
+      <w:bookmarkEnd w:id="67"/>
+      <w:bookmarkEnd w:id="68"/>
+      <w:bookmarkEnd w:id="69"/>
+      <w:bookmarkEnd w:id="70"/>
+      <w:bookmarkEnd w:id="71"/>
+      <w:bookmarkEnd w:id="72"/>
+      <w:bookmarkEnd w:id="73"/>
+      <w:bookmarkEnd w:id="74"/>
+      <w:bookmarkEnd w:id="75"/>
+      <w:bookmarkEnd w:id="76"/>
+      <w:bookmarkEnd w:id="77"/>
+      <w:bookmarkEnd w:id="78"/>
+      <w:bookmarkEnd w:id="79"/>
+      <w:bookmarkEnd w:id="80"/>
+      <w:bookmarkEnd w:id="81"/>
+      <w:bookmarkEnd w:id="82"/>
+      <w:bookmarkEnd w:id="83"/>
+      <w:bookmarkEnd w:id="84"/>
+      <w:bookmarkEnd w:id="85"/>
+      <w:bookmarkEnd w:id="86"/>
+      <w:bookmarkEnd w:id="87"/>
+      <w:bookmarkEnd w:id="88"/>
+      <w:bookmarkEnd w:id="89"/>
+      <w:bookmarkEnd w:id="90"/>
+      <w:bookmarkEnd w:id="91"/>
+      <w:bookmarkEnd w:id="92"/>
+      <w:bookmarkEnd w:id="93"/>
+      <w:bookmarkEnd w:id="94"/>
+      <w:bookmarkEnd w:id="95"/>
+      <w:bookmarkEnd w:id="96"/>
+      <w:bookmarkEnd w:id="97"/>
+      <w:bookmarkEnd w:id="98"/>
+      <w:bookmarkEnd w:id="99"/>
+      <w:bookmarkEnd w:id="100"/>
+      <w:bookmarkEnd w:id="101"/>
+      <w:bookmarkEnd w:id="102"/>
+      <w:bookmarkEnd w:id="103"/>
+      <w:bookmarkEnd w:id="104"/>
+      <w:bookmarkEnd w:id="105"/>
+      <w:bookmarkEnd w:id="106"/>
+      <w:bookmarkEnd w:id="107"/>
+      <w:bookmarkEnd w:id="108"/>
       <w:r>
         <w:t>Trademark</w:t>
       </w:r>
-      <w:bookmarkEnd w:id="207"/>
-      <w:bookmarkEnd w:id="208"/>
-      <w:bookmarkEnd w:id="209"/>
+      <w:bookmarkEnd w:id="109"/>
+      <w:bookmarkEnd w:id="110"/>
+      <w:bookmarkEnd w:id="111"/>
     </w:p>
     <w:p>
       <w:pPr>
@@ -6489,7 +5809,7 @@
       <w:r>
         <w:t xml:space="preserve">Please refer to the IHE Technical Frameworks General Introduction, </w:t>
       </w:r>
-      <w:hyperlink r:id="rId20" w:history="1">
+      <w:hyperlink r:id="rId24" w:history="1">
         <w:r>
           <w:rPr>
             <w:rStyle w:val="Hyperlink"/>
@@ -6518,7 +5838,7 @@
           <w:noProof w:val="0"/>
         </w:rPr>
       </w:pPr>
-      <w:bookmarkStart w:id="210" w:name="_Toc223004641"/>
+      <w:bookmarkStart w:id="112" w:name="_Toc223004641"/>
       <w:r>
         <w:rPr>
           <w:noProof w:val="0"/>
@@ -6532,15 +5852,15 @@
         </w:rPr>
         <w:t>General Introduction</w:t>
       </w:r>
-      <w:bookmarkEnd w:id="134"/>
+      <w:bookmarkEnd w:id="37"/>
       <w:r>
         <w:rPr>
           <w:noProof w:val="0"/>
         </w:rPr>
         <w:t xml:space="preserve"> Appendices</w:t>
       </w:r>
-      <w:bookmarkEnd w:id="135"/>
-      <w:bookmarkEnd w:id="210"/>
+      <w:bookmarkEnd w:id="38"/>
+      <w:bookmarkEnd w:id="112"/>
     </w:p>
     <w:p>
       <w:pPr>
@@ -6549,7 +5869,7 @@
       <w:r>
         <w:t xml:space="preserve">The </w:t>
       </w:r>
-      <w:hyperlink r:id="rId21" w:history="1">
+      <w:hyperlink r:id="rId25" w:history="1">
         <w:r>
           <w:rPr>
             <w:rStyle w:val="Hyperlink"/>
@@ -6600,7 +5920,7 @@
       <w:r>
         <w:t xml:space="preserve">the IHE Technical Frameworks General Introduction located </w:t>
       </w:r>
-      <w:hyperlink r:id="rId22" w:history="1">
+      <w:hyperlink r:id="rId26" w:history="1">
         <w:r>
           <w:rPr>
             <w:rStyle w:val="Hyperlink"/>
@@ -6616,7 +5936,7 @@
       <w:pPr>
         <w:pStyle w:val="BodyText"/>
       </w:pPr>
-      <w:bookmarkStart w:id="211" w:name="_Toc345074644"/>
+      <w:bookmarkStart w:id="113" w:name="_Toc345074644"/>
     </w:p>
     <w:p>
       <w:pPr>
@@ -6626,57 +5946,22 @@
         <w:rPr>
           <w:b/>
           <w:bCs/>
-          <w:rPrChange w:id="212" w:author="Kurt Elliason" w:date="2026-02-26T13:22:00Z" w16du:dateUtc="2026-02-26T19:22:00Z">
-            <w:rPr>
-              <w:b/>
-              <w:bCs/>
-              <w:highlight w:val="yellow"/>
-            </w:rPr>
-          </w:rPrChange>
         </w:rPr>
         <w:t xml:space="preserve">NEW: REQUIRED APPROVAL OF ACTORS, TRANSACTIONS and TERMS - </w:t>
       </w:r>
       <w:r>
-        <w:rPr>
-          <w:rPrChange w:id="213" w:author="Kurt Elliason" w:date="2026-02-26T13:22:00Z" w16du:dateUtc="2026-02-26T19:22:00Z">
-            <w:rPr>
-              <w:highlight w:val="yellow"/>
-            </w:rPr>
-          </w:rPrChange>
-        </w:rPr>
         <w:t xml:space="preserve">To avoid duplication and </w:t>
       </w:r>
       <w:r>
-        <w:rPr>
-          <w:rPrChange w:id="214" w:author="Kurt Elliason" w:date="2026-02-26T13:22:00Z" w16du:dateUtc="2026-02-26T19:22:00Z">
-            <w:rPr>
-              <w:highlight w:val="yellow"/>
-            </w:rPr>
-          </w:rPrChange>
-        </w:rPr>
         <w:t>e</w:t>
       </w:r>
       <w:r>
-        <w:rPr>
-          <w:rPrChange w:id="215" w:author="Kurt Elliason" w:date="2026-02-26T13:22:00Z" w16du:dateUtc="2026-02-26T19:22:00Z">
-            <w:rPr>
-              <w:highlight w:val="yellow"/>
-            </w:rPr>
-          </w:rPrChange>
-        </w:rPr>
         <w:t xml:space="preserve">nsure consistency across domains, all </w:t>
       </w:r>
       <w:r>
         <w:rPr>
           <w:b/>
           <w:bCs/>
-          <w:rPrChange w:id="216" w:author="Kurt Elliason" w:date="2026-02-26T13:22:00Z" w16du:dateUtc="2026-02-26T19:22:00Z">
-            <w:rPr>
-              <w:b/>
-              <w:bCs/>
-              <w:highlight w:val="yellow"/>
-            </w:rPr>
-          </w:rPrChange>
         </w:rPr>
         <w:t xml:space="preserve">new or </w:t>
       </w:r>
@@ -6684,118 +5969,39 @@
         <w:rPr>
           <w:b/>
           <w:bCs/>
-          <w:rPrChange w:id="217" w:author="Kurt Elliason" w:date="2026-02-26T13:22:00Z" w16du:dateUtc="2026-02-26T19:22:00Z">
-            <w:rPr>
-              <w:b/>
-              <w:bCs/>
-              <w:highlight w:val="yellow"/>
-            </w:rPr>
-          </w:rPrChange>
         </w:rPr>
         <w:t>modified</w:t>
       </w:r>
       <w:r>
-        <w:rPr>
-          <w:rPrChange w:id="218" w:author="Kurt Elliason" w:date="2026-02-26T13:22:00Z" w16du:dateUtc="2026-02-26T19:22:00Z">
-            <w:rPr>
-              <w:highlight w:val="yellow"/>
-            </w:rPr>
-          </w:rPrChange>
-        </w:rPr>
         <w:t xml:space="preserve"> actors, transactions and glossary terms need approval by </w:t>
       </w:r>
       <w:r>
-        <w:rPr>
-          <w:rPrChange w:id="219" w:author="Kurt Elliason" w:date="2026-02-26T13:22:00Z" w16du:dateUtc="2026-02-26T19:22:00Z">
-            <w:rPr>
-              <w:highlight w:val="yellow"/>
-            </w:rPr>
-          </w:rPrChange>
-        </w:rPr>
         <w:t xml:space="preserve">IHE’s </w:t>
       </w:r>
       <w:r>
-        <w:rPr>
-          <w:rPrChange w:id="220" w:author="Kurt Elliason" w:date="2026-02-26T13:22:00Z" w16du:dateUtc="2026-02-26T19:22:00Z">
-            <w:rPr>
-              <w:highlight w:val="yellow"/>
-            </w:rPr>
-          </w:rPrChange>
-        </w:rPr>
         <w:t>D</w:t>
       </w:r>
       <w:r>
-        <w:rPr>
-          <w:rPrChange w:id="221" w:author="Kurt Elliason" w:date="2026-02-26T13:22:00Z" w16du:dateUtc="2026-02-26T19:22:00Z">
-            <w:rPr>
-              <w:highlight w:val="yellow"/>
-            </w:rPr>
-          </w:rPrChange>
-        </w:rPr>
         <w:t>omain Coordination Committee (DCC)</w:t>
       </w:r>
       <w:r>
-        <w:rPr>
-          <w:rPrChange w:id="222" w:author="Kurt Elliason" w:date="2026-02-26T13:22:00Z" w16du:dateUtc="2026-02-26T19:22:00Z">
-            <w:rPr>
-              <w:highlight w:val="yellow"/>
-            </w:rPr>
-          </w:rPrChange>
-        </w:rPr>
         <w:t xml:space="preserve"> before they are published in a trial implementation supplement. </w:t>
       </w:r>
       <w:r>
-        <w:rPr>
-          <w:rPrChange w:id="223" w:author="Kurt Elliason" w:date="2026-02-26T13:22:00Z" w16du:dateUtc="2026-02-26T19:22:00Z">
-            <w:rPr>
-              <w:highlight w:val="yellow"/>
-            </w:rPr>
-          </w:rPrChange>
-        </w:rPr>
         <w:t xml:space="preserve">Please see </w:t>
       </w:r>
-      <w:r>
-        <w:fldChar w:fldCharType="begin"/>
-      </w:r>
-      <w:r>
-        <w:instrText>HYPERLINK "https://wiki.ihe.net/index.php/Approval_Process_for_IHE_Actors,_Transactions_and_Glossary_Terms"</w:instrText>
-      </w:r>
-      <w:r>
-        <w:fldChar w:fldCharType="separate"/>
-      </w:r>
-      <w:r>
-        <w:rPr>
-          <w:rStyle w:val="Hyperlink"/>
-          <w:rPrChange w:id="224" w:author="Kurt Elliason" w:date="2026-02-26T13:22:00Z" w16du:dateUtc="2026-02-26T19:22:00Z">
-            <w:rPr>
-              <w:rStyle w:val="Hyperlink"/>
-              <w:highlight w:val="yellow"/>
-            </w:rPr>
-          </w:rPrChange>
-        </w:rPr>
-        <w:t>this Wiki page</w:t>
-      </w:r>
-      <w:r>
-        <w:fldChar w:fldCharType="end"/>
-      </w:r>
-      <w:r>
-        <w:rPr>
-          <w:rPrChange w:id="225" w:author="Kurt Elliason" w:date="2026-02-26T13:22:00Z" w16du:dateUtc="2026-02-26T19:22:00Z">
-            <w:rPr>
-              <w:highlight w:val="yellow"/>
-            </w:rPr>
-          </w:rPrChange>
-        </w:rPr>
+      <w:hyperlink r:id="rId27" w:history="1">
+        <w:r>
+          <w:rPr>
+            <w:rStyle w:val="Hyperlink"/>
+          </w:rPr>
+          <w:t>this Wiki page</w:t>
+        </w:r>
+      </w:hyperlink>
+      <w:r>
         <w:t xml:space="preserve"> for additional guidance and links to the forms for approval submission</w:t>
       </w:r>
       <w:r>
-        <w:rPr>
-          <w:rPrChange w:id="226" w:author="Kurt Elliason" w:date="2026-02-26T13:22:00Z" w16du:dateUtc="2026-02-26T19:22:00Z">
-            <w:rPr>
-              <w:highlight w:val="yellow"/>
-            </w:rPr>
-          </w:rPrChange>
-        </w:rPr>
         <w:t>.</w:t>
       </w:r>
     </w:p>
@@ -6804,12 +6010,12 @@
         <w:pStyle w:val="BodyText"/>
       </w:pPr>
     </w:p>
-    <w:bookmarkStart w:id="227" w:name="_Toc18414907"/>
-    <w:bookmarkStart w:id="228" w:name="OLE_LINK20"/>
-    <w:bookmarkStart w:id="229" w:name="OLE_LINK21"/>
-    <w:bookmarkStart w:id="230" w:name="OLE_LINK22"/>
-    <w:bookmarkStart w:id="231" w:name="OLE_LINK11"/>
-    <w:bookmarkStart w:id="232" w:name="OLE_LINK18"/>
+    <w:bookmarkStart w:id="114" w:name="_Toc18414907"/>
+    <w:bookmarkStart w:id="115" w:name="OLE_LINK20"/>
+    <w:bookmarkStart w:id="116" w:name="OLE_LINK21"/>
+    <w:bookmarkStart w:id="117" w:name="OLE_LINK22"/>
+    <w:bookmarkStart w:id="118" w:name="OLE_LINK11"/>
+    <w:bookmarkStart w:id="119" w:name="OLE_LINK18"/>
     <w:p>
       <w:pPr>
         <w:pStyle w:val="Heading1"/>
@@ -6845,7 +6051,7 @@
         </w:rPr>
         <w:fldChar w:fldCharType="separate"/>
       </w:r>
-      <w:bookmarkStart w:id="233" w:name="_Toc223004642"/>
+      <w:bookmarkStart w:id="120" w:name="_Toc223004642"/>
       <w:r>
         <w:rPr>
           <w:rStyle w:val="Hyperlink"/>
@@ -6865,16 +6071,16 @@
         </w:rPr>
         <w:t xml:space="preserve"> </w:t>
       </w:r>
-      <w:bookmarkStart w:id="234" w:name="OLE_LINK1"/>
-      <w:bookmarkStart w:id="235" w:name="OLE_LINK2"/>
+      <w:bookmarkStart w:id="121" w:name="OLE_LINK1"/>
+      <w:bookmarkStart w:id="122" w:name="OLE_LINK2"/>
       <w:r>
         <w:rPr>
           <w:noProof w:val="0"/>
         </w:rPr>
         <w:t>–</w:t>
       </w:r>
-      <w:bookmarkEnd w:id="234"/>
-      <w:bookmarkEnd w:id="235"/>
+      <w:bookmarkEnd w:id="121"/>
+      <w:bookmarkEnd w:id="122"/>
       <w:r>
         <w:rPr>
           <w:noProof w:val="0"/>
@@ -6884,9 +6090,9 @@
       <w:r>
         <w:t>Actors</w:t>
       </w:r>
-      <w:bookmarkEnd w:id="211"/>
-      <w:bookmarkEnd w:id="227"/>
-      <w:bookmarkEnd w:id="233"/>
+      <w:bookmarkEnd w:id="113"/>
+      <w:bookmarkEnd w:id="114"/>
+      <w:bookmarkEnd w:id="120"/>
     </w:p>
     <w:p>
       <w:pPr>
@@ -6930,7 +6136,7 @@
         </w:rPr>
         <w:t xml:space="preserve">to the </w:t>
       </w:r>
-      <w:hyperlink r:id="rId23" w:history="1">
+      <w:hyperlink r:id="rId28" w:history="1">
         <w:r>
           <w:rPr>
             <w:rStyle w:val="Hyperlink"/>
@@ -6970,16 +6176,16 @@
       <w:pPr>
         <w:pStyle w:val="AuthorInstructions"/>
       </w:pPr>
-      <w:bookmarkStart w:id="236" w:name="OLE_LINK14"/>
-      <w:bookmarkStart w:id="237" w:name="OLE_LINK17"/>
-      <w:bookmarkEnd w:id="228"/>
-      <w:bookmarkEnd w:id="229"/>
-      <w:bookmarkEnd w:id="230"/>
-    </w:p>
-    <w:bookmarkEnd w:id="231"/>
-    <w:bookmarkEnd w:id="232"/>
-    <w:bookmarkEnd w:id="236"/>
-    <w:bookmarkEnd w:id="237"/>
+      <w:bookmarkStart w:id="123" w:name="OLE_LINK14"/>
+      <w:bookmarkStart w:id="124" w:name="OLE_LINK17"/>
+      <w:bookmarkEnd w:id="115"/>
+      <w:bookmarkEnd w:id="116"/>
+      <w:bookmarkEnd w:id="117"/>
+    </w:p>
+    <w:bookmarkEnd w:id="118"/>
+    <w:bookmarkEnd w:id="119"/>
+    <w:bookmarkEnd w:id="123"/>
+    <w:bookmarkEnd w:id="124"/>
     <w:p>
       <w:pPr>
         <w:pStyle w:val="BodyText"/>
@@ -7023,7 +6229,7 @@
             <w:pPr>
               <w:pStyle w:val="TableEntryHeader"/>
             </w:pPr>
-            <w:bookmarkStart w:id="238" w:name="_Hlk5000660"/>
+            <w:bookmarkStart w:id="125" w:name="_Hlk5000660"/>
             <w:r>
               <w:t xml:space="preserve">New </w:t>
             </w:r>
@@ -7175,9 +6381,9 @@
           <w:i/>
         </w:rPr>
       </w:pPr>
-      <w:bookmarkStart w:id="239" w:name="OLE_LINK59"/>
-      <w:bookmarkStart w:id="240" w:name="_Toc345074645"/>
-      <w:bookmarkEnd w:id="238"/>
+      <w:bookmarkStart w:id="126" w:name="OLE_LINK59"/>
+      <w:bookmarkStart w:id="127" w:name="_Toc345074645"/>
+      <w:bookmarkEnd w:id="125"/>
     </w:p>
     <w:p>
       <w:pPr>
@@ -7187,11 +6393,11 @@
         </w:rPr>
       </w:pPr>
     </w:p>
-    <w:bookmarkStart w:id="241" w:name="_Toc18414908"/>
-    <w:bookmarkStart w:id="242" w:name="OLE_LINK23"/>
-    <w:bookmarkStart w:id="243" w:name="OLE_LINK27"/>
-    <w:bookmarkStart w:id="244" w:name="OLE_LINK28"/>
-    <w:bookmarkEnd w:id="239"/>
+    <w:bookmarkStart w:id="128" w:name="_Toc18414908"/>
+    <w:bookmarkStart w:id="129" w:name="OLE_LINK23"/>
+    <w:bookmarkStart w:id="130" w:name="OLE_LINK27"/>
+    <w:bookmarkStart w:id="131" w:name="OLE_LINK28"/>
+    <w:bookmarkEnd w:id="126"/>
     <w:p>
       <w:pPr>
         <w:pStyle w:val="Heading1"/>
@@ -7213,7 +6419,7 @@
       <w:r>
         <w:fldChar w:fldCharType="separate"/>
       </w:r>
-      <w:bookmarkStart w:id="245" w:name="_Toc223004643"/>
+      <w:bookmarkStart w:id="132" w:name="_Toc223004643"/>
       <w:r>
         <w:rPr>
           <w:rStyle w:val="Hyperlink"/>
@@ -7249,9 +6455,9 @@
       <w:r>
         <w:t>Transactions</w:t>
       </w:r>
-      <w:bookmarkEnd w:id="240"/>
-      <w:bookmarkEnd w:id="241"/>
-      <w:bookmarkEnd w:id="245"/>
+      <w:bookmarkEnd w:id="127"/>
+      <w:bookmarkEnd w:id="128"/>
+      <w:bookmarkEnd w:id="132"/>
     </w:p>
     <w:p>
       <w:pPr>
@@ -7286,7 +6492,7 @@
       <w:r>
         <w:t xml:space="preserve"> to the </w:t>
       </w:r>
-      <w:hyperlink r:id="rId24" w:history="1">
+      <w:hyperlink r:id="rId29" w:history="1">
         <w:r>
           <w:rPr>
             <w:rStyle w:val="Hyperlink"/>
@@ -7304,9 +6510,9 @@
         <w:t>:</w:t>
       </w:r>
     </w:p>
-    <w:bookmarkEnd w:id="242"/>
-    <w:bookmarkEnd w:id="243"/>
-    <w:bookmarkEnd w:id="244"/>
+    <w:bookmarkEnd w:id="129"/>
+    <w:bookmarkEnd w:id="130"/>
+    <w:bookmarkEnd w:id="131"/>
     <w:p>
       <w:pPr>
         <w:pStyle w:val="AuthorInstructions"/>
@@ -7461,7 +6667,7 @@
       <w:pPr>
         <w:pStyle w:val="BodyText"/>
       </w:pPr>
-      <w:bookmarkStart w:id="246" w:name="_Toc345074646"/>
+      <w:bookmarkStart w:id="133" w:name="_Toc345074646"/>
     </w:p>
     <w:p>
       <w:pPr>
@@ -7485,9 +6691,9 @@
           <w:noProof w:val="0"/>
         </w:rPr>
       </w:pPr>
-      <w:hyperlink r:id="rId25" w:history="1">
-        <w:bookmarkStart w:id="247" w:name="_Toc18414909"/>
-        <w:bookmarkStart w:id="248" w:name="_Toc223004644"/>
+      <w:hyperlink r:id="rId30" w:history="1">
+        <w:bookmarkStart w:id="134" w:name="_Toc18414909"/>
+        <w:bookmarkStart w:id="135" w:name="_Toc223004644"/>
         <w:r>
           <w:rPr>
             <w:rStyle w:val="Hyperlink"/>
@@ -7502,12 +6708,12 @@
         </w:rPr>
         <w:t xml:space="preserve"> – </w:t>
       </w:r>
-      <w:bookmarkEnd w:id="246"/>
-      <w:bookmarkEnd w:id="247"/>
+      <w:bookmarkEnd w:id="133"/>
+      <w:bookmarkEnd w:id="134"/>
       <w:r>
         <w:t>Glossary</w:t>
       </w:r>
-      <w:bookmarkEnd w:id="248"/>
+      <w:bookmarkEnd w:id="135"/>
     </w:p>
     <w:p>
       <w:pPr>
@@ -7518,7 +6724,7 @@
       <w:pPr>
         <w:pStyle w:val="EditorInstructions"/>
       </w:pPr>
-      <w:bookmarkStart w:id="249" w:name="_Hlk75441020"/>
+      <w:bookmarkStart w:id="136" w:name="_Hlk75441020"/>
       <w:r>
         <w:t xml:space="preserve">Add the following </w:t>
       </w:r>
@@ -7549,7 +6755,7 @@
       <w:r>
         <w:t xml:space="preserve"> </w:t>
       </w:r>
-      <w:bookmarkStart w:id="250" w:name="_Hlk74744705"/>
+      <w:bookmarkStart w:id="137" w:name="_Hlk74744705"/>
       <w:r>
         <w:fldChar w:fldCharType="begin"/>
       </w:r>
@@ -7574,12 +6780,12 @@
       <w:r>
         <w:fldChar w:fldCharType="end"/>
       </w:r>
-      <w:bookmarkEnd w:id="250"/>
+      <w:bookmarkEnd w:id="137"/>
       <w:r>
         <w:t>:</w:t>
       </w:r>
     </w:p>
-    <w:bookmarkEnd w:id="249"/>
+    <w:bookmarkEnd w:id="136"/>
     <w:p>
       <w:pPr>
         <w:pStyle w:val="BodyText"/>
@@ -8093,9 +7299,9 @@
       <w:pPr>
         <w:pStyle w:val="PartTitle"/>
       </w:pPr>
-      <w:bookmarkStart w:id="251" w:name="_Toc345074647"/>
-      <w:bookmarkStart w:id="252" w:name="_Toc18414910"/>
-      <w:bookmarkStart w:id="253" w:name="_Toc223004645"/>
+      <w:bookmarkStart w:id="138" w:name="_Toc345074647"/>
+      <w:bookmarkStart w:id="139" w:name="_Toc18414910"/>
+      <w:bookmarkStart w:id="140" w:name="_Toc223004645"/>
       <w:r>
         <w:lastRenderedPageBreak/>
         <w:t xml:space="preserve">Volume </w:t>
@@ -8112,9 +7318,9 @@
       <w:r>
         <w:t>Profiles</w:t>
       </w:r>
-      <w:bookmarkEnd w:id="251"/>
-      <w:bookmarkEnd w:id="252"/>
-      <w:bookmarkEnd w:id="253"/>
+      <w:bookmarkEnd w:id="138"/>
+      <w:bookmarkEnd w:id="139"/>
+      <w:bookmarkEnd w:id="140"/>
     </w:p>
     <w:p>
       <w:pPr>
@@ -8127,24 +7333,24 @@
           <w:noProof w:val="0"/>
         </w:rPr>
       </w:pPr>
-      <w:bookmarkStart w:id="254" w:name="_Toc345074649"/>
-      <w:bookmarkStart w:id="255" w:name="_Toc18414912"/>
-      <w:bookmarkStart w:id="256" w:name="_Toc530206507"/>
-      <w:bookmarkStart w:id="257" w:name="_Toc1388427"/>
-      <w:bookmarkStart w:id="258" w:name="_Toc1388581"/>
-      <w:bookmarkStart w:id="259" w:name="_Toc1456608"/>
-      <w:bookmarkStart w:id="260" w:name="_Toc37034633"/>
-      <w:bookmarkStart w:id="261" w:name="_Toc38846111"/>
-      <w:bookmarkStart w:id="262" w:name="_Toc223004646"/>
+      <w:bookmarkStart w:id="141" w:name="_Toc345074649"/>
+      <w:bookmarkStart w:id="142" w:name="_Toc18414912"/>
+      <w:bookmarkStart w:id="143" w:name="_Toc223004646"/>
+      <w:bookmarkStart w:id="144" w:name="_Toc530206507"/>
+      <w:bookmarkStart w:id="145" w:name="_Toc1388427"/>
+      <w:bookmarkStart w:id="146" w:name="_Toc1388581"/>
+      <w:bookmarkStart w:id="147" w:name="_Toc1456608"/>
+      <w:bookmarkStart w:id="148" w:name="_Toc37034633"/>
+      <w:bookmarkStart w:id="149" w:name="_Toc38846111"/>
       <w:r>
         <w:rPr>
           <w:noProof w:val="0"/>
         </w:rPr>
         <w:t>Domain-specific additions</w:t>
       </w:r>
-      <w:bookmarkEnd w:id="254"/>
-      <w:bookmarkEnd w:id="255"/>
-      <w:bookmarkEnd w:id="262"/>
+      <w:bookmarkEnd w:id="141"/>
+      <w:bookmarkEnd w:id="142"/>
+      <w:bookmarkEnd w:id="143"/>
     </w:p>
     <w:p>
       <w:pPr>
@@ -8158,22 +7364,22 @@
       <w:pPr>
         <w:pStyle w:val="BodyText"/>
       </w:pPr>
-      <w:bookmarkStart w:id="263" w:name="_Toc473170358"/>
-      <w:bookmarkStart w:id="264" w:name="_Toc504625755"/>
-      <w:bookmarkStart w:id="265" w:name="_Toc530206508"/>
-      <w:bookmarkStart w:id="266" w:name="_Toc1388428"/>
-      <w:bookmarkStart w:id="267" w:name="_Toc1388582"/>
-      <w:bookmarkStart w:id="268" w:name="_Toc1456609"/>
-      <w:bookmarkStart w:id="269" w:name="_Toc37034634"/>
-      <w:bookmarkStart w:id="270" w:name="_Toc38846112"/>
-      <w:bookmarkEnd w:id="107"/>
-      <w:bookmarkEnd w:id="108"/>
-      <w:bookmarkEnd w:id="256"/>
-      <w:bookmarkEnd w:id="257"/>
-      <w:bookmarkEnd w:id="258"/>
-      <w:bookmarkEnd w:id="259"/>
-      <w:bookmarkEnd w:id="260"/>
-      <w:bookmarkEnd w:id="261"/>
+      <w:bookmarkStart w:id="150" w:name="_Toc473170358"/>
+      <w:bookmarkStart w:id="151" w:name="_Toc504625755"/>
+      <w:bookmarkStart w:id="152" w:name="_Toc530206508"/>
+      <w:bookmarkStart w:id="153" w:name="_Toc1388428"/>
+      <w:bookmarkStart w:id="154" w:name="_Toc1388582"/>
+      <w:bookmarkStart w:id="155" w:name="_Toc1456609"/>
+      <w:bookmarkStart w:id="156" w:name="_Toc37034634"/>
+      <w:bookmarkStart w:id="157" w:name="_Toc38846112"/>
+      <w:bookmarkEnd w:id="25"/>
+      <w:bookmarkEnd w:id="26"/>
+      <w:bookmarkEnd w:id="144"/>
+      <w:bookmarkEnd w:id="145"/>
+      <w:bookmarkEnd w:id="146"/>
+      <w:bookmarkEnd w:id="147"/>
+      <w:bookmarkEnd w:id="148"/>
+      <w:bookmarkEnd w:id="149"/>
       <w:r>
         <w:br w:type="page"/>
       </w:r>
@@ -8207,9 +7413,9 @@
           <w:noProof w:val="0"/>
         </w:rPr>
       </w:pPr>
-      <w:bookmarkStart w:id="271" w:name="_Toc345074650"/>
-      <w:bookmarkStart w:id="272" w:name="_Toc18414913"/>
-      <w:bookmarkStart w:id="273" w:name="_Toc223004647"/>
+      <w:bookmarkStart w:id="158" w:name="_Toc345074650"/>
+      <w:bookmarkStart w:id="159" w:name="_Toc18414913"/>
+      <w:bookmarkStart w:id="160" w:name="_Toc223004647"/>
       <w:r>
         <w:rPr>
           <w:noProof w:val="0"/>
@@ -8252,9 +7458,9 @@
         </w:rPr>
         <w:t xml:space="preserve"> Profile</w:t>
       </w:r>
-      <w:bookmarkEnd w:id="271"/>
-      <w:bookmarkEnd w:id="272"/>
-      <w:bookmarkEnd w:id="273"/>
+      <w:bookmarkEnd w:id="158"/>
+      <w:bookmarkEnd w:id="159"/>
+      <w:bookmarkEnd w:id="160"/>
     </w:p>
     <w:p>
       <w:pPr>
@@ -8489,8 +7695,18 @@
         </w:numPr>
         <w:spacing w:before="0"/>
       </w:pPr>
-      <w:r>
-        <w:t xml:space="preserve">If a gateway </w:t>
+      <w:del w:id="161" w:author="Kurt Elliason" w:date="2026-03-12T10:46:00Z" w16du:dateUtc="2026-03-12T15:46:00Z">
+        <w:r>
+          <w:delText>If a</w:delText>
+        </w:r>
+      </w:del>
+      <w:ins w:id="162" w:author="Kurt Elliason" w:date="2026-03-12T10:46:00Z" w16du:dateUtc="2026-03-12T15:46:00Z">
+        <w:r>
+          <w:t>A</w:t>
+        </w:r>
+      </w:ins>
+      <w:r>
+        <w:t xml:space="preserve"> gateway </w:t>
       </w:r>
       <w:r>
         <w:t xml:space="preserve">HR </w:t>
@@ -8501,8 +7717,33 @@
       <w:r>
         <w:t>HC</w:t>
       </w:r>
-      <w:r>
-        <w:t xml:space="preserve">, the gateway </w:t>
+      <w:del w:id="163" w:author="Kurt Elliason" w:date="2026-03-12T10:46:00Z" w16du:dateUtc="2026-03-12T15:46:00Z">
+        <w:r>
+          <w:delText>,</w:delText>
+        </w:r>
+      </w:del>
+      <w:ins w:id="164" w:author="Kurt Elliason" w:date="2026-03-12T10:46:00Z" w16du:dateUtc="2026-03-12T15:46:00Z">
+        <w:r>
+          <w:t xml:space="preserve">. </w:t>
+        </w:r>
+      </w:ins>
+      <w:del w:id="165" w:author="Kurt Elliason" w:date="2026-03-12T10:47:00Z" w16du:dateUtc="2026-03-12T15:47:00Z">
+        <w:r>
+          <w:delText xml:space="preserve"> </w:delText>
+        </w:r>
+      </w:del>
+      <w:del w:id="166" w:author="Kurt Elliason" w:date="2026-03-12T10:46:00Z" w16du:dateUtc="2026-03-12T15:46:00Z">
+        <w:r>
+          <w:delText>t</w:delText>
+        </w:r>
+      </w:del>
+      <w:ins w:id="167" w:author="Kurt Elliason" w:date="2026-03-12T10:46:00Z" w16du:dateUtc="2026-03-12T15:46:00Z">
+        <w:r>
+          <w:t>T</w:t>
+        </w:r>
+      </w:ins>
+      <w:r>
+        <w:t xml:space="preserve">he gateway </w:t>
       </w:r>
       <w:r>
         <w:t xml:space="preserve">HR </w:t>
@@ -8520,20 +7761,100 @@
         </w:numPr>
         <w:spacing w:before="0"/>
       </w:pPr>
-      <w:r>
-        <w:t xml:space="preserve">If a gateway </w:t>
-      </w:r>
+      <w:del w:id="168" w:author="Kurt Elliason" w:date="2026-03-12T10:45:00Z" w16du:dateUtc="2026-03-12T15:45:00Z">
+        <w:r>
+          <w:delText>If a</w:delText>
+        </w:r>
+      </w:del>
+      <w:ins w:id="169" w:author="Kurt Elliason" w:date="2026-03-12T10:45:00Z" w16du:dateUtc="2026-03-12T15:45:00Z">
+        <w:r>
+          <w:t>A</w:t>
+        </w:r>
+      </w:ins>
+      <w:r>
+        <w:t xml:space="preserve"> </w:t>
+      </w:r>
+      <w:del w:id="170" w:author="Kurt Elliason" w:date="2026-03-12T10:45:00Z" w16du:dateUtc="2026-03-12T15:45:00Z">
+        <w:r>
+          <w:delText xml:space="preserve">gateway </w:delText>
+        </w:r>
+      </w:del>
+      <w:ins w:id="171" w:author="Kurt Elliason" w:date="2026-03-12T10:45:00Z" w16du:dateUtc="2026-03-12T15:45:00Z">
+        <w:r>
+          <w:t xml:space="preserve">proxy </w:t>
+        </w:r>
+      </w:ins>
       <w:r>
         <w:t xml:space="preserve">HR </w:t>
       </w:r>
       <w:r>
-        <w:t xml:space="preserve">does not take the responsibility for the reliable communication with all the connected devices, the gateway </w:t>
-      </w:r>
+        <w:t>does not take the responsibility for the reliable communication with all the connected devices</w:t>
+      </w:r>
+      <w:del w:id="172" w:author="Kurt Elliason" w:date="2026-03-12T10:46:00Z" w16du:dateUtc="2026-03-12T15:46:00Z">
+        <w:r>
+          <w:delText>,</w:delText>
+        </w:r>
+      </w:del>
+      <w:ins w:id="173" w:author="Kurt Elliason" w:date="2026-03-12T10:46:00Z" w16du:dateUtc="2026-03-12T15:46:00Z">
+        <w:r>
+          <w:t xml:space="preserve">. </w:t>
+        </w:r>
+      </w:ins>
+      <w:r>
+        <w:t xml:space="preserve"> </w:t>
+      </w:r>
+      <w:del w:id="174" w:author="Kurt Elliason" w:date="2026-03-12T10:46:00Z" w16du:dateUtc="2026-03-12T15:46:00Z">
+        <w:r>
+          <w:delText>t</w:delText>
+        </w:r>
+      </w:del>
+      <w:ins w:id="175" w:author="Kurt Elliason" w:date="2026-03-12T10:46:00Z" w16du:dateUtc="2026-03-12T15:46:00Z">
+        <w:r>
+          <w:t>T</w:t>
+        </w:r>
+      </w:ins>
+      <w:r>
+        <w:t xml:space="preserve">he </w:t>
+      </w:r>
+      <w:del w:id="176" w:author="Kurt Elliason" w:date="2026-03-12T10:45:00Z" w16du:dateUtc="2026-03-12T15:45:00Z">
+        <w:r>
+          <w:delText xml:space="preserve">gateway </w:delText>
+        </w:r>
+      </w:del>
+      <w:ins w:id="177" w:author="Kurt Elliason" w:date="2026-03-12T10:45:00Z" w16du:dateUtc="2026-03-12T15:45:00Z">
+        <w:r>
+          <w:t xml:space="preserve">proxy </w:t>
+        </w:r>
+      </w:ins>
       <w:r>
         <w:t xml:space="preserve">HR </w:t>
       </w:r>
       <w:r>
-        <w:t>shall only act as a proxy for the individual devices participating in a MC.</w:t>
+        <w:t xml:space="preserve">shall only </w:t>
+      </w:r>
+      <w:del w:id="178" w:author="Kurt Elliason" w:date="2026-03-12T10:45:00Z" w16du:dateUtc="2026-03-12T15:45:00Z">
+        <w:r>
+          <w:delText>act as a proxy</w:delText>
+        </w:r>
+      </w:del>
+      <w:ins w:id="179" w:author="Kurt Elliason" w:date="2026-03-12T10:45:00Z" w16du:dateUtc="2026-03-12T15:45:00Z">
+        <w:r>
+          <w:t>relay messages</w:t>
+        </w:r>
+      </w:ins>
+      <w:r>
+        <w:t xml:space="preserve"> for the individual devices participating in a MC</w:t>
+      </w:r>
+      <w:ins w:id="180" w:author="Kurt Elliason" w:date="2026-03-12T10:32:00Z" w16du:dateUtc="2026-03-12T15:32:00Z">
+        <w:r>
+          <w:t xml:space="preserve">, it is the </w:t>
+        </w:r>
+        <w:r>
+          <w:t>responsibility to the devices themselves to handle HR duties</w:t>
+        </w:r>
+      </w:ins>
+      <w:r>
+        <w:t>.</w:t>
       </w:r>
     </w:p>
     <w:p>
@@ -8552,9 +7873,9 @@
           <w:noProof w:val="0"/>
         </w:rPr>
       </w:pPr>
-      <w:bookmarkStart w:id="274" w:name="_Toc345074651"/>
-      <w:bookmarkStart w:id="275" w:name="_Toc18414914"/>
-      <w:bookmarkStart w:id="276" w:name="_Toc223004648"/>
+      <w:bookmarkStart w:id="181" w:name="_Toc345074651"/>
+      <w:bookmarkStart w:id="182" w:name="_Toc18414914"/>
+      <w:bookmarkStart w:id="183" w:name="_Toc223004648"/>
       <w:r>
         <w:rPr>
           <w:noProof w:val="0"/>
@@ -8597,37 +7918,37 @@
         </w:rPr>
         <w:t>Transactions</w:t>
       </w:r>
-      <w:bookmarkEnd w:id="263"/>
-      <w:bookmarkEnd w:id="264"/>
-      <w:bookmarkEnd w:id="265"/>
-      <w:bookmarkEnd w:id="266"/>
-      <w:bookmarkEnd w:id="267"/>
-      <w:bookmarkEnd w:id="268"/>
-      <w:bookmarkEnd w:id="269"/>
-      <w:bookmarkEnd w:id="270"/>
+      <w:bookmarkEnd w:id="150"/>
+      <w:bookmarkEnd w:id="151"/>
+      <w:bookmarkEnd w:id="152"/>
+      <w:bookmarkEnd w:id="153"/>
+      <w:bookmarkEnd w:id="154"/>
+      <w:bookmarkEnd w:id="155"/>
+      <w:bookmarkEnd w:id="156"/>
+      <w:bookmarkEnd w:id="157"/>
       <w:r>
         <w:rPr>
           <w:noProof w:val="0"/>
         </w:rPr>
         <w:t>, and Content Modules</w:t>
       </w:r>
-      <w:bookmarkStart w:id="277" w:name="_Toc473170359"/>
-      <w:bookmarkStart w:id="278" w:name="_Toc504625756"/>
-      <w:bookmarkStart w:id="279" w:name="_Toc530206509"/>
-      <w:bookmarkStart w:id="280" w:name="_Toc1388429"/>
-      <w:bookmarkStart w:id="281" w:name="_Toc1388583"/>
-      <w:bookmarkStart w:id="282" w:name="_Toc1456610"/>
-      <w:bookmarkStart w:id="283" w:name="_Toc37034635"/>
-      <w:bookmarkStart w:id="284" w:name="_Toc38846113"/>
-      <w:bookmarkEnd w:id="274"/>
-      <w:bookmarkEnd w:id="275"/>
-      <w:bookmarkEnd w:id="276"/>
+      <w:bookmarkStart w:id="184" w:name="_Toc473170359"/>
+      <w:bookmarkStart w:id="185" w:name="_Toc504625756"/>
+      <w:bookmarkStart w:id="186" w:name="_Toc530206509"/>
+      <w:bookmarkStart w:id="187" w:name="_Toc1388429"/>
+      <w:bookmarkStart w:id="188" w:name="_Toc1388583"/>
+      <w:bookmarkStart w:id="189" w:name="_Toc1456610"/>
+      <w:bookmarkStart w:id="190" w:name="_Toc37034635"/>
+      <w:bookmarkStart w:id="191" w:name="_Toc38846113"/>
+      <w:bookmarkEnd w:id="181"/>
+      <w:bookmarkEnd w:id="182"/>
+      <w:bookmarkEnd w:id="183"/>
     </w:p>
     <w:p>
       <w:pPr>
         <w:pStyle w:val="BodyText"/>
       </w:pPr>
-      <w:bookmarkStart w:id="285" w:name="_Hlk77761540"/>
+      <w:bookmarkStart w:id="192" w:name="_Hlk77761540"/>
       <w:r>
         <w:t>This section define</w:t>
       </w:r>
@@ -8655,8 +7976,8 @@
       <w:r>
         <w:t xml:space="preserve">are given in the </w:t>
       </w:r>
-      <w:bookmarkStart w:id="286" w:name="OLE_LINK25"/>
-      <w:bookmarkStart w:id="287" w:name="OLE_LINK82"/>
+      <w:bookmarkStart w:id="193" w:name="OLE_LINK25"/>
+      <w:bookmarkStart w:id="194" w:name="OLE_LINK82"/>
       <w:r>
         <w:t xml:space="preserve">Technical Frameworks General Introduction </w:t>
       </w:r>
@@ -8666,12 +7987,12 @@
       <w:r>
         <w:t xml:space="preserve"> A</w:t>
       </w:r>
-      <w:bookmarkEnd w:id="286"/>
-      <w:bookmarkEnd w:id="287"/>
+      <w:bookmarkEnd w:id="193"/>
+      <w:bookmarkEnd w:id="194"/>
       <w:r>
         <w:t xml:space="preserve">. IHE Transactions can be found in the Technical Frameworks General Introduction Appendix B. Both appendices are located at </w:t>
       </w:r>
-      <w:hyperlink r:id="rId26" w:history="1">
+      <w:hyperlink r:id="rId31" w:history="1">
         <w:r>
           <w:rPr>
             <w:rStyle w:val="Hyperlink"/>
@@ -8682,7 +8003,7 @@
       <w:r>
         <w:t>.</w:t>
       </w:r>
-      <w:bookmarkEnd w:id="285"/>
+      <w:bookmarkEnd w:id="192"/>
     </w:p>
     <w:p>
       <w:pPr>
@@ -9565,7 +8886,7 @@
             <w:pPr>
               <w:pStyle w:val="TableEntryHeader"/>
             </w:pPr>
-            <w:bookmarkStart w:id="288" w:name="_Hlk485053677"/>
+            <w:bookmarkStart w:id="195" w:name="_Hlk485053677"/>
             <w:r>
               <w:t>Actors</w:t>
             </w:r>
@@ -9633,7 +8954,7 @@
           </w:p>
         </w:tc>
       </w:tr>
-      <w:bookmarkEnd w:id="288"/>
+      <w:bookmarkEnd w:id="195"/>
       <w:tr>
         <w:trPr>
           <w:cantSplit/>
@@ -9821,14 +9142,14 @@
           </w:p>
         </w:tc>
       </w:tr>
-      <w:bookmarkEnd w:id="277"/>
-      <w:bookmarkEnd w:id="278"/>
-      <w:bookmarkEnd w:id="279"/>
-      <w:bookmarkEnd w:id="280"/>
-      <w:bookmarkEnd w:id="281"/>
-      <w:bookmarkEnd w:id="282"/>
-      <w:bookmarkEnd w:id="283"/>
-      <w:bookmarkEnd w:id="284"/>
+      <w:bookmarkEnd w:id="184"/>
+      <w:bookmarkEnd w:id="185"/>
+      <w:bookmarkEnd w:id="186"/>
+      <w:bookmarkEnd w:id="187"/>
+      <w:bookmarkEnd w:id="188"/>
+      <w:bookmarkEnd w:id="189"/>
+      <w:bookmarkEnd w:id="190"/>
+      <w:bookmarkEnd w:id="191"/>
     </w:tbl>
     <w:p>
       <w:pPr>
@@ -9850,9 +9171,9 @@
           <w:noProof w:val="0"/>
         </w:rPr>
       </w:pPr>
-      <w:bookmarkStart w:id="289" w:name="_Toc345074652"/>
-      <w:bookmarkStart w:id="290" w:name="_Toc18414915"/>
-      <w:bookmarkStart w:id="291" w:name="_Toc223004649"/>
+      <w:bookmarkStart w:id="196" w:name="_Toc345074652"/>
+      <w:bookmarkStart w:id="197" w:name="_Toc18414915"/>
+      <w:bookmarkStart w:id="198" w:name="_Toc223004649"/>
       <w:r>
         <w:rPr>
           <w:bCs/>
@@ -9895,9 +9216,9 @@
         </w:rPr>
         <w:t>Requirements</w:t>
       </w:r>
-      <w:bookmarkEnd w:id="289"/>
-      <w:bookmarkEnd w:id="290"/>
-      <w:bookmarkEnd w:id="291"/>
+      <w:bookmarkEnd w:id="196"/>
+      <w:bookmarkEnd w:id="197"/>
+      <w:bookmarkEnd w:id="198"/>
     </w:p>
     <w:p>
       <w:pPr>
@@ -9962,8 +9283,8 @@
           <w:noProof w:val="0"/>
         </w:rPr>
       </w:pPr>
-      <w:bookmarkStart w:id="292" w:name="_Toc345074653"/>
-      <w:bookmarkStart w:id="293" w:name="_Toc223004650"/>
+      <w:bookmarkStart w:id="199" w:name="_Toc345074653"/>
+      <w:bookmarkStart w:id="200" w:name="_Toc223004650"/>
       <w:r>
         <w:rPr>
           <w:noProof w:val="0"/>
@@ -9977,14 +9298,14 @@
         </w:rPr>
         <w:t xml:space="preserve">.1.1.1 </w:t>
       </w:r>
-      <w:bookmarkEnd w:id="292"/>
+      <w:bookmarkEnd w:id="199"/>
       <w:r>
         <w:t>Heartbeat</w:t>
       </w:r>
       <w:r>
         <w:t xml:space="preserve"> Reporter</w:t>
       </w:r>
-      <w:bookmarkEnd w:id="293"/>
+      <w:bookmarkEnd w:id="200"/>
     </w:p>
     <w:p>
       <w:pPr>
@@ -10218,20 +9539,36 @@
           <w:i w:val="0"/>
           <w:iCs/>
         </w:rPr>
-        <w:t xml:space="preserve"> system, or a </w:t>
-      </w:r>
+        <w:t xml:space="preserve"> system</w:t>
+      </w:r>
+      <w:del w:id="201" w:author="Kurt Elliason" w:date="2026-03-12T10:41:00Z" w16du:dateUtc="2026-03-12T15:41:00Z">
+        <w:r>
+          <w:rPr>
+            <w:i w:val="0"/>
+            <w:iCs/>
+          </w:rPr>
+          <w:delText>,</w:delText>
+        </w:r>
+      </w:del>
       <w:r>
         <w:rPr>
           <w:i w:val="0"/>
           <w:iCs/>
         </w:rPr>
-        <w:t>gateway</w:t>
+        <w:t xml:space="preserve"> or a </w:t>
       </w:r>
       <w:r>
         <w:rPr>
           <w:i w:val="0"/>
           <w:iCs/>
         </w:rPr>
+        <w:t>gateway</w:t>
+      </w:r>
+      <w:r>
+        <w:rPr>
+          <w:i w:val="0"/>
+          <w:iCs/>
+        </w:rPr>
         <w:t>.</w:t>
       </w:r>
     </w:p>
@@ -10243,12 +9580,26 @@
         <w:rPr>
           <w:iCs/>
         </w:rPr>
-        <w:t>A gateway proxy send</w:t>
-      </w:r>
+        <w:t xml:space="preserve">A gateway </w:t>
+      </w:r>
+      <w:del w:id="202" w:author="Kurt Elliason" w:date="2026-03-12T10:40:00Z" w16du:dateUtc="2026-03-12T15:40:00Z">
+        <w:r>
+          <w:rPr>
+            <w:iCs/>
+          </w:rPr>
+          <w:delText xml:space="preserve">proxy </w:delText>
+        </w:r>
+      </w:del>
       <w:r>
         <w:rPr>
           <w:iCs/>
         </w:rPr>
+        <w:t>send</w:t>
+      </w:r>
+      <w:r>
+        <w:rPr>
+          <w:iCs/>
+        </w:rPr>
         <w:t>s</w:t>
       </w:r>
       <w:r>
@@ -10297,8 +9648,13 @@
         <w:t>HC</w:t>
       </w:r>
       <w:r>
-        <w:t xml:space="preserve">, a gateway proxy </w:t>
-      </w:r>
+        <w:t xml:space="preserve">, a gateway </w:t>
+      </w:r>
+      <w:del w:id="203" w:author="Kurt Elliason" w:date="2026-03-12T10:40:00Z" w16du:dateUtc="2026-03-12T15:40:00Z">
+        <w:r>
+          <w:delText xml:space="preserve">proxy </w:delText>
+        </w:r>
+      </w:del>
       <w:r>
         <w:t>representing</w:t>
       </w:r>
@@ -10315,6 +9671,9 @@
     <w:p>
       <w:pPr>
         <w:pStyle w:val="BodyText"/>
+        <w:rPr>
+          <w:ins w:id="204" w:author="Kurt Elliason" w:date="2026-03-12T10:41:00Z" w16du:dateUtc="2026-03-12T15:41:00Z"/>
+        </w:rPr>
       </w:pPr>
       <w:r>
         <w:t xml:space="preserve">A gateway </w:t>
@@ -10337,6 +9696,118 @@
       <w:r>
         <w:t>Usually, the gateway is connected to medical devices which are used for different patients in different locations. Therefore, no specific patient or location can be reported in a heartbeat message from the gateway.</w:t>
       </w:r>
+    </w:p>
+    <w:p>
+      <w:pPr>
+        <w:pStyle w:val="BodyText"/>
+        <w:rPr>
+          <w:ins w:id="205" w:author="Kurt Elliason" w:date="2026-03-12T10:41:00Z" w16du:dateUtc="2026-03-12T15:41:00Z"/>
+        </w:rPr>
+      </w:pPr>
+      <w:ins w:id="206" w:author="Kurt Elliason" w:date="2026-03-12T10:41:00Z" w16du:dateUtc="2026-03-12T15:41:00Z">
+        <w:r>
+          <w:rPr>
+            <w:iCs/>
+          </w:rPr>
+          <w:t xml:space="preserve">A </w:t>
+        </w:r>
+        <w:r>
+          <w:rPr>
+            <w:iCs/>
+          </w:rPr>
+          <w:t>proxy</w:t>
+        </w:r>
+      </w:ins>
+      <w:ins w:id="207" w:author="Kurt Elliason" w:date="2026-03-12T10:42:00Z" w16du:dateUtc="2026-03-12T15:42:00Z">
+        <w:r>
+          <w:rPr>
+            <w:iCs/>
+          </w:rPr>
+          <w:t xml:space="preserve"> is a transaction aggregator without responsibility for the devi</w:t>
+        </w:r>
+      </w:ins>
+      <w:ins w:id="208" w:author="Kurt Elliason" w:date="2026-03-12T10:43:00Z" w16du:dateUtc="2026-03-12T15:43:00Z">
+        <w:r>
+          <w:rPr>
+            <w:iCs/>
+          </w:rPr>
+          <w:t>c</w:t>
+        </w:r>
+      </w:ins>
+      <w:ins w:id="209" w:author="Kurt Elliason" w:date="2026-03-12T10:42:00Z" w16du:dateUtc="2026-03-12T15:42:00Z">
+        <w:r>
+          <w:rPr>
+            <w:iCs/>
+          </w:rPr>
+          <w:t>e</w:t>
+        </w:r>
+      </w:ins>
+      <w:ins w:id="210" w:author="Kurt Elliason" w:date="2026-03-12T10:43:00Z" w16du:dateUtc="2026-03-12T15:43:00Z">
+        <w:r>
+          <w:rPr>
+            <w:iCs/>
+          </w:rPr>
+          <w:t>s</w:t>
+        </w:r>
+      </w:ins>
+      <w:ins w:id="211" w:author="Kurt Elliason" w:date="2026-03-12T10:42:00Z" w16du:dateUtc="2026-03-12T15:42:00Z">
+        <w:r>
+          <w:rPr>
+            <w:iCs/>
+          </w:rPr>
+          <w:t xml:space="preserve"> behind it.  It </w:t>
+        </w:r>
+      </w:ins>
+      <w:ins w:id="212" w:author="Kurt Elliason" w:date="2026-03-12T10:43:00Z" w16du:dateUtc="2026-03-12T15:43:00Z">
+        <w:r>
+          <w:rPr>
+            <w:iCs/>
+          </w:rPr>
+          <w:t>relays</w:t>
+        </w:r>
+      </w:ins>
+      <w:ins w:id="213" w:author="Kurt Elliason" w:date="2026-03-12T10:41:00Z" w16du:dateUtc="2026-03-12T15:41:00Z">
+        <w:r>
+          <w:rPr>
+            <w:iCs/>
+          </w:rPr>
+          <w:t xml:space="preserve"> heartbeat </w:t>
+        </w:r>
+        <w:r>
+          <w:rPr>
+            <w:iCs/>
+          </w:rPr>
+          <w:t xml:space="preserve">messages on behalf of the individual devices or systems connected to the </w:t>
+        </w:r>
+      </w:ins>
+      <w:ins w:id="214" w:author="Kurt Elliason" w:date="2026-03-12T10:42:00Z" w16du:dateUtc="2026-03-12T15:42:00Z">
+        <w:r>
+          <w:rPr>
+            <w:iCs/>
+          </w:rPr>
+          <w:t>proxy</w:t>
+        </w:r>
+      </w:ins>
+      <w:ins w:id="215" w:author="Kurt Elliason" w:date="2026-03-12T10:41:00Z" w16du:dateUtc="2026-03-12T15:41:00Z">
+        <w:r>
+          <w:t xml:space="preserve">. To the HC, a </w:t>
+        </w:r>
+      </w:ins>
+      <w:ins w:id="216" w:author="Kurt Elliason" w:date="2026-03-12T10:42:00Z" w16du:dateUtc="2026-03-12T15:42:00Z">
+        <w:r>
+          <w:t>proxy</w:t>
+        </w:r>
+      </w:ins>
+      <w:ins w:id="217" w:author="Kurt Elliason" w:date="2026-03-12T10:41:00Z" w16du:dateUtc="2026-03-12T15:41:00Z">
+        <w:r>
+          <w:t xml:space="preserve"> representing an individual device or system is transparent.</w:t>
+        </w:r>
+      </w:ins>
+    </w:p>
+    <w:p>
+      <w:pPr>
+        <w:pStyle w:val="BodyText"/>
+      </w:pPr>
     </w:p>
     <w:p>
       <w:pPr>
@@ -10346,8 +9817,8 @@
           <w:numId w:val="0"/>
         </w:numPr>
       </w:pPr>
-      <w:bookmarkStart w:id="294" w:name="_Toc345074654"/>
-      <w:bookmarkStart w:id="295" w:name="_Toc223004651"/>
+      <w:bookmarkStart w:id="218" w:name="_Toc345074654"/>
+      <w:bookmarkStart w:id="219" w:name="_Toc223004651"/>
       <w:r>
         <w:rPr>
           <w:noProof w:val="0"/>
@@ -10360,14 +9831,14 @@
         </w:rPr>
         <w:t xml:space="preserve">.1.1.2 </w:t>
       </w:r>
-      <w:bookmarkEnd w:id="294"/>
+      <w:bookmarkEnd w:id="218"/>
       <w:r>
         <w:t>Heartbeat</w:t>
       </w:r>
       <w:r>
         <w:t xml:space="preserve"> Consumer</w:t>
       </w:r>
-      <w:bookmarkEnd w:id="295"/>
+      <w:bookmarkEnd w:id="219"/>
     </w:p>
     <w:p>
       <w:pPr>
@@ -10657,9 +10128,9 @@
           <w:noProof w:val="0"/>
         </w:rPr>
       </w:pPr>
-      <w:bookmarkStart w:id="296" w:name="_Toc345074655"/>
-      <w:bookmarkStart w:id="297" w:name="_Toc18414916"/>
-      <w:bookmarkStart w:id="298" w:name="_Toc223004652"/>
+      <w:bookmarkStart w:id="220" w:name="_Toc345074655"/>
+      <w:bookmarkStart w:id="221" w:name="_Toc18414916"/>
+      <w:bookmarkStart w:id="222" w:name="_Toc223004652"/>
       <w:r>
         <w:rPr>
           <w:noProof w:val="0"/>
@@ -10696,9 +10167,9 @@
         </w:rPr>
         <w:t xml:space="preserve"> Options</w:t>
       </w:r>
-      <w:bookmarkEnd w:id="296"/>
-      <w:bookmarkEnd w:id="297"/>
-      <w:bookmarkEnd w:id="298"/>
+      <w:bookmarkEnd w:id="220"/>
+      <w:bookmarkEnd w:id="221"/>
+      <w:bookmarkEnd w:id="222"/>
     </w:p>
     <w:p>
       <w:pPr>
@@ -10963,20 +10434,21 @@
           <w:noProof w:val="0"/>
         </w:rPr>
       </w:pPr>
-      <w:bookmarkStart w:id="299" w:name="_Toc345074657"/>
-      <w:bookmarkStart w:id="300" w:name="_Toc18414918"/>
-      <w:bookmarkStart w:id="301" w:name="_Toc37034636"/>
-      <w:bookmarkStart w:id="302" w:name="_Toc38846114"/>
-      <w:bookmarkStart w:id="303" w:name="_Toc504625757"/>
-      <w:bookmarkStart w:id="304" w:name="_Toc530206510"/>
-      <w:bookmarkStart w:id="305" w:name="_Toc1388430"/>
-      <w:bookmarkStart w:id="306" w:name="_Toc1388584"/>
-      <w:bookmarkStart w:id="307" w:name="_Toc1456611"/>
-      <w:bookmarkStart w:id="308" w:name="_Toc223004653"/>
+      <w:bookmarkStart w:id="223" w:name="_Toc345074657"/>
+      <w:bookmarkStart w:id="224" w:name="_Toc18414918"/>
+      <w:bookmarkStart w:id="225" w:name="_Toc223004653"/>
+      <w:bookmarkStart w:id="226" w:name="_Toc37034636"/>
+      <w:bookmarkStart w:id="227" w:name="_Toc38846114"/>
+      <w:bookmarkStart w:id="228" w:name="_Toc504625757"/>
+      <w:bookmarkStart w:id="229" w:name="_Toc530206510"/>
+      <w:bookmarkStart w:id="230" w:name="_Toc1388430"/>
+      <w:bookmarkStart w:id="231" w:name="_Toc1388584"/>
+      <w:bookmarkStart w:id="232" w:name="_Toc1456611"/>
       <w:r>
         <w:rPr>
           <w:noProof w:val="0"/>
         </w:rPr>
+        <w:lastRenderedPageBreak/>
         <w:t>14</w:t>
       </w:r>
       <w:r>
@@ -11015,9 +10487,9 @@
         </w:rPr>
         <w:t xml:space="preserve"> Groupings</w:t>
       </w:r>
-      <w:bookmarkEnd w:id="299"/>
-      <w:bookmarkEnd w:id="300"/>
-      <w:bookmarkEnd w:id="308"/>
+      <w:bookmarkEnd w:id="223"/>
+      <w:bookmarkEnd w:id="224"/>
+      <w:bookmarkEnd w:id="225"/>
       <w:r>
         <w:rPr>
           <w:noProof w:val="0"/>
@@ -11059,14 +10531,13 @@
           <w:noProof w:val="0"/>
         </w:rPr>
       </w:pPr>
-      <w:bookmarkStart w:id="309" w:name="_Toc345074658"/>
-      <w:bookmarkStart w:id="310" w:name="_Toc18414919"/>
-      <w:bookmarkStart w:id="311" w:name="_Toc223004654"/>
+      <w:bookmarkStart w:id="233" w:name="_Toc345074658"/>
+      <w:bookmarkStart w:id="234" w:name="_Toc18414919"/>
+      <w:bookmarkStart w:id="235" w:name="_Toc223004654"/>
       <w:r>
         <w:rPr>
           <w:noProof w:val="0"/>
         </w:rPr>
-        <w:lastRenderedPageBreak/>
         <w:t>14</w:t>
       </w:r>
       <w:r>
@@ -11099,17 +10570,17 @@
         </w:rPr>
         <w:t xml:space="preserve"> </w:t>
       </w:r>
-      <w:bookmarkEnd w:id="301"/>
-      <w:bookmarkEnd w:id="302"/>
+      <w:bookmarkEnd w:id="226"/>
+      <w:bookmarkEnd w:id="227"/>
       <w:r>
         <w:rPr>
           <w:noProof w:val="0"/>
         </w:rPr>
         <w:t>Overview</w:t>
       </w:r>
-      <w:bookmarkEnd w:id="309"/>
-      <w:bookmarkEnd w:id="310"/>
-      <w:bookmarkEnd w:id="311"/>
+      <w:bookmarkEnd w:id="233"/>
+      <w:bookmarkEnd w:id="234"/>
+      <w:bookmarkEnd w:id="235"/>
     </w:p>
     <w:p>
       <w:pPr>
@@ -11124,10 +10595,10 @@
           <w:noProof w:val="0"/>
         </w:rPr>
       </w:pPr>
-      <w:bookmarkStart w:id="312" w:name="_Toc345074659"/>
-      <w:bookmarkStart w:id="313" w:name="_Toc18414920"/>
-      <w:bookmarkStart w:id="314" w:name="OLE_LINK24"/>
-      <w:bookmarkStart w:id="315" w:name="_Toc223004655"/>
+      <w:bookmarkStart w:id="236" w:name="_Toc345074659"/>
+      <w:bookmarkStart w:id="237" w:name="_Toc18414920"/>
+      <w:bookmarkStart w:id="238" w:name="_Toc223004655"/>
+      <w:bookmarkStart w:id="239" w:name="OLE_LINK24"/>
       <w:r>
         <w:rPr>
           <w:bCs/>
@@ -11156,9 +10627,9 @@
         </w:rPr>
         <w:t>.1 Concepts</w:t>
       </w:r>
-      <w:bookmarkEnd w:id="312"/>
-      <w:bookmarkEnd w:id="313"/>
-      <w:bookmarkEnd w:id="315"/>
+      <w:bookmarkEnd w:id="236"/>
+      <w:bookmarkEnd w:id="237"/>
+      <w:bookmarkEnd w:id="238"/>
     </w:p>
     <w:p>
       <w:pPr>
@@ -11229,10 +10700,10 @@
           <w:noProof w:val="0"/>
         </w:rPr>
       </w:pPr>
-      <w:bookmarkStart w:id="316" w:name="_Toc345074660"/>
-      <w:bookmarkStart w:id="317" w:name="_Toc18414921"/>
-      <w:bookmarkStart w:id="318" w:name="_Toc223004656"/>
-      <w:bookmarkEnd w:id="314"/>
+      <w:bookmarkStart w:id="240" w:name="_Toc345074660"/>
+      <w:bookmarkStart w:id="241" w:name="_Toc18414921"/>
+      <w:bookmarkStart w:id="242" w:name="_Toc223004656"/>
+      <w:bookmarkEnd w:id="239"/>
       <w:r>
         <w:rPr>
           <w:bCs/>
@@ -11247,9 +10718,9 @@
         </w:rPr>
         <w:t>.4.2 Use Cases</w:t>
       </w:r>
-      <w:bookmarkEnd w:id="316"/>
-      <w:bookmarkEnd w:id="317"/>
-      <w:bookmarkEnd w:id="318"/>
+      <w:bookmarkEnd w:id="240"/>
+      <w:bookmarkEnd w:id="241"/>
+      <w:bookmarkEnd w:id="242"/>
     </w:p>
     <w:p>
       <w:pPr>
@@ -11263,8 +10734,8 @@
           <w:noProof w:val="0"/>
         </w:rPr>
       </w:pPr>
-      <w:bookmarkStart w:id="319" w:name="_Toc345074661"/>
-      <w:bookmarkStart w:id="320" w:name="_Toc223004657"/>
+      <w:bookmarkStart w:id="243" w:name="_Toc345074661"/>
+      <w:bookmarkStart w:id="244" w:name="_Toc223004657"/>
       <w:r>
         <w:rPr>
           <w:noProof w:val="0"/>
@@ -11313,7 +10784,7 @@
         </w:rPr>
         <w:t xml:space="preserve"> #1: </w:t>
       </w:r>
-      <w:bookmarkEnd w:id="319"/>
+      <w:bookmarkEnd w:id="243"/>
       <w:r>
         <w:rPr>
           <w:noProof w:val="0"/>
@@ -11326,7 +10797,7 @@
         </w:rPr>
         <w:t>Alert Distribution</w:t>
       </w:r>
-      <w:bookmarkEnd w:id="320"/>
+      <w:bookmarkEnd w:id="244"/>
     </w:p>
     <w:p>
       <w:pPr>
@@ -11353,8 +10824,8 @@
           <w:noProof w:val="0"/>
         </w:rPr>
       </w:pPr>
-      <w:bookmarkStart w:id="321" w:name="_Toc345074662"/>
-      <w:bookmarkStart w:id="322" w:name="_Toc223004658"/>
+      <w:bookmarkStart w:id="245" w:name="_Toc345074662"/>
+      <w:bookmarkStart w:id="246" w:name="_Toc223004658"/>
       <w:r>
         <w:rPr>
           <w:noProof w:val="0"/>
@@ -11416,14 +10887,14 @@
         </w:rPr>
         <w:t xml:space="preserve"> Description</w:t>
       </w:r>
-      <w:bookmarkEnd w:id="321"/>
-      <w:bookmarkEnd w:id="322"/>
+      <w:bookmarkEnd w:id="245"/>
+      <w:bookmarkEnd w:id="246"/>
     </w:p>
     <w:p>
       <w:pPr>
         <w:pStyle w:val="BodyText"/>
       </w:pPr>
-      <w:bookmarkStart w:id="323" w:name="_Toc345074663"/>
+      <w:bookmarkStart w:id="247" w:name="_Toc345074663"/>
       <w:r>
         <w:t>This use case</w:t>
       </w:r>
@@ -11540,7 +11011,7 @@
           <w:noProof w:val="0"/>
         </w:rPr>
       </w:pPr>
-      <w:bookmarkStart w:id="324" w:name="_Toc223004659"/>
+      <w:bookmarkStart w:id="248" w:name="_Toc223004659"/>
       <w:r>
         <w:rPr>
           <w:noProof w:val="0"/>
@@ -11607,8 +11078,8 @@
         </w:rPr>
         <w:t>Process Flow</w:t>
       </w:r>
-      <w:bookmarkEnd w:id="323"/>
-      <w:bookmarkEnd w:id="324"/>
+      <w:bookmarkEnd w:id="247"/>
+      <w:bookmarkEnd w:id="248"/>
     </w:p>
     <w:p>
       <w:pPr>
@@ -11690,6 +11161,7 @@
         <w:t xml:space="preserve">. The </w:t>
       </w:r>
       <w:r>
+        <w:lastRenderedPageBreak/>
         <w:t xml:space="preserve">ACM </w:t>
       </w:r>
       <w:r>
@@ -11772,7 +11244,6 @@
         <w:pStyle w:val="BodyText"/>
       </w:pPr>
       <w:r>
-        <w:lastRenderedPageBreak/>
         <w:t xml:space="preserve">Both the </w:t>
       </w:r>
       <w:r>
@@ -13220,9 +12691,9 @@
           <w:noProof w:val="0"/>
         </w:rPr>
       </w:pPr>
-      <w:bookmarkStart w:id="325" w:name="_Toc345074664"/>
-      <w:bookmarkStart w:id="326" w:name="_Toc18414922"/>
-      <w:bookmarkStart w:id="327" w:name="_Toc223004660"/>
+      <w:bookmarkStart w:id="249" w:name="_Toc345074664"/>
+      <w:bookmarkStart w:id="250" w:name="_Toc18414922"/>
+      <w:bookmarkStart w:id="251" w:name="_Toc223004660"/>
       <w:r>
         <w:rPr>
           <w:noProof w:val="0"/>
@@ -13259,9 +12730,9 @@
         </w:rPr>
         <w:t xml:space="preserve"> Security Considerations</w:t>
       </w:r>
-      <w:bookmarkEnd w:id="325"/>
-      <w:bookmarkEnd w:id="326"/>
-      <w:bookmarkEnd w:id="327"/>
+      <w:bookmarkEnd w:id="249"/>
+      <w:bookmarkEnd w:id="250"/>
+      <w:bookmarkEnd w:id="251"/>
     </w:p>
     <w:p>
       <w:pPr>
@@ -13321,13 +12792,14 @@
           <w:noProof w:val="0"/>
         </w:rPr>
       </w:pPr>
-      <w:bookmarkStart w:id="328" w:name="_Toc345074665"/>
-      <w:bookmarkStart w:id="329" w:name="_Toc18414923"/>
-      <w:bookmarkStart w:id="330" w:name="_Toc223004661"/>
+      <w:bookmarkStart w:id="252" w:name="_Toc345074665"/>
+      <w:bookmarkStart w:id="253" w:name="_Toc18414923"/>
+      <w:bookmarkStart w:id="254" w:name="_Toc223004661"/>
       <w:r>
         <w:rPr>
           <w:noProof w:val="0"/>
         </w:rPr>
+        <w:lastRenderedPageBreak/>
         <w:t>14</w:t>
       </w:r>
       <w:r>
@@ -13378,9 +12850,9 @@
         </w:rPr>
         <w:t>Considerations</w:t>
       </w:r>
-      <w:bookmarkEnd w:id="328"/>
-      <w:bookmarkEnd w:id="329"/>
-      <w:bookmarkEnd w:id="330"/>
+      <w:bookmarkEnd w:id="252"/>
+      <w:bookmarkEnd w:id="253"/>
+      <w:bookmarkEnd w:id="254"/>
     </w:p>
     <w:p>
       <w:pPr>
@@ -13424,19 +12896,19 @@
           <w:highlight w:val="yellow"/>
         </w:rPr>
       </w:pPr>
-      <w:bookmarkStart w:id="331" w:name="_Toc345074666"/>
-      <w:bookmarkStart w:id="332" w:name="_Toc18414924"/>
-      <w:bookmarkStart w:id="333" w:name="_Toc223004662"/>
+      <w:bookmarkStart w:id="255" w:name="_Toc345074666"/>
+      <w:bookmarkStart w:id="256" w:name="_Toc18414924"/>
+      <w:bookmarkStart w:id="257" w:name="_Toc223004662"/>
       <w:r>
         <w:lastRenderedPageBreak/>
         <w:t>Appendices</w:t>
       </w:r>
-      <w:bookmarkEnd w:id="331"/>
-      <w:bookmarkEnd w:id="332"/>
+      <w:bookmarkEnd w:id="255"/>
+      <w:bookmarkEnd w:id="256"/>
       <w:r>
         <w:t xml:space="preserve"> to Volume 1</w:t>
       </w:r>
-      <w:bookmarkEnd w:id="333"/>
+      <w:bookmarkEnd w:id="257"/>
       <w:r>
         <w:rPr>
           <w:highlight w:val="yellow"/>
@@ -13453,16 +12925,16 @@
       </w:r>
     </w:p>
     <w:p>
-      <w:bookmarkStart w:id="334" w:name="_Toc336000611"/>
-      <w:bookmarkStart w:id="335" w:name="_Toc345074671"/>
-      <w:bookmarkEnd w:id="334"/>
+      <w:bookmarkStart w:id="258" w:name="_Toc336000611"/>
+      <w:bookmarkStart w:id="259" w:name="_Toc345074671"/>
+      <w:bookmarkEnd w:id="258"/>
     </w:p>
     <w:p>
       <w:pPr>
         <w:pStyle w:val="PartTitle"/>
       </w:pPr>
-      <w:bookmarkStart w:id="336" w:name="_Toc18414931"/>
-      <w:bookmarkStart w:id="337" w:name="_Toc223004663"/>
+      <w:bookmarkStart w:id="260" w:name="_Toc18414931"/>
+      <w:bookmarkStart w:id="261" w:name="_Toc223004663"/>
       <w:r>
         <w:lastRenderedPageBreak/>
         <w:t xml:space="preserve">Volume 2 </w:t>
@@ -13473,15 +12945,15 @@
       <w:r>
         <w:t>Transactions</w:t>
       </w:r>
-      <w:bookmarkEnd w:id="335"/>
-      <w:bookmarkEnd w:id="336"/>
-      <w:bookmarkEnd w:id="337"/>
+      <w:bookmarkEnd w:id="259"/>
+      <w:bookmarkEnd w:id="260"/>
+      <w:bookmarkEnd w:id="261"/>
     </w:p>
     <w:p>
       <w:pPr>
         <w:pStyle w:val="EditorInstructions"/>
       </w:pPr>
-      <w:bookmarkStart w:id="338" w:name="_Toc75083611"/>
+      <w:bookmarkStart w:id="262" w:name="_Toc75083611"/>
       <w:r>
         <w:t xml:space="preserve">Add </w:t>
       </w:r>
@@ -13494,7 +12966,7 @@
       <w:r>
         <w:t>11</w:t>
       </w:r>
-      <w:bookmarkEnd w:id="338"/>
+      <w:bookmarkEnd w:id="262"/>
       <w:r>
         <w:t xml:space="preserve"> and 3.12</w:t>
       </w:r>
@@ -13510,9 +12982,9 @@
           <w:noProof w:val="0"/>
         </w:rPr>
       </w:pPr>
-      <w:bookmarkStart w:id="339" w:name="_Toc345074672"/>
-      <w:bookmarkStart w:id="340" w:name="_Toc18414932"/>
-      <w:bookmarkStart w:id="341" w:name="_Toc223004664"/>
+      <w:bookmarkStart w:id="263" w:name="_Toc345074672"/>
+      <w:bookmarkStart w:id="264" w:name="_Toc18414932"/>
+      <w:bookmarkStart w:id="265" w:name="_Toc223004664"/>
       <w:r>
         <w:rPr>
           <w:noProof w:val="0"/>
@@ -13552,9 +13024,9 @@
       <w:r>
         <w:t>[DEV-53]</w:t>
       </w:r>
-      <w:bookmarkEnd w:id="339"/>
-      <w:bookmarkEnd w:id="340"/>
-      <w:bookmarkEnd w:id="341"/>
+      <w:bookmarkEnd w:id="263"/>
+      <w:bookmarkEnd w:id="264"/>
+      <w:bookmarkEnd w:id="265"/>
     </w:p>
     <w:p>
       <w:pPr>
@@ -13567,9 +13039,9 @@
           <w:noProof w:val="0"/>
         </w:rPr>
       </w:pPr>
-      <w:bookmarkStart w:id="342" w:name="_Toc345074673"/>
-      <w:bookmarkStart w:id="343" w:name="_Toc18414933"/>
-      <w:bookmarkStart w:id="344" w:name="_Toc223004665"/>
+      <w:bookmarkStart w:id="266" w:name="_Toc345074673"/>
+      <w:bookmarkStart w:id="267" w:name="_Toc18414933"/>
+      <w:bookmarkStart w:id="268" w:name="_Toc223004665"/>
       <w:r>
         <w:rPr>
           <w:noProof w:val="0"/>
@@ -13594,9 +13066,9 @@
         </w:rPr>
         <w:t>.1 Scope</w:t>
       </w:r>
-      <w:bookmarkEnd w:id="342"/>
-      <w:bookmarkEnd w:id="343"/>
-      <w:bookmarkEnd w:id="344"/>
+      <w:bookmarkEnd w:id="266"/>
+      <w:bookmarkEnd w:id="267"/>
+      <w:bookmarkEnd w:id="268"/>
     </w:p>
     <w:p>
       <w:pPr>
@@ -13632,9 +13104,9 @@
           <w:noProof w:val="0"/>
         </w:rPr>
       </w:pPr>
-      <w:bookmarkStart w:id="345" w:name="_Toc345074674"/>
-      <w:bookmarkStart w:id="346" w:name="_Toc18414934"/>
-      <w:bookmarkStart w:id="347" w:name="_Toc223004666"/>
+      <w:bookmarkStart w:id="269" w:name="_Toc345074674"/>
+      <w:bookmarkStart w:id="270" w:name="_Toc18414934"/>
+      <w:bookmarkStart w:id="271" w:name="_Toc223004666"/>
       <w:r>
         <w:rPr>
           <w:noProof w:val="0"/>
@@ -13677,9 +13149,9 @@
         </w:rPr>
         <w:t>Roles</w:t>
       </w:r>
-      <w:bookmarkEnd w:id="345"/>
-      <w:bookmarkEnd w:id="346"/>
-      <w:bookmarkEnd w:id="347"/>
+      <w:bookmarkEnd w:id="269"/>
+      <w:bookmarkEnd w:id="270"/>
+      <w:bookmarkEnd w:id="271"/>
     </w:p>
     <w:p>
       <w:pPr>
@@ -13990,9 +13462,9 @@
           <w:noProof w:val="0"/>
         </w:rPr>
       </w:pPr>
-      <w:bookmarkStart w:id="348" w:name="_Toc345074675"/>
-      <w:bookmarkStart w:id="349" w:name="_Toc18414935"/>
-      <w:bookmarkStart w:id="350" w:name="_Toc223004667"/>
+      <w:bookmarkStart w:id="272" w:name="_Toc345074675"/>
+      <w:bookmarkStart w:id="273" w:name="_Toc18414935"/>
+      <w:bookmarkStart w:id="274" w:name="_Toc223004667"/>
       <w:r>
         <w:rPr>
           <w:noProof w:val="0"/>
@@ -14023,9 +13495,9 @@
         </w:rPr>
         <w:t>s</w:t>
       </w:r>
-      <w:bookmarkEnd w:id="348"/>
-      <w:bookmarkEnd w:id="349"/>
-      <w:bookmarkEnd w:id="350"/>
+      <w:bookmarkEnd w:id="272"/>
+      <w:bookmarkEnd w:id="273"/>
+      <w:bookmarkEnd w:id="274"/>
     </w:p>
     <w:p>
       <w:pPr>
@@ -14065,9 +13537,9 @@
           <w:noProof w:val="0"/>
         </w:rPr>
       </w:pPr>
-      <w:bookmarkStart w:id="351" w:name="_Toc345074676"/>
-      <w:bookmarkStart w:id="352" w:name="_Toc18414936"/>
-      <w:bookmarkStart w:id="353" w:name="_Toc223004668"/>
+      <w:bookmarkStart w:id="275" w:name="_Toc345074676"/>
+      <w:bookmarkStart w:id="276" w:name="_Toc18414936"/>
+      <w:bookmarkStart w:id="277" w:name="_Toc223004668"/>
       <w:r>
         <w:rPr>
           <w:noProof w:val="0"/>
@@ -14092,15 +13564,15 @@
         </w:rPr>
         <w:t xml:space="preserve">.4 </w:t>
       </w:r>
-      <w:bookmarkEnd w:id="351"/>
+      <w:bookmarkEnd w:id="275"/>
       <w:r>
         <w:rPr>
           <w:noProof w:val="0"/>
         </w:rPr>
         <w:t>Messages</w:t>
       </w:r>
-      <w:bookmarkEnd w:id="352"/>
-      <w:bookmarkEnd w:id="353"/>
+      <w:bookmarkEnd w:id="276"/>
+      <w:bookmarkEnd w:id="277"/>
     </w:p>
     <w:p>
       <w:pPr>
@@ -14811,8 +14283,8 @@
           <w:noProof w:val="0"/>
         </w:rPr>
       </w:pPr>
-      <w:bookmarkStart w:id="354" w:name="_Toc345074677"/>
-      <w:bookmarkStart w:id="355" w:name="_Toc223004669"/>
+      <w:bookmarkStart w:id="278" w:name="_Toc345074677"/>
+      <w:bookmarkStart w:id="279" w:name="_Toc223004669"/>
       <w:r>
         <w:rPr>
           <w:noProof w:val="0"/>
@@ -14837,7 +14309,7 @@
         </w:rPr>
         <w:t xml:space="preserve">.4.1 </w:t>
       </w:r>
-      <w:bookmarkEnd w:id="354"/>
+      <w:bookmarkEnd w:id="278"/>
       <w:r>
         <w:rPr>
           <w:noProof w:val="0"/>
@@ -14856,13 +14328,13 @@
         </w:rPr>
         <w:t>beat Message [DEV-53]</w:t>
       </w:r>
-      <w:bookmarkEnd w:id="355"/>
-    </w:p>
-    <w:bookmarkEnd w:id="303"/>
-    <w:bookmarkEnd w:id="304"/>
-    <w:bookmarkEnd w:id="305"/>
-    <w:bookmarkEnd w:id="306"/>
-    <w:bookmarkEnd w:id="307"/>
+      <w:bookmarkEnd w:id="279"/>
+    </w:p>
+    <w:bookmarkEnd w:id="228"/>
+    <w:bookmarkEnd w:id="229"/>
+    <w:bookmarkEnd w:id="230"/>
+    <w:bookmarkEnd w:id="231"/>
+    <w:bookmarkEnd w:id="232"/>
     <w:p>
       <w:pPr>
         <w:pStyle w:val="BodyText"/>
@@ -14982,8 +14454,8 @@
           <w:noProof w:val="0"/>
         </w:rPr>
       </w:pPr>
-      <w:bookmarkStart w:id="356" w:name="_Toc345074678"/>
-      <w:bookmarkStart w:id="357" w:name="_Toc223004670"/>
+      <w:bookmarkStart w:id="280" w:name="_Toc345074678"/>
+      <w:bookmarkStart w:id="281" w:name="_Toc223004670"/>
       <w:r>
         <w:rPr>
           <w:noProof w:val="0"/>
@@ -15008,8 +14480,8 @@
         </w:rPr>
         <w:t>.4.1.1 Trigger Events</w:t>
       </w:r>
-      <w:bookmarkEnd w:id="356"/>
-      <w:bookmarkEnd w:id="357"/>
+      <w:bookmarkEnd w:id="280"/>
+      <w:bookmarkEnd w:id="281"/>
     </w:p>
     <w:p>
       <w:pPr>
@@ -15177,8 +14649,8 @@
           <w:noProof w:val="0"/>
         </w:rPr>
       </w:pPr>
-      <w:bookmarkStart w:id="358" w:name="_Toc345074679"/>
-      <w:bookmarkStart w:id="359" w:name="_Toc223004671"/>
+      <w:bookmarkStart w:id="282" w:name="_Toc345074679"/>
+      <w:bookmarkStart w:id="283" w:name="_Toc223004671"/>
       <w:r>
         <w:rPr>
           <w:noProof w:val="0"/>
@@ -15203,16 +14675,16 @@
         </w:rPr>
         <w:t xml:space="preserve">.4.1.2 </w:t>
       </w:r>
-      <w:commentRangeStart w:id="360"/>
+      <w:commentRangeStart w:id="284"/>
       <w:r>
         <w:rPr>
           <w:noProof w:val="0"/>
         </w:rPr>
         <w:t>Message Semantics</w:t>
       </w:r>
-      <w:bookmarkEnd w:id="358"/>
-      <w:bookmarkEnd w:id="359"/>
-      <w:commentRangeEnd w:id="360"/>
+      <w:bookmarkEnd w:id="282"/>
+      <w:bookmarkEnd w:id="283"/>
+      <w:commentRangeEnd w:id="284"/>
       <w:r>
         <w:rPr>
           <w:rStyle w:val="CommentReference"/>
@@ -15220,7 +14692,7 @@
           <w:sz w:val="24"/>
           <w:szCs w:val="20"/>
         </w:rPr>
-        <w:commentReference w:id="360"/>
+        <w:commentReference w:id="284"/>
       </w:r>
     </w:p>
     <w:p>
@@ -15346,7 +14818,7 @@
                 <w:bCs/>
               </w:rPr>
             </w:pPr>
-            <w:bookmarkStart w:id="361" w:name="_Hlk166594117"/>
+            <w:bookmarkStart w:id="285" w:name="_Hlk166594117"/>
             <w:r>
               <w:rPr>
                 <w:b/>
@@ -15729,28 +15201,28 @@
             <w:r>
               <w:t xml:space="preserve">Only </w:t>
             </w:r>
-            <w:commentRangeStart w:id="362"/>
-            <w:commentRangeStart w:id="363"/>
+            <w:commentRangeStart w:id="286"/>
+            <w:commentRangeStart w:id="287"/>
             <w:r>
               <w:t xml:space="preserve">milliseconds </w:t>
             </w:r>
-            <w:commentRangeEnd w:id="362"/>
+            <w:commentRangeEnd w:id="286"/>
             <w:r>
               <w:rPr>
                 <w:rStyle w:val="CommentReference"/>
                 <w:sz w:val="24"/>
                 <w:szCs w:val="20"/>
               </w:rPr>
-              <w:commentReference w:id="362"/>
-            </w:r>
-            <w:commentRangeEnd w:id="363"/>
+              <w:commentReference w:id="286"/>
+            </w:r>
+            <w:commentRangeEnd w:id="287"/>
             <w:r>
               <w:rPr>
                 <w:rStyle w:val="CommentReference"/>
                 <w:sz w:val="24"/>
                 <w:szCs w:val="20"/>
               </w:rPr>
-              <w:commentReference w:id="363"/>
+              <w:commentReference w:id="287"/>
             </w:r>
             <w:r>
               <w:t>are supported.</w:t>
@@ -15957,7 +15429,7 @@
             <w:r>
               <w:t xml:space="preserve"> </w:t>
             </w:r>
-            <w:hyperlink r:id="rId31" w:history="1">
+            <w:hyperlink r:id="rId32" w:history="1">
               <w:r>
                 <w:rPr>
                   <w:rStyle w:val="Hyperlink"/>
@@ -16086,7 +15558,7 @@
         </w:tc>
       </w:tr>
     </w:tbl>
-    <w:bookmarkEnd w:id="361"/>
+    <w:bookmarkEnd w:id="285"/>
     <w:p>
       <w:r>
         <w:lastRenderedPageBreak/>
@@ -16738,8 +16210,8 @@
           <w:noProof w:val="0"/>
         </w:rPr>
       </w:pPr>
-      <w:bookmarkStart w:id="364" w:name="_Toc345074680"/>
-      <w:bookmarkStart w:id="365" w:name="_Toc223004672"/>
+      <w:bookmarkStart w:id="288" w:name="_Toc345074680"/>
+      <w:bookmarkStart w:id="289" w:name="_Toc223004672"/>
       <w:r>
         <w:rPr>
           <w:noProof w:val="0"/>
@@ -16764,8 +16236,8 @@
         </w:rPr>
         <w:t>.4.1.3 Expected Actions</w:t>
       </w:r>
-      <w:bookmarkEnd w:id="364"/>
-      <w:bookmarkEnd w:id="365"/>
+      <w:bookmarkEnd w:id="288"/>
+      <w:bookmarkEnd w:id="289"/>
     </w:p>
     <w:p>
       <w:pPr>
@@ -17049,22 +16521,13 @@
         <w:t xml:space="preserve">-related information are not part of the heartbeat messages. </w:t>
       </w:r>
       <w:r>
-        <w:t>Th</w:t>
-      </w:r>
-      <w:r>
-        <w:t>is</w:t>
-      </w:r>
-      <w:r>
-        <w:t xml:space="preserve"> </w:t>
+        <w:t xml:space="preserve">This </w:t>
       </w:r>
       <w:r>
         <w:t xml:space="preserve">information </w:t>
       </w:r>
       <w:r>
-        <w:t>is</w:t>
-      </w:r>
-      <w:r>
-        <w:t xml:space="preserve"> </w:t>
+        <w:t xml:space="preserve">is </w:t>
       </w:r>
       <w:r>
         <w:t>provided by other IHE profiles such as DEC, ACM and others.</w:t>
@@ -19675,14 +19138,6 @@
                                 <w:br/>
                               </w:r>
                               <w:r>
-                                <w:rPr>
-                                  <w:rPrChange w:id="366" w:author="Kurt Elliason" w:date="2026-02-26T13:19:00Z" w16du:dateUtc="2026-02-26T19:19:00Z">
-                                    <w:rPr>
-                                      <w:color w:val="008080"/>
-                                      <w:u w:val="single"/>
-                                    </w:rPr>
-                                  </w:rPrChange>
-                                </w:rPr>
                                 <w:t>Gateway</w:t>
                               </w:r>
                             </w:p>
@@ -19858,68 +19313,22 @@
                               <w:pPr>
                                 <w:rPr>
                                   <w:szCs w:val="24"/>
-                                  <w:rPrChange w:id="367" w:author="Kurt Elliason" w:date="2026-02-26T13:19:00Z" w16du:dateUtc="2026-02-26T19:19:00Z">
-                                    <w:rPr>
-                                      <w:color w:val="008080"/>
-                                      <w:szCs w:val="24"/>
-                                    </w:rPr>
-                                  </w:rPrChange>
                                 </w:rPr>
                               </w:pPr>
                               <w:r>
-                                <w:rPr>
-                                  <w:rPrChange w:id="368" w:author="Kurt Elliason" w:date="2026-02-26T13:19:00Z" w16du:dateUtc="2026-02-26T19:19:00Z">
-                                    <w:rPr>
-                                      <w:color w:val="008080"/>
-                                      <w:u w:val="single"/>
-                                    </w:rPr>
-                                  </w:rPrChange>
-                                </w:rPr>
                                 <w:t>Report</w:t>
                               </w:r>
                               <w:r>
-                                <w:rPr>
-                                  <w:rPrChange w:id="369" w:author="Kurt Elliason" w:date="2026-02-26T13:19:00Z" w16du:dateUtc="2026-02-26T19:19:00Z">
-                                    <w:rPr>
-                                      <w:color w:val="008080"/>
-                                      <w:u w:val="single"/>
-                                    </w:rPr>
-                                  </w:rPrChange>
-                                </w:rPr>
                                 <w:t xml:space="preserve"> Alert [PCD-04]</w:t>
                               </w:r>
                               <w:r>
-                                <w:rPr>
-                                  <w:rPrChange w:id="370" w:author="Kurt Elliason" w:date="2026-02-26T13:19:00Z" w16du:dateUtc="2026-02-26T19:19:00Z">
-                                    <w:rPr>
-                                      <w:color w:val="008080"/>
-                                      <w:u w:val="single"/>
-                                    </w:rPr>
-                                  </w:rPrChange>
-                                </w:rPr>
                                 <w:br/>
                                 <w:t>“Device 1</w:t>
                               </w:r>
                               <w:r>
-                                <w:rPr>
-                                  <w:rPrChange w:id="371" w:author="Kurt Elliason" w:date="2026-02-26T13:19:00Z" w16du:dateUtc="2026-02-26T19:19:00Z">
-                                    <w:rPr>
-                                      <w:color w:val="008080"/>
-                                      <w:u w:val="single"/>
-                                    </w:rPr>
-                                  </w:rPrChange>
-                                </w:rPr>
                                 <w:t xml:space="preserve"> </w:t>
                               </w:r>
                               <w:r>
-                                <w:rPr>
-                                  <w:rPrChange w:id="372" w:author="Kurt Elliason" w:date="2026-02-26T13:19:00Z" w16du:dateUtc="2026-02-26T19:19:00Z">
-                                    <w:rPr>
-                                      <w:color w:val="008080"/>
-                                      <w:u w:val="single"/>
-                                    </w:rPr>
-                                  </w:rPrChange>
-                                </w:rPr>
                                 <w:t>disconnected”</w:t>
                               </w:r>
                             </w:p>
@@ -20072,15 +19481,6 @@
                                   <w:bCs/>
                                   <w:sz w:val="28"/>
                                   <w:szCs w:val="28"/>
-                                  <w:rPrChange w:id="373" w:author="Kurt Elliason" w:date="2026-02-26T13:19:00Z" w16du:dateUtc="2026-02-26T19:19:00Z">
-                                    <w:rPr>
-                                      <w:b/>
-                                      <w:bCs/>
-                                      <w:color w:val="008080"/>
-                                      <w:sz w:val="28"/>
-                                      <w:szCs w:val="28"/>
-                                    </w:rPr>
-                                  </w:rPrChange>
                                 </w:rPr>
                               </w:pPr>
                               <w:r>
@@ -20089,16 +19489,6 @@
                                   <w:bCs/>
                                   <w:sz w:val="28"/>
                                   <w:szCs w:val="28"/>
-                                  <w:rPrChange w:id="374" w:author="Kurt Elliason" w:date="2026-02-26T13:19:00Z" w16du:dateUtc="2026-02-26T19:19:00Z">
-                                    <w:rPr>
-                                      <w:b/>
-                                      <w:bCs/>
-                                      <w:color w:val="008080"/>
-                                      <w:sz w:val="28"/>
-                                      <w:szCs w:val="28"/>
-                                      <w:u w:val="single"/>
-                                    </w:rPr>
-                                  </w:rPrChange>
                                 </w:rPr>
                                 <w:t>Scenario B</w:t>
                               </w:r>
@@ -20121,6 +19511,25 @@
           <mc:Fallback>
             <w:pict>
               <v:group w14:anchorId="49942C0A" id="_x0000_s1084" editas="canvas" style="width:470.15pt;height:423.85pt;mso-position-horizontal-relative:char;mso-position-vertical-relative:line" coordsize="59709,53828" o:gfxdata="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">
+                <v:shapetype id="_x0000_t75" coordsize="21600,21600" o:spt="75" o:preferrelative="t" path="m@4@5l@4@11@9@11@9@5xe" filled="f" stroked="f">
+                  <v:stroke joinstyle="miter"/>
+                  <v:formulas>
+                    <v:f eqn="if lineDrawn pixelLineWidth 0"/>
+                    <v:f eqn="sum @0 1 0"/>
+                    <v:f eqn="sum 0 0 @1"/>
+                    <v:f eqn="prod @2 1 2"/>
+                    <v:f eqn="prod @3 21600 pixelWidth"/>
+                    <v:f eqn="prod @3 21600 pixelHeight"/>
+                    <v:f eqn="sum @0 0 1"/>
+                    <v:f eqn="prod @6 1 2"/>
+                    <v:f eqn="prod @7 21600 pixelWidth"/>
+                    <v:f eqn="sum @8 21600 0"/>
+                    <v:f eqn="prod @7 21600 pixelHeight"/>
+                    <v:f eqn="sum @10 21600 0"/>
+                  </v:formulas>
+                  <v:path o:extrusionok="f" gradientshapeok="t" o:connecttype="rect"/>
+                  <o:lock v:ext="edit" aspectratio="t"/>
+                </v:shapetype>
                 <v:shape id="_x0000_s1085" type="#_x0000_t75" style="position:absolute;width:59709;height:53828;visibility:visible;mso-wrap-style:square" filled="t">
                   <v:fill o:detectmouseclick="t"/>
                   <v:path o:connecttype="none"/>
@@ -20203,6 +19612,11 @@
                     </w:txbxContent>
                   </v:textbox>
                 </v:rect>
+                <v:shapetype id="_x0000_t33" coordsize="21600,21600" o:spt="33" o:oned="t" path="m,l21600,r,21600e" filled="f">
+                  <v:stroke joinstyle="miter"/>
+                  <v:path arrowok="t" fillok="f" o:connecttype="none"/>
+                  <o:lock v:ext="edit" shapetype="t"/>
+                </v:shapetype>
                 <v:shape id="Connector: Elbow 600731426" o:spid="_x0000_s1089" type="#_x0000_t33" style="position:absolute;left:7394;top:3856;width:11092;height:4731;visibility:visible;mso-wrap-style:square" o:connectortype="elbow" o:gfxdata="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" strokecolor="black [3200]" strokeweight="3pt">
                   <v:stroke startarrow="block" endarrow="block"/>
                 </v:shape>
@@ -20234,9 +19648,17 @@
                     </w:txbxContent>
                   </v:textbox>
                 </v:rect>
+                <v:shapetype id="_x0000_t32" coordsize="21600,21600" o:spt="32" o:oned="t" path="m,l21600,21600e" filled="f">
+                  <v:path arrowok="t" fillok="f" o:connecttype="none"/>
+                  <o:lock v:ext="edit" shapetype="t"/>
+                </v:shapetype>
                 <v:shape id="Straight Arrow Connector 1937944620" o:spid="_x0000_s1092" type="#_x0000_t32" style="position:absolute;left:25357;top:11847;width:19003;height:0;visibility:visible;mso-wrap-style:square" o:connectortype="straight" o:gfxdata="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" strokecolor="black [3200]" strokeweight="1pt">
                   <v:stroke endarrow="block" joinstyle="miter"/>
                 </v:shape>
+                <v:shapetype id="_x0000_t202" coordsize="21600,21600" o:spt="202" path="m,l,21600r21600,l21600,xe">
+                  <v:stroke joinstyle="miter"/>
+                  <v:path gradientshapeok="t" o:connecttype="rect"/>
+                </v:shapetype>
                 <v:shape id="Text Box 1100232763" o:spid="_x0000_s1093" type="#_x0000_t202" style="position:absolute;left:27121;top:5327;width:16384;height:6223;visibility:visible;mso-wrap-style:square;v-text-anchor:top" o:gfxdata="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" fillcolor="white [3201]" stroked="f" strokeweight=".5pt">
                   <v:textbox>
                     <w:txbxContent>
@@ -20427,14 +19849,6 @@
                           <w:br/>
                         </w:r>
                         <w:r>
-                          <w:rPr>
-                            <w:rPrChange w:id="375" w:author="Kurt Elliason" w:date="2026-02-26T13:19:00Z" w16du:dateUtc="2026-02-26T19:19:00Z">
-                              <w:rPr>
-                                <w:color w:val="008080"/>
-                                <w:u w:val="single"/>
-                              </w:rPr>
-                            </w:rPrChange>
-                          </w:rPr>
                           <w:t>Gateway</w:t>
                         </w:r>
                       </w:p>
@@ -20478,68 +19892,22 @@
                         <w:pPr>
                           <w:rPr>
                             <w:szCs w:val="24"/>
-                            <w:rPrChange w:id="376" w:author="Kurt Elliason" w:date="2026-02-26T13:19:00Z" w16du:dateUtc="2026-02-26T19:19:00Z">
-                              <w:rPr>
-                                <w:color w:val="008080"/>
-                                <w:szCs w:val="24"/>
-                              </w:rPr>
-                            </w:rPrChange>
                           </w:rPr>
                         </w:pPr>
                         <w:r>
-                          <w:rPr>
-                            <w:rPrChange w:id="377" w:author="Kurt Elliason" w:date="2026-02-26T13:19:00Z" w16du:dateUtc="2026-02-26T19:19:00Z">
-                              <w:rPr>
-                                <w:color w:val="008080"/>
-                                <w:u w:val="single"/>
-                              </w:rPr>
-                            </w:rPrChange>
-                          </w:rPr>
                           <w:t>Report</w:t>
                         </w:r>
                         <w:r>
-                          <w:rPr>
-                            <w:rPrChange w:id="378" w:author="Kurt Elliason" w:date="2026-02-26T13:19:00Z" w16du:dateUtc="2026-02-26T19:19:00Z">
-                              <w:rPr>
-                                <w:color w:val="008080"/>
-                                <w:u w:val="single"/>
-                              </w:rPr>
-                            </w:rPrChange>
-                          </w:rPr>
                           <w:t xml:space="preserve"> Alert [PCD-04]</w:t>
                         </w:r>
                         <w:r>
-                          <w:rPr>
-                            <w:rPrChange w:id="379" w:author="Kurt Elliason" w:date="2026-02-26T13:19:00Z" w16du:dateUtc="2026-02-26T19:19:00Z">
-                              <w:rPr>
-                                <w:color w:val="008080"/>
-                                <w:u w:val="single"/>
-                              </w:rPr>
-                            </w:rPrChange>
-                          </w:rPr>
                           <w:br/>
                           <w:t>“Device 1</w:t>
                         </w:r>
                         <w:r>
-                          <w:rPr>
-                            <w:rPrChange w:id="380" w:author="Kurt Elliason" w:date="2026-02-26T13:19:00Z" w16du:dateUtc="2026-02-26T19:19:00Z">
-                              <w:rPr>
-                                <w:color w:val="008080"/>
-                                <w:u w:val="single"/>
-                              </w:rPr>
-                            </w:rPrChange>
-                          </w:rPr>
                           <w:t xml:space="preserve"> </w:t>
                         </w:r>
                         <w:r>
-                          <w:rPr>
-                            <w:rPrChange w:id="381" w:author="Kurt Elliason" w:date="2026-02-26T13:19:00Z" w16du:dateUtc="2026-02-26T19:19:00Z">
-                              <w:rPr>
-                                <w:color w:val="008080"/>
-                                <w:u w:val="single"/>
-                              </w:rPr>
-                            </w:rPrChange>
-                          </w:rPr>
                           <w:t>disconnected”</w:t>
                         </w:r>
                       </w:p>
@@ -20621,15 +19989,6 @@
                             <w:bCs/>
                             <w:sz w:val="28"/>
                             <w:szCs w:val="28"/>
-                            <w:rPrChange w:id="382" w:author="Kurt Elliason" w:date="2026-02-26T13:19:00Z" w16du:dateUtc="2026-02-26T19:19:00Z">
-                              <w:rPr>
-                                <w:b/>
-                                <w:bCs/>
-                                <w:color w:val="008080"/>
-                                <w:sz w:val="28"/>
-                                <w:szCs w:val="28"/>
-                              </w:rPr>
-                            </w:rPrChange>
                           </w:rPr>
                         </w:pPr>
                         <w:r>
@@ -20638,16 +19997,6 @@
                             <w:bCs/>
                             <w:sz w:val="28"/>
                             <w:szCs w:val="28"/>
-                            <w:rPrChange w:id="383" w:author="Kurt Elliason" w:date="2026-02-26T13:19:00Z" w16du:dateUtc="2026-02-26T19:19:00Z">
-                              <w:rPr>
-                                <w:b/>
-                                <w:bCs/>
-                                <w:color w:val="008080"/>
-                                <w:sz w:val="28"/>
-                                <w:szCs w:val="28"/>
-                                <w:u w:val="single"/>
-                              </w:rPr>
-                            </w:rPrChange>
                           </w:rPr>
                           <w:t>Scenario B</w:t>
                         </w:r>
@@ -20970,9 +20319,9 @@
           <w:noProof w:val="0"/>
         </w:rPr>
       </w:pPr>
-      <w:bookmarkStart w:id="384" w:name="_Ref203463529"/>
-      <w:bookmarkStart w:id="385" w:name="_Ref203463549"/>
-      <w:bookmarkStart w:id="386" w:name="_Toc223004673"/>
+      <w:bookmarkStart w:id="290" w:name="_Ref203463529"/>
+      <w:bookmarkStart w:id="291" w:name="_Ref203463549"/>
+      <w:bookmarkStart w:id="292" w:name="_Toc223004673"/>
       <w:r>
         <w:rPr>
           <w:noProof w:val="0"/>
@@ -21033,9 +20382,9 @@
         </w:rPr>
         <w:t xml:space="preserve"> Heartbeat Message</w:t>
       </w:r>
-      <w:bookmarkEnd w:id="384"/>
-      <w:bookmarkEnd w:id="385"/>
-      <w:bookmarkEnd w:id="386"/>
+      <w:bookmarkEnd w:id="290"/>
+      <w:bookmarkEnd w:id="291"/>
+      <w:bookmarkEnd w:id="292"/>
     </w:p>
     <w:p>
       <w:pPr>
@@ -21102,7 +20451,7 @@
       <w:pPr>
         <w:pStyle w:val="Heading5"/>
       </w:pPr>
-      <w:bookmarkStart w:id="387" w:name="_Toc223004674"/>
+      <w:bookmarkStart w:id="293" w:name="_Toc223004674"/>
       <w:r>
         <w:t>3.</w:t>
       </w:r>
@@ -21127,7 +20476,7 @@
       <w:r>
         <w:t xml:space="preserve"> Events</w:t>
       </w:r>
-      <w:bookmarkEnd w:id="387"/>
+      <w:bookmarkEnd w:id="293"/>
     </w:p>
     <w:p>
       <w:pPr>
@@ -21283,7 +20632,7 @@
           <w:noProof w:val="0"/>
         </w:rPr>
       </w:pPr>
-      <w:bookmarkStart w:id="388" w:name="_Toc223004675"/>
+      <w:bookmarkStart w:id="294" w:name="_Toc223004675"/>
       <w:r>
         <w:rPr>
           <w:noProof w:val="0"/>
@@ -21320,7 +20669,7 @@
         </w:rPr>
         <w:t>.2 Message Semantics</w:t>
       </w:r>
-      <w:bookmarkEnd w:id="388"/>
+      <w:bookmarkEnd w:id="294"/>
     </w:p>
     <w:p>
       <w:pPr>
@@ -21886,7 +21235,7 @@
           <w:noProof w:val="0"/>
         </w:rPr>
       </w:pPr>
-      <w:bookmarkStart w:id="389" w:name="_Toc223004676"/>
+      <w:bookmarkStart w:id="295" w:name="_Toc223004676"/>
       <w:r>
         <w:rPr>
           <w:noProof w:val="0"/>
@@ -21923,7 +21272,7 @@
         </w:rPr>
         <w:t>.3 Expected Actions</w:t>
       </w:r>
-      <w:bookmarkEnd w:id="389"/>
+      <w:bookmarkEnd w:id="295"/>
     </w:p>
     <w:p>
       <w:pPr>
@@ -22000,7 +21349,7 @@
           <w:numId w:val="0"/>
         </w:numPr>
       </w:pPr>
-      <w:bookmarkStart w:id="390" w:name="_Toc223004677"/>
+      <w:bookmarkStart w:id="296" w:name="_Toc223004677"/>
       <w:r>
         <w:rPr>
           <w:noProof w:val="0"/>
@@ -22025,7 +21374,7 @@
         </w:rPr>
         <w:t>.5 Protocol Requirements</w:t>
       </w:r>
-      <w:bookmarkEnd w:id="390"/>
+      <w:bookmarkEnd w:id="296"/>
     </w:p>
     <w:p>
       <w:pPr>
@@ -22046,7 +21395,7 @@
           <w:noProof w:val="0"/>
         </w:rPr>
       </w:pPr>
-      <w:bookmarkStart w:id="391" w:name="_Toc223004678"/>
+      <w:bookmarkStart w:id="297" w:name="_Toc223004678"/>
       <w:r>
         <w:rPr>
           <w:noProof w:val="0"/>
@@ -22071,7 +21420,7 @@
         </w:rPr>
         <w:t>.6 Security Considerations</w:t>
       </w:r>
-      <w:bookmarkEnd w:id="391"/>
+      <w:bookmarkEnd w:id="297"/>
     </w:p>
     <w:p>
       <w:pPr>
@@ -22093,22 +21442,22 @@
       <w:pPr>
         <w:pStyle w:val="PartTitle"/>
       </w:pPr>
-      <w:bookmarkStart w:id="392" w:name="_Toc345074688"/>
-      <w:bookmarkStart w:id="393" w:name="_Toc18414939"/>
-      <w:bookmarkStart w:id="394" w:name="_Toc223004679"/>
+      <w:bookmarkStart w:id="298" w:name="_Toc345074688"/>
+      <w:bookmarkStart w:id="299" w:name="_Toc18414939"/>
+      <w:bookmarkStart w:id="300" w:name="_Toc223004679"/>
       <w:r>
         <w:lastRenderedPageBreak/>
         <w:t>Appendices</w:t>
       </w:r>
-      <w:bookmarkEnd w:id="392"/>
-      <w:bookmarkEnd w:id="393"/>
+      <w:bookmarkEnd w:id="298"/>
+      <w:bookmarkEnd w:id="299"/>
       <w:r>
         <w:t xml:space="preserve"> </w:t>
       </w:r>
       <w:r>
         <w:t>to Volume 2</w:t>
       </w:r>
-      <w:bookmarkEnd w:id="394"/>
+      <w:bookmarkEnd w:id="300"/>
     </w:p>
     <w:p>
       <w:pPr>
@@ -22119,8 +21468,8 @@
       </w:r>
     </w:p>
     <w:p>
-      <w:bookmarkStart w:id="395" w:name="OLE_LINK3"/>
-      <w:bookmarkStart w:id="396" w:name="OLE_LINK4"/>
+      <w:bookmarkStart w:id="301" w:name="OLE_LINK3"/>
+      <w:bookmarkStart w:id="302" w:name="OLE_LINK4"/>
     </w:p>
     <w:p>
       <w:pPr>
@@ -22133,11 +21482,11 @@
           <w:noProof w:val="0"/>
         </w:rPr>
       </w:pPr>
-      <w:bookmarkStart w:id="397" w:name="_Toc345074693"/>
-      <w:bookmarkStart w:id="398" w:name="_Toc18414946"/>
-      <w:bookmarkStart w:id="399" w:name="_Toc223004680"/>
-      <w:bookmarkEnd w:id="395"/>
-      <w:bookmarkEnd w:id="396"/>
+      <w:bookmarkStart w:id="303" w:name="_Toc345074693"/>
+      <w:bookmarkStart w:id="304" w:name="_Toc18414946"/>
+      <w:bookmarkStart w:id="305" w:name="_Toc223004680"/>
+      <w:bookmarkEnd w:id="301"/>
+      <w:bookmarkEnd w:id="302"/>
       <w:r>
         <w:rPr>
           <w:noProof w:val="0"/>
@@ -22157,25 +21506,25 @@
         </w:rPr>
         <w:t>pace Additions</w:t>
       </w:r>
-      <w:bookmarkEnd w:id="397"/>
-      <w:bookmarkEnd w:id="398"/>
+      <w:bookmarkEnd w:id="303"/>
+      <w:bookmarkEnd w:id="304"/>
       <w:r>
         <w:rPr>
           <w:noProof w:val="0"/>
         </w:rPr>
         <w:t xml:space="preserve"> for Volume 2</w:t>
       </w:r>
-      <w:bookmarkEnd w:id="399"/>
+      <w:bookmarkEnd w:id="305"/>
     </w:p>
     <w:p>
       <w:pPr>
         <w:pStyle w:val="BodyText"/>
       </w:pPr>
-      <w:bookmarkStart w:id="400" w:name="OLE_LINK51"/>
-      <w:bookmarkStart w:id="401" w:name="OLE_LINK52"/>
-      <w:bookmarkStart w:id="402" w:name="OLE_LINK53"/>
-      <w:bookmarkStart w:id="403" w:name="OLE_LINK54"/>
-      <w:bookmarkStart w:id="404" w:name="OLE_LINK83"/>
+      <w:bookmarkStart w:id="306" w:name="OLE_LINK51"/>
+      <w:bookmarkStart w:id="307" w:name="OLE_LINK52"/>
+      <w:bookmarkStart w:id="308" w:name="OLE_LINK53"/>
+      <w:bookmarkStart w:id="309" w:name="OLE_LINK54"/>
+      <w:bookmarkStart w:id="310" w:name="OLE_LINK83"/>
       <w:r>
         <w:t xml:space="preserve">The </w:t>
       </w:r>
@@ -22185,7 +21534,7 @@
       <w:r>
         <w:t xml:space="preserve"> registry of OIDs is located at </w:t>
       </w:r>
-      <w:hyperlink r:id="rId32" w:history="1">
+      <w:hyperlink r:id="rId33" w:history="1">
         <w:r>
           <w:rPr>
             <w:rStyle w:val="Hyperlink"/>
@@ -22199,8 +21548,8 @@
         <w:t>.</w:t>
       </w:r>
     </w:p>
-    <w:bookmarkEnd w:id="400"/>
-    <w:bookmarkEnd w:id="401"/>
+    <w:bookmarkEnd w:id="306"/>
+    <w:bookmarkEnd w:id="307"/>
     <w:p>
       <w:pPr>
         <w:pStyle w:val="BodyText"/>
@@ -22364,26 +21713,26 @@
       <w:pPr>
         <w:pStyle w:val="PartTitle"/>
       </w:pPr>
-      <w:bookmarkStart w:id="405" w:name="_Toc345074694"/>
-      <w:bookmarkStart w:id="406" w:name="_Toc18414947"/>
-      <w:bookmarkStart w:id="407" w:name="_Toc223004681"/>
-      <w:bookmarkEnd w:id="402"/>
-      <w:bookmarkEnd w:id="403"/>
-      <w:bookmarkEnd w:id="404"/>
+      <w:bookmarkStart w:id="311" w:name="_Toc345074694"/>
+      <w:bookmarkStart w:id="312" w:name="_Toc18414947"/>
+      <w:bookmarkStart w:id="313" w:name="_Toc223004681"/>
+      <w:bookmarkEnd w:id="308"/>
+      <w:bookmarkEnd w:id="309"/>
+      <w:bookmarkEnd w:id="310"/>
       <w:r>
         <w:lastRenderedPageBreak/>
         <w:t>Volume 3 – Content Modules</w:t>
       </w:r>
-      <w:bookmarkEnd w:id="405"/>
-      <w:bookmarkEnd w:id="406"/>
-      <w:bookmarkEnd w:id="407"/>
+      <w:bookmarkEnd w:id="311"/>
+      <w:bookmarkEnd w:id="312"/>
+      <w:bookmarkEnd w:id="313"/>
     </w:p>
     <w:p>
       <w:pPr>
         <w:pStyle w:val="BodyText"/>
       </w:pPr>
-      <w:bookmarkStart w:id="408" w:name="OLE_LINK57"/>
-      <w:bookmarkStart w:id="409" w:name="OLE_LINK58"/>
+      <w:bookmarkStart w:id="314" w:name="OLE_LINK57"/>
+      <w:bookmarkStart w:id="315" w:name="OLE_LINK58"/>
       <w:r>
         <w:t>Not applicable.</w:t>
       </w:r>
@@ -22397,11 +21746,11 @@
       <w:pPr>
         <w:pStyle w:val="PartTitle"/>
       </w:pPr>
-      <w:bookmarkStart w:id="410" w:name="_Toc345074737"/>
-      <w:bookmarkStart w:id="411" w:name="_Toc18414981"/>
-      <w:bookmarkStart w:id="412" w:name="_Toc223004682"/>
-      <w:bookmarkEnd w:id="408"/>
-      <w:bookmarkEnd w:id="409"/>
+      <w:bookmarkStart w:id="316" w:name="_Toc345074737"/>
+      <w:bookmarkStart w:id="317" w:name="_Toc18414981"/>
+      <w:bookmarkStart w:id="318" w:name="_Toc223004682"/>
+      <w:bookmarkEnd w:id="314"/>
+      <w:bookmarkEnd w:id="315"/>
       <w:r>
         <w:lastRenderedPageBreak/>
         <w:t>V</w:t>
@@ -22409,9 +21758,9 @@
       <w:r>
         <w:t>olume 4 – National Extensions</w:t>
       </w:r>
-      <w:bookmarkEnd w:id="410"/>
-      <w:bookmarkEnd w:id="411"/>
-      <w:bookmarkEnd w:id="412"/>
+      <w:bookmarkEnd w:id="316"/>
+      <w:bookmarkEnd w:id="317"/>
+      <w:bookmarkEnd w:id="318"/>
     </w:p>
     <w:p>
       <w:pPr>
@@ -22441,11 +21790,11 @@
       </w:pPr>
     </w:p>
     <w:sectPr>
-      <w:headerReference w:type="even" r:id="rId33"/>
-      <w:headerReference w:type="default" r:id="rId34"/>
-      <w:footerReference w:type="even" r:id="rId35"/>
-      <w:footerReference w:type="default" r:id="rId36"/>
-      <w:footerReference w:type="first" r:id="rId37"/>
+      <w:headerReference w:type="even" r:id="rId34"/>
+      <w:headerReference w:type="default" r:id="rId35"/>
+      <w:footerReference w:type="even" r:id="rId36"/>
+      <w:footerReference w:type="default" r:id="rId37"/>
+      <w:footerReference w:type="first" r:id="rId38"/>
       <w:pgSz w:w="12240" w:h="15840" w:code="1"/>
       <w:pgMar w:top="1440" w:right="1080" w:bottom="1440" w:left="1800" w:header="720" w:footer="720" w:gutter="0"/>
       <w:lnNumType w:countBy="5" w:restart="continuous"/>
@@ -22460,7 +21809,7 @@
 
 <file path=word/comments.xml><?xml version="1.0" encoding="utf-8"?>
 <w:comments xmlns:wpc="http://schemas.microsoft.com/office/word/2010/wordprocessingCanvas" xmlns:cx="http://schemas.microsoft.com/office/drawing/2014/chartex" xmlns:cx1="http://schemas.microsoft.com/office/drawing/2015/9/8/chartex" xmlns:cx2="http://schemas.microsoft.com/office/drawing/2015/10/21/chartex" xmlns:cx3="http://schemas.microsoft.com/office/drawing/2016/5/9/chartex" xmlns:cx4="http://schemas.microsoft.com/office/drawing/2016/5/10/chartex" xmlns:cx5="http://schemas.microsoft.com/office/drawing/2016/5/11/chartex" xmlns:cx6="http://schemas.microsoft.com/office/drawing/2016/5/12/chartex" xmlns:cx7="http://schemas.microsoft.com/office/drawing/2016/5/13/chartex" xmlns:cx8="http://schemas.microsoft.com/office/drawing/2016/5/14/chartex" xmlns:mc="http://schemas.openxmlformats.org/markup-compatibility/2006" xmlns:aink="http://schemas.microsoft.com/office/drawing/2016/ink" xmlns:am3d="http://schemas.microsoft.com/office/drawing/2017/model3d" xmlns:o="urn:schemas-microsoft-com:office:office" xmlns:oel="http://schemas.microsoft.com/office/2019/extlst" xmlns:r="http://schemas.openxmlformats.org/officeDocument/2006/relationships" xmlns:m="http://schemas.openxmlformats.org/officeDocument/2006/math" xmlns:v="urn:schemas-microsoft-com:vml" xmlns:wp14="http://schemas.microsoft.com/office/word/2010/wordprocessingDrawing" xmlns:wp="http://schemas.openxmlformats.org/drawingml/2006/wordprocessingDrawing" xmlns:w10="urn:schemas-microsoft-com:office:word" xmlns:w="http://schemas.openxmlformats.org/wordprocessingml/2006/main" xmlns:w14="http://schemas.microsoft.com/office/word/2010/wordml" xmlns:w15="http://schemas.microsoft.com/office/word/2012/wordml" xmlns:w16cex="http://schemas.microsoft.com/office/word/2018/wordml/cex" xmlns:w16cid="http://schemas.microsoft.com/office/word/2016/wordml/cid" xmlns:w16="http://schemas.microsoft.com/office/word/2018/wordml" xmlns:w16du="http://schemas.microsoft.com/office/word/2023/wordml/word16du" xmlns:w16sdtdh="http://schemas.microsoft.com/office/word/2020/wordml/sdtdatahash" xmlns:w16sdtfl="http://schemas.microsoft.com/office/word/2024/wordml/sdtformatlock" xmlns:w16se="http://schemas.microsoft.com/office/word/2015/wordml/symex" xmlns:wpg="http://schemas.microsoft.com/office/word/2010/wordprocessingGroup" xmlns:wpi="http://schemas.microsoft.com/office/word/2010/wordprocessingInk" xmlns:wne="http://schemas.microsoft.com/office/word/2006/wordml" xmlns:wps="http://schemas.microsoft.com/office/word/2010/wordprocessingShape" mc:Ignorable="w14 w15 w16se w16cid w16 w16cex w16sdtdh w16sdtfl w16du wp14">
-  <w:comment w:id="360" w:author="Kranich, Peter" w:date="2025-09-25T17:36:00Z" w:initials="PK">
+  <w:comment w:id="18" w:author="Kurt Elliason" w:date="2026-03-12T10:17:00Z" w:initials="KE">
     <w:p>
       <w:pPr>
         <w:pStyle w:val="CommentText"/>
@@ -22472,11 +21821,59 @@
         <w:annotationRef/>
       </w:r>
       <w:r>
+        <w:t>Discussion about using OBX-7 or not</w:t>
+      </w:r>
+    </w:p>
+  </w:comment>
+  <w:comment w:id="19" w:author="Kurt Elliason" w:date="2026-03-12T10:32:00Z" w:initials="KE">
+    <w:p>
+      <w:pPr>
+        <w:pStyle w:val="CommentText"/>
+      </w:pPr>
+      <w:r>
+        <w:rPr>
+          <w:rStyle w:val="CommentReference"/>
+        </w:rPr>
+        <w:annotationRef/>
+      </w:r>
+      <w:r>
+        <w:t>Check with Rob about closing</w:t>
+      </w:r>
+    </w:p>
+  </w:comment>
+  <w:comment w:id="27" w:author="Kurt Elliason" w:date="2026-05-06T14:29:00Z" w:initials="KE">
+    <w:p>
+      <w:pPr>
+        <w:pStyle w:val="CommentText"/>
+      </w:pPr>
+      <w:r>
+        <w:rPr>
+          <w:rStyle w:val="CommentReference"/>
+        </w:rPr>
+        <w:annotationRef/>
+      </w:r>
+      <w:r>
+        <w:t>Deleting the list below since the items are the reason an issue was closed, not the issue that was closed.</w:t>
+      </w:r>
+    </w:p>
+  </w:comment>
+  <w:comment w:id="284" w:author="Kranich, Peter" w:date="2025-09-25T17:36:00Z" w:initials="PK">
+    <w:p>
+      <w:pPr>
+        <w:pStyle w:val="CommentText"/>
+      </w:pPr>
+      <w:r>
+        <w:rPr>
+          <w:rStyle w:val="CommentReference"/>
+        </w:rPr>
+        <w:annotationRef/>
+      </w:r>
+      <w:r>
         <w:t>Add OBX-15 to differentiate heartbeat messages send thru one connection for different applications</w:t>
       </w:r>
     </w:p>
   </w:comment>
-  <w:comment w:id="362" w:author="Kranich, Peter" w:date="2025-09-25T17:22:00Z" w:initials="PK">
+  <w:comment w:id="286" w:author="Kranich, Peter" w:date="2025-09-25T17:22:00Z" w:initials="PK">
     <w:p>
       <w:pPr>
         <w:pStyle w:val="CommentText"/>
@@ -22492,7 +21889,7 @@
       </w:r>
     </w:p>
   </w:comment>
-  <w:comment w:id="363" w:author="Kranich, Peter" w:date="2025-09-26T14:18:00Z" w:initials="PK">
+  <w:comment w:id="287" w:author="Kranich, Peter" w:date="2025-09-26T14:18:00Z" w:initials="PK">
     <w:p>
       <w:pPr>
         <w:pStyle w:val="CommentText"/>
@@ -22517,6 +21914,9 @@
 
 <file path=word/commentsExtended.xml><?xml version="1.0" encoding="utf-8"?>
 <w15:commentsEx xmlns:wpc="http://schemas.microsoft.com/office/word/2010/wordprocessingCanvas" xmlns:cx="http://schemas.microsoft.com/office/drawing/2014/chartex" xmlns:cx1="http://schemas.microsoft.com/office/drawing/2015/9/8/chartex" xmlns:cx2="http://schemas.microsoft.com/office/drawing/2015/10/21/chartex" xmlns:cx3="http://schemas.microsoft.com/office/drawing/2016/5/9/chartex" xmlns:cx4="http://schemas.microsoft.com/office/drawing/2016/5/10/chartex" xmlns:cx5="http://schemas.microsoft.com/office/drawing/2016/5/11/chartex" xmlns:cx6="http://schemas.microsoft.com/office/drawing/2016/5/12/chartex" xmlns:cx7="http://schemas.microsoft.com/office/drawing/2016/5/13/chartex" xmlns:cx8="http://schemas.microsoft.com/office/drawing/2016/5/14/chartex" xmlns:mc="http://schemas.openxmlformats.org/markup-compatibility/2006" xmlns:aink="http://schemas.microsoft.com/office/drawing/2016/ink" xmlns:am3d="http://schemas.microsoft.com/office/drawing/2017/model3d" xmlns:o="urn:schemas-microsoft-com:office:office" xmlns:oel="http://schemas.microsoft.com/office/2019/extlst" xmlns:r="http://schemas.openxmlformats.org/officeDocument/2006/relationships" xmlns:m="http://schemas.openxmlformats.org/officeDocument/2006/math" xmlns:v="urn:schemas-microsoft-com:vml" xmlns:wp14="http://schemas.microsoft.com/office/word/2010/wordprocessingDrawing" xmlns:wp="http://schemas.openxmlformats.org/drawingml/2006/wordprocessingDrawing" xmlns:w10="urn:schemas-microsoft-com:office:word" xmlns:w="http://schemas.openxmlformats.org/wordprocessingml/2006/main" xmlns:w14="http://schemas.microsoft.com/office/word/2010/wordml" xmlns:w15="http://schemas.microsoft.com/office/word/2012/wordml" xmlns:w16cex="http://schemas.microsoft.com/office/word/2018/wordml/cex" xmlns:w16cid="http://schemas.microsoft.com/office/word/2016/wordml/cid" xmlns:w16="http://schemas.microsoft.com/office/word/2018/wordml" xmlns:w16du="http://schemas.microsoft.com/office/word/2023/wordml/word16du" xmlns:w16sdtdh="http://schemas.microsoft.com/office/word/2020/wordml/sdtdatahash" xmlns:w16sdtfl="http://schemas.microsoft.com/office/word/2024/wordml/sdtformatlock" xmlns:w16se="http://schemas.microsoft.com/office/word/2015/wordml/symex" xmlns:wpg="http://schemas.microsoft.com/office/word/2010/wordprocessingGroup" xmlns:wpi="http://schemas.microsoft.com/office/word/2010/wordprocessingInk" xmlns:wne="http://schemas.microsoft.com/office/word/2006/wordml" xmlns:wps="http://schemas.microsoft.com/office/word/2010/wordprocessingShape" mc:Ignorable="w14 w15 w16se w16cid w16 w16cex w16sdtdh w16sdtfl w16du wp14">
+  <w15:commentEx w15:paraId="1A86E46C" w15:done="0"/>
+  <w15:commentEx w15:paraId="1C1EA72E" w15:done="0"/>
+  <w15:commentEx w15:paraId="79FFBD50" w15:done="0"/>
   <w15:commentEx w15:paraId="09073C97" w15:done="0"/>
   <w15:commentEx w15:paraId="6E76043A" w15:done="0"/>
   <w15:commentEx w15:paraId="3FBADDDD" w15:paraIdParent="6E76043A" w15:done="0"/>
@@ -22525,6 +21925,9 @@
 
 <file path=word/commentsExtensible.xml><?xml version="1.0" encoding="utf-8"?>
 <w16cex:commentsExtensible xmlns:wpc="http://schemas.microsoft.com/office/word/2010/wordprocessingCanvas" xmlns:cx="http://schemas.microsoft.com/office/drawing/2014/chartex" xmlns:cx1="http://schemas.microsoft.com/office/drawing/2015/9/8/chartex" xmlns:cx2="http://schemas.microsoft.com/office/drawing/2015/10/21/chartex" xmlns:cx3="http://schemas.microsoft.com/office/drawing/2016/5/9/chartex" xmlns:cx4="http://schemas.microsoft.com/office/drawing/2016/5/10/chartex" xmlns:cx5="http://schemas.microsoft.com/office/drawing/2016/5/11/chartex" xmlns:cx6="http://schemas.microsoft.com/office/drawing/2016/5/12/chartex" xmlns:cx7="http://schemas.microsoft.com/office/drawing/2016/5/13/chartex" xmlns:cx8="http://schemas.microsoft.com/office/drawing/2016/5/14/chartex" xmlns:cr="http://schemas.microsoft.com/office/comments/2020/reactions" xmlns:mc="http://schemas.openxmlformats.org/markup-compatibility/2006" xmlns:aink="http://schemas.microsoft.com/office/drawing/2016/ink" xmlns:am3d="http://schemas.microsoft.com/office/drawing/2017/model3d" xmlns:o="urn:schemas-microsoft-com:office:office" xmlns:oel="http://schemas.microsoft.com/office/2019/extlst" xmlns:r="http://schemas.openxmlformats.org/officeDocument/2006/relationships" xmlns:m="http://schemas.openxmlformats.org/officeDocument/2006/math" xmlns:v="urn:schemas-microsoft-com:vml" xmlns:wp14="http://schemas.microsoft.com/office/word/2010/wordprocessingDrawing" xmlns:wp="http://schemas.openxmlformats.org/drawingml/2006/wordprocessingDrawing" xmlns:w10="urn:schemas-microsoft-com:office:word" xmlns:w="http://schemas.openxmlformats.org/wordprocessingml/2006/main" xmlns:w14="http://schemas.microsoft.com/office/word/2010/wordml" xmlns:w15="http://schemas.microsoft.com/office/word/2012/wordml" xmlns:w16cex="http://schemas.microsoft.com/office/word/2018/wordml/cex" xmlns:w16cid="http://schemas.microsoft.com/office/word/2016/wordml/cid" xmlns:w16="http://schemas.microsoft.com/office/word/2018/wordml" xmlns:w16du="http://schemas.microsoft.com/office/word/2023/wordml/word16du" xmlns:w16sdtdh="http://schemas.microsoft.com/office/word/2020/wordml/sdtdatahash" xmlns:w16sdtfl="http://schemas.microsoft.com/office/word/2024/wordml/sdtformatlock" xmlns:w16se="http://schemas.microsoft.com/office/word/2015/wordml/symex" xmlns:wpg="http://schemas.microsoft.com/office/word/2010/wordprocessingGroup" xmlns:wpi="http://schemas.microsoft.com/office/word/2010/wordprocessingInk" xmlns:wne="http://schemas.microsoft.com/office/word/2006/wordml" xmlns:wps="http://schemas.microsoft.com/office/word/2010/wordprocessingShape" mc:Ignorable="w14 w15 w16se w16cid w16 w16cex w16sdtdh w16sdtfl cr w16du wp14">
+  <w16cex:commentExtensible w16cex:durableId="7B4834D6" w16cex:dateUtc="2026-03-12T15:17:00Z"/>
+  <w16cex:commentExtensible w16cex:durableId="1A3E8688" w16cex:dateUtc="2026-03-12T15:32:00Z"/>
+  <w16cex:commentExtensible w16cex:durableId="1892FC89" w16cex:dateUtc="2026-05-06T19:29:00Z"/>
   <w16cex:commentExtensible w16cex:durableId="0DF4E542" w16cex:dateUtc="2025-09-25T15:36:00Z"/>
   <w16cex:commentExtensible w16cex:durableId="7E1E0E1A" w16cex:dateUtc="2025-09-25T15:22:00Z"/>
   <w16cex:commentExtensible w16cex:durableId="639ADBAD" w16cex:dateUtc="2025-09-26T12:18:00Z"/>
@@ -22533,6 +21936,9 @@
 
 <file path=word/commentsIds.xml><?xml version="1.0" encoding="utf-8"?>
 <w16cid:commentsIds xmlns:wpc="http://schemas.microsoft.com/office/word/2010/wordprocessingCanvas" xmlns:cx="http://schemas.microsoft.com/office/drawing/2014/chartex" xmlns:cx1="http://schemas.microsoft.com/office/drawing/2015/9/8/chartex" xmlns:cx2="http://schemas.microsoft.com/office/drawing/2015/10/21/chartex" xmlns:cx3="http://schemas.microsoft.com/office/drawing/2016/5/9/chartex" xmlns:cx4="http://schemas.microsoft.com/office/drawing/2016/5/10/chartex" xmlns:cx5="http://schemas.microsoft.com/office/drawing/2016/5/11/chartex" xmlns:cx6="http://schemas.microsoft.com/office/drawing/2016/5/12/chartex" xmlns:cx7="http://schemas.microsoft.com/office/drawing/2016/5/13/chartex" xmlns:cx8="http://schemas.microsoft.com/office/drawing/2016/5/14/chartex" xmlns:mc="http://schemas.openxmlformats.org/markup-compatibility/2006" xmlns:aink="http://schemas.microsoft.com/office/drawing/2016/ink" xmlns:am3d="http://schemas.microsoft.com/office/drawing/2017/model3d" xmlns:o="urn:schemas-microsoft-com:office:office" xmlns:oel="http://schemas.microsoft.com/office/2019/extlst" xmlns:r="http://schemas.openxmlformats.org/officeDocument/2006/relationships" xmlns:m="http://schemas.openxmlformats.org/officeDocument/2006/math" xmlns:v="urn:schemas-microsoft-com:vml" xmlns:wp14="http://schemas.microsoft.com/office/word/2010/wordprocessingDrawing" xmlns:wp="http://schemas.openxmlformats.org/drawingml/2006/wordprocessingDrawing" xmlns:w10="urn:schemas-microsoft-com:office:word" xmlns:w="http://schemas.openxmlformats.org/wordprocessingml/2006/main" xmlns:w14="http://schemas.microsoft.com/office/word/2010/wordml" xmlns:w15="http://schemas.microsoft.com/office/word/2012/wordml" xmlns:w16cex="http://schemas.microsoft.com/office/word/2018/wordml/cex" xmlns:w16cid="http://schemas.microsoft.com/office/word/2016/wordml/cid" xmlns:w16="http://schemas.microsoft.com/office/word/2018/wordml" xmlns:w16du="http://schemas.microsoft.com/office/word/2023/wordml/word16du" xmlns:w16sdtdh="http://schemas.microsoft.com/office/word/2020/wordml/sdtdatahash" xmlns:w16sdtfl="http://schemas.microsoft.com/office/word/2024/wordml/sdtformatlock" xmlns:w16se="http://schemas.microsoft.com/office/word/2015/wordml/symex" xmlns:wpg="http://schemas.microsoft.com/office/word/2010/wordprocessingGroup" xmlns:wpi="http://schemas.microsoft.com/office/word/2010/wordprocessingInk" xmlns:wne="http://schemas.microsoft.com/office/word/2006/wordml" xmlns:wps="http://schemas.microsoft.com/office/word/2010/wordprocessingShape" mc:Ignorable="w14 w15 w16se w16cid w16 w16cex w16sdtdh w16sdtfl w16du wp14">
+  <w16cid:commentId w16cid:paraId="1A86E46C" w16cid:durableId="7B4834D6"/>
+  <w16cid:commentId w16cid:paraId="1C1EA72E" w16cid:durableId="1A3E8688"/>
+  <w16cid:commentId w16cid:paraId="79FFBD50" w16cid:durableId="1892FC89"/>
   <w16cid:commentId w16cid:paraId="09073C97" w16cid:durableId="0DF4E542"/>
   <w16cid:commentId w16cid:paraId="6E76043A" w16cid:durableId="7E1E0E1A"/>
   <w16cid:commentId w16cid:paraId="3FBADDDD" w16cid:durableId="639ADBAD"/>
@@ -22638,7 +22044,7 @@
         <w:sz w:val="20"/>
       </w:rPr>
     </w:pPr>
-    <w:bookmarkStart w:id="413" w:name="_Toc473170355"/>
+    <w:bookmarkStart w:id="319" w:name="_Toc473170355"/>
     <w:r>
       <w:rPr>
         <w:sz w:val="20"/>
@@ -22667,13 +22073,7 @@
       <w:rPr>
         <w:sz w:val="20"/>
       </w:rPr>
-      <w:t>202</w:t>
-    </w:r>
-    <w:r>
-      <w:rPr>
-        <w:sz w:val="20"/>
-      </w:rPr>
-      <w:t>6</w:t>
+      <w:t>2026</w:t>
     </w:r>
     <w:r>
       <w:rPr>
@@ -22770,13 +22170,7 @@
       <w:rPr>
         <w:sz w:val="20"/>
       </w:rPr>
-      <w:t>202</w:t>
-    </w:r>
-    <w:r>
-      <w:rPr>
-        <w:sz w:val="20"/>
-      </w:rPr>
-      <w:t>6</w:t>
+      <w:t>2026</w:t>
     </w:r>
     <w:r>
       <w:rPr>
@@ -22784,7 +22178,7 @@
       </w:rPr>
       <w:t>: IHE International, Inc.</w:t>
     </w:r>
-    <w:bookmarkEnd w:id="413"/>
+    <w:bookmarkEnd w:id="319"/>
   </w:p>
   <w:p>
     <w:pPr>
@@ -22817,13 +22211,7 @@
       <w:rPr>
         <w:sz w:val="20"/>
       </w:rPr>
-      <w:t>202</w:t>
-    </w:r>
-    <w:r>
-      <w:rPr>
-        <w:sz w:val="20"/>
-      </w:rPr>
-      <w:t>6</w:t>
+      <w:t>2026</w:t>
     </w:r>
     <w:r>
       <w:rPr>
@@ -27622,6 +27010,7 @@
   <w:style w:type="character" w:default="1" w:styleId="DefaultParagraphFont">
     <w:name w:val="Default Paragraph Font"/>
     <w:uiPriority w:val="1"/>
+    <w:semiHidden/>
     <w:unhideWhenUsed/>
   </w:style>
   <w:style w:type="table" w:default="1" w:styleId="TableNormal">

--- a/TF Supplements/Profile Proposals/IHE_Suppl_DEV_Profile_Monitored_Communication.docx
+++ b/TF Supplements/Profile Proposals/IHE_Suppl_DEV_Profile_Monitored_Communication.docx
@@ -5281,6 +5281,7 @@
         <w:t xml:space="preserve">issues and questions has been </w:t>
       </w:r>
       <w:commentRangeStart w:id="27"/>
+      <w:commentRangeStart w:id="28"/>
       <w:r>
         <w:rPr>
           <w:i w:val="0"/>
@@ -5299,6 +5300,17 @@
         </w:rPr>
         <w:commentReference w:id="27"/>
       </w:r>
+      <w:commentRangeEnd w:id="28"/>
+      <w:r>
+        <w:rPr>
+          <w:rStyle w:val="CommentReference"/>
+          <w:i w:val="0"/>
+          <w:iCs/>
+          <w:sz w:val="24"/>
+          <w:szCs w:val="20"/>
+        </w:rPr>
+        <w:commentReference w:id="28"/>
+      </w:r>
       <w:r>
         <w:rPr>
           <w:i w:val="0"/>
@@ -5315,12 +5327,12 @@
           <w:numId w:val="78"/>
         </w:numPr>
         <w:rPr>
-          <w:del w:id="28" w:author="Kurt Elliason" w:date="2026-05-06T14:30:00Z" w16du:dateUtc="2026-05-06T19:30:00Z"/>
+          <w:del w:id="29" w:author="Kurt Elliason" w:date="2026-05-06T14:30:00Z" w16du:dateUtc="2026-05-06T19:30:00Z"/>
           <w:i w:val="0"/>
           <w:iCs/>
         </w:rPr>
       </w:pPr>
-      <w:del w:id="29" w:author="Kurt Elliason" w:date="2026-05-06T14:30:00Z" w16du:dateUtc="2026-05-06T19:30:00Z">
+      <w:del w:id="30" w:author="Kurt Elliason" w:date="2026-05-06T14:30:00Z" w16du:dateUtc="2026-05-06T19:30:00Z">
         <w:r>
           <w:rPr>
             <w:i w:val="0"/>
@@ -5359,12 +5371,12 @@
           <w:numId w:val="78"/>
         </w:numPr>
         <w:rPr>
-          <w:del w:id="30" w:author="Kurt Elliason" w:date="2026-05-06T14:30:00Z" w16du:dateUtc="2026-05-06T19:30:00Z"/>
+          <w:del w:id="31" w:author="Kurt Elliason" w:date="2026-05-06T14:30:00Z" w16du:dateUtc="2026-05-06T19:30:00Z"/>
           <w:i w:val="0"/>
           <w:iCs/>
         </w:rPr>
       </w:pPr>
-      <w:del w:id="31" w:author="Kurt Elliason" w:date="2026-05-06T14:30:00Z" w16du:dateUtc="2026-05-06T19:30:00Z">
+      <w:del w:id="32" w:author="Kurt Elliason" w:date="2026-05-06T14:30:00Z" w16du:dateUtc="2026-05-06T19:30:00Z">
         <w:r>
           <w:rPr>
             <w:i w:val="0"/>
@@ -5432,12 +5444,12 @@
           <w:numId w:val="78"/>
         </w:numPr>
         <w:rPr>
-          <w:del w:id="32" w:author="Kurt Elliason" w:date="2026-05-06T14:30:00Z" w16du:dateUtc="2026-05-06T19:30:00Z"/>
+          <w:del w:id="33" w:author="Kurt Elliason" w:date="2026-05-06T14:30:00Z" w16du:dateUtc="2026-05-06T19:30:00Z"/>
           <w:i w:val="0"/>
           <w:iCs/>
         </w:rPr>
       </w:pPr>
-      <w:del w:id="33" w:author="Kurt Elliason" w:date="2026-05-06T14:30:00Z" w16du:dateUtc="2026-05-06T19:30:00Z">
+      <w:del w:id="34" w:author="Kurt Elliason" w:date="2026-05-06T14:30:00Z" w16du:dateUtc="2026-05-06T19:30:00Z">
         <w:r>
           <w:rPr>
             <w:i w:val="0"/>
@@ -5462,12 +5474,12 @@
           <w:numId w:val="78"/>
         </w:numPr>
         <w:rPr>
-          <w:del w:id="34" w:author="Kurt Elliason" w:date="2026-05-06T14:30:00Z" w16du:dateUtc="2026-05-06T19:30:00Z"/>
+          <w:del w:id="35" w:author="Kurt Elliason" w:date="2026-05-06T14:30:00Z" w16du:dateUtc="2026-05-06T19:30:00Z"/>
           <w:i w:val="0"/>
           <w:iCs/>
         </w:rPr>
       </w:pPr>
-      <w:del w:id="35" w:author="Kurt Elliason" w:date="2026-05-06T14:30:00Z" w16du:dateUtc="2026-05-06T19:30:00Z">
+      <w:del w:id="36" w:author="Kurt Elliason" w:date="2026-05-06T14:30:00Z" w16du:dateUtc="2026-05-06T19:30:00Z">
         <w:r>
           <w:rPr>
             <w:i w:val="0"/>
@@ -5528,9 +5540,9 @@
           <w:noProof w:val="0"/>
         </w:rPr>
       </w:pPr>
-      <w:bookmarkStart w:id="36" w:name="_Toc223004638"/>
-      <w:bookmarkStart w:id="37" w:name="_Toc345074643"/>
-      <w:bookmarkStart w:id="38" w:name="_Toc18414906"/>
+      <w:bookmarkStart w:id="37" w:name="_Toc223004638"/>
+      <w:bookmarkStart w:id="38" w:name="_Toc345074643"/>
+      <w:bookmarkStart w:id="39" w:name="_Toc18414906"/>
       <w:r>
         <w:rPr>
           <w:noProof w:val="0"/>
@@ -5538,13 +5550,13 @@
         <w:lastRenderedPageBreak/>
         <w:t>IHE Technical Frameworks General Introduction</w:t>
       </w:r>
-      <w:bookmarkEnd w:id="36"/>
+      <w:bookmarkEnd w:id="37"/>
     </w:p>
     <w:p>
       <w:pPr>
         <w:pStyle w:val="BodyText"/>
       </w:pPr>
-      <w:bookmarkStart w:id="39" w:name="_Hlk74577429"/>
+      <w:bookmarkStart w:id="40" w:name="_Hlk74577429"/>
       <w:r>
         <w:t xml:space="preserve">The </w:t>
       </w:r>
@@ -5583,7 +5595,7 @@
       <w:r>
         <w:t>document where appropriate</w:t>
       </w:r>
-      <w:bookmarkEnd w:id="39"/>
+      <w:bookmarkEnd w:id="40"/>
       <w:r>
         <w:t>.</w:t>
       </w:r>
@@ -5593,21 +5605,21 @@
         <w:pStyle w:val="Heading1"/>
         <w:pageBreakBefore w:val="0"/>
       </w:pPr>
-      <w:bookmarkStart w:id="40" w:name="_Toc341951395"/>
-      <w:bookmarkStart w:id="41" w:name="_Toc18418175"/>
-      <w:bookmarkStart w:id="42" w:name="_Toc223004639"/>
+      <w:bookmarkStart w:id="41" w:name="_Toc341951395"/>
+      <w:bookmarkStart w:id="42" w:name="_Toc18418175"/>
+      <w:bookmarkStart w:id="43" w:name="_Toc223004639"/>
       <w:r>
         <w:t>Copyright Licenses</w:t>
       </w:r>
-      <w:bookmarkEnd w:id="40"/>
       <w:bookmarkEnd w:id="41"/>
       <w:bookmarkEnd w:id="42"/>
+      <w:bookmarkEnd w:id="43"/>
     </w:p>
     <w:p>
       <w:pPr>
         <w:pStyle w:val="BodyText"/>
       </w:pPr>
-      <w:bookmarkStart w:id="43" w:name="_Hlk78989555"/>
+      <w:bookmarkStart w:id="44" w:name="_Hlk78989555"/>
       <w:r>
         <w:t xml:space="preserve">IHE technical documents refer to, and make use of, a number of standards developed and published by several </w:t>
       </w:r>
@@ -5646,75 +5658,74 @@
         <w:pStyle w:val="Heading1"/>
         <w:pageBreakBefore w:val="0"/>
       </w:pPr>
-      <w:bookmarkStart w:id="44" w:name="_Toc71799277"/>
-      <w:bookmarkStart w:id="45" w:name="_Toc71799500"/>
-      <w:bookmarkStart w:id="46" w:name="_Toc79571045"/>
-      <w:bookmarkStart w:id="47" w:name="_Toc80108301"/>
-      <w:bookmarkStart w:id="48" w:name="_Toc80108471"/>
-      <w:bookmarkStart w:id="49" w:name="_Toc71799278"/>
-      <w:bookmarkStart w:id="50" w:name="_Toc71799501"/>
-      <w:bookmarkStart w:id="51" w:name="_Toc79571046"/>
-      <w:bookmarkStart w:id="52" w:name="_Toc80108302"/>
-      <w:bookmarkStart w:id="53" w:name="_Toc80108472"/>
-      <w:bookmarkStart w:id="54" w:name="_Toc71799279"/>
-      <w:bookmarkStart w:id="55" w:name="_Toc71799502"/>
-      <w:bookmarkStart w:id="56" w:name="_Toc79571047"/>
-      <w:bookmarkStart w:id="57" w:name="_Toc80108303"/>
-      <w:bookmarkStart w:id="58" w:name="_Toc80108473"/>
-      <w:bookmarkStart w:id="59" w:name="_Toc71799280"/>
-      <w:bookmarkStart w:id="60" w:name="_Toc71799503"/>
-      <w:bookmarkStart w:id="61" w:name="_Toc79571048"/>
-      <w:bookmarkStart w:id="62" w:name="_Toc80108304"/>
-      <w:bookmarkStart w:id="63" w:name="_Toc80108474"/>
-      <w:bookmarkStart w:id="64" w:name="_Toc71799281"/>
-      <w:bookmarkStart w:id="65" w:name="_Toc71799504"/>
-      <w:bookmarkStart w:id="66" w:name="_Toc79571049"/>
-      <w:bookmarkStart w:id="67" w:name="_Toc80108305"/>
-      <w:bookmarkStart w:id="68" w:name="_Toc80108475"/>
-      <w:bookmarkStart w:id="69" w:name="_Toc71799282"/>
-      <w:bookmarkStart w:id="70" w:name="_Toc71799505"/>
-      <w:bookmarkStart w:id="71" w:name="_Toc79571050"/>
-      <w:bookmarkStart w:id="72" w:name="_Toc80108306"/>
-      <w:bookmarkStart w:id="73" w:name="_Toc80108476"/>
-      <w:bookmarkStart w:id="74" w:name="_Toc71799283"/>
-      <w:bookmarkStart w:id="75" w:name="_Toc71799506"/>
-      <w:bookmarkStart w:id="76" w:name="_Toc79571051"/>
-      <w:bookmarkStart w:id="77" w:name="_Toc80108307"/>
-      <w:bookmarkStart w:id="78" w:name="_Toc80108477"/>
-      <w:bookmarkStart w:id="79" w:name="_Toc71799284"/>
-      <w:bookmarkStart w:id="80" w:name="_Toc71799507"/>
-      <w:bookmarkStart w:id="81" w:name="_Toc79571052"/>
-      <w:bookmarkStart w:id="82" w:name="_Toc80108308"/>
-      <w:bookmarkStart w:id="83" w:name="_Toc80108478"/>
-      <w:bookmarkStart w:id="84" w:name="_Toc71799285"/>
-      <w:bookmarkStart w:id="85" w:name="_Toc71799508"/>
-      <w:bookmarkStart w:id="86" w:name="_Toc79571053"/>
-      <w:bookmarkStart w:id="87" w:name="_Toc80108309"/>
-      <w:bookmarkStart w:id="88" w:name="_Toc80108479"/>
-      <w:bookmarkStart w:id="89" w:name="_Toc71799286"/>
-      <w:bookmarkStart w:id="90" w:name="_Toc71799509"/>
-      <w:bookmarkStart w:id="91" w:name="_Toc79571054"/>
-      <w:bookmarkStart w:id="92" w:name="_Toc80108310"/>
-      <w:bookmarkStart w:id="93" w:name="_Toc80108480"/>
-      <w:bookmarkStart w:id="94" w:name="_Toc71799287"/>
-      <w:bookmarkStart w:id="95" w:name="_Toc71799510"/>
-      <w:bookmarkStart w:id="96" w:name="_Toc79571055"/>
-      <w:bookmarkStart w:id="97" w:name="_Toc80108311"/>
-      <w:bookmarkStart w:id="98" w:name="_Toc80108481"/>
-      <w:bookmarkStart w:id="99" w:name="_Toc71799288"/>
-      <w:bookmarkStart w:id="100" w:name="_Toc71799511"/>
-      <w:bookmarkStart w:id="101" w:name="_Toc79571056"/>
-      <w:bookmarkStart w:id="102" w:name="_Toc80108312"/>
-      <w:bookmarkStart w:id="103" w:name="_Toc80108482"/>
-      <w:bookmarkStart w:id="104" w:name="_Toc71799289"/>
-      <w:bookmarkStart w:id="105" w:name="_Toc71799512"/>
-      <w:bookmarkStart w:id="106" w:name="_Toc79571057"/>
-      <w:bookmarkStart w:id="107" w:name="_Toc80108313"/>
-      <w:bookmarkStart w:id="108" w:name="_Toc80108483"/>
-      <w:bookmarkStart w:id="109" w:name="_Toc341951397"/>
-      <w:bookmarkStart w:id="110" w:name="_Toc18418181"/>
-      <w:bookmarkStart w:id="111" w:name="_Toc223004640"/>
-      <w:bookmarkEnd w:id="43"/>
+      <w:bookmarkStart w:id="45" w:name="_Toc71799277"/>
+      <w:bookmarkStart w:id="46" w:name="_Toc71799500"/>
+      <w:bookmarkStart w:id="47" w:name="_Toc79571045"/>
+      <w:bookmarkStart w:id="48" w:name="_Toc80108301"/>
+      <w:bookmarkStart w:id="49" w:name="_Toc80108471"/>
+      <w:bookmarkStart w:id="50" w:name="_Toc71799278"/>
+      <w:bookmarkStart w:id="51" w:name="_Toc71799501"/>
+      <w:bookmarkStart w:id="52" w:name="_Toc79571046"/>
+      <w:bookmarkStart w:id="53" w:name="_Toc80108302"/>
+      <w:bookmarkStart w:id="54" w:name="_Toc80108472"/>
+      <w:bookmarkStart w:id="55" w:name="_Toc71799279"/>
+      <w:bookmarkStart w:id="56" w:name="_Toc71799502"/>
+      <w:bookmarkStart w:id="57" w:name="_Toc79571047"/>
+      <w:bookmarkStart w:id="58" w:name="_Toc80108303"/>
+      <w:bookmarkStart w:id="59" w:name="_Toc80108473"/>
+      <w:bookmarkStart w:id="60" w:name="_Toc71799280"/>
+      <w:bookmarkStart w:id="61" w:name="_Toc71799503"/>
+      <w:bookmarkStart w:id="62" w:name="_Toc79571048"/>
+      <w:bookmarkStart w:id="63" w:name="_Toc80108304"/>
+      <w:bookmarkStart w:id="64" w:name="_Toc80108474"/>
+      <w:bookmarkStart w:id="65" w:name="_Toc71799281"/>
+      <w:bookmarkStart w:id="66" w:name="_Toc71799504"/>
+      <w:bookmarkStart w:id="67" w:name="_Toc79571049"/>
+      <w:bookmarkStart w:id="68" w:name="_Toc80108305"/>
+      <w:bookmarkStart w:id="69" w:name="_Toc80108475"/>
+      <w:bookmarkStart w:id="70" w:name="_Toc71799282"/>
+      <w:bookmarkStart w:id="71" w:name="_Toc71799505"/>
+      <w:bookmarkStart w:id="72" w:name="_Toc79571050"/>
+      <w:bookmarkStart w:id="73" w:name="_Toc80108306"/>
+      <w:bookmarkStart w:id="74" w:name="_Toc80108476"/>
+      <w:bookmarkStart w:id="75" w:name="_Toc71799283"/>
+      <w:bookmarkStart w:id="76" w:name="_Toc71799506"/>
+      <w:bookmarkStart w:id="77" w:name="_Toc79571051"/>
+      <w:bookmarkStart w:id="78" w:name="_Toc80108307"/>
+      <w:bookmarkStart w:id="79" w:name="_Toc80108477"/>
+      <w:bookmarkStart w:id="80" w:name="_Toc71799284"/>
+      <w:bookmarkStart w:id="81" w:name="_Toc71799507"/>
+      <w:bookmarkStart w:id="82" w:name="_Toc79571052"/>
+      <w:bookmarkStart w:id="83" w:name="_Toc80108308"/>
+      <w:bookmarkStart w:id="84" w:name="_Toc80108478"/>
+      <w:bookmarkStart w:id="85" w:name="_Toc71799285"/>
+      <w:bookmarkStart w:id="86" w:name="_Toc71799508"/>
+      <w:bookmarkStart w:id="87" w:name="_Toc79571053"/>
+      <w:bookmarkStart w:id="88" w:name="_Toc80108309"/>
+      <w:bookmarkStart w:id="89" w:name="_Toc80108479"/>
+      <w:bookmarkStart w:id="90" w:name="_Toc71799286"/>
+      <w:bookmarkStart w:id="91" w:name="_Toc71799509"/>
+      <w:bookmarkStart w:id="92" w:name="_Toc79571054"/>
+      <w:bookmarkStart w:id="93" w:name="_Toc80108310"/>
+      <w:bookmarkStart w:id="94" w:name="_Toc80108480"/>
+      <w:bookmarkStart w:id="95" w:name="_Toc71799287"/>
+      <w:bookmarkStart w:id="96" w:name="_Toc71799510"/>
+      <w:bookmarkStart w:id="97" w:name="_Toc79571055"/>
+      <w:bookmarkStart w:id="98" w:name="_Toc80108311"/>
+      <w:bookmarkStart w:id="99" w:name="_Toc80108481"/>
+      <w:bookmarkStart w:id="100" w:name="_Toc71799288"/>
+      <w:bookmarkStart w:id="101" w:name="_Toc71799511"/>
+      <w:bookmarkStart w:id="102" w:name="_Toc79571056"/>
+      <w:bookmarkStart w:id="103" w:name="_Toc80108312"/>
+      <w:bookmarkStart w:id="104" w:name="_Toc80108482"/>
+      <w:bookmarkStart w:id="105" w:name="_Toc71799289"/>
+      <w:bookmarkStart w:id="106" w:name="_Toc71799512"/>
+      <w:bookmarkStart w:id="107" w:name="_Toc79571057"/>
+      <w:bookmarkStart w:id="108" w:name="_Toc80108313"/>
+      <w:bookmarkStart w:id="109" w:name="_Toc80108483"/>
+      <w:bookmarkStart w:id="110" w:name="_Toc341951397"/>
+      <w:bookmarkStart w:id="111" w:name="_Toc18418181"/>
+      <w:bookmarkStart w:id="112" w:name="_Toc223004640"/>
       <w:bookmarkEnd w:id="44"/>
       <w:bookmarkEnd w:id="45"/>
       <w:bookmarkEnd w:id="46"/>
@@ -5780,12 +5791,13 @@
       <w:bookmarkEnd w:id="106"/>
       <w:bookmarkEnd w:id="107"/>
       <w:bookmarkEnd w:id="108"/>
+      <w:bookmarkEnd w:id="109"/>
       <w:r>
         <w:t>Trademark</w:t>
       </w:r>
-      <w:bookmarkEnd w:id="109"/>
       <w:bookmarkEnd w:id="110"/>
       <w:bookmarkEnd w:id="111"/>
+      <w:bookmarkEnd w:id="112"/>
     </w:p>
     <w:p>
       <w:pPr>
@@ -5838,7 +5850,7 @@
           <w:noProof w:val="0"/>
         </w:rPr>
       </w:pPr>
-      <w:bookmarkStart w:id="112" w:name="_Toc223004641"/>
+      <w:bookmarkStart w:id="113" w:name="_Toc223004641"/>
       <w:r>
         <w:rPr>
           <w:noProof w:val="0"/>
@@ -5852,15 +5864,15 @@
         </w:rPr>
         <w:t>General Introduction</w:t>
       </w:r>
-      <w:bookmarkEnd w:id="37"/>
+      <w:bookmarkEnd w:id="38"/>
       <w:r>
         <w:rPr>
           <w:noProof w:val="0"/>
         </w:rPr>
         <w:t xml:space="preserve"> Appendices</w:t>
       </w:r>
-      <w:bookmarkEnd w:id="38"/>
-      <w:bookmarkEnd w:id="112"/>
+      <w:bookmarkEnd w:id="39"/>
+      <w:bookmarkEnd w:id="113"/>
     </w:p>
     <w:p>
       <w:pPr>
@@ -5936,7 +5948,7 @@
       <w:pPr>
         <w:pStyle w:val="BodyText"/>
       </w:pPr>
-      <w:bookmarkStart w:id="113" w:name="_Toc345074644"/>
+      <w:bookmarkStart w:id="114" w:name="_Toc345074644"/>
     </w:p>
     <w:p>
       <w:pPr>
@@ -6010,12 +6022,12 @@
         <w:pStyle w:val="BodyText"/>
       </w:pPr>
     </w:p>
-    <w:bookmarkStart w:id="114" w:name="_Toc18414907"/>
-    <w:bookmarkStart w:id="115" w:name="OLE_LINK20"/>
-    <w:bookmarkStart w:id="116" w:name="OLE_LINK21"/>
-    <w:bookmarkStart w:id="117" w:name="OLE_LINK22"/>
-    <w:bookmarkStart w:id="118" w:name="OLE_LINK11"/>
-    <w:bookmarkStart w:id="119" w:name="OLE_LINK18"/>
+    <w:bookmarkStart w:id="115" w:name="_Toc18414907"/>
+    <w:bookmarkStart w:id="116" w:name="OLE_LINK20"/>
+    <w:bookmarkStart w:id="117" w:name="OLE_LINK21"/>
+    <w:bookmarkStart w:id="118" w:name="OLE_LINK22"/>
+    <w:bookmarkStart w:id="119" w:name="OLE_LINK11"/>
+    <w:bookmarkStart w:id="120" w:name="OLE_LINK18"/>
     <w:p>
       <w:pPr>
         <w:pStyle w:val="Heading1"/>
@@ -6051,7 +6063,7 @@
         </w:rPr>
         <w:fldChar w:fldCharType="separate"/>
       </w:r>
-      <w:bookmarkStart w:id="120" w:name="_Toc223004642"/>
+      <w:bookmarkStart w:id="121" w:name="_Toc223004642"/>
       <w:r>
         <w:rPr>
           <w:rStyle w:val="Hyperlink"/>
@@ -6071,28 +6083,28 @@
         </w:rPr>
         <w:t xml:space="preserve"> </w:t>
       </w:r>
-      <w:bookmarkStart w:id="121" w:name="OLE_LINK1"/>
-      <w:bookmarkStart w:id="122" w:name="OLE_LINK2"/>
+      <w:bookmarkStart w:id="122" w:name="OLE_LINK1"/>
+      <w:bookmarkStart w:id="123" w:name="OLE_LINK2"/>
       <w:r>
         <w:rPr>
           <w:noProof w:val="0"/>
         </w:rPr>
         <w:t>–</w:t>
       </w:r>
+      <w:bookmarkEnd w:id="122"/>
+      <w:bookmarkEnd w:id="123"/>
+      <w:r>
+        <w:rPr>
+          <w:noProof w:val="0"/>
+        </w:rPr>
+        <w:t xml:space="preserve"> </w:t>
+      </w:r>
+      <w:r>
+        <w:t>Actors</w:t>
+      </w:r>
+      <w:bookmarkEnd w:id="114"/>
+      <w:bookmarkEnd w:id="115"/>
       <w:bookmarkEnd w:id="121"/>
-      <w:bookmarkEnd w:id="122"/>
-      <w:r>
-        <w:rPr>
-          <w:noProof w:val="0"/>
-        </w:rPr>
-        <w:t xml:space="preserve"> </w:t>
-      </w:r>
-      <w:r>
-        <w:t>Actors</w:t>
-      </w:r>
-      <w:bookmarkEnd w:id="113"/>
-      <w:bookmarkEnd w:id="114"/>
-      <w:bookmarkEnd w:id="120"/>
     </w:p>
     <w:p>
       <w:pPr>
@@ -6176,16 +6188,16 @@
       <w:pPr>
         <w:pStyle w:val="AuthorInstructions"/>
       </w:pPr>
-      <w:bookmarkStart w:id="123" w:name="OLE_LINK14"/>
-      <w:bookmarkStart w:id="124" w:name="OLE_LINK17"/>
-      <w:bookmarkEnd w:id="115"/>
+      <w:bookmarkStart w:id="124" w:name="OLE_LINK14"/>
+      <w:bookmarkStart w:id="125" w:name="OLE_LINK17"/>
       <w:bookmarkEnd w:id="116"/>
       <w:bookmarkEnd w:id="117"/>
-    </w:p>
-    <w:bookmarkEnd w:id="118"/>
+      <w:bookmarkEnd w:id="118"/>
+    </w:p>
     <w:bookmarkEnd w:id="119"/>
-    <w:bookmarkEnd w:id="123"/>
+    <w:bookmarkEnd w:id="120"/>
     <w:bookmarkEnd w:id="124"/>
+    <w:bookmarkEnd w:id="125"/>
     <w:p>
       <w:pPr>
         <w:pStyle w:val="BodyText"/>
@@ -6229,7 +6241,7 @@
             <w:pPr>
               <w:pStyle w:val="TableEntryHeader"/>
             </w:pPr>
-            <w:bookmarkStart w:id="125" w:name="_Hlk5000660"/>
+            <w:bookmarkStart w:id="126" w:name="_Hlk5000660"/>
             <w:r>
               <w:t xml:space="preserve">New </w:t>
             </w:r>
@@ -6381,9 +6393,9 @@
           <w:i/>
         </w:rPr>
       </w:pPr>
-      <w:bookmarkStart w:id="126" w:name="OLE_LINK59"/>
-      <w:bookmarkStart w:id="127" w:name="_Toc345074645"/>
-      <w:bookmarkEnd w:id="125"/>
+      <w:bookmarkStart w:id="127" w:name="OLE_LINK59"/>
+      <w:bookmarkStart w:id="128" w:name="_Toc345074645"/>
+      <w:bookmarkEnd w:id="126"/>
     </w:p>
     <w:p>
       <w:pPr>
@@ -6393,11 +6405,11 @@
         </w:rPr>
       </w:pPr>
     </w:p>
-    <w:bookmarkStart w:id="128" w:name="_Toc18414908"/>
-    <w:bookmarkStart w:id="129" w:name="OLE_LINK23"/>
-    <w:bookmarkStart w:id="130" w:name="OLE_LINK27"/>
-    <w:bookmarkStart w:id="131" w:name="OLE_LINK28"/>
-    <w:bookmarkEnd w:id="126"/>
+    <w:bookmarkStart w:id="129" w:name="_Toc18414908"/>
+    <w:bookmarkStart w:id="130" w:name="OLE_LINK23"/>
+    <w:bookmarkStart w:id="131" w:name="OLE_LINK27"/>
+    <w:bookmarkStart w:id="132" w:name="OLE_LINK28"/>
+    <w:bookmarkEnd w:id="127"/>
     <w:p>
       <w:pPr>
         <w:pStyle w:val="Heading1"/>
@@ -6419,7 +6431,7 @@
       <w:r>
         <w:fldChar w:fldCharType="separate"/>
       </w:r>
-      <w:bookmarkStart w:id="132" w:name="_Toc223004643"/>
+      <w:bookmarkStart w:id="133" w:name="_Toc223004643"/>
       <w:r>
         <w:rPr>
           <w:rStyle w:val="Hyperlink"/>
@@ -6455,9 +6467,9 @@
       <w:r>
         <w:t>Transactions</w:t>
       </w:r>
-      <w:bookmarkEnd w:id="127"/>
       <w:bookmarkEnd w:id="128"/>
-      <w:bookmarkEnd w:id="132"/>
+      <w:bookmarkEnd w:id="129"/>
+      <w:bookmarkEnd w:id="133"/>
     </w:p>
     <w:p>
       <w:pPr>
@@ -6510,9 +6522,9 @@
         <w:t>:</w:t>
       </w:r>
     </w:p>
-    <w:bookmarkEnd w:id="129"/>
     <w:bookmarkEnd w:id="130"/>
     <w:bookmarkEnd w:id="131"/>
+    <w:bookmarkEnd w:id="132"/>
     <w:p>
       <w:pPr>
         <w:pStyle w:val="AuthorInstructions"/>
@@ -6667,7 +6679,7 @@
       <w:pPr>
         <w:pStyle w:val="BodyText"/>
       </w:pPr>
-      <w:bookmarkStart w:id="133" w:name="_Toc345074646"/>
+      <w:bookmarkStart w:id="134" w:name="_Toc345074646"/>
     </w:p>
     <w:p>
       <w:pPr>
@@ -6692,8 +6704,8 @@
         </w:rPr>
       </w:pPr>
       <w:hyperlink r:id="rId30" w:history="1">
-        <w:bookmarkStart w:id="134" w:name="_Toc18414909"/>
-        <w:bookmarkStart w:id="135" w:name="_Toc223004644"/>
+        <w:bookmarkStart w:id="135" w:name="_Toc18414909"/>
+        <w:bookmarkStart w:id="136" w:name="_Toc223004644"/>
         <w:r>
           <w:rPr>
             <w:rStyle w:val="Hyperlink"/>
@@ -6708,12 +6720,12 @@
         </w:rPr>
         <w:t xml:space="preserve"> – </w:t>
       </w:r>
-      <w:bookmarkEnd w:id="133"/>
       <w:bookmarkEnd w:id="134"/>
+      <w:bookmarkEnd w:id="135"/>
       <w:r>
         <w:t>Glossary</w:t>
       </w:r>
-      <w:bookmarkEnd w:id="135"/>
+      <w:bookmarkEnd w:id="136"/>
     </w:p>
     <w:p>
       <w:pPr>
@@ -6724,7 +6736,7 @@
       <w:pPr>
         <w:pStyle w:val="EditorInstructions"/>
       </w:pPr>
-      <w:bookmarkStart w:id="136" w:name="_Hlk75441020"/>
+      <w:bookmarkStart w:id="137" w:name="_Hlk75441020"/>
       <w:r>
         <w:t xml:space="preserve">Add the following </w:t>
       </w:r>
@@ -6755,7 +6767,7 @@
       <w:r>
         <w:t xml:space="preserve"> </w:t>
       </w:r>
-      <w:bookmarkStart w:id="137" w:name="_Hlk74744705"/>
+      <w:bookmarkStart w:id="138" w:name="_Hlk74744705"/>
       <w:r>
         <w:fldChar w:fldCharType="begin"/>
       </w:r>
@@ -6780,12 +6792,12 @@
       <w:r>
         <w:fldChar w:fldCharType="end"/>
       </w:r>
-      <w:bookmarkEnd w:id="137"/>
+      <w:bookmarkEnd w:id="138"/>
       <w:r>
         <w:t>:</w:t>
       </w:r>
     </w:p>
-    <w:bookmarkEnd w:id="136"/>
+    <w:bookmarkEnd w:id="137"/>
     <w:p>
       <w:pPr>
         <w:pStyle w:val="BodyText"/>
@@ -7299,9 +7311,9 @@
       <w:pPr>
         <w:pStyle w:val="PartTitle"/>
       </w:pPr>
-      <w:bookmarkStart w:id="138" w:name="_Toc345074647"/>
-      <w:bookmarkStart w:id="139" w:name="_Toc18414910"/>
-      <w:bookmarkStart w:id="140" w:name="_Toc223004645"/>
+      <w:bookmarkStart w:id="139" w:name="_Toc345074647"/>
+      <w:bookmarkStart w:id="140" w:name="_Toc18414910"/>
+      <w:bookmarkStart w:id="141" w:name="_Toc223004645"/>
       <w:r>
         <w:lastRenderedPageBreak/>
         <w:t xml:space="preserve">Volume </w:t>
@@ -7318,9 +7330,9 @@
       <w:r>
         <w:t>Profiles</w:t>
       </w:r>
-      <w:bookmarkEnd w:id="138"/>
       <w:bookmarkEnd w:id="139"/>
       <w:bookmarkEnd w:id="140"/>
+      <w:bookmarkEnd w:id="141"/>
     </w:p>
     <w:p>
       <w:pPr>
@@ -7333,24 +7345,24 @@
           <w:noProof w:val="0"/>
         </w:rPr>
       </w:pPr>
-      <w:bookmarkStart w:id="141" w:name="_Toc345074649"/>
-      <w:bookmarkStart w:id="142" w:name="_Toc18414912"/>
-      <w:bookmarkStart w:id="143" w:name="_Toc223004646"/>
-      <w:bookmarkStart w:id="144" w:name="_Toc530206507"/>
-      <w:bookmarkStart w:id="145" w:name="_Toc1388427"/>
-      <w:bookmarkStart w:id="146" w:name="_Toc1388581"/>
-      <w:bookmarkStart w:id="147" w:name="_Toc1456608"/>
-      <w:bookmarkStart w:id="148" w:name="_Toc37034633"/>
-      <w:bookmarkStart w:id="149" w:name="_Toc38846111"/>
+      <w:bookmarkStart w:id="142" w:name="_Toc345074649"/>
+      <w:bookmarkStart w:id="143" w:name="_Toc18414912"/>
+      <w:bookmarkStart w:id="144" w:name="_Toc223004646"/>
+      <w:bookmarkStart w:id="145" w:name="_Toc530206507"/>
+      <w:bookmarkStart w:id="146" w:name="_Toc1388427"/>
+      <w:bookmarkStart w:id="147" w:name="_Toc1388581"/>
+      <w:bookmarkStart w:id="148" w:name="_Toc1456608"/>
+      <w:bookmarkStart w:id="149" w:name="_Toc37034633"/>
+      <w:bookmarkStart w:id="150" w:name="_Toc38846111"/>
       <w:r>
         <w:rPr>
           <w:noProof w:val="0"/>
         </w:rPr>
         <w:t>Domain-specific additions</w:t>
       </w:r>
-      <w:bookmarkEnd w:id="141"/>
       <w:bookmarkEnd w:id="142"/>
       <w:bookmarkEnd w:id="143"/>
+      <w:bookmarkEnd w:id="144"/>
     </w:p>
     <w:p>
       <w:pPr>
@@ -7364,22 +7376,22 @@
       <w:pPr>
         <w:pStyle w:val="BodyText"/>
       </w:pPr>
-      <w:bookmarkStart w:id="150" w:name="_Toc473170358"/>
-      <w:bookmarkStart w:id="151" w:name="_Toc504625755"/>
-      <w:bookmarkStart w:id="152" w:name="_Toc530206508"/>
-      <w:bookmarkStart w:id="153" w:name="_Toc1388428"/>
-      <w:bookmarkStart w:id="154" w:name="_Toc1388582"/>
-      <w:bookmarkStart w:id="155" w:name="_Toc1456609"/>
-      <w:bookmarkStart w:id="156" w:name="_Toc37034634"/>
-      <w:bookmarkStart w:id="157" w:name="_Toc38846112"/>
+      <w:bookmarkStart w:id="151" w:name="_Toc473170358"/>
+      <w:bookmarkStart w:id="152" w:name="_Toc504625755"/>
+      <w:bookmarkStart w:id="153" w:name="_Toc530206508"/>
+      <w:bookmarkStart w:id="154" w:name="_Toc1388428"/>
+      <w:bookmarkStart w:id="155" w:name="_Toc1388582"/>
+      <w:bookmarkStart w:id="156" w:name="_Toc1456609"/>
+      <w:bookmarkStart w:id="157" w:name="_Toc37034634"/>
+      <w:bookmarkStart w:id="158" w:name="_Toc38846112"/>
       <w:bookmarkEnd w:id="25"/>
       <w:bookmarkEnd w:id="26"/>
-      <w:bookmarkEnd w:id="144"/>
       <w:bookmarkEnd w:id="145"/>
       <w:bookmarkEnd w:id="146"/>
       <w:bookmarkEnd w:id="147"/>
       <w:bookmarkEnd w:id="148"/>
       <w:bookmarkEnd w:id="149"/>
+      <w:bookmarkEnd w:id="150"/>
       <w:r>
         <w:br w:type="page"/>
       </w:r>
@@ -7413,9 +7425,9 @@
           <w:noProof w:val="0"/>
         </w:rPr>
       </w:pPr>
-      <w:bookmarkStart w:id="158" w:name="_Toc345074650"/>
-      <w:bookmarkStart w:id="159" w:name="_Toc18414913"/>
-      <w:bookmarkStart w:id="160" w:name="_Toc223004647"/>
+      <w:bookmarkStart w:id="159" w:name="_Toc345074650"/>
+      <w:bookmarkStart w:id="160" w:name="_Toc18414913"/>
+      <w:bookmarkStart w:id="161" w:name="_Toc223004647"/>
       <w:r>
         <w:rPr>
           <w:noProof w:val="0"/>
@@ -7458,9 +7470,9 @@
         </w:rPr>
         <w:t xml:space="preserve"> Profile</w:t>
       </w:r>
-      <w:bookmarkEnd w:id="158"/>
       <w:bookmarkEnd w:id="159"/>
       <w:bookmarkEnd w:id="160"/>
+      <w:bookmarkEnd w:id="161"/>
     </w:p>
     <w:p>
       <w:pPr>
@@ -7695,12 +7707,12 @@
         </w:numPr>
         <w:spacing w:before="0"/>
       </w:pPr>
-      <w:del w:id="161" w:author="Kurt Elliason" w:date="2026-03-12T10:46:00Z" w16du:dateUtc="2026-03-12T15:46:00Z">
+      <w:del w:id="162" w:author="Kurt Elliason" w:date="2026-03-12T10:46:00Z" w16du:dateUtc="2026-03-12T15:46:00Z">
         <w:r>
           <w:delText>If a</w:delText>
         </w:r>
       </w:del>
-      <w:ins w:id="162" w:author="Kurt Elliason" w:date="2026-03-12T10:46:00Z" w16du:dateUtc="2026-03-12T15:46:00Z">
+      <w:ins w:id="163" w:author="Kurt Elliason" w:date="2026-03-12T10:46:00Z" w16du:dateUtc="2026-03-12T15:46:00Z">
         <w:r>
           <w:t>A</w:t>
         </w:r>
@@ -7717,27 +7729,27 @@
       <w:r>
         <w:t>HC</w:t>
       </w:r>
-      <w:del w:id="163" w:author="Kurt Elliason" w:date="2026-03-12T10:46:00Z" w16du:dateUtc="2026-03-12T15:46:00Z">
+      <w:del w:id="164" w:author="Kurt Elliason" w:date="2026-03-12T10:46:00Z" w16du:dateUtc="2026-03-12T15:46:00Z">
         <w:r>
           <w:delText>,</w:delText>
         </w:r>
       </w:del>
-      <w:ins w:id="164" w:author="Kurt Elliason" w:date="2026-03-12T10:46:00Z" w16du:dateUtc="2026-03-12T15:46:00Z">
+      <w:ins w:id="165" w:author="Kurt Elliason" w:date="2026-03-12T10:46:00Z" w16du:dateUtc="2026-03-12T15:46:00Z">
         <w:r>
           <w:t xml:space="preserve">. </w:t>
         </w:r>
       </w:ins>
-      <w:del w:id="165" w:author="Kurt Elliason" w:date="2026-03-12T10:47:00Z" w16du:dateUtc="2026-03-12T15:47:00Z">
+      <w:del w:id="166" w:author="Kurt Elliason" w:date="2026-03-12T10:47:00Z" w16du:dateUtc="2026-03-12T15:47:00Z">
         <w:r>
           <w:delText xml:space="preserve"> </w:delText>
         </w:r>
       </w:del>
-      <w:del w:id="166" w:author="Kurt Elliason" w:date="2026-03-12T10:46:00Z" w16du:dateUtc="2026-03-12T15:46:00Z">
+      <w:del w:id="167" w:author="Kurt Elliason" w:date="2026-03-12T10:46:00Z" w16du:dateUtc="2026-03-12T15:46:00Z">
         <w:r>
           <w:delText>t</w:delText>
         </w:r>
       </w:del>
-      <w:ins w:id="167" w:author="Kurt Elliason" w:date="2026-03-12T10:46:00Z" w16du:dateUtc="2026-03-12T15:46:00Z">
+      <w:ins w:id="168" w:author="Kurt Elliason" w:date="2026-03-12T10:46:00Z" w16du:dateUtc="2026-03-12T15:46:00Z">
         <w:r>
           <w:t>T</w:t>
         </w:r>
@@ -7761,12 +7773,12 @@
         </w:numPr>
         <w:spacing w:before="0"/>
       </w:pPr>
-      <w:del w:id="168" w:author="Kurt Elliason" w:date="2026-03-12T10:45:00Z" w16du:dateUtc="2026-03-12T15:45:00Z">
+      <w:del w:id="169" w:author="Kurt Elliason" w:date="2026-03-12T10:45:00Z" w16du:dateUtc="2026-03-12T15:45:00Z">
         <w:r>
           <w:delText>If a</w:delText>
         </w:r>
       </w:del>
-      <w:ins w:id="169" w:author="Kurt Elliason" w:date="2026-03-12T10:45:00Z" w16du:dateUtc="2026-03-12T15:45:00Z">
+      <w:ins w:id="170" w:author="Kurt Elliason" w:date="2026-03-12T10:45:00Z" w16du:dateUtc="2026-03-12T15:45:00Z">
         <w:r>
           <w:t>A</w:t>
         </w:r>
@@ -7774,12 +7786,12 @@
       <w:r>
         <w:t xml:space="preserve"> </w:t>
       </w:r>
-      <w:del w:id="170" w:author="Kurt Elliason" w:date="2026-03-12T10:45:00Z" w16du:dateUtc="2026-03-12T15:45:00Z">
+      <w:del w:id="171" w:author="Kurt Elliason" w:date="2026-03-12T10:45:00Z" w16du:dateUtc="2026-03-12T15:45:00Z">
         <w:r>
           <w:delText xml:space="preserve">gateway </w:delText>
         </w:r>
       </w:del>
-      <w:ins w:id="171" w:author="Kurt Elliason" w:date="2026-03-12T10:45:00Z" w16du:dateUtc="2026-03-12T15:45:00Z">
+      <w:ins w:id="172" w:author="Kurt Elliason" w:date="2026-03-12T10:45:00Z" w16du:dateUtc="2026-03-12T15:45:00Z">
         <w:r>
           <w:t xml:space="preserve">proxy </w:t>
         </w:r>
@@ -7790,12 +7802,12 @@
       <w:r>
         <w:t>does not take the responsibility for the reliable communication with all the connected devices</w:t>
       </w:r>
-      <w:del w:id="172" w:author="Kurt Elliason" w:date="2026-03-12T10:46:00Z" w16du:dateUtc="2026-03-12T15:46:00Z">
+      <w:del w:id="173" w:author="Kurt Elliason" w:date="2026-03-12T10:46:00Z" w16du:dateUtc="2026-03-12T15:46:00Z">
         <w:r>
           <w:delText>,</w:delText>
         </w:r>
       </w:del>
-      <w:ins w:id="173" w:author="Kurt Elliason" w:date="2026-03-12T10:46:00Z" w16du:dateUtc="2026-03-12T15:46:00Z">
+      <w:ins w:id="174" w:author="Kurt Elliason" w:date="2026-03-12T10:46:00Z" w16du:dateUtc="2026-03-12T15:46:00Z">
         <w:r>
           <w:t xml:space="preserve">. </w:t>
         </w:r>
@@ -7803,12 +7815,12 @@
       <w:r>
         <w:t xml:space="preserve"> </w:t>
       </w:r>
-      <w:del w:id="174" w:author="Kurt Elliason" w:date="2026-03-12T10:46:00Z" w16du:dateUtc="2026-03-12T15:46:00Z">
+      <w:del w:id="175" w:author="Kurt Elliason" w:date="2026-03-12T10:46:00Z" w16du:dateUtc="2026-03-12T15:46:00Z">
         <w:r>
           <w:delText>t</w:delText>
         </w:r>
       </w:del>
-      <w:ins w:id="175" w:author="Kurt Elliason" w:date="2026-03-12T10:46:00Z" w16du:dateUtc="2026-03-12T15:46:00Z">
+      <w:ins w:id="176" w:author="Kurt Elliason" w:date="2026-03-12T10:46:00Z" w16du:dateUtc="2026-03-12T15:46:00Z">
         <w:r>
           <w:t>T</w:t>
         </w:r>
@@ -7816,12 +7828,12 @@
       <w:r>
         <w:t xml:space="preserve">he </w:t>
       </w:r>
-      <w:del w:id="176" w:author="Kurt Elliason" w:date="2026-03-12T10:45:00Z" w16du:dateUtc="2026-03-12T15:45:00Z">
+      <w:del w:id="177" w:author="Kurt Elliason" w:date="2026-03-12T10:45:00Z" w16du:dateUtc="2026-03-12T15:45:00Z">
         <w:r>
           <w:delText xml:space="preserve">gateway </w:delText>
         </w:r>
       </w:del>
-      <w:ins w:id="177" w:author="Kurt Elliason" w:date="2026-03-12T10:45:00Z" w16du:dateUtc="2026-03-12T15:45:00Z">
+      <w:ins w:id="178" w:author="Kurt Elliason" w:date="2026-03-12T10:45:00Z" w16du:dateUtc="2026-03-12T15:45:00Z">
         <w:r>
           <w:t xml:space="preserve">proxy </w:t>
         </w:r>
@@ -7832,12 +7844,12 @@
       <w:r>
         <w:t xml:space="preserve">shall only </w:t>
       </w:r>
-      <w:del w:id="178" w:author="Kurt Elliason" w:date="2026-03-12T10:45:00Z" w16du:dateUtc="2026-03-12T15:45:00Z">
+      <w:del w:id="179" w:author="Kurt Elliason" w:date="2026-03-12T10:45:00Z" w16du:dateUtc="2026-03-12T15:45:00Z">
         <w:r>
           <w:delText>act as a proxy</w:delText>
         </w:r>
       </w:del>
-      <w:ins w:id="179" w:author="Kurt Elliason" w:date="2026-03-12T10:45:00Z" w16du:dateUtc="2026-03-12T15:45:00Z">
+      <w:ins w:id="180" w:author="Kurt Elliason" w:date="2026-03-12T10:45:00Z" w16du:dateUtc="2026-03-12T15:45:00Z">
         <w:r>
           <w:t>relay messages</w:t>
         </w:r>
@@ -7845,7 +7857,7 @@
       <w:r>
         <w:t xml:space="preserve"> for the individual devices participating in a MC</w:t>
       </w:r>
-      <w:ins w:id="180" w:author="Kurt Elliason" w:date="2026-03-12T10:32:00Z" w16du:dateUtc="2026-03-12T15:32:00Z">
+      <w:ins w:id="181" w:author="Kurt Elliason" w:date="2026-03-12T10:32:00Z" w16du:dateUtc="2026-03-12T15:32:00Z">
         <w:r>
           <w:t xml:space="preserve">, it is the </w:t>
         </w:r>
@@ -7873,9 +7885,9 @@
           <w:noProof w:val="0"/>
         </w:rPr>
       </w:pPr>
-      <w:bookmarkStart w:id="181" w:name="_Toc345074651"/>
-      <w:bookmarkStart w:id="182" w:name="_Toc18414914"/>
-      <w:bookmarkStart w:id="183" w:name="_Toc223004648"/>
+      <w:bookmarkStart w:id="182" w:name="_Toc345074651"/>
+      <w:bookmarkStart w:id="183" w:name="_Toc18414914"/>
+      <w:bookmarkStart w:id="184" w:name="_Toc223004648"/>
       <w:r>
         <w:rPr>
           <w:noProof w:val="0"/>
@@ -7918,7 +7930,6 @@
         </w:rPr>
         <w:t>Transactions</w:t>
       </w:r>
-      <w:bookmarkEnd w:id="150"/>
       <w:bookmarkEnd w:id="151"/>
       <w:bookmarkEnd w:id="152"/>
       <w:bookmarkEnd w:id="153"/>
@@ -7926,29 +7937,30 @@
       <w:bookmarkEnd w:id="155"/>
       <w:bookmarkEnd w:id="156"/>
       <w:bookmarkEnd w:id="157"/>
+      <w:bookmarkEnd w:id="158"/>
       <w:r>
         <w:rPr>
           <w:noProof w:val="0"/>
         </w:rPr>
         <w:t>, and Content Modules</w:t>
       </w:r>
-      <w:bookmarkStart w:id="184" w:name="_Toc473170359"/>
-      <w:bookmarkStart w:id="185" w:name="_Toc504625756"/>
-      <w:bookmarkStart w:id="186" w:name="_Toc530206509"/>
-      <w:bookmarkStart w:id="187" w:name="_Toc1388429"/>
-      <w:bookmarkStart w:id="188" w:name="_Toc1388583"/>
-      <w:bookmarkStart w:id="189" w:name="_Toc1456610"/>
-      <w:bookmarkStart w:id="190" w:name="_Toc37034635"/>
-      <w:bookmarkStart w:id="191" w:name="_Toc38846113"/>
-      <w:bookmarkEnd w:id="181"/>
+      <w:bookmarkStart w:id="185" w:name="_Toc473170359"/>
+      <w:bookmarkStart w:id="186" w:name="_Toc504625756"/>
+      <w:bookmarkStart w:id="187" w:name="_Toc530206509"/>
+      <w:bookmarkStart w:id="188" w:name="_Toc1388429"/>
+      <w:bookmarkStart w:id="189" w:name="_Toc1388583"/>
+      <w:bookmarkStart w:id="190" w:name="_Toc1456610"/>
+      <w:bookmarkStart w:id="191" w:name="_Toc37034635"/>
+      <w:bookmarkStart w:id="192" w:name="_Toc38846113"/>
       <w:bookmarkEnd w:id="182"/>
       <w:bookmarkEnd w:id="183"/>
+      <w:bookmarkEnd w:id="184"/>
     </w:p>
     <w:p>
       <w:pPr>
         <w:pStyle w:val="BodyText"/>
       </w:pPr>
-      <w:bookmarkStart w:id="192" w:name="_Hlk77761540"/>
+      <w:bookmarkStart w:id="193" w:name="_Hlk77761540"/>
       <w:r>
         <w:t>This section define</w:t>
       </w:r>
@@ -7976,8 +7988,8 @@
       <w:r>
         <w:t xml:space="preserve">are given in the </w:t>
       </w:r>
-      <w:bookmarkStart w:id="193" w:name="OLE_LINK25"/>
-      <w:bookmarkStart w:id="194" w:name="OLE_LINK82"/>
+      <w:bookmarkStart w:id="194" w:name="OLE_LINK25"/>
+      <w:bookmarkStart w:id="195" w:name="OLE_LINK82"/>
       <w:r>
         <w:t xml:space="preserve">Technical Frameworks General Introduction </w:t>
       </w:r>
@@ -7987,23 +7999,23 @@
       <w:r>
         <w:t xml:space="preserve"> A</w:t>
       </w:r>
+      <w:bookmarkEnd w:id="194"/>
+      <w:bookmarkEnd w:id="195"/>
+      <w:r>
+        <w:t xml:space="preserve">. IHE Transactions can be found in the Technical Frameworks General Introduction Appendix B. Both appendices are located at </w:t>
+      </w:r>
+      <w:hyperlink r:id="rId31" w:history="1">
+        <w:r>
+          <w:rPr>
+            <w:rStyle w:val="Hyperlink"/>
+          </w:rPr>
+          <w:t>https://profiles.ihe.net/GeneralIntro/index.html</w:t>
+        </w:r>
+      </w:hyperlink>
+      <w:r>
+        <w:t>.</w:t>
+      </w:r>
       <w:bookmarkEnd w:id="193"/>
-      <w:bookmarkEnd w:id="194"/>
-      <w:r>
-        <w:t xml:space="preserve">. IHE Transactions can be found in the Technical Frameworks General Introduction Appendix B. Both appendices are located at </w:t>
-      </w:r>
-      <w:hyperlink r:id="rId31" w:history="1">
-        <w:r>
-          <w:rPr>
-            <w:rStyle w:val="Hyperlink"/>
-          </w:rPr>
-          <w:t>https://profiles.ihe.net/GeneralIntro/index.html</w:t>
-        </w:r>
-      </w:hyperlink>
-      <w:r>
-        <w:t>.</w:t>
-      </w:r>
-      <w:bookmarkEnd w:id="192"/>
     </w:p>
     <w:p>
       <w:pPr>
@@ -8142,12 +8154,12 @@
                           <a:effectLst/>
                           <a:extLst>
                             <a:ext uri="{909E8E84-426E-40dd-AFC4-6F175D3DCCD1}">
-                              <a14:hiddenFill xmlns="" xmlns:mo="http://schemas.microsoft.com/office/mac/office/2008/main" xmlns:mv="urn:schemas-microsoft-com:mac:vml" xmlns:o="urn:schemas-microsoft-com:office:office" xmlns:v="urn:schemas-microsoft-com:vml" xmlns:w10="urn:schemas-microsoft-com:office:word" xmlns:w="http://schemas.openxmlformats.org/wordprocessingml/2006/main" xmlns:a14="http://schemas.microsoft.com/office/drawing/2010/main">
+                              <a14:hiddenFill xmlns:a14="http://schemas.microsoft.com/office/drawing/2010/main" xmlns:w="http://schemas.openxmlformats.org/wordprocessingml/2006/main" xmlns:w10="urn:schemas-microsoft-com:office:word" xmlns:v="urn:schemas-microsoft-com:vml" xmlns:o="urn:schemas-microsoft-com:office:office" xmlns:mv="urn:schemas-microsoft-com:mac:vml" xmlns:mo="http://schemas.microsoft.com/office/mac/office/2008/main" xmlns="">
                                 <a:noFill/>
                               </a14:hiddenFill>
                             </a:ext>
                             <a:ext uri="{AF507438-7753-43e0-B8FC-AC1667EBCBE1}">
-                              <a14:hiddenEffects xmlns="" xmlns:mo="http://schemas.microsoft.com/office/mac/office/2008/main" xmlns:mv="urn:schemas-microsoft-com:mac:vml" xmlns:o="urn:schemas-microsoft-com:office:office" xmlns:v="urn:schemas-microsoft-com:vml" xmlns:w10="urn:schemas-microsoft-com:office:word" xmlns:w="http://schemas.openxmlformats.org/wordprocessingml/2006/main" xmlns:a14="http://schemas.microsoft.com/office/drawing/2010/main">
+                              <a14:hiddenEffects xmlns:a14="http://schemas.microsoft.com/office/drawing/2010/main" xmlns:w="http://schemas.openxmlformats.org/wordprocessingml/2006/main" xmlns:w10="urn:schemas-microsoft-com:office:word" xmlns:v="urn:schemas-microsoft-com:vml" xmlns:o="urn:schemas-microsoft-com:office:office" xmlns:mv="urn:schemas-microsoft-com:mac:vml" xmlns:mo="http://schemas.microsoft.com/office/mac/office/2008/main" xmlns="">
                                 <a:effectLst>
                                   <a:outerShdw dist="35921" dir="2700000" algn="ctr" rotWithShape="0">
                                     <a:srgbClr val="808080"/>
@@ -8184,12 +8196,12 @@
                           <a:effectLst/>
                           <a:extLst>
                             <a:ext uri="{909E8E84-426E-40dd-AFC4-6F175D3DCCD1}">
-                              <a14:hiddenFill xmlns="" xmlns:mo="http://schemas.microsoft.com/office/mac/office/2008/main" xmlns:mv="urn:schemas-microsoft-com:mac:vml" xmlns:o="urn:schemas-microsoft-com:office:office" xmlns:v="urn:schemas-microsoft-com:vml" xmlns:w10="urn:schemas-microsoft-com:office:word" xmlns:w="http://schemas.openxmlformats.org/wordprocessingml/2006/main" xmlns:a14="http://schemas.microsoft.com/office/drawing/2010/main">
+                              <a14:hiddenFill xmlns:a14="http://schemas.microsoft.com/office/drawing/2010/main" xmlns:w="http://schemas.openxmlformats.org/wordprocessingml/2006/main" xmlns:w10="urn:schemas-microsoft-com:office:word" xmlns:v="urn:schemas-microsoft-com:vml" xmlns:o="urn:schemas-microsoft-com:office:office" xmlns:mv="urn:schemas-microsoft-com:mac:vml" xmlns:mo="http://schemas.microsoft.com/office/mac/office/2008/main" xmlns="">
                                 <a:noFill/>
                               </a14:hiddenFill>
                             </a:ext>
                             <a:ext uri="{AF507438-7753-43e0-B8FC-AC1667EBCBE1}">
-                              <a14:hiddenEffects xmlns="" xmlns:mo="http://schemas.microsoft.com/office/mac/office/2008/main" xmlns:mv="urn:schemas-microsoft-com:mac:vml" xmlns:o="urn:schemas-microsoft-com:office:office" xmlns:v="urn:schemas-microsoft-com:vml" xmlns:w10="urn:schemas-microsoft-com:office:word" xmlns:w="http://schemas.openxmlformats.org/wordprocessingml/2006/main" xmlns:a14="http://schemas.microsoft.com/office/drawing/2010/main">
+                              <a14:hiddenEffects xmlns:a14="http://schemas.microsoft.com/office/drawing/2010/main" xmlns:w="http://schemas.openxmlformats.org/wordprocessingml/2006/main" xmlns:w10="urn:schemas-microsoft-com:office:word" xmlns:v="urn:schemas-microsoft-com:vml" xmlns:o="urn:schemas-microsoft-com:office:office" xmlns:mv="urn:schemas-microsoft-com:mac:vml" xmlns:mo="http://schemas.microsoft.com/office/mac/office/2008/main" xmlns="">
                                 <a:effectLst>
                                   <a:outerShdw dist="35921" dir="2700000" algn="ctr" rotWithShape="0">
                                     <a:srgbClr val="808080"/>
@@ -8221,14 +8233,14 @@
                           <a:effectLst/>
                           <a:extLst>
                             <a:ext uri="{909E8E84-426E-40dd-AFC4-6F175D3DCCD1}">
-                              <a14:hiddenFill xmlns="" xmlns:mo="http://schemas.microsoft.com/office/mac/office/2008/main" xmlns:mv="urn:schemas-microsoft-com:mac:vml" xmlns:o="urn:schemas-microsoft-com:office:office" xmlns:v="urn:schemas-microsoft-com:vml" xmlns:w10="urn:schemas-microsoft-com:office:word" xmlns:w="http://schemas.openxmlformats.org/wordprocessingml/2006/main" xmlns:a14="http://schemas.microsoft.com/office/drawing/2010/main">
+                              <a14:hiddenFill xmlns:a14="http://schemas.microsoft.com/office/drawing/2010/main" xmlns:w="http://schemas.openxmlformats.org/wordprocessingml/2006/main" xmlns:w10="urn:schemas-microsoft-com:office:word" xmlns:v="urn:schemas-microsoft-com:vml" xmlns:o="urn:schemas-microsoft-com:office:office" xmlns:mv="urn:schemas-microsoft-com:mac:vml" xmlns:mo="http://schemas.microsoft.com/office/mac/office/2008/main" xmlns="">
                                 <a:solidFill>
                                   <a:srgbClr val="FFFFFF"/>
                                 </a:solidFill>
                               </a14:hiddenFill>
                             </a:ext>
                             <a:ext uri="{91240B29-F687-4f45-9708-019B960494DF}">
-                              <a14:hiddenLine xmlns="" xmlns:mo="http://schemas.microsoft.com/office/mac/office/2008/main" xmlns:mv="urn:schemas-microsoft-com:mac:vml" xmlns:o="urn:schemas-microsoft-com:office:office" xmlns:v="urn:schemas-microsoft-com:vml" xmlns:w10="urn:schemas-microsoft-com:office:word" xmlns:w="http://schemas.openxmlformats.org/wordprocessingml/2006/main" xmlns:a14="http://schemas.microsoft.com/office/drawing/2010/main" w="0">
+                              <a14:hiddenLine xmlns:a14="http://schemas.microsoft.com/office/drawing/2010/main" xmlns:w="http://schemas.openxmlformats.org/wordprocessingml/2006/main" xmlns:w10="urn:schemas-microsoft-com:office:word" xmlns:v="urn:schemas-microsoft-com:vml" xmlns:o="urn:schemas-microsoft-com:office:office" xmlns:mv="urn:schemas-microsoft-com:mac:vml" xmlns:mo="http://schemas.microsoft.com/office/mac/office/2008/main" xmlns="" w="0">
                                 <a:solidFill>
                                   <a:srgbClr val="000000"/>
                                 </a:solidFill>
@@ -8238,7 +8250,7 @@
                               </a14:hiddenLine>
                             </a:ext>
                             <a:ext uri="{AF507438-7753-43e0-B8FC-AC1667EBCBE1}">
-                              <a14:hiddenEffects xmlns="" xmlns:mo="http://schemas.microsoft.com/office/mac/office/2008/main" xmlns:mv="urn:schemas-microsoft-com:mac:vml" xmlns:o="urn:schemas-microsoft-com:office:office" xmlns:v="urn:schemas-microsoft-com:vml" xmlns:w10="urn:schemas-microsoft-com:office:word" xmlns:w="http://schemas.openxmlformats.org/wordprocessingml/2006/main" xmlns:a14="http://schemas.microsoft.com/office/drawing/2010/main">
+                              <a14:hiddenEffects xmlns:a14="http://schemas.microsoft.com/office/drawing/2010/main" xmlns:w="http://schemas.openxmlformats.org/wordprocessingml/2006/main" xmlns:w10="urn:schemas-microsoft-com:office:word" xmlns:v="urn:schemas-microsoft-com:vml" xmlns:o="urn:schemas-microsoft-com:office:office" xmlns:mv="urn:schemas-microsoft-com:mac:vml" xmlns:mo="http://schemas.microsoft.com/office/mac/office/2008/main" xmlns="">
                                 <a:effectLst/>
                               </a14:hiddenEffects>
                             </a:ext>
@@ -8418,14 +8430,14 @@
                           <a:effectLst/>
                           <a:extLst>
                             <a:ext uri="{909E8E84-426E-40dd-AFC4-6F175D3DCCD1}">
-                              <a14:hiddenFill xmlns="" xmlns:mo="http://schemas.microsoft.com/office/mac/office/2008/main" xmlns:mv="urn:schemas-microsoft-com:mac:vml" xmlns:o="urn:schemas-microsoft-com:office:office" xmlns:v="urn:schemas-microsoft-com:vml" xmlns:w10="urn:schemas-microsoft-com:office:word" xmlns:w="http://schemas.openxmlformats.org/wordprocessingml/2006/main" xmlns:a14="http://schemas.microsoft.com/office/drawing/2010/main">
+                              <a14:hiddenFill xmlns:a14="http://schemas.microsoft.com/office/drawing/2010/main" xmlns:w="http://schemas.openxmlformats.org/wordprocessingml/2006/main" xmlns:w10="urn:schemas-microsoft-com:office:word" xmlns:v="urn:schemas-microsoft-com:vml" xmlns:o="urn:schemas-microsoft-com:office:office" xmlns:mv="urn:schemas-microsoft-com:mac:vml" xmlns:mo="http://schemas.microsoft.com/office/mac/office/2008/main" xmlns="">
                                 <a:solidFill>
                                   <a:srgbClr val="FFFFFF"/>
                                 </a:solidFill>
                               </a14:hiddenFill>
                             </a:ext>
                             <a:ext uri="{91240B29-F687-4f45-9708-019B960494DF}">
-                              <a14:hiddenLine xmlns="" xmlns:mo="http://schemas.microsoft.com/office/mac/office/2008/main" xmlns:mv="urn:schemas-microsoft-com:mac:vml" xmlns:o="urn:schemas-microsoft-com:office:office" xmlns:v="urn:schemas-microsoft-com:vml" xmlns:w10="urn:schemas-microsoft-com:office:word" xmlns:w="http://schemas.openxmlformats.org/wordprocessingml/2006/main" xmlns:a14="http://schemas.microsoft.com/office/drawing/2010/main" w="0">
+                              <a14:hiddenLine xmlns:a14="http://schemas.microsoft.com/office/drawing/2010/main" xmlns:w="http://schemas.openxmlformats.org/wordprocessingml/2006/main" xmlns:w10="urn:schemas-microsoft-com:office:word" xmlns:v="urn:schemas-microsoft-com:vml" xmlns:o="urn:schemas-microsoft-com:office:office" xmlns:mv="urn:schemas-microsoft-com:mac:vml" xmlns:mo="http://schemas.microsoft.com/office/mac/office/2008/main" xmlns="" w="0">
                                 <a:solidFill>
                                   <a:srgbClr val="000000"/>
                                 </a:solidFill>
@@ -8435,7 +8447,7 @@
                               </a14:hiddenLine>
                             </a:ext>
                             <a:ext uri="{AF507438-7753-43e0-B8FC-AC1667EBCBE1}">
-                              <a14:hiddenEffects xmlns="" xmlns:mo="http://schemas.microsoft.com/office/mac/office/2008/main" xmlns:mv="urn:schemas-microsoft-com:mac:vml" xmlns:o="urn:schemas-microsoft-com:office:office" xmlns:v="urn:schemas-microsoft-com:vml" xmlns:w10="urn:schemas-microsoft-com:office:word" xmlns:w="http://schemas.openxmlformats.org/wordprocessingml/2006/main" xmlns:a14="http://schemas.microsoft.com/office/drawing/2010/main">
+                              <a14:hiddenEffects xmlns:a14="http://schemas.microsoft.com/office/drawing/2010/main" xmlns:w="http://schemas.openxmlformats.org/wordprocessingml/2006/main" xmlns:w10="urn:schemas-microsoft-com:office:word" xmlns:v="urn:schemas-microsoft-com:vml" xmlns:o="urn:schemas-microsoft-com:office:office" xmlns:mv="urn:schemas-microsoft-com:mac:vml" xmlns:mo="http://schemas.microsoft.com/office/mac/office/2008/main" xmlns="">
                                 <a:effectLst/>
                               </a14:hiddenEffects>
                             </a:ext>
@@ -8886,7 +8898,7 @@
             <w:pPr>
               <w:pStyle w:val="TableEntryHeader"/>
             </w:pPr>
-            <w:bookmarkStart w:id="195" w:name="_Hlk485053677"/>
+            <w:bookmarkStart w:id="196" w:name="_Hlk485053677"/>
             <w:r>
               <w:t>Actors</w:t>
             </w:r>
@@ -8954,7 +8966,7 @@
           </w:p>
         </w:tc>
       </w:tr>
-      <w:bookmarkEnd w:id="195"/>
+      <w:bookmarkEnd w:id="196"/>
       <w:tr>
         <w:trPr>
           <w:cantSplit/>
@@ -9142,7 +9154,6 @@
           </w:p>
         </w:tc>
       </w:tr>
-      <w:bookmarkEnd w:id="184"/>
       <w:bookmarkEnd w:id="185"/>
       <w:bookmarkEnd w:id="186"/>
       <w:bookmarkEnd w:id="187"/>
@@ -9150,6 +9161,7 @@
       <w:bookmarkEnd w:id="189"/>
       <w:bookmarkEnd w:id="190"/>
       <w:bookmarkEnd w:id="191"/>
+      <w:bookmarkEnd w:id="192"/>
     </w:tbl>
     <w:p>
       <w:pPr>
@@ -9171,9 +9183,9 @@
           <w:noProof w:val="0"/>
         </w:rPr>
       </w:pPr>
-      <w:bookmarkStart w:id="196" w:name="_Toc345074652"/>
-      <w:bookmarkStart w:id="197" w:name="_Toc18414915"/>
-      <w:bookmarkStart w:id="198" w:name="_Toc223004649"/>
+      <w:bookmarkStart w:id="197" w:name="_Toc345074652"/>
+      <w:bookmarkStart w:id="198" w:name="_Toc18414915"/>
+      <w:bookmarkStart w:id="199" w:name="_Toc223004649"/>
       <w:r>
         <w:rPr>
           <w:bCs/>
@@ -9216,9 +9228,9 @@
         </w:rPr>
         <w:t>Requirements</w:t>
       </w:r>
-      <w:bookmarkEnd w:id="196"/>
       <w:bookmarkEnd w:id="197"/>
       <w:bookmarkEnd w:id="198"/>
+      <w:bookmarkEnd w:id="199"/>
     </w:p>
     <w:p>
       <w:pPr>
@@ -9283,8 +9295,8 @@
           <w:noProof w:val="0"/>
         </w:rPr>
       </w:pPr>
-      <w:bookmarkStart w:id="199" w:name="_Toc345074653"/>
-      <w:bookmarkStart w:id="200" w:name="_Toc223004650"/>
+      <w:bookmarkStart w:id="200" w:name="_Toc345074653"/>
+      <w:bookmarkStart w:id="201" w:name="_Toc223004650"/>
       <w:r>
         <w:rPr>
           <w:noProof w:val="0"/>
@@ -9298,14 +9310,14 @@
         </w:rPr>
         <w:t xml:space="preserve">.1.1.1 </w:t>
       </w:r>
-      <w:bookmarkEnd w:id="199"/>
+      <w:bookmarkEnd w:id="200"/>
       <w:r>
         <w:t>Heartbeat</w:t>
       </w:r>
       <w:r>
         <w:t xml:space="preserve"> Reporter</w:t>
       </w:r>
-      <w:bookmarkEnd w:id="200"/>
+      <w:bookmarkEnd w:id="201"/>
     </w:p>
     <w:p>
       <w:pPr>
@@ -9541,7 +9553,7 @@
         </w:rPr>
         <w:t xml:space="preserve"> system</w:t>
       </w:r>
-      <w:del w:id="201" w:author="Kurt Elliason" w:date="2026-03-12T10:41:00Z" w16du:dateUtc="2026-03-12T15:41:00Z">
+      <w:del w:id="202" w:author="Kurt Elliason" w:date="2026-03-12T10:41:00Z" w16du:dateUtc="2026-03-12T15:41:00Z">
         <w:r>
           <w:rPr>
             <w:i w:val="0"/>
@@ -9582,7 +9594,7 @@
         </w:rPr>
         <w:t xml:space="preserve">A gateway </w:t>
       </w:r>
-      <w:del w:id="202" w:author="Kurt Elliason" w:date="2026-03-12T10:40:00Z" w16du:dateUtc="2026-03-12T15:40:00Z">
+      <w:del w:id="203" w:author="Kurt Elliason" w:date="2026-03-12T10:40:00Z" w16du:dateUtc="2026-03-12T15:40:00Z">
         <w:r>
           <w:rPr>
             <w:iCs/>
@@ -9650,7 +9662,7 @@
       <w:r>
         <w:t xml:space="preserve">, a gateway </w:t>
       </w:r>
-      <w:del w:id="203" w:author="Kurt Elliason" w:date="2026-03-12T10:40:00Z" w16du:dateUtc="2026-03-12T15:40:00Z">
+      <w:del w:id="204" w:author="Kurt Elliason" w:date="2026-03-12T10:40:00Z" w16du:dateUtc="2026-03-12T15:40:00Z">
         <w:r>
           <w:delText xml:space="preserve">proxy </w:delText>
         </w:r>
@@ -9672,7 +9684,7 @@
       <w:pPr>
         <w:pStyle w:val="BodyText"/>
         <w:rPr>
-          <w:ins w:id="204" w:author="Kurt Elliason" w:date="2026-03-12T10:41:00Z" w16du:dateUtc="2026-03-12T15:41:00Z"/>
+          <w:ins w:id="205" w:author="Kurt Elliason" w:date="2026-03-12T10:41:00Z" w16du:dateUtc="2026-03-12T15:41:00Z"/>
         </w:rPr>
       </w:pPr>
       <w:r>
@@ -9701,10 +9713,10 @@
       <w:pPr>
         <w:pStyle w:val="BodyText"/>
         <w:rPr>
-          <w:ins w:id="205" w:author="Kurt Elliason" w:date="2026-03-12T10:41:00Z" w16du:dateUtc="2026-03-12T15:41:00Z"/>
-        </w:rPr>
-      </w:pPr>
-      <w:ins w:id="206" w:author="Kurt Elliason" w:date="2026-03-12T10:41:00Z" w16du:dateUtc="2026-03-12T15:41:00Z">
+          <w:ins w:id="206" w:author="Kurt Elliason" w:date="2026-03-12T10:41:00Z" w16du:dateUtc="2026-03-12T15:41:00Z"/>
+        </w:rPr>
+      </w:pPr>
+      <w:ins w:id="207" w:author="Kurt Elliason" w:date="2026-03-12T10:41:00Z" w16du:dateUtc="2026-03-12T15:41:00Z">
         <w:r>
           <w:rPr>
             <w:iCs/>
@@ -9718,7 +9730,7 @@
           <w:t>proxy</w:t>
         </w:r>
       </w:ins>
-      <w:ins w:id="207" w:author="Kurt Elliason" w:date="2026-03-12T10:42:00Z" w16du:dateUtc="2026-03-12T15:42:00Z">
+      <w:ins w:id="208" w:author="Kurt Elliason" w:date="2026-03-12T10:42:00Z" w16du:dateUtc="2026-03-12T15:42:00Z">
         <w:r>
           <w:rPr>
             <w:iCs/>
@@ -9726,7 +9738,7 @@
           <w:t xml:space="preserve"> is a transaction aggregator without responsibility for the devi</w:t>
         </w:r>
       </w:ins>
-      <w:ins w:id="208" w:author="Kurt Elliason" w:date="2026-03-12T10:43:00Z" w16du:dateUtc="2026-03-12T15:43:00Z">
+      <w:ins w:id="209" w:author="Kurt Elliason" w:date="2026-03-12T10:43:00Z" w16du:dateUtc="2026-03-12T15:43:00Z">
         <w:r>
           <w:rPr>
             <w:iCs/>
@@ -9734,7 +9746,7 @@
           <w:t>c</w:t>
         </w:r>
       </w:ins>
-      <w:ins w:id="209" w:author="Kurt Elliason" w:date="2026-03-12T10:42:00Z" w16du:dateUtc="2026-03-12T15:42:00Z">
+      <w:ins w:id="210" w:author="Kurt Elliason" w:date="2026-03-12T10:42:00Z" w16du:dateUtc="2026-03-12T15:42:00Z">
         <w:r>
           <w:rPr>
             <w:iCs/>
@@ -9742,7 +9754,7 @@
           <w:t>e</w:t>
         </w:r>
       </w:ins>
-      <w:ins w:id="210" w:author="Kurt Elliason" w:date="2026-03-12T10:43:00Z" w16du:dateUtc="2026-03-12T15:43:00Z">
+      <w:ins w:id="211" w:author="Kurt Elliason" w:date="2026-03-12T10:43:00Z" w16du:dateUtc="2026-03-12T15:43:00Z">
         <w:r>
           <w:rPr>
             <w:iCs/>
@@ -9750,7 +9762,7 @@
           <w:t>s</w:t>
         </w:r>
       </w:ins>
-      <w:ins w:id="211" w:author="Kurt Elliason" w:date="2026-03-12T10:42:00Z" w16du:dateUtc="2026-03-12T15:42:00Z">
+      <w:ins w:id="212" w:author="Kurt Elliason" w:date="2026-03-12T10:42:00Z" w16du:dateUtc="2026-03-12T15:42:00Z">
         <w:r>
           <w:rPr>
             <w:iCs/>
@@ -9758,7 +9770,7 @@
           <w:t xml:space="preserve"> behind it.  It </w:t>
         </w:r>
       </w:ins>
-      <w:ins w:id="212" w:author="Kurt Elliason" w:date="2026-03-12T10:43:00Z" w16du:dateUtc="2026-03-12T15:43:00Z">
+      <w:ins w:id="213" w:author="Kurt Elliason" w:date="2026-03-12T10:43:00Z" w16du:dateUtc="2026-03-12T15:43:00Z">
         <w:r>
           <w:rPr>
             <w:iCs/>
@@ -9766,7 +9778,7 @@
           <w:t>relays</w:t>
         </w:r>
       </w:ins>
-      <w:ins w:id="213" w:author="Kurt Elliason" w:date="2026-03-12T10:41:00Z" w16du:dateUtc="2026-03-12T15:41:00Z">
+      <w:ins w:id="214" w:author="Kurt Elliason" w:date="2026-03-12T10:41:00Z" w16du:dateUtc="2026-03-12T15:41:00Z">
         <w:r>
           <w:rPr>
             <w:iCs/>
@@ -9780,7 +9792,7 @@
           <w:t xml:space="preserve">messages on behalf of the individual devices or systems connected to the </w:t>
         </w:r>
       </w:ins>
-      <w:ins w:id="214" w:author="Kurt Elliason" w:date="2026-03-12T10:42:00Z" w16du:dateUtc="2026-03-12T15:42:00Z">
+      <w:ins w:id="215" w:author="Kurt Elliason" w:date="2026-03-12T10:42:00Z" w16du:dateUtc="2026-03-12T15:42:00Z">
         <w:r>
           <w:rPr>
             <w:iCs/>
@@ -9788,17 +9800,17 @@
           <w:t>proxy</w:t>
         </w:r>
       </w:ins>
-      <w:ins w:id="215" w:author="Kurt Elliason" w:date="2026-03-12T10:41:00Z" w16du:dateUtc="2026-03-12T15:41:00Z">
+      <w:ins w:id="216" w:author="Kurt Elliason" w:date="2026-03-12T10:41:00Z" w16du:dateUtc="2026-03-12T15:41:00Z">
         <w:r>
           <w:t xml:space="preserve">. To the HC, a </w:t>
         </w:r>
       </w:ins>
-      <w:ins w:id="216" w:author="Kurt Elliason" w:date="2026-03-12T10:42:00Z" w16du:dateUtc="2026-03-12T15:42:00Z">
+      <w:ins w:id="217" w:author="Kurt Elliason" w:date="2026-03-12T10:42:00Z" w16du:dateUtc="2026-03-12T15:42:00Z">
         <w:r>
           <w:t>proxy</w:t>
         </w:r>
       </w:ins>
-      <w:ins w:id="217" w:author="Kurt Elliason" w:date="2026-03-12T10:41:00Z" w16du:dateUtc="2026-03-12T15:41:00Z">
+      <w:ins w:id="218" w:author="Kurt Elliason" w:date="2026-03-12T10:41:00Z" w16du:dateUtc="2026-03-12T15:41:00Z">
         <w:r>
           <w:t xml:space="preserve"> representing an individual device or system is transparent.</w:t>
         </w:r>
@@ -9817,8 +9829,8 @@
           <w:numId w:val="0"/>
         </w:numPr>
       </w:pPr>
-      <w:bookmarkStart w:id="218" w:name="_Toc345074654"/>
-      <w:bookmarkStart w:id="219" w:name="_Toc223004651"/>
+      <w:bookmarkStart w:id="219" w:name="_Toc345074654"/>
+      <w:bookmarkStart w:id="220" w:name="_Toc223004651"/>
       <w:r>
         <w:rPr>
           <w:noProof w:val="0"/>
@@ -9831,14 +9843,14 @@
         </w:rPr>
         <w:t xml:space="preserve">.1.1.2 </w:t>
       </w:r>
-      <w:bookmarkEnd w:id="218"/>
+      <w:bookmarkEnd w:id="219"/>
       <w:r>
         <w:t>Heartbeat</w:t>
       </w:r>
       <w:r>
         <w:t xml:space="preserve"> Consumer</w:t>
       </w:r>
-      <w:bookmarkEnd w:id="219"/>
+      <w:bookmarkEnd w:id="220"/>
     </w:p>
     <w:p>
       <w:pPr>
@@ -10128,9 +10140,9 @@
           <w:noProof w:val="0"/>
         </w:rPr>
       </w:pPr>
-      <w:bookmarkStart w:id="220" w:name="_Toc345074655"/>
-      <w:bookmarkStart w:id="221" w:name="_Toc18414916"/>
-      <w:bookmarkStart w:id="222" w:name="_Toc223004652"/>
+      <w:bookmarkStart w:id="221" w:name="_Toc345074655"/>
+      <w:bookmarkStart w:id="222" w:name="_Toc18414916"/>
+      <w:bookmarkStart w:id="223" w:name="_Toc223004652"/>
       <w:r>
         <w:rPr>
           <w:noProof w:val="0"/>
@@ -10167,9 +10179,9 @@
         </w:rPr>
         <w:t xml:space="preserve"> Options</w:t>
       </w:r>
-      <w:bookmarkEnd w:id="220"/>
       <w:bookmarkEnd w:id="221"/>
       <w:bookmarkEnd w:id="222"/>
+      <w:bookmarkEnd w:id="223"/>
     </w:p>
     <w:p>
       <w:pPr>
@@ -10434,16 +10446,16 @@
           <w:noProof w:val="0"/>
         </w:rPr>
       </w:pPr>
-      <w:bookmarkStart w:id="223" w:name="_Toc345074657"/>
-      <w:bookmarkStart w:id="224" w:name="_Toc18414918"/>
-      <w:bookmarkStart w:id="225" w:name="_Toc223004653"/>
-      <w:bookmarkStart w:id="226" w:name="_Toc37034636"/>
-      <w:bookmarkStart w:id="227" w:name="_Toc38846114"/>
-      <w:bookmarkStart w:id="228" w:name="_Toc504625757"/>
-      <w:bookmarkStart w:id="229" w:name="_Toc530206510"/>
-      <w:bookmarkStart w:id="230" w:name="_Toc1388430"/>
-      <w:bookmarkStart w:id="231" w:name="_Toc1388584"/>
-      <w:bookmarkStart w:id="232" w:name="_Toc1456611"/>
+      <w:bookmarkStart w:id="224" w:name="_Toc345074657"/>
+      <w:bookmarkStart w:id="225" w:name="_Toc18414918"/>
+      <w:bookmarkStart w:id="226" w:name="_Toc223004653"/>
+      <w:bookmarkStart w:id="227" w:name="_Toc37034636"/>
+      <w:bookmarkStart w:id="228" w:name="_Toc38846114"/>
+      <w:bookmarkStart w:id="229" w:name="_Toc504625757"/>
+      <w:bookmarkStart w:id="230" w:name="_Toc530206510"/>
+      <w:bookmarkStart w:id="231" w:name="_Toc1388430"/>
+      <w:bookmarkStart w:id="232" w:name="_Toc1388584"/>
+      <w:bookmarkStart w:id="233" w:name="_Toc1456611"/>
       <w:r>
         <w:rPr>
           <w:noProof w:val="0"/>
@@ -10487,9 +10499,9 @@
         </w:rPr>
         <w:t xml:space="preserve"> Groupings</w:t>
       </w:r>
-      <w:bookmarkEnd w:id="223"/>
       <w:bookmarkEnd w:id="224"/>
       <w:bookmarkEnd w:id="225"/>
+      <w:bookmarkEnd w:id="226"/>
       <w:r>
         <w:rPr>
           <w:noProof w:val="0"/>
@@ -10531,9 +10543,9 @@
           <w:noProof w:val="0"/>
         </w:rPr>
       </w:pPr>
-      <w:bookmarkStart w:id="233" w:name="_Toc345074658"/>
-      <w:bookmarkStart w:id="234" w:name="_Toc18414919"/>
-      <w:bookmarkStart w:id="235" w:name="_Toc223004654"/>
+      <w:bookmarkStart w:id="234" w:name="_Toc345074658"/>
+      <w:bookmarkStart w:id="235" w:name="_Toc18414919"/>
+      <w:bookmarkStart w:id="236" w:name="_Toc223004654"/>
       <w:r>
         <w:rPr>
           <w:noProof w:val="0"/>
@@ -10570,17 +10582,17 @@
         </w:rPr>
         <w:t xml:space="preserve"> </w:t>
       </w:r>
-      <w:bookmarkEnd w:id="226"/>
       <w:bookmarkEnd w:id="227"/>
+      <w:bookmarkEnd w:id="228"/>
       <w:r>
         <w:rPr>
           <w:noProof w:val="0"/>
         </w:rPr>
         <w:t>Overview</w:t>
       </w:r>
-      <w:bookmarkEnd w:id="233"/>
       <w:bookmarkEnd w:id="234"/>
       <w:bookmarkEnd w:id="235"/>
+      <w:bookmarkEnd w:id="236"/>
     </w:p>
     <w:p>
       <w:pPr>
@@ -10595,10 +10607,10 @@
           <w:noProof w:val="0"/>
         </w:rPr>
       </w:pPr>
-      <w:bookmarkStart w:id="236" w:name="_Toc345074659"/>
-      <w:bookmarkStart w:id="237" w:name="_Toc18414920"/>
-      <w:bookmarkStart w:id="238" w:name="_Toc223004655"/>
-      <w:bookmarkStart w:id="239" w:name="OLE_LINK24"/>
+      <w:bookmarkStart w:id="237" w:name="_Toc345074659"/>
+      <w:bookmarkStart w:id="238" w:name="_Toc18414920"/>
+      <w:bookmarkStart w:id="239" w:name="_Toc223004655"/>
+      <w:bookmarkStart w:id="240" w:name="OLE_LINK24"/>
       <w:r>
         <w:rPr>
           <w:bCs/>
@@ -10627,9 +10639,9 @@
         </w:rPr>
         <w:t>.1 Concepts</w:t>
       </w:r>
-      <w:bookmarkEnd w:id="236"/>
       <w:bookmarkEnd w:id="237"/>
       <w:bookmarkEnd w:id="238"/>
+      <w:bookmarkEnd w:id="239"/>
     </w:p>
     <w:p>
       <w:pPr>
@@ -10700,10 +10712,10 @@
           <w:noProof w:val="0"/>
         </w:rPr>
       </w:pPr>
-      <w:bookmarkStart w:id="240" w:name="_Toc345074660"/>
-      <w:bookmarkStart w:id="241" w:name="_Toc18414921"/>
-      <w:bookmarkStart w:id="242" w:name="_Toc223004656"/>
-      <w:bookmarkEnd w:id="239"/>
+      <w:bookmarkStart w:id="241" w:name="_Toc345074660"/>
+      <w:bookmarkStart w:id="242" w:name="_Toc18414921"/>
+      <w:bookmarkStart w:id="243" w:name="_Toc223004656"/>
+      <w:bookmarkEnd w:id="240"/>
       <w:r>
         <w:rPr>
           <w:bCs/>
@@ -10718,9 +10730,9 @@
         </w:rPr>
         <w:t>.4.2 Use Cases</w:t>
       </w:r>
-      <w:bookmarkEnd w:id="240"/>
       <w:bookmarkEnd w:id="241"/>
       <w:bookmarkEnd w:id="242"/>
+      <w:bookmarkEnd w:id="243"/>
     </w:p>
     <w:p>
       <w:pPr>
@@ -10734,8 +10746,8 @@
           <w:noProof w:val="0"/>
         </w:rPr>
       </w:pPr>
-      <w:bookmarkStart w:id="243" w:name="_Toc345074661"/>
-      <w:bookmarkStart w:id="244" w:name="_Toc223004657"/>
+      <w:bookmarkStart w:id="244" w:name="_Toc345074661"/>
+      <w:bookmarkStart w:id="245" w:name="_Toc223004657"/>
       <w:r>
         <w:rPr>
           <w:noProof w:val="0"/>
@@ -10784,7 +10796,7 @@
         </w:rPr>
         <w:t xml:space="preserve"> #1: </w:t>
       </w:r>
-      <w:bookmarkEnd w:id="243"/>
+      <w:bookmarkEnd w:id="244"/>
       <w:r>
         <w:rPr>
           <w:noProof w:val="0"/>
@@ -10797,7 +10809,7 @@
         </w:rPr>
         <w:t>Alert Distribution</w:t>
       </w:r>
-      <w:bookmarkEnd w:id="244"/>
+      <w:bookmarkEnd w:id="245"/>
     </w:p>
     <w:p>
       <w:pPr>
@@ -10824,8 +10836,8 @@
           <w:noProof w:val="0"/>
         </w:rPr>
       </w:pPr>
-      <w:bookmarkStart w:id="245" w:name="_Toc345074662"/>
-      <w:bookmarkStart w:id="246" w:name="_Toc223004658"/>
+      <w:bookmarkStart w:id="246" w:name="_Toc345074662"/>
+      <w:bookmarkStart w:id="247" w:name="_Toc223004658"/>
       <w:r>
         <w:rPr>
           <w:noProof w:val="0"/>
@@ -10887,14 +10899,14 @@
         </w:rPr>
         <w:t xml:space="preserve"> Description</w:t>
       </w:r>
-      <w:bookmarkEnd w:id="245"/>
       <w:bookmarkEnd w:id="246"/>
+      <w:bookmarkEnd w:id="247"/>
     </w:p>
     <w:p>
       <w:pPr>
         <w:pStyle w:val="BodyText"/>
       </w:pPr>
-      <w:bookmarkStart w:id="247" w:name="_Toc345074663"/>
+      <w:bookmarkStart w:id="248" w:name="_Toc345074663"/>
       <w:r>
         <w:t>This use case</w:t>
       </w:r>
@@ -11011,7 +11023,7 @@
           <w:noProof w:val="0"/>
         </w:rPr>
       </w:pPr>
-      <w:bookmarkStart w:id="248" w:name="_Toc223004659"/>
+      <w:bookmarkStart w:id="249" w:name="_Toc223004659"/>
       <w:r>
         <w:rPr>
           <w:noProof w:val="0"/>
@@ -11078,8 +11090,8 @@
         </w:rPr>
         <w:t>Process Flow</w:t>
       </w:r>
-      <w:bookmarkEnd w:id="247"/>
       <w:bookmarkEnd w:id="248"/>
+      <w:bookmarkEnd w:id="249"/>
     </w:p>
     <w:p>
       <w:pPr>
@@ -12691,9 +12703,9 @@
           <w:noProof w:val="0"/>
         </w:rPr>
       </w:pPr>
-      <w:bookmarkStart w:id="249" w:name="_Toc345074664"/>
-      <w:bookmarkStart w:id="250" w:name="_Toc18414922"/>
-      <w:bookmarkStart w:id="251" w:name="_Toc223004660"/>
+      <w:bookmarkStart w:id="250" w:name="_Toc345074664"/>
+      <w:bookmarkStart w:id="251" w:name="_Toc18414922"/>
+      <w:bookmarkStart w:id="252" w:name="_Toc223004660"/>
       <w:r>
         <w:rPr>
           <w:noProof w:val="0"/>
@@ -12730,9 +12742,9 @@
         </w:rPr>
         <w:t xml:space="preserve"> Security Considerations</w:t>
       </w:r>
-      <w:bookmarkEnd w:id="249"/>
       <w:bookmarkEnd w:id="250"/>
       <w:bookmarkEnd w:id="251"/>
+      <w:bookmarkEnd w:id="252"/>
     </w:p>
     <w:p>
       <w:pPr>
@@ -12792,9 +12804,9 @@
           <w:noProof w:val="0"/>
         </w:rPr>
       </w:pPr>
-      <w:bookmarkStart w:id="252" w:name="_Toc345074665"/>
-      <w:bookmarkStart w:id="253" w:name="_Toc18414923"/>
-      <w:bookmarkStart w:id="254" w:name="_Toc223004661"/>
+      <w:bookmarkStart w:id="253" w:name="_Toc345074665"/>
+      <w:bookmarkStart w:id="254" w:name="_Toc18414923"/>
+      <w:bookmarkStart w:id="255" w:name="_Toc223004661"/>
       <w:r>
         <w:rPr>
           <w:noProof w:val="0"/>
@@ -12850,9 +12862,9 @@
         </w:rPr>
         <w:t>Considerations</w:t>
       </w:r>
-      <w:bookmarkEnd w:id="252"/>
       <w:bookmarkEnd w:id="253"/>
       <w:bookmarkEnd w:id="254"/>
+      <w:bookmarkEnd w:id="255"/>
     </w:p>
     <w:p>
       <w:pPr>
@@ -12896,19 +12908,19 @@
           <w:highlight w:val="yellow"/>
         </w:rPr>
       </w:pPr>
-      <w:bookmarkStart w:id="255" w:name="_Toc345074666"/>
-      <w:bookmarkStart w:id="256" w:name="_Toc18414924"/>
-      <w:bookmarkStart w:id="257" w:name="_Toc223004662"/>
+      <w:bookmarkStart w:id="256" w:name="_Toc345074666"/>
+      <w:bookmarkStart w:id="257" w:name="_Toc18414924"/>
+      <w:bookmarkStart w:id="258" w:name="_Toc223004662"/>
       <w:r>
         <w:lastRenderedPageBreak/>
         <w:t>Appendices</w:t>
       </w:r>
-      <w:bookmarkEnd w:id="255"/>
       <w:bookmarkEnd w:id="256"/>
+      <w:bookmarkEnd w:id="257"/>
       <w:r>
         <w:t xml:space="preserve"> to Volume 1</w:t>
       </w:r>
-      <w:bookmarkEnd w:id="257"/>
+      <w:bookmarkEnd w:id="258"/>
       <w:r>
         <w:rPr>
           <w:highlight w:val="yellow"/>
@@ -12925,16 +12937,16 @@
       </w:r>
     </w:p>
     <w:p>
-      <w:bookmarkStart w:id="258" w:name="_Toc336000611"/>
-      <w:bookmarkStart w:id="259" w:name="_Toc345074671"/>
-      <w:bookmarkEnd w:id="258"/>
+      <w:bookmarkStart w:id="259" w:name="_Toc336000611"/>
+      <w:bookmarkStart w:id="260" w:name="_Toc345074671"/>
+      <w:bookmarkEnd w:id="259"/>
     </w:p>
     <w:p>
       <w:pPr>
         <w:pStyle w:val="PartTitle"/>
       </w:pPr>
-      <w:bookmarkStart w:id="260" w:name="_Toc18414931"/>
-      <w:bookmarkStart w:id="261" w:name="_Toc223004663"/>
+      <w:bookmarkStart w:id="261" w:name="_Toc18414931"/>
+      <w:bookmarkStart w:id="262" w:name="_Toc223004663"/>
       <w:r>
         <w:lastRenderedPageBreak/>
         <w:t xml:space="preserve">Volume 2 </w:t>
@@ -12945,15 +12957,15 @@
       <w:r>
         <w:t>Transactions</w:t>
       </w:r>
-      <w:bookmarkEnd w:id="259"/>
       <w:bookmarkEnd w:id="260"/>
       <w:bookmarkEnd w:id="261"/>
+      <w:bookmarkEnd w:id="262"/>
     </w:p>
     <w:p>
       <w:pPr>
         <w:pStyle w:val="EditorInstructions"/>
       </w:pPr>
-      <w:bookmarkStart w:id="262" w:name="_Toc75083611"/>
+      <w:bookmarkStart w:id="263" w:name="_Toc75083611"/>
       <w:r>
         <w:t xml:space="preserve">Add </w:t>
       </w:r>
@@ -12966,7 +12978,7 @@
       <w:r>
         <w:t>11</w:t>
       </w:r>
-      <w:bookmarkEnd w:id="262"/>
+      <w:bookmarkEnd w:id="263"/>
       <w:r>
         <w:t xml:space="preserve"> and 3.12</w:t>
       </w:r>
@@ -12982,9 +12994,9 @@
           <w:noProof w:val="0"/>
         </w:rPr>
       </w:pPr>
-      <w:bookmarkStart w:id="263" w:name="_Toc345074672"/>
-      <w:bookmarkStart w:id="264" w:name="_Toc18414932"/>
-      <w:bookmarkStart w:id="265" w:name="_Toc223004664"/>
+      <w:bookmarkStart w:id="264" w:name="_Toc345074672"/>
+      <w:bookmarkStart w:id="265" w:name="_Toc18414932"/>
+      <w:bookmarkStart w:id="266" w:name="_Toc223004664"/>
       <w:r>
         <w:rPr>
           <w:noProof w:val="0"/>
@@ -13024,9 +13036,9 @@
       <w:r>
         <w:t>[DEV-53]</w:t>
       </w:r>
-      <w:bookmarkEnd w:id="263"/>
       <w:bookmarkEnd w:id="264"/>
       <w:bookmarkEnd w:id="265"/>
+      <w:bookmarkEnd w:id="266"/>
     </w:p>
     <w:p>
       <w:pPr>
@@ -13039,9 +13051,9 @@
           <w:noProof w:val="0"/>
         </w:rPr>
       </w:pPr>
-      <w:bookmarkStart w:id="266" w:name="_Toc345074673"/>
-      <w:bookmarkStart w:id="267" w:name="_Toc18414933"/>
-      <w:bookmarkStart w:id="268" w:name="_Toc223004665"/>
+      <w:bookmarkStart w:id="267" w:name="_Toc345074673"/>
+      <w:bookmarkStart w:id="268" w:name="_Toc18414933"/>
+      <w:bookmarkStart w:id="269" w:name="_Toc223004665"/>
       <w:r>
         <w:rPr>
           <w:noProof w:val="0"/>
@@ -13066,9 +13078,9 @@
         </w:rPr>
         <w:t>.1 Scope</w:t>
       </w:r>
-      <w:bookmarkEnd w:id="266"/>
       <w:bookmarkEnd w:id="267"/>
       <w:bookmarkEnd w:id="268"/>
+      <w:bookmarkEnd w:id="269"/>
     </w:p>
     <w:p>
       <w:pPr>
@@ -13104,9 +13116,9 @@
           <w:noProof w:val="0"/>
         </w:rPr>
       </w:pPr>
-      <w:bookmarkStart w:id="269" w:name="_Toc345074674"/>
-      <w:bookmarkStart w:id="270" w:name="_Toc18414934"/>
-      <w:bookmarkStart w:id="271" w:name="_Toc223004666"/>
+      <w:bookmarkStart w:id="270" w:name="_Toc345074674"/>
+      <w:bookmarkStart w:id="271" w:name="_Toc18414934"/>
+      <w:bookmarkStart w:id="272" w:name="_Toc223004666"/>
       <w:r>
         <w:rPr>
           <w:noProof w:val="0"/>
@@ -13149,9 +13161,9 @@
         </w:rPr>
         <w:t>Roles</w:t>
       </w:r>
-      <w:bookmarkEnd w:id="269"/>
       <w:bookmarkEnd w:id="270"/>
       <w:bookmarkEnd w:id="271"/>
+      <w:bookmarkEnd w:id="272"/>
     </w:p>
     <w:p>
       <w:pPr>
@@ -13462,9 +13474,9 @@
           <w:noProof w:val="0"/>
         </w:rPr>
       </w:pPr>
-      <w:bookmarkStart w:id="272" w:name="_Toc345074675"/>
-      <w:bookmarkStart w:id="273" w:name="_Toc18414935"/>
-      <w:bookmarkStart w:id="274" w:name="_Toc223004667"/>
+      <w:bookmarkStart w:id="273" w:name="_Toc345074675"/>
+      <w:bookmarkStart w:id="274" w:name="_Toc18414935"/>
+      <w:bookmarkStart w:id="275" w:name="_Toc223004667"/>
       <w:r>
         <w:rPr>
           <w:noProof w:val="0"/>
@@ -13495,9 +13507,9 @@
         </w:rPr>
         <w:t>s</w:t>
       </w:r>
-      <w:bookmarkEnd w:id="272"/>
       <w:bookmarkEnd w:id="273"/>
       <w:bookmarkEnd w:id="274"/>
+      <w:bookmarkEnd w:id="275"/>
     </w:p>
     <w:p>
       <w:pPr>
@@ -13537,9 +13549,9 @@
           <w:noProof w:val="0"/>
         </w:rPr>
       </w:pPr>
-      <w:bookmarkStart w:id="275" w:name="_Toc345074676"/>
-      <w:bookmarkStart w:id="276" w:name="_Toc18414936"/>
-      <w:bookmarkStart w:id="277" w:name="_Toc223004668"/>
+      <w:bookmarkStart w:id="276" w:name="_Toc345074676"/>
+      <w:bookmarkStart w:id="277" w:name="_Toc18414936"/>
+      <w:bookmarkStart w:id="278" w:name="_Toc223004668"/>
       <w:r>
         <w:rPr>
           <w:noProof w:val="0"/>
@@ -13564,15 +13576,15 @@
         </w:rPr>
         <w:t xml:space="preserve">.4 </w:t>
       </w:r>
-      <w:bookmarkEnd w:id="275"/>
+      <w:bookmarkEnd w:id="276"/>
       <w:r>
         <w:rPr>
           <w:noProof w:val="0"/>
         </w:rPr>
         <w:t>Messages</w:t>
       </w:r>
-      <w:bookmarkEnd w:id="276"/>
       <w:bookmarkEnd w:id="277"/>
+      <w:bookmarkEnd w:id="278"/>
     </w:p>
     <w:p>
       <w:pPr>
@@ -13655,7 +13667,7 @@
                           </a:ln>
                           <a:extLst>
                             <a:ext uri="{91240B29-F687-4f45-9708-019B960494DF}">
-                              <a14:hiddenLine xmlns="" xmlns:mo="http://schemas.microsoft.com/office/mac/office/2008/main" xmlns:mv="urn:schemas-microsoft-com:mac:vml" xmlns:o="urn:schemas-microsoft-com:office:office" xmlns:v="urn:schemas-microsoft-com:vml" xmlns:w10="urn:schemas-microsoft-com:office:word" xmlns:w="http://schemas.openxmlformats.org/wordprocessingml/2006/main" xmlns:a14="http://schemas.microsoft.com/office/drawing/2010/main" w="9525">
+                              <a14:hiddenLine xmlns:a14="http://schemas.microsoft.com/office/drawing/2010/main" xmlns:w="http://schemas.openxmlformats.org/wordprocessingml/2006/main" xmlns:w10="urn:schemas-microsoft-com:office:word" xmlns:v="urn:schemas-microsoft-com:vml" xmlns:o="urn:schemas-microsoft-com:office:office" xmlns:mv="urn:schemas-microsoft-com:mac:vml" xmlns:mo="http://schemas.microsoft.com/office/mac/office/2008/main" xmlns="" w="9525">
                                 <a:solidFill>
                                   <a:srgbClr val="000000"/>
                                 </a:solidFill>
@@ -13722,7 +13734,7 @@
                           </a:ln>
                           <a:extLst>
                             <a:ext uri="{909E8E84-426E-40dd-AFC4-6F175D3DCCD1}">
-                              <a14:hiddenFill xmlns="" xmlns:mo="http://schemas.microsoft.com/office/mac/office/2008/main" xmlns:mv="urn:schemas-microsoft-com:mac:vml" xmlns:o="urn:schemas-microsoft-com:office:office" xmlns:v="urn:schemas-microsoft-com:vml" xmlns:w10="urn:schemas-microsoft-com:office:word" xmlns:w="http://schemas.openxmlformats.org/wordprocessingml/2006/main" xmlns:a14="http://schemas.microsoft.com/office/drawing/2010/main">
+                              <a14:hiddenFill xmlns:a14="http://schemas.microsoft.com/office/drawing/2010/main" xmlns:w="http://schemas.openxmlformats.org/wordprocessingml/2006/main" xmlns:w10="urn:schemas-microsoft-com:office:word" xmlns:v="urn:schemas-microsoft-com:vml" xmlns:o="urn:schemas-microsoft-com:office:office" xmlns:mv="urn:schemas-microsoft-com:mac:vml" xmlns:mo="http://schemas.microsoft.com/office/mac/office/2008/main" xmlns="">
                                 <a:noFill/>
                               </a14:hiddenFill>
                             </a:ext>
@@ -13749,14 +13761,14 @@
                           </a:ln>
                           <a:extLst>
                             <a:ext uri="{909E8E84-426E-40dd-AFC4-6F175D3DCCD1}">
-                              <a14:hiddenFill xmlns="" xmlns:mo="http://schemas.microsoft.com/office/mac/office/2008/main" xmlns:mv="urn:schemas-microsoft-com:mac:vml" xmlns:o="urn:schemas-microsoft-com:office:office" xmlns:v="urn:schemas-microsoft-com:vml" xmlns:w10="urn:schemas-microsoft-com:office:word" xmlns:w="http://schemas.openxmlformats.org/wordprocessingml/2006/main" xmlns:a14="http://schemas.microsoft.com/office/drawing/2010/main">
+                              <a14:hiddenFill xmlns:a14="http://schemas.microsoft.com/office/drawing/2010/main" xmlns:w="http://schemas.openxmlformats.org/wordprocessingml/2006/main" xmlns:w10="urn:schemas-microsoft-com:office:word" xmlns:v="urn:schemas-microsoft-com:vml" xmlns:o="urn:schemas-microsoft-com:office:office" xmlns:mv="urn:schemas-microsoft-com:mac:vml" xmlns:mo="http://schemas.microsoft.com/office/mac/office/2008/main" xmlns="">
                                 <a:solidFill>
                                   <a:srgbClr val="FFFFFF"/>
                                 </a:solidFill>
                               </a14:hiddenFill>
                             </a:ext>
                             <a:ext uri="{91240B29-F687-4f45-9708-019B960494DF}">
-                              <a14:hiddenLine xmlns="" xmlns:mo="http://schemas.microsoft.com/office/mac/office/2008/main" xmlns:mv="urn:schemas-microsoft-com:mac:vml" xmlns:o="urn:schemas-microsoft-com:office:office" xmlns:v="urn:schemas-microsoft-com:vml" xmlns:w10="urn:schemas-microsoft-com:office:word" xmlns:w="http://schemas.openxmlformats.org/wordprocessingml/2006/main" xmlns:a14="http://schemas.microsoft.com/office/drawing/2010/main" w="9525">
+                              <a14:hiddenLine xmlns:a14="http://schemas.microsoft.com/office/drawing/2010/main" xmlns:w="http://schemas.openxmlformats.org/wordprocessingml/2006/main" xmlns:w10="urn:schemas-microsoft-com:office:word" xmlns:v="urn:schemas-microsoft-com:vml" xmlns:o="urn:schemas-microsoft-com:office:office" xmlns:mv="urn:schemas-microsoft-com:mac:vml" xmlns:mo="http://schemas.microsoft.com/office/mac/office/2008/main" xmlns="" w="9525">
                                 <a:solidFill>
                                   <a:srgbClr val="000000"/>
                                 </a:solidFill>
@@ -13822,7 +13834,7 @@
                           </a:ln>
                           <a:extLst>
                             <a:ext uri="{909E8E84-426E-40dd-AFC4-6F175D3DCCD1}">
-                              <a14:hiddenFill xmlns="" xmlns:mo="http://schemas.microsoft.com/office/mac/office/2008/main" xmlns:mv="urn:schemas-microsoft-com:mac:vml" xmlns:o="urn:schemas-microsoft-com:office:office" xmlns:v="urn:schemas-microsoft-com:vml" xmlns:w10="urn:schemas-microsoft-com:office:word" xmlns:w="http://schemas.openxmlformats.org/wordprocessingml/2006/main" xmlns:a14="http://schemas.microsoft.com/office/drawing/2010/main">
+                              <a14:hiddenFill xmlns:a14="http://schemas.microsoft.com/office/drawing/2010/main" xmlns:w="http://schemas.openxmlformats.org/wordprocessingml/2006/main" xmlns:w10="urn:schemas-microsoft-com:office:word" xmlns:v="urn:schemas-microsoft-com:vml" xmlns:o="urn:schemas-microsoft-com:office:office" xmlns:mv="urn:schemas-microsoft-com:mac:vml" xmlns:mo="http://schemas.microsoft.com/office/mac/office/2008/main" xmlns="">
                                 <a:noFill/>
                               </a14:hiddenFill>
                             </a:ext>
@@ -13912,7 +13924,7 @@
                           </a:ln>
                           <a:extLst>
                             <a:ext uri="{909E8E84-426E-40dd-AFC4-6F175D3DCCD1}">
-                              <a14:hiddenFill xmlns="" xmlns:mo="http://schemas.microsoft.com/office/mac/office/2008/main" xmlns:mv="urn:schemas-microsoft-com:mac:vml" xmlns:o="urn:schemas-microsoft-com:office:office" xmlns:v="urn:schemas-microsoft-com:vml" xmlns:w10="urn:schemas-microsoft-com:office:word" xmlns:w="http://schemas.openxmlformats.org/wordprocessingml/2006/main" xmlns:a14="http://schemas.microsoft.com/office/drawing/2010/main">
+                              <a14:hiddenFill xmlns:a14="http://schemas.microsoft.com/office/drawing/2010/main" xmlns:w="http://schemas.openxmlformats.org/wordprocessingml/2006/main" xmlns:w10="urn:schemas-microsoft-com:office:word" xmlns:v="urn:schemas-microsoft-com:vml" xmlns:o="urn:schemas-microsoft-com:office:office" xmlns:mv="urn:schemas-microsoft-com:mac:vml" xmlns:mo="http://schemas.microsoft.com/office/mac/office/2008/main" xmlns="">
                                 <a:noFill/>
                               </a14:hiddenFill>
                             </a:ext>
@@ -13941,7 +13953,7 @@
                           </a:ln>
                           <a:extLst>
                             <a:ext uri="{91240B29-F687-4f45-9708-019B960494DF}">
-                              <a14:hiddenLine xmlns="" xmlns:mo="http://schemas.microsoft.com/office/mac/office/2008/main" xmlns:mv="urn:schemas-microsoft-com:mac:vml" xmlns:o="urn:schemas-microsoft-com:office:office" xmlns:v="urn:schemas-microsoft-com:vml" xmlns:w10="urn:schemas-microsoft-com:office:word" xmlns:w="http://schemas.openxmlformats.org/wordprocessingml/2006/main" xmlns:a14="http://schemas.microsoft.com/office/drawing/2010/main" w="9525">
+                              <a14:hiddenLine xmlns:a14="http://schemas.microsoft.com/office/drawing/2010/main" xmlns:w="http://schemas.openxmlformats.org/wordprocessingml/2006/main" xmlns:w10="urn:schemas-microsoft-com:office:word" xmlns:v="urn:schemas-microsoft-com:vml" xmlns:o="urn:schemas-microsoft-com:office:office" xmlns:mv="urn:schemas-microsoft-com:mac:vml" xmlns:mo="http://schemas.microsoft.com/office/mac/office/2008/main" xmlns="" w="9525">
                                 <a:solidFill>
                                   <a:srgbClr val="000000"/>
                                 </a:solidFill>
@@ -14007,7 +14019,7 @@
                           </a:ln>
                           <a:extLst>
                             <a:ext uri="{909E8E84-426E-40dd-AFC4-6F175D3DCCD1}">
-                              <a14:hiddenFill xmlns:lc="http://schemas.openxmlformats.org/drawingml/2006/lockedCanvas" xmlns:a14="http://schemas.microsoft.com/office/drawing/2010/main" xmlns:w="http://schemas.openxmlformats.org/wordprocessingml/2006/main" xmlns:w10="urn:schemas-microsoft-com:office:word" xmlns:v="urn:schemas-microsoft-com:vml" xmlns:o="urn:schemas-microsoft-com:office:office" xmlns:mv="urn:schemas-microsoft-com:mac:vml" xmlns:mo="http://schemas.microsoft.com/office/mac/office/2008/main" xmlns="">
+                              <a14:hiddenFill xmlns="" xmlns:mo="http://schemas.microsoft.com/office/mac/office/2008/main" xmlns:mv="urn:schemas-microsoft-com:mac:vml" xmlns:o="urn:schemas-microsoft-com:office:office" xmlns:v="urn:schemas-microsoft-com:vml" xmlns:w10="urn:schemas-microsoft-com:office:word" xmlns:w="http://schemas.openxmlformats.org/wordprocessingml/2006/main" xmlns:a14="http://schemas.microsoft.com/office/drawing/2010/main" xmlns:lc="http://schemas.openxmlformats.org/drawingml/2006/lockedCanvas">
                                 <a:noFill/>
                               </a14:hiddenFill>
                             </a:ext>
@@ -14034,14 +14046,14 @@
                           </a:ln>
                           <a:extLst>
                             <a:ext uri="{909E8E84-426E-40dd-AFC4-6F175D3DCCD1}">
-                              <a14:hiddenFill xmlns:lc="http://schemas.openxmlformats.org/drawingml/2006/lockedCanvas" xmlns:a14="http://schemas.microsoft.com/office/drawing/2010/main" xmlns:w="http://schemas.openxmlformats.org/wordprocessingml/2006/main" xmlns:w10="urn:schemas-microsoft-com:office:word" xmlns:v="urn:schemas-microsoft-com:vml" xmlns:o="urn:schemas-microsoft-com:office:office" xmlns:mv="urn:schemas-microsoft-com:mac:vml" xmlns:mo="http://schemas.microsoft.com/office/mac/office/2008/main" xmlns="">
+                              <a14:hiddenFill xmlns="" xmlns:mo="http://schemas.microsoft.com/office/mac/office/2008/main" xmlns:mv="urn:schemas-microsoft-com:mac:vml" xmlns:o="urn:schemas-microsoft-com:office:office" xmlns:v="urn:schemas-microsoft-com:vml" xmlns:w10="urn:schemas-microsoft-com:office:word" xmlns:w="http://schemas.openxmlformats.org/wordprocessingml/2006/main" xmlns:a14="http://schemas.microsoft.com/office/drawing/2010/main" xmlns:lc="http://schemas.openxmlformats.org/drawingml/2006/lockedCanvas">
                                 <a:solidFill>
                                   <a:srgbClr val="FFFFFF"/>
                                 </a:solidFill>
                               </a14:hiddenFill>
                             </a:ext>
                             <a:ext uri="{91240B29-F687-4f45-9708-019B960494DF}">
-                              <a14:hiddenLine xmlns:lc="http://schemas.openxmlformats.org/drawingml/2006/lockedCanvas" xmlns:a14="http://schemas.microsoft.com/office/drawing/2010/main" xmlns:w="http://schemas.openxmlformats.org/wordprocessingml/2006/main" xmlns:w10="urn:schemas-microsoft-com:office:word" xmlns:v="urn:schemas-microsoft-com:vml" xmlns:o="urn:schemas-microsoft-com:office:office" xmlns:mv="urn:schemas-microsoft-com:mac:vml" xmlns:mo="http://schemas.microsoft.com/office/mac/office/2008/main" xmlns="" w="9525">
+                              <a14:hiddenLine xmlns="" xmlns:mo="http://schemas.microsoft.com/office/mac/office/2008/main" xmlns:mv="urn:schemas-microsoft-com:mac:vml" xmlns:o="urn:schemas-microsoft-com:office:office" xmlns:v="urn:schemas-microsoft-com:vml" xmlns:w10="urn:schemas-microsoft-com:office:word" xmlns:w="http://schemas.openxmlformats.org/wordprocessingml/2006/main" xmlns:a14="http://schemas.microsoft.com/office/drawing/2010/main" xmlns:lc="http://schemas.openxmlformats.org/drawingml/2006/lockedCanvas" w="9525">
                                 <a:solidFill>
                                   <a:srgbClr val="000000"/>
                                 </a:solidFill>
@@ -14283,8 +14295,8 @@
           <w:noProof w:val="0"/>
         </w:rPr>
       </w:pPr>
-      <w:bookmarkStart w:id="278" w:name="_Toc345074677"/>
-      <w:bookmarkStart w:id="279" w:name="_Toc223004669"/>
+      <w:bookmarkStart w:id="279" w:name="_Toc345074677"/>
+      <w:bookmarkStart w:id="280" w:name="_Toc223004669"/>
       <w:r>
         <w:rPr>
           <w:noProof w:val="0"/>
@@ -14309,7 +14321,7 @@
         </w:rPr>
         <w:t xml:space="preserve">.4.1 </w:t>
       </w:r>
-      <w:bookmarkEnd w:id="278"/>
+      <w:bookmarkEnd w:id="279"/>
       <w:r>
         <w:rPr>
           <w:noProof w:val="0"/>
@@ -14328,13 +14340,13 @@
         </w:rPr>
         <w:t>beat Message [DEV-53]</w:t>
       </w:r>
-      <w:bookmarkEnd w:id="279"/>
-    </w:p>
-    <w:bookmarkEnd w:id="228"/>
+      <w:bookmarkEnd w:id="280"/>
+    </w:p>
     <w:bookmarkEnd w:id="229"/>
     <w:bookmarkEnd w:id="230"/>
     <w:bookmarkEnd w:id="231"/>
     <w:bookmarkEnd w:id="232"/>
+    <w:bookmarkEnd w:id="233"/>
     <w:p>
       <w:pPr>
         <w:pStyle w:val="BodyText"/>
@@ -14454,8 +14466,8 @@
           <w:noProof w:val="0"/>
         </w:rPr>
       </w:pPr>
-      <w:bookmarkStart w:id="280" w:name="_Toc345074678"/>
-      <w:bookmarkStart w:id="281" w:name="_Toc223004670"/>
+      <w:bookmarkStart w:id="281" w:name="_Toc345074678"/>
+      <w:bookmarkStart w:id="282" w:name="_Toc223004670"/>
       <w:r>
         <w:rPr>
           <w:noProof w:val="0"/>
@@ -14480,8 +14492,8 @@
         </w:rPr>
         <w:t>.4.1.1 Trigger Events</w:t>
       </w:r>
-      <w:bookmarkEnd w:id="280"/>
       <w:bookmarkEnd w:id="281"/>
+      <w:bookmarkEnd w:id="282"/>
     </w:p>
     <w:p>
       <w:pPr>
@@ -14649,8 +14661,8 @@
           <w:noProof w:val="0"/>
         </w:rPr>
       </w:pPr>
-      <w:bookmarkStart w:id="282" w:name="_Toc345074679"/>
-      <w:bookmarkStart w:id="283" w:name="_Toc223004671"/>
+      <w:bookmarkStart w:id="283" w:name="_Toc345074679"/>
+      <w:bookmarkStart w:id="284" w:name="_Toc223004671"/>
       <w:r>
         <w:rPr>
           <w:noProof w:val="0"/>
@@ -14675,16 +14687,16 @@
         </w:rPr>
         <w:t xml:space="preserve">.4.1.2 </w:t>
       </w:r>
-      <w:commentRangeStart w:id="284"/>
+      <w:commentRangeStart w:id="285"/>
       <w:r>
         <w:rPr>
           <w:noProof w:val="0"/>
         </w:rPr>
         <w:t>Message Semantics</w:t>
       </w:r>
-      <w:bookmarkEnd w:id="282"/>
       <w:bookmarkEnd w:id="283"/>
-      <w:commentRangeEnd w:id="284"/>
+      <w:bookmarkEnd w:id="284"/>
+      <w:commentRangeEnd w:id="285"/>
       <w:r>
         <w:rPr>
           <w:rStyle w:val="CommentReference"/>
@@ -14692,7 +14704,7 @@
           <w:sz w:val="24"/>
           <w:szCs w:val="20"/>
         </w:rPr>
-        <w:commentReference w:id="284"/>
+        <w:commentReference w:id="285"/>
       </w:r>
     </w:p>
     <w:p>
@@ -14818,7 +14830,7 @@
                 <w:bCs/>
               </w:rPr>
             </w:pPr>
-            <w:bookmarkStart w:id="285" w:name="_Hlk166594117"/>
+            <w:bookmarkStart w:id="286" w:name="_Hlk166594117"/>
             <w:r>
               <w:rPr>
                 <w:b/>
@@ -15201,19 +15213,10 @@
             <w:r>
               <w:t xml:space="preserve">Only </w:t>
             </w:r>
-            <w:commentRangeStart w:id="286"/>
             <w:commentRangeStart w:id="287"/>
+            <w:commentRangeStart w:id="288"/>
             <w:r>
               <w:t xml:space="preserve">milliseconds </w:t>
-            </w:r>
-            <w:commentRangeEnd w:id="286"/>
-            <w:r>
-              <w:rPr>
-                <w:rStyle w:val="CommentReference"/>
-                <w:sz w:val="24"/>
-                <w:szCs w:val="20"/>
-              </w:rPr>
-              <w:commentReference w:id="286"/>
             </w:r>
             <w:commentRangeEnd w:id="287"/>
             <w:r>
@@ -15223,6 +15226,15 @@
                 <w:szCs w:val="20"/>
               </w:rPr>
               <w:commentReference w:id="287"/>
+            </w:r>
+            <w:commentRangeEnd w:id="288"/>
+            <w:r>
+              <w:rPr>
+                <w:rStyle w:val="CommentReference"/>
+                <w:sz w:val="24"/>
+                <w:szCs w:val="20"/>
+              </w:rPr>
+              <w:commentReference w:id="288"/>
             </w:r>
             <w:r>
               <w:t>are supported.</w:t>
@@ -15558,7 +15570,7 @@
         </w:tc>
       </w:tr>
     </w:tbl>
-    <w:bookmarkEnd w:id="285"/>
+    <w:bookmarkEnd w:id="286"/>
     <w:p>
       <w:r>
         <w:lastRenderedPageBreak/>
@@ -16210,8 +16222,8 @@
           <w:noProof w:val="0"/>
         </w:rPr>
       </w:pPr>
-      <w:bookmarkStart w:id="288" w:name="_Toc345074680"/>
-      <w:bookmarkStart w:id="289" w:name="_Toc223004672"/>
+      <w:bookmarkStart w:id="289" w:name="_Toc345074680"/>
+      <w:bookmarkStart w:id="290" w:name="_Toc223004672"/>
       <w:r>
         <w:rPr>
           <w:noProof w:val="0"/>
@@ -16236,8 +16248,8 @@
         </w:rPr>
         <w:t>.4.1.3 Expected Actions</w:t>
       </w:r>
-      <w:bookmarkEnd w:id="288"/>
       <w:bookmarkEnd w:id="289"/>
+      <w:bookmarkEnd w:id="290"/>
     </w:p>
     <w:p>
       <w:pPr>
@@ -20319,9 +20331,9 @@
           <w:noProof w:val="0"/>
         </w:rPr>
       </w:pPr>
-      <w:bookmarkStart w:id="290" w:name="_Ref203463529"/>
-      <w:bookmarkStart w:id="291" w:name="_Ref203463549"/>
-      <w:bookmarkStart w:id="292" w:name="_Toc223004673"/>
+      <w:bookmarkStart w:id="291" w:name="_Ref203463529"/>
+      <w:bookmarkStart w:id="292" w:name="_Ref203463549"/>
+      <w:bookmarkStart w:id="293" w:name="_Toc223004673"/>
       <w:r>
         <w:rPr>
           <w:noProof w:val="0"/>
@@ -20382,9 +20394,9 @@
         </w:rPr>
         <w:t xml:space="preserve"> Heartbeat Message</w:t>
       </w:r>
-      <w:bookmarkEnd w:id="290"/>
       <w:bookmarkEnd w:id="291"/>
       <w:bookmarkEnd w:id="292"/>
+      <w:bookmarkEnd w:id="293"/>
     </w:p>
     <w:p>
       <w:pPr>
@@ -20451,7 +20463,7 @@
       <w:pPr>
         <w:pStyle w:val="Heading5"/>
       </w:pPr>
-      <w:bookmarkStart w:id="293" w:name="_Toc223004674"/>
+      <w:bookmarkStart w:id="294" w:name="_Toc223004674"/>
       <w:r>
         <w:t>3.</w:t>
       </w:r>
@@ -20476,7 +20488,7 @@
       <w:r>
         <w:t xml:space="preserve"> Events</w:t>
       </w:r>
-      <w:bookmarkEnd w:id="293"/>
+      <w:bookmarkEnd w:id="294"/>
     </w:p>
     <w:p>
       <w:pPr>
@@ -20632,7 +20644,7 @@
           <w:noProof w:val="0"/>
         </w:rPr>
       </w:pPr>
-      <w:bookmarkStart w:id="294" w:name="_Toc223004675"/>
+      <w:bookmarkStart w:id="295" w:name="_Toc223004675"/>
       <w:r>
         <w:rPr>
           <w:noProof w:val="0"/>
@@ -20669,7 +20681,7 @@
         </w:rPr>
         <w:t>.2 Message Semantics</w:t>
       </w:r>
-      <w:bookmarkEnd w:id="294"/>
+      <w:bookmarkEnd w:id="295"/>
     </w:p>
     <w:p>
       <w:pPr>
@@ -21235,7 +21247,7 @@
           <w:noProof w:val="0"/>
         </w:rPr>
       </w:pPr>
-      <w:bookmarkStart w:id="295" w:name="_Toc223004676"/>
+      <w:bookmarkStart w:id="296" w:name="_Toc223004676"/>
       <w:r>
         <w:rPr>
           <w:noProof w:val="0"/>
@@ -21272,7 +21284,7 @@
         </w:rPr>
         <w:t>.3 Expected Actions</w:t>
       </w:r>
-      <w:bookmarkEnd w:id="295"/>
+      <w:bookmarkEnd w:id="296"/>
     </w:p>
     <w:p>
       <w:pPr>
@@ -21349,7 +21361,7 @@
           <w:numId w:val="0"/>
         </w:numPr>
       </w:pPr>
-      <w:bookmarkStart w:id="296" w:name="_Toc223004677"/>
+      <w:bookmarkStart w:id="297" w:name="_Toc223004677"/>
       <w:r>
         <w:rPr>
           <w:noProof w:val="0"/>
@@ -21374,7 +21386,7 @@
         </w:rPr>
         <w:t>.5 Protocol Requirements</w:t>
       </w:r>
-      <w:bookmarkEnd w:id="296"/>
+      <w:bookmarkEnd w:id="297"/>
     </w:p>
     <w:p>
       <w:pPr>
@@ -21395,7 +21407,7 @@
           <w:noProof w:val="0"/>
         </w:rPr>
       </w:pPr>
-      <w:bookmarkStart w:id="297" w:name="_Toc223004678"/>
+      <w:bookmarkStart w:id="298" w:name="_Toc223004678"/>
       <w:r>
         <w:rPr>
           <w:noProof w:val="0"/>
@@ -21420,7 +21432,7 @@
         </w:rPr>
         <w:t>.6 Security Considerations</w:t>
       </w:r>
-      <w:bookmarkEnd w:id="297"/>
+      <w:bookmarkEnd w:id="298"/>
     </w:p>
     <w:p>
       <w:pPr>
@@ -21442,22 +21454,22 @@
       <w:pPr>
         <w:pStyle w:val="PartTitle"/>
       </w:pPr>
-      <w:bookmarkStart w:id="298" w:name="_Toc345074688"/>
-      <w:bookmarkStart w:id="299" w:name="_Toc18414939"/>
-      <w:bookmarkStart w:id="300" w:name="_Toc223004679"/>
+      <w:bookmarkStart w:id="299" w:name="_Toc345074688"/>
+      <w:bookmarkStart w:id="300" w:name="_Toc18414939"/>
+      <w:bookmarkStart w:id="301" w:name="_Toc223004679"/>
       <w:r>
         <w:lastRenderedPageBreak/>
         <w:t>Appendices</w:t>
       </w:r>
-      <w:bookmarkEnd w:id="298"/>
       <w:bookmarkEnd w:id="299"/>
+      <w:bookmarkEnd w:id="300"/>
       <w:r>
         <w:t xml:space="preserve"> </w:t>
       </w:r>
       <w:r>
         <w:t>to Volume 2</w:t>
       </w:r>
-      <w:bookmarkEnd w:id="300"/>
+      <w:bookmarkEnd w:id="301"/>
     </w:p>
     <w:p>
       <w:pPr>
@@ -21468,8 +21480,8 @@
       </w:r>
     </w:p>
     <w:p>
-      <w:bookmarkStart w:id="301" w:name="OLE_LINK3"/>
-      <w:bookmarkStart w:id="302" w:name="OLE_LINK4"/>
+      <w:bookmarkStart w:id="302" w:name="OLE_LINK3"/>
+      <w:bookmarkStart w:id="303" w:name="OLE_LINK4"/>
     </w:p>
     <w:p>
       <w:pPr>
@@ -21482,11 +21494,11 @@
           <w:noProof w:val="0"/>
         </w:rPr>
       </w:pPr>
-      <w:bookmarkStart w:id="303" w:name="_Toc345074693"/>
-      <w:bookmarkStart w:id="304" w:name="_Toc18414946"/>
-      <w:bookmarkStart w:id="305" w:name="_Toc223004680"/>
-      <w:bookmarkEnd w:id="301"/>
+      <w:bookmarkStart w:id="304" w:name="_Toc345074693"/>
+      <w:bookmarkStart w:id="305" w:name="_Toc18414946"/>
+      <w:bookmarkStart w:id="306" w:name="_Toc223004680"/>
       <w:bookmarkEnd w:id="302"/>
+      <w:bookmarkEnd w:id="303"/>
       <w:r>
         <w:rPr>
           <w:noProof w:val="0"/>
@@ -21506,25 +21518,25 @@
         </w:rPr>
         <w:t>pace Additions</w:t>
       </w:r>
-      <w:bookmarkEnd w:id="303"/>
       <w:bookmarkEnd w:id="304"/>
+      <w:bookmarkEnd w:id="305"/>
       <w:r>
         <w:rPr>
           <w:noProof w:val="0"/>
         </w:rPr>
         <w:t xml:space="preserve"> for Volume 2</w:t>
       </w:r>
-      <w:bookmarkEnd w:id="305"/>
+      <w:bookmarkEnd w:id="306"/>
     </w:p>
     <w:p>
       <w:pPr>
         <w:pStyle w:val="BodyText"/>
       </w:pPr>
-      <w:bookmarkStart w:id="306" w:name="OLE_LINK51"/>
-      <w:bookmarkStart w:id="307" w:name="OLE_LINK52"/>
-      <w:bookmarkStart w:id="308" w:name="OLE_LINK53"/>
-      <w:bookmarkStart w:id="309" w:name="OLE_LINK54"/>
-      <w:bookmarkStart w:id="310" w:name="OLE_LINK83"/>
+      <w:bookmarkStart w:id="307" w:name="OLE_LINK51"/>
+      <w:bookmarkStart w:id="308" w:name="OLE_LINK52"/>
+      <w:bookmarkStart w:id="309" w:name="OLE_LINK53"/>
+      <w:bookmarkStart w:id="310" w:name="OLE_LINK54"/>
+      <w:bookmarkStart w:id="311" w:name="OLE_LINK83"/>
       <w:r>
         <w:t xml:space="preserve">The </w:t>
       </w:r>
@@ -21548,8 +21560,8 @@
         <w:t>.</w:t>
       </w:r>
     </w:p>
-    <w:bookmarkEnd w:id="306"/>
     <w:bookmarkEnd w:id="307"/>
+    <w:bookmarkEnd w:id="308"/>
     <w:p>
       <w:pPr>
         <w:pStyle w:val="BodyText"/>
@@ -21713,26 +21725,26 @@
       <w:pPr>
         <w:pStyle w:val="PartTitle"/>
       </w:pPr>
-      <w:bookmarkStart w:id="311" w:name="_Toc345074694"/>
-      <w:bookmarkStart w:id="312" w:name="_Toc18414947"/>
-      <w:bookmarkStart w:id="313" w:name="_Toc223004681"/>
-      <w:bookmarkEnd w:id="308"/>
+      <w:bookmarkStart w:id="312" w:name="_Toc345074694"/>
+      <w:bookmarkStart w:id="313" w:name="_Toc18414947"/>
+      <w:bookmarkStart w:id="314" w:name="_Toc223004681"/>
       <w:bookmarkEnd w:id="309"/>
       <w:bookmarkEnd w:id="310"/>
+      <w:bookmarkEnd w:id="311"/>
       <w:r>
         <w:lastRenderedPageBreak/>
         <w:t>Volume 3 – Content Modules</w:t>
       </w:r>
-      <w:bookmarkEnd w:id="311"/>
       <w:bookmarkEnd w:id="312"/>
       <w:bookmarkEnd w:id="313"/>
+      <w:bookmarkEnd w:id="314"/>
     </w:p>
     <w:p>
       <w:pPr>
         <w:pStyle w:val="BodyText"/>
       </w:pPr>
-      <w:bookmarkStart w:id="314" w:name="OLE_LINK57"/>
-      <w:bookmarkStart w:id="315" w:name="OLE_LINK58"/>
+      <w:bookmarkStart w:id="315" w:name="OLE_LINK57"/>
+      <w:bookmarkStart w:id="316" w:name="OLE_LINK58"/>
       <w:r>
         <w:t>Not applicable.</w:t>
       </w:r>
@@ -21746,11 +21758,11 @@
       <w:pPr>
         <w:pStyle w:val="PartTitle"/>
       </w:pPr>
-      <w:bookmarkStart w:id="316" w:name="_Toc345074737"/>
-      <w:bookmarkStart w:id="317" w:name="_Toc18414981"/>
-      <w:bookmarkStart w:id="318" w:name="_Toc223004682"/>
-      <w:bookmarkEnd w:id="314"/>
+      <w:bookmarkStart w:id="317" w:name="_Toc345074737"/>
+      <w:bookmarkStart w:id="318" w:name="_Toc18414981"/>
+      <w:bookmarkStart w:id="319" w:name="_Toc223004682"/>
       <w:bookmarkEnd w:id="315"/>
+      <w:bookmarkEnd w:id="316"/>
       <w:r>
         <w:lastRenderedPageBreak/>
         <w:t>V</w:t>
@@ -21758,9 +21770,9 @@
       <w:r>
         <w:t>olume 4 – National Extensions</w:t>
       </w:r>
-      <w:bookmarkEnd w:id="316"/>
       <w:bookmarkEnd w:id="317"/>
       <w:bookmarkEnd w:id="318"/>
+      <w:bookmarkEnd w:id="319"/>
     </w:p>
     <w:p>
       <w:pPr>
@@ -21857,7 +21869,7 @@
       </w:r>
     </w:p>
   </w:comment>
-  <w:comment w:id="284" w:author="Kranich, Peter" w:date="2025-09-25T17:36:00Z" w:initials="PK">
+  <w:comment w:id="28" w:author="Kurt Elliason" w:date="2026-05-06T14:51:00Z" w:initials="KE">
     <w:p>
       <w:pPr>
         <w:pStyle w:val="CommentText"/>
@@ -21869,11 +21881,27 @@
         <w:annotationRef/>
       </w:r>
       <w:r>
+        <w:t>After rereading, are these the reasons 1-4 above can be closed?  If so then 1-4 should no longer be open issues.</w:t>
+      </w:r>
+    </w:p>
+  </w:comment>
+  <w:comment w:id="285" w:author="Kranich, Peter" w:date="2025-09-25T17:36:00Z" w:initials="PK">
+    <w:p>
+      <w:pPr>
+        <w:pStyle w:val="CommentText"/>
+      </w:pPr>
+      <w:r>
+        <w:rPr>
+          <w:rStyle w:val="CommentReference"/>
+        </w:rPr>
+        <w:annotationRef/>
+      </w:r>
+      <w:r>
         <w:t>Add OBX-15 to differentiate heartbeat messages send thru one connection for different applications</w:t>
       </w:r>
     </w:p>
   </w:comment>
-  <w:comment w:id="286" w:author="Kranich, Peter" w:date="2025-09-25T17:22:00Z" w:initials="PK">
+  <w:comment w:id="287" w:author="Kranich, Peter" w:date="2025-09-25T17:22:00Z" w:initials="PK">
     <w:p>
       <w:pPr>
         <w:pStyle w:val="CommentText"/>
@@ -21889,7 +21917,7 @@
       </w:r>
     </w:p>
   </w:comment>
-  <w:comment w:id="287" w:author="Kranich, Peter" w:date="2025-09-26T14:18:00Z" w:initials="PK">
+  <w:comment w:id="288" w:author="Kranich, Peter" w:date="2025-09-26T14:18:00Z" w:initials="PK">
     <w:p>
       <w:pPr>
         <w:pStyle w:val="CommentText"/>
@@ -21917,6 +21945,7 @@
   <w15:commentEx w15:paraId="1A86E46C" w15:done="0"/>
   <w15:commentEx w15:paraId="1C1EA72E" w15:done="0"/>
   <w15:commentEx w15:paraId="79FFBD50" w15:done="0"/>
+  <w15:commentEx w15:paraId="0E729D15" w15:paraIdParent="79FFBD50" w15:done="0"/>
   <w15:commentEx w15:paraId="09073C97" w15:done="0"/>
   <w15:commentEx w15:paraId="6E76043A" w15:done="0"/>
   <w15:commentEx w15:paraId="3FBADDDD" w15:paraIdParent="6E76043A" w15:done="0"/>
@@ -21928,6 +21957,7 @@
   <w16cex:commentExtensible w16cex:durableId="7B4834D6" w16cex:dateUtc="2026-03-12T15:17:00Z"/>
   <w16cex:commentExtensible w16cex:durableId="1A3E8688" w16cex:dateUtc="2026-03-12T15:32:00Z"/>
   <w16cex:commentExtensible w16cex:durableId="1892FC89" w16cex:dateUtc="2026-05-06T19:29:00Z"/>
+  <w16cex:commentExtensible w16cex:durableId="499271FF" w16cex:dateUtc="2026-05-06T19:51:00Z"/>
   <w16cex:commentExtensible w16cex:durableId="0DF4E542" w16cex:dateUtc="2025-09-25T15:36:00Z"/>
   <w16cex:commentExtensible w16cex:durableId="7E1E0E1A" w16cex:dateUtc="2025-09-25T15:22:00Z"/>
   <w16cex:commentExtensible w16cex:durableId="639ADBAD" w16cex:dateUtc="2025-09-26T12:18:00Z"/>
@@ -21939,6 +21969,7 @@
   <w16cid:commentId w16cid:paraId="1A86E46C" w16cid:durableId="7B4834D6"/>
   <w16cid:commentId w16cid:paraId="1C1EA72E" w16cid:durableId="1A3E8688"/>
   <w16cid:commentId w16cid:paraId="79FFBD50" w16cid:durableId="1892FC89"/>
+  <w16cid:commentId w16cid:paraId="0E729D15" w16cid:durableId="499271FF"/>
   <w16cid:commentId w16cid:paraId="09073C97" w16cid:durableId="0DF4E542"/>
   <w16cid:commentId w16cid:paraId="6E76043A" w16cid:durableId="7E1E0E1A"/>
   <w16cid:commentId w16cid:paraId="3FBADDDD" w16cid:durableId="639ADBAD"/>
@@ -22044,7 +22075,7 @@
         <w:sz w:val="20"/>
       </w:rPr>
     </w:pPr>
-    <w:bookmarkStart w:id="319" w:name="_Toc473170355"/>
+    <w:bookmarkStart w:id="320" w:name="_Toc473170355"/>
     <w:r>
       <w:rPr>
         <w:sz w:val="20"/>
@@ -22178,7 +22209,7 @@
       </w:rPr>
       <w:t>: IHE International, Inc.</w:t>
     </w:r>
-    <w:bookmarkEnd w:id="319"/>
+    <w:bookmarkEnd w:id="320"/>
   </w:p>
   <w:p>
     <w:pPr>

--- a/TF Supplements/Profile Proposals/IHE_Suppl_DEV_Profile_Monitored_Communication.docx
+++ b/TF Supplements/Profile Proposals/IHE_Suppl_DEV_Profile_Monitored_Communication.docx
@@ -358,7 +358,7 @@
         <w:tab/>
       </w:r>
       <w:r>
-        <w:t>March</w:t>
+        <w:t>June</w:t>
       </w:r>
       <w:r>
         <w:t xml:space="preserve"> </w:t>
@@ -593,8 +593,13 @@
         <w:t>and may</w:t>
       </w:r>
       <w:r>
-        <w:t xml:space="preserve"> be available for testing at subsequent IHE Connectathons</w:t>
-      </w:r>
+        <w:t xml:space="preserve"> be available for testing at subsequent IHE </w:t>
+      </w:r>
+      <w:proofErr w:type="spellStart"/>
+      <w:r>
+        <w:t>Connectathons</w:t>
+      </w:r>
+      <w:proofErr w:type="spellEnd"/>
       <w:r>
         <w:t xml:space="preserve">. </w:t>
       </w:r>
@@ -968,7 +973,7 @@
       <w:r>
         <w:fldChar w:fldCharType="separate"/>
       </w:r>
-      <w:hyperlink w:anchor="_Toc223004635" w:history="1">
+      <w:hyperlink w:anchor="_Toc229650255" w:history="1">
         <w:r>
           <w:rPr>
             <w:rStyle w:val="Hyperlink"/>
@@ -995,7 +1000,7 @@
             <w:noProof/>
             <w:webHidden/>
           </w:rPr>
-          <w:instrText xml:space="preserve"> PAGEREF _Toc223004635 \h </w:instrText>
+          <w:instrText xml:space="preserve"> PAGEREF _Toc229650255 \h </w:instrText>
         </w:r>
         <w:r>
           <w:rPr>
@@ -1015,7 +1020,7 @@
             <w:noProof/>
             <w:webHidden/>
           </w:rPr>
-          <w:t>6</w:t>
+          <w:t>5</w:t>
         </w:r>
         <w:r>
           <w:rPr>
@@ -1036,7 +1041,7 @@
           <w14:ligatures w14:val="standardContextual"/>
         </w:rPr>
       </w:pPr>
-      <w:hyperlink w:anchor="_Toc223004636" w:history="1">
+      <w:hyperlink w:anchor="_Toc229650256" w:history="1">
         <w:r>
           <w:rPr>
             <w:rStyle w:val="Hyperlink"/>
@@ -1063,7 +1068,7 @@
             <w:noProof/>
             <w:webHidden/>
           </w:rPr>
-          <w:instrText xml:space="preserve"> PAGEREF _Toc223004636 \h </w:instrText>
+          <w:instrText xml:space="preserve"> PAGEREF _Toc229650256 \h </w:instrText>
         </w:r>
         <w:r>
           <w:rPr>
@@ -1083,7 +1088,7 @@
             <w:noProof/>
             <w:webHidden/>
           </w:rPr>
-          <w:t>6</w:t>
+          <w:t>5</w:t>
         </w:r>
         <w:r>
           <w:rPr>
@@ -1104,7 +1109,7 @@
           <w14:ligatures w14:val="standardContextual"/>
         </w:rPr>
       </w:pPr>
-      <w:hyperlink w:anchor="_Toc223004637" w:history="1">
+      <w:hyperlink w:anchor="_Toc229650257" w:history="1">
         <w:r>
           <w:rPr>
             <w:rStyle w:val="Hyperlink"/>
@@ -1131,7 +1136,7 @@
             <w:noProof/>
             <w:webHidden/>
           </w:rPr>
-          <w:instrText xml:space="preserve"> PAGEREF _Toc223004637 \h </w:instrText>
+          <w:instrText xml:space="preserve"> PAGEREF _Toc229650257 \h </w:instrText>
         </w:r>
         <w:r>
           <w:rPr>
@@ -1151,7 +1156,7 @@
             <w:noProof/>
             <w:webHidden/>
           </w:rPr>
-          <w:t>7</w:t>
+          <w:t>5</w:t>
         </w:r>
         <w:r>
           <w:rPr>
@@ -1172,7 +1177,7 @@
           <w14:ligatures w14:val="standardContextual"/>
         </w:rPr>
       </w:pPr>
-      <w:hyperlink w:anchor="_Toc223004638" w:history="1">
+      <w:hyperlink w:anchor="_Toc229650258" w:history="1">
         <w:r>
           <w:rPr>
             <w:rStyle w:val="Hyperlink"/>
@@ -1199,7 +1204,7 @@
             <w:noProof/>
             <w:webHidden/>
           </w:rPr>
-          <w:instrText xml:space="preserve"> PAGEREF _Toc223004638 \h </w:instrText>
+          <w:instrText xml:space="preserve"> PAGEREF _Toc229650258 \h </w:instrText>
         </w:r>
         <w:r>
           <w:rPr>
@@ -1219,7 +1224,7 @@
             <w:noProof/>
             <w:webHidden/>
           </w:rPr>
-          <w:t>9</w:t>
+          <w:t>6</w:t>
         </w:r>
         <w:r>
           <w:rPr>
@@ -1240,7 +1245,7 @@
           <w14:ligatures w14:val="standardContextual"/>
         </w:rPr>
       </w:pPr>
-      <w:hyperlink w:anchor="_Toc223004639" w:history="1">
+      <w:hyperlink w:anchor="_Toc229650259" w:history="1">
         <w:r>
           <w:rPr>
             <w:rStyle w:val="Hyperlink"/>
@@ -1283,7 +1288,7 @@
             <w:noProof/>
             <w:webHidden/>
           </w:rPr>
-          <w:instrText xml:space="preserve"> PAGEREF _Toc223004639 \h </w:instrText>
+          <w:instrText xml:space="preserve"> PAGEREF _Toc229650259 \h </w:instrText>
         </w:r>
         <w:r>
           <w:rPr>
@@ -1303,7 +1308,7 @@
             <w:noProof/>
             <w:webHidden/>
           </w:rPr>
-          <w:t>9</w:t>
+          <w:t>6</w:t>
         </w:r>
         <w:r>
           <w:rPr>
@@ -1324,7 +1329,7 @@
           <w14:ligatures w14:val="standardContextual"/>
         </w:rPr>
       </w:pPr>
-      <w:hyperlink w:anchor="_Toc223004640" w:history="1">
+      <w:hyperlink w:anchor="_Toc229650260" w:history="1">
         <w:r>
           <w:rPr>
             <w:rStyle w:val="Hyperlink"/>
@@ -1367,7 +1372,7 @@
             <w:noProof/>
             <w:webHidden/>
           </w:rPr>
-          <w:instrText xml:space="preserve"> PAGEREF _Toc223004640 \h </w:instrText>
+          <w:instrText xml:space="preserve"> PAGEREF _Toc229650260 \h </w:instrText>
         </w:r>
         <w:r>
           <w:rPr>
@@ -1387,7 +1392,7 @@
             <w:noProof/>
             <w:webHidden/>
           </w:rPr>
-          <w:t>9</w:t>
+          <w:t>6</w:t>
         </w:r>
         <w:r>
           <w:rPr>
@@ -1408,7 +1413,7 @@
           <w14:ligatures w14:val="standardContextual"/>
         </w:rPr>
       </w:pPr>
-      <w:hyperlink w:anchor="_Toc223004641" w:history="1">
+      <w:hyperlink w:anchor="_Toc229650261" w:history="1">
         <w:r>
           <w:rPr>
             <w:rStyle w:val="Hyperlink"/>
@@ -1435,7 +1440,7 @@
             <w:noProof/>
             <w:webHidden/>
           </w:rPr>
-          <w:instrText xml:space="preserve"> PAGEREF _Toc223004641 \h </w:instrText>
+          <w:instrText xml:space="preserve"> PAGEREF _Toc229650261 \h </w:instrText>
         </w:r>
         <w:r>
           <w:rPr>
@@ -1455,7 +1460,7 @@
             <w:noProof/>
             <w:webHidden/>
           </w:rPr>
-          <w:t>10</w:t>
+          <w:t>7</w:t>
         </w:r>
         <w:r>
           <w:rPr>
@@ -1476,7 +1481,7 @@
           <w14:ligatures w14:val="standardContextual"/>
         </w:rPr>
       </w:pPr>
-      <w:hyperlink w:anchor="_Toc223004642" w:history="1">
+      <w:hyperlink w:anchor="_Toc229650262" w:history="1">
         <w:r>
           <w:rPr>
             <w:rStyle w:val="Hyperlink"/>
@@ -1503,7 +1508,7 @@
             <w:noProof/>
             <w:webHidden/>
           </w:rPr>
-          <w:instrText xml:space="preserve"> PAGEREF _Toc223004642 \h </w:instrText>
+          <w:instrText xml:space="preserve"> PAGEREF _Toc229650262 \h </w:instrText>
         </w:r>
         <w:r>
           <w:rPr>
@@ -1523,7 +1528,7 @@
             <w:noProof/>
             <w:webHidden/>
           </w:rPr>
-          <w:t>10</w:t>
+          <w:t>7</w:t>
         </w:r>
         <w:r>
           <w:rPr>
@@ -1544,7 +1549,7 @@
           <w14:ligatures w14:val="standardContextual"/>
         </w:rPr>
       </w:pPr>
-      <w:hyperlink w:anchor="_Toc223004643" w:history="1">
+      <w:hyperlink w:anchor="_Toc229650263" w:history="1">
         <w:r>
           <w:rPr>
             <w:rStyle w:val="Hyperlink"/>
@@ -1571,7 +1576,7 @@
             <w:noProof/>
             <w:webHidden/>
           </w:rPr>
-          <w:instrText xml:space="preserve"> PAGEREF _Toc223004643 \h </w:instrText>
+          <w:instrText xml:space="preserve"> PAGEREF _Toc229650263 \h </w:instrText>
         </w:r>
         <w:r>
           <w:rPr>
@@ -1591,7 +1596,7 @@
             <w:noProof/>
             <w:webHidden/>
           </w:rPr>
-          <w:t>10</w:t>
+          <w:t>7</w:t>
         </w:r>
         <w:r>
           <w:rPr>
@@ -1612,7 +1617,7 @@
           <w14:ligatures w14:val="standardContextual"/>
         </w:rPr>
       </w:pPr>
-      <w:hyperlink w:anchor="_Toc223004644" w:history="1">
+      <w:hyperlink w:anchor="_Toc229650264" w:history="1">
         <w:r>
           <w:rPr>
             <w:rStyle w:val="Hyperlink"/>
@@ -1639,7 +1644,7 @@
             <w:noProof/>
             <w:webHidden/>
           </w:rPr>
-          <w:instrText xml:space="preserve"> PAGEREF _Toc223004644 \h </w:instrText>
+          <w:instrText xml:space="preserve"> PAGEREF _Toc229650264 \h </w:instrText>
         </w:r>
         <w:r>
           <w:rPr>
@@ -1659,7 +1664,7 @@
             <w:noProof/>
             <w:webHidden/>
           </w:rPr>
-          <w:t>11</w:t>
+          <w:t>8</w:t>
         </w:r>
         <w:r>
           <w:rPr>
@@ -1680,7 +1685,7 @@
           <w14:ligatures w14:val="standardContextual"/>
         </w:rPr>
       </w:pPr>
-      <w:hyperlink w:anchor="_Toc223004645" w:history="1">
+      <w:hyperlink w:anchor="_Toc229650265" w:history="1">
         <w:r>
           <w:rPr>
             <w:rStyle w:val="Hyperlink"/>
@@ -1707,7 +1712,7 @@
             <w:noProof/>
             <w:webHidden/>
           </w:rPr>
-          <w:instrText xml:space="preserve"> PAGEREF _Toc223004645 \h </w:instrText>
+          <w:instrText xml:space="preserve"> PAGEREF _Toc229650265 \h </w:instrText>
         </w:r>
         <w:r>
           <w:rPr>
@@ -1727,7 +1732,7 @@
             <w:noProof/>
             <w:webHidden/>
           </w:rPr>
-          <w:t>12</w:t>
+          <w:t>9</w:t>
         </w:r>
         <w:r>
           <w:rPr>
@@ -1748,7 +1753,7 @@
           <w14:ligatures w14:val="standardContextual"/>
         </w:rPr>
       </w:pPr>
-      <w:hyperlink w:anchor="_Toc223004646" w:history="1">
+      <w:hyperlink w:anchor="_Toc229650266" w:history="1">
         <w:r>
           <w:rPr>
             <w:rStyle w:val="Hyperlink"/>
@@ -1775,7 +1780,7 @@
             <w:noProof/>
             <w:webHidden/>
           </w:rPr>
-          <w:instrText xml:space="preserve"> PAGEREF _Toc223004646 \h </w:instrText>
+          <w:instrText xml:space="preserve"> PAGEREF _Toc229650266 \h </w:instrText>
         </w:r>
         <w:r>
           <w:rPr>
@@ -1795,7 +1800,7 @@
             <w:noProof/>
             <w:webHidden/>
           </w:rPr>
-          <w:t>12</w:t>
+          <w:t>9</w:t>
         </w:r>
         <w:r>
           <w:rPr>
@@ -1816,7 +1821,7 @@
           <w14:ligatures w14:val="standardContextual"/>
         </w:rPr>
       </w:pPr>
-      <w:hyperlink w:anchor="_Toc223004647" w:history="1">
+      <w:hyperlink w:anchor="_Toc229650267" w:history="1">
         <w:r>
           <w:rPr>
             <w:rStyle w:val="Hyperlink"/>
@@ -1843,7 +1848,7 @@
             <w:noProof/>
             <w:webHidden/>
           </w:rPr>
-          <w:instrText xml:space="preserve"> PAGEREF _Toc223004647 \h </w:instrText>
+          <w:instrText xml:space="preserve"> PAGEREF _Toc229650267 \h </w:instrText>
         </w:r>
         <w:r>
           <w:rPr>
@@ -1863,7 +1868,7 @@
             <w:noProof/>
             <w:webHidden/>
           </w:rPr>
-          <w:t>13</w:t>
+          <w:t>10</w:t>
         </w:r>
         <w:r>
           <w:rPr>
@@ -1884,7 +1889,7 @@
           <w14:ligatures w14:val="standardContextual"/>
         </w:rPr>
       </w:pPr>
-      <w:hyperlink w:anchor="_Toc223004648" w:history="1">
+      <w:hyperlink w:anchor="_Toc229650268" w:history="1">
         <w:r>
           <w:rPr>
             <w:rStyle w:val="Hyperlink"/>
@@ -1911,7 +1916,7 @@
             <w:noProof/>
             <w:webHidden/>
           </w:rPr>
-          <w:instrText xml:space="preserve"> PAGEREF _Toc223004648 \h </w:instrText>
+          <w:instrText xml:space="preserve"> PAGEREF _Toc229650268 \h </w:instrText>
         </w:r>
         <w:r>
           <w:rPr>
@@ -1931,7 +1936,7 @@
             <w:noProof/>
             <w:webHidden/>
           </w:rPr>
-          <w:t>13</w:t>
+          <w:t>10</w:t>
         </w:r>
         <w:r>
           <w:rPr>
@@ -1952,7 +1957,7 @@
           <w14:ligatures w14:val="standardContextual"/>
         </w:rPr>
       </w:pPr>
-      <w:hyperlink w:anchor="_Toc223004649" w:history="1">
+      <w:hyperlink w:anchor="_Toc229650269" w:history="1">
         <w:r>
           <w:rPr>
             <w:rStyle w:val="Hyperlink"/>
@@ -1980,7 +1985,7 @@
             <w:noProof/>
             <w:webHidden/>
           </w:rPr>
-          <w:instrText xml:space="preserve"> PAGEREF _Toc223004649 \h </w:instrText>
+          <w:instrText xml:space="preserve"> PAGEREF _Toc229650269 \h </w:instrText>
         </w:r>
         <w:r>
           <w:rPr>
@@ -2000,7 +2005,7 @@
             <w:noProof/>
             <w:webHidden/>
           </w:rPr>
-          <w:t>14</w:t>
+          <w:t>11</w:t>
         </w:r>
         <w:r>
           <w:rPr>
@@ -2021,7 +2026,7 @@
           <w14:ligatures w14:val="standardContextual"/>
         </w:rPr>
       </w:pPr>
-      <w:hyperlink w:anchor="_Toc223004650" w:history="1">
+      <w:hyperlink w:anchor="_Toc229650270" w:history="1">
         <w:r>
           <w:rPr>
             <w:rStyle w:val="Hyperlink"/>
@@ -2048,7 +2053,7 @@
             <w:noProof/>
             <w:webHidden/>
           </w:rPr>
-          <w:instrText xml:space="preserve"> PAGEREF _Toc223004650 \h </w:instrText>
+          <w:instrText xml:space="preserve"> PAGEREF _Toc229650270 \h </w:instrText>
         </w:r>
         <w:r>
           <w:rPr>
@@ -2068,7 +2073,7 @@
             <w:noProof/>
             <w:webHidden/>
           </w:rPr>
-          <w:t>15</w:t>
+          <w:t>12</w:t>
         </w:r>
         <w:r>
           <w:rPr>
@@ -2089,7 +2094,7 @@
           <w14:ligatures w14:val="standardContextual"/>
         </w:rPr>
       </w:pPr>
-      <w:hyperlink w:anchor="_Toc223004651" w:history="1">
+      <w:hyperlink w:anchor="_Toc229650271" w:history="1">
         <w:r>
           <w:rPr>
             <w:rStyle w:val="Hyperlink"/>
@@ -2116,7 +2121,7 @@
             <w:noProof/>
             <w:webHidden/>
           </w:rPr>
-          <w:instrText xml:space="preserve"> PAGEREF _Toc223004651 \h </w:instrText>
+          <w:instrText xml:space="preserve"> PAGEREF _Toc229650271 \h </w:instrText>
         </w:r>
         <w:r>
           <w:rPr>
@@ -2136,7 +2141,7 @@
             <w:noProof/>
             <w:webHidden/>
           </w:rPr>
-          <w:t>15</w:t>
+          <w:t>12</w:t>
         </w:r>
         <w:r>
           <w:rPr>
@@ -2157,7 +2162,7 @@
           <w14:ligatures w14:val="standardContextual"/>
         </w:rPr>
       </w:pPr>
-      <w:hyperlink w:anchor="_Toc223004652" w:history="1">
+      <w:hyperlink w:anchor="_Toc229650272" w:history="1">
         <w:r>
           <w:rPr>
             <w:rStyle w:val="Hyperlink"/>
@@ -2184,7 +2189,7 @@
             <w:noProof/>
             <w:webHidden/>
           </w:rPr>
-          <w:instrText xml:space="preserve"> PAGEREF _Toc223004652 \h </w:instrText>
+          <w:instrText xml:space="preserve"> PAGEREF _Toc229650272 \h </w:instrText>
         </w:r>
         <w:r>
           <w:rPr>
@@ -2204,7 +2209,7 @@
             <w:noProof/>
             <w:webHidden/>
           </w:rPr>
-          <w:t>15</w:t>
+          <w:t>12</w:t>
         </w:r>
         <w:r>
           <w:rPr>
@@ -2225,7 +2230,7 @@
           <w14:ligatures w14:val="standardContextual"/>
         </w:rPr>
       </w:pPr>
-      <w:hyperlink w:anchor="_Toc223004653" w:history="1">
+      <w:hyperlink w:anchor="_Toc229650273" w:history="1">
         <w:r>
           <w:rPr>
             <w:rStyle w:val="Hyperlink"/>
@@ -2252,7 +2257,7 @@
             <w:noProof/>
             <w:webHidden/>
           </w:rPr>
-          <w:instrText xml:space="preserve"> PAGEREF _Toc223004653 \h </w:instrText>
+          <w:instrText xml:space="preserve"> PAGEREF _Toc229650273 \h </w:instrText>
         </w:r>
         <w:r>
           <w:rPr>
@@ -2272,7 +2277,7 @@
             <w:noProof/>
             <w:webHidden/>
           </w:rPr>
-          <w:t>15</w:t>
+          <w:t>13</w:t>
         </w:r>
         <w:r>
           <w:rPr>
@@ -2293,7 +2298,7 @@
           <w14:ligatures w14:val="standardContextual"/>
         </w:rPr>
       </w:pPr>
-      <w:hyperlink w:anchor="_Toc223004654" w:history="1">
+      <w:hyperlink w:anchor="_Toc229650274" w:history="1">
         <w:r>
           <w:rPr>
             <w:rStyle w:val="Hyperlink"/>
@@ -2320,7 +2325,7 @@
             <w:noProof/>
             <w:webHidden/>
           </w:rPr>
-          <w:instrText xml:space="preserve"> PAGEREF _Toc223004654 \h </w:instrText>
+          <w:instrText xml:space="preserve"> PAGEREF _Toc229650274 \h </w:instrText>
         </w:r>
         <w:r>
           <w:rPr>
@@ -2340,7 +2345,7 @@
             <w:noProof/>
             <w:webHidden/>
           </w:rPr>
-          <w:t>16</w:t>
+          <w:t>13</w:t>
         </w:r>
         <w:r>
           <w:rPr>
@@ -2361,7 +2366,7 @@
           <w14:ligatures w14:val="standardContextual"/>
         </w:rPr>
       </w:pPr>
-      <w:hyperlink w:anchor="_Toc223004655" w:history="1">
+      <w:hyperlink w:anchor="_Toc229650275" w:history="1">
         <w:r>
           <w:rPr>
             <w:rStyle w:val="Hyperlink"/>
@@ -2389,7 +2394,7 @@
             <w:noProof/>
             <w:webHidden/>
           </w:rPr>
-          <w:instrText xml:space="preserve"> PAGEREF _Toc223004655 \h </w:instrText>
+          <w:instrText xml:space="preserve"> PAGEREF _Toc229650275 \h </w:instrText>
         </w:r>
         <w:r>
           <w:rPr>
@@ -2409,7 +2414,7 @@
             <w:noProof/>
             <w:webHidden/>
           </w:rPr>
-          <w:t>16</w:t>
+          <w:t>13</w:t>
         </w:r>
         <w:r>
           <w:rPr>
@@ -2430,7 +2435,7 @@
           <w14:ligatures w14:val="standardContextual"/>
         </w:rPr>
       </w:pPr>
-      <w:hyperlink w:anchor="_Toc223004656" w:history="1">
+      <w:hyperlink w:anchor="_Toc229650276" w:history="1">
         <w:r>
           <w:rPr>
             <w:rStyle w:val="Hyperlink"/>
@@ -2458,7 +2463,7 @@
             <w:noProof/>
             <w:webHidden/>
           </w:rPr>
-          <w:instrText xml:space="preserve"> PAGEREF _Toc223004656 \h </w:instrText>
+          <w:instrText xml:space="preserve"> PAGEREF _Toc229650276 \h </w:instrText>
         </w:r>
         <w:r>
           <w:rPr>
@@ -2478,7 +2483,7 @@
             <w:noProof/>
             <w:webHidden/>
           </w:rPr>
-          <w:t>16</w:t>
+          <w:t>13</w:t>
         </w:r>
         <w:r>
           <w:rPr>
@@ -2499,7 +2504,7 @@
           <w14:ligatures w14:val="standardContextual"/>
         </w:rPr>
       </w:pPr>
-      <w:hyperlink w:anchor="_Toc223004657" w:history="1">
+      <w:hyperlink w:anchor="_Toc229650277" w:history="1">
         <w:r>
           <w:rPr>
             <w:rStyle w:val="Hyperlink"/>
@@ -2526,7 +2531,7 @@
             <w:noProof/>
             <w:webHidden/>
           </w:rPr>
-          <w:instrText xml:space="preserve"> PAGEREF _Toc223004657 \h </w:instrText>
+          <w:instrText xml:space="preserve"> PAGEREF _Toc229650277 \h </w:instrText>
         </w:r>
         <w:r>
           <w:rPr>
@@ -2546,7 +2551,7 @@
             <w:noProof/>
             <w:webHidden/>
           </w:rPr>
-          <w:t>16</w:t>
+          <w:t>13</w:t>
         </w:r>
         <w:r>
           <w:rPr>
@@ -2567,7 +2572,7 @@
           <w14:ligatures w14:val="standardContextual"/>
         </w:rPr>
       </w:pPr>
-      <w:hyperlink w:anchor="_Toc223004658" w:history="1">
+      <w:hyperlink w:anchor="_Toc229650278" w:history="1">
         <w:r>
           <w:rPr>
             <w:rStyle w:val="Hyperlink"/>
@@ -2609,7 +2614,7 @@
             <w:noProof/>
             <w:webHidden/>
           </w:rPr>
-          <w:instrText xml:space="preserve"> PAGEREF _Toc223004658 \h </w:instrText>
+          <w:instrText xml:space="preserve"> PAGEREF _Toc229650278 \h </w:instrText>
         </w:r>
         <w:r>
           <w:rPr>
@@ -2629,7 +2634,7 @@
             <w:noProof/>
             <w:webHidden/>
           </w:rPr>
-          <w:t>16</w:t>
+          <w:t>13</w:t>
         </w:r>
         <w:r>
           <w:rPr>
@@ -2650,7 +2655,7 @@
           <w14:ligatures w14:val="standardContextual"/>
         </w:rPr>
       </w:pPr>
-      <w:hyperlink w:anchor="_Toc223004659" w:history="1">
+      <w:hyperlink w:anchor="_Toc229650279" w:history="1">
         <w:r>
           <w:rPr>
             <w:rStyle w:val="Hyperlink"/>
@@ -2677,7 +2682,7 @@
             <w:noProof/>
             <w:webHidden/>
           </w:rPr>
-          <w:instrText xml:space="preserve"> PAGEREF _Toc223004659 \h </w:instrText>
+          <w:instrText xml:space="preserve"> PAGEREF _Toc229650279 \h </w:instrText>
         </w:r>
         <w:r>
           <w:rPr>
@@ -2697,7 +2702,7 @@
             <w:noProof/>
             <w:webHidden/>
           </w:rPr>
-          <w:t>16</w:t>
+          <w:t>13</w:t>
         </w:r>
         <w:r>
           <w:rPr>
@@ -2718,7 +2723,7 @@
           <w14:ligatures w14:val="standardContextual"/>
         </w:rPr>
       </w:pPr>
-      <w:hyperlink w:anchor="_Toc223004660" w:history="1">
+      <w:hyperlink w:anchor="_Toc229650280" w:history="1">
         <w:r>
           <w:rPr>
             <w:rStyle w:val="Hyperlink"/>
@@ -2745,7 +2750,7 @@
             <w:noProof/>
             <w:webHidden/>
           </w:rPr>
-          <w:instrText xml:space="preserve"> PAGEREF _Toc223004660 \h </w:instrText>
+          <w:instrText xml:space="preserve"> PAGEREF _Toc229650280 \h </w:instrText>
         </w:r>
         <w:r>
           <w:rPr>
@@ -2765,7 +2770,7 @@
             <w:noProof/>
             <w:webHidden/>
           </w:rPr>
-          <w:t>17</w:t>
+          <w:t>14</w:t>
         </w:r>
         <w:r>
           <w:rPr>
@@ -2786,7 +2791,7 @@
           <w14:ligatures w14:val="standardContextual"/>
         </w:rPr>
       </w:pPr>
-      <w:hyperlink w:anchor="_Toc223004661" w:history="1">
+      <w:hyperlink w:anchor="_Toc229650281" w:history="1">
         <w:r>
           <w:rPr>
             <w:rStyle w:val="Hyperlink"/>
@@ -2813,7 +2818,7 @@
             <w:noProof/>
             <w:webHidden/>
           </w:rPr>
-          <w:instrText xml:space="preserve"> PAGEREF _Toc223004661 \h </w:instrText>
+          <w:instrText xml:space="preserve"> PAGEREF _Toc229650281 \h </w:instrText>
         </w:r>
         <w:r>
           <w:rPr>
@@ -2833,7 +2838,7 @@
             <w:noProof/>
             <w:webHidden/>
           </w:rPr>
-          <w:t>17</w:t>
+          <w:t>15</w:t>
         </w:r>
         <w:r>
           <w:rPr>
@@ -2854,7 +2859,7 @@
           <w14:ligatures w14:val="standardContextual"/>
         </w:rPr>
       </w:pPr>
-      <w:hyperlink w:anchor="_Toc223004662" w:history="1">
+      <w:hyperlink w:anchor="_Toc229650282" w:history="1">
         <w:r>
           <w:rPr>
             <w:rStyle w:val="Hyperlink"/>
@@ -2881,7 +2886,7 @@
             <w:noProof/>
             <w:webHidden/>
           </w:rPr>
-          <w:instrText xml:space="preserve"> PAGEREF _Toc223004662 \h </w:instrText>
+          <w:instrText xml:space="preserve"> PAGEREF _Toc229650282 \h </w:instrText>
         </w:r>
         <w:r>
           <w:rPr>
@@ -2901,7 +2906,7 @@
             <w:noProof/>
             <w:webHidden/>
           </w:rPr>
-          <w:t>18</w:t>
+          <w:t>16</w:t>
         </w:r>
         <w:r>
           <w:rPr>
@@ -2922,7 +2927,7 @@
           <w14:ligatures w14:val="standardContextual"/>
         </w:rPr>
       </w:pPr>
-      <w:hyperlink w:anchor="_Toc223004663" w:history="1">
+      <w:hyperlink w:anchor="_Toc229650283" w:history="1">
         <w:r>
           <w:rPr>
             <w:rStyle w:val="Hyperlink"/>
@@ -2949,7 +2954,7 @@
             <w:noProof/>
             <w:webHidden/>
           </w:rPr>
-          <w:instrText xml:space="preserve"> PAGEREF _Toc223004663 \h </w:instrText>
+          <w:instrText xml:space="preserve"> PAGEREF _Toc229650283 \h </w:instrText>
         </w:r>
         <w:r>
           <w:rPr>
@@ -2969,7 +2974,7 @@
             <w:noProof/>
             <w:webHidden/>
           </w:rPr>
-          <w:t>19</w:t>
+          <w:t>17</w:t>
         </w:r>
         <w:r>
           <w:rPr>
@@ -2990,7 +2995,7 @@
           <w14:ligatures w14:val="standardContextual"/>
         </w:rPr>
       </w:pPr>
-      <w:hyperlink w:anchor="_Toc223004664" w:history="1">
+      <w:hyperlink w:anchor="_Toc229650284" w:history="1">
         <w:r>
           <w:rPr>
             <w:rStyle w:val="Hyperlink"/>
@@ -3017,7 +3022,7 @@
             <w:noProof/>
             <w:webHidden/>
           </w:rPr>
-          <w:instrText xml:space="preserve"> PAGEREF _Toc223004664 \h </w:instrText>
+          <w:instrText xml:space="preserve"> PAGEREF _Toc229650284 \h </w:instrText>
         </w:r>
         <w:r>
           <w:rPr>
@@ -3037,7 +3042,7 @@
             <w:noProof/>
             <w:webHidden/>
           </w:rPr>
-          <w:t>19</w:t>
+          <w:t>17</w:t>
         </w:r>
         <w:r>
           <w:rPr>
@@ -3058,7 +3063,7 @@
           <w14:ligatures w14:val="standardContextual"/>
         </w:rPr>
       </w:pPr>
-      <w:hyperlink w:anchor="_Toc223004665" w:history="1">
+      <w:hyperlink w:anchor="_Toc229650285" w:history="1">
         <w:r>
           <w:rPr>
             <w:rStyle w:val="Hyperlink"/>
@@ -3085,7 +3090,7 @@
             <w:noProof/>
             <w:webHidden/>
           </w:rPr>
-          <w:instrText xml:space="preserve"> PAGEREF _Toc223004665 \h </w:instrText>
+          <w:instrText xml:space="preserve"> PAGEREF _Toc229650285 \h </w:instrText>
         </w:r>
         <w:r>
           <w:rPr>
@@ -3105,7 +3110,7 @@
             <w:noProof/>
             <w:webHidden/>
           </w:rPr>
-          <w:t>19</w:t>
+          <w:t>17</w:t>
         </w:r>
         <w:r>
           <w:rPr>
@@ -3126,7 +3131,7 @@
           <w14:ligatures w14:val="standardContextual"/>
         </w:rPr>
       </w:pPr>
-      <w:hyperlink w:anchor="_Toc223004666" w:history="1">
+      <w:hyperlink w:anchor="_Toc229650286" w:history="1">
         <w:r>
           <w:rPr>
             <w:rStyle w:val="Hyperlink"/>
@@ -3153,7 +3158,7 @@
             <w:noProof/>
             <w:webHidden/>
           </w:rPr>
-          <w:instrText xml:space="preserve"> PAGEREF _Toc223004666 \h </w:instrText>
+          <w:instrText xml:space="preserve"> PAGEREF _Toc229650286 \h </w:instrText>
         </w:r>
         <w:r>
           <w:rPr>
@@ -3173,7 +3178,7 @@
             <w:noProof/>
             <w:webHidden/>
           </w:rPr>
-          <w:t>19</w:t>
+          <w:t>17</w:t>
         </w:r>
         <w:r>
           <w:rPr>
@@ -3194,7 +3199,7 @@
           <w14:ligatures w14:val="standardContextual"/>
         </w:rPr>
       </w:pPr>
-      <w:hyperlink w:anchor="_Toc223004667" w:history="1">
+      <w:hyperlink w:anchor="_Toc229650287" w:history="1">
         <w:r>
           <w:rPr>
             <w:rStyle w:val="Hyperlink"/>
@@ -3221,7 +3226,7 @@
             <w:noProof/>
             <w:webHidden/>
           </w:rPr>
-          <w:instrText xml:space="preserve"> PAGEREF _Toc223004667 \h </w:instrText>
+          <w:instrText xml:space="preserve"> PAGEREF _Toc229650287 \h </w:instrText>
         </w:r>
         <w:r>
           <w:rPr>
@@ -3241,7 +3246,7 @@
             <w:noProof/>
             <w:webHidden/>
           </w:rPr>
-          <w:t>19</w:t>
+          <w:t>17</w:t>
         </w:r>
         <w:r>
           <w:rPr>
@@ -3262,7 +3267,7 @@
           <w14:ligatures w14:val="standardContextual"/>
         </w:rPr>
       </w:pPr>
-      <w:hyperlink w:anchor="_Toc223004668" w:history="1">
+      <w:hyperlink w:anchor="_Toc229650288" w:history="1">
         <w:r>
           <w:rPr>
             <w:rStyle w:val="Hyperlink"/>
@@ -3289,7 +3294,7 @@
             <w:noProof/>
             <w:webHidden/>
           </w:rPr>
-          <w:instrText xml:space="preserve"> PAGEREF _Toc223004668 \h </w:instrText>
+          <w:instrText xml:space="preserve"> PAGEREF _Toc229650288 \h </w:instrText>
         </w:r>
         <w:r>
           <w:rPr>
@@ -3309,7 +3314,7 @@
             <w:noProof/>
             <w:webHidden/>
           </w:rPr>
-          <w:t>19</w:t>
+          <w:t>17</w:t>
         </w:r>
         <w:r>
           <w:rPr>
@@ -3330,7 +3335,7 @@
           <w14:ligatures w14:val="standardContextual"/>
         </w:rPr>
       </w:pPr>
-      <w:hyperlink w:anchor="_Toc223004669" w:history="1">
+      <w:hyperlink w:anchor="_Toc229650289" w:history="1">
         <w:r>
           <w:rPr>
             <w:rStyle w:val="Hyperlink"/>
@@ -3357,7 +3362,7 @@
             <w:noProof/>
             <w:webHidden/>
           </w:rPr>
-          <w:instrText xml:space="preserve"> PAGEREF _Toc223004669 \h </w:instrText>
+          <w:instrText xml:space="preserve"> PAGEREF _Toc229650289 \h </w:instrText>
         </w:r>
         <w:r>
           <w:rPr>
@@ -3377,7 +3382,7 @@
             <w:noProof/>
             <w:webHidden/>
           </w:rPr>
-          <w:t>20</w:t>
+          <w:t>18</w:t>
         </w:r>
         <w:r>
           <w:rPr>
@@ -3398,7 +3403,7 @@
           <w14:ligatures w14:val="standardContextual"/>
         </w:rPr>
       </w:pPr>
-      <w:hyperlink w:anchor="_Toc223004670" w:history="1">
+      <w:hyperlink w:anchor="_Toc229650290" w:history="1">
         <w:r>
           <w:rPr>
             <w:rStyle w:val="Hyperlink"/>
@@ -3425,7 +3430,7 @@
             <w:noProof/>
             <w:webHidden/>
           </w:rPr>
-          <w:instrText xml:space="preserve"> PAGEREF _Toc223004670 \h </w:instrText>
+          <w:instrText xml:space="preserve"> PAGEREF _Toc229650290 \h </w:instrText>
         </w:r>
         <w:r>
           <w:rPr>
@@ -3445,7 +3450,7 @@
             <w:noProof/>
             <w:webHidden/>
           </w:rPr>
-          <w:t>20</w:t>
+          <w:t>18</w:t>
         </w:r>
         <w:r>
           <w:rPr>
@@ -3466,7 +3471,7 @@
           <w14:ligatures w14:val="standardContextual"/>
         </w:rPr>
       </w:pPr>
-      <w:hyperlink w:anchor="_Toc223004671" w:history="1">
+      <w:hyperlink w:anchor="_Toc229650291" w:history="1">
         <w:r>
           <w:rPr>
             <w:rStyle w:val="Hyperlink"/>
@@ -3493,7 +3498,7 @@
             <w:noProof/>
             <w:webHidden/>
           </w:rPr>
-          <w:instrText xml:space="preserve"> PAGEREF _Toc223004671 \h </w:instrText>
+          <w:instrText xml:space="preserve"> PAGEREF _Toc229650291 \h </w:instrText>
         </w:r>
         <w:r>
           <w:rPr>
@@ -3513,7 +3518,7 @@
             <w:noProof/>
             <w:webHidden/>
           </w:rPr>
-          <w:t>20</w:t>
+          <w:t>18</w:t>
         </w:r>
         <w:r>
           <w:rPr>
@@ -3534,7 +3539,7 @@
           <w14:ligatures w14:val="standardContextual"/>
         </w:rPr>
       </w:pPr>
-      <w:hyperlink w:anchor="_Toc223004672" w:history="1">
+      <w:hyperlink w:anchor="_Toc229650292" w:history="1">
         <w:r>
           <w:rPr>
             <w:rStyle w:val="Hyperlink"/>
@@ -3561,7 +3566,7 @@
             <w:noProof/>
             <w:webHidden/>
           </w:rPr>
-          <w:instrText xml:space="preserve"> PAGEREF _Toc223004672 \h </w:instrText>
+          <w:instrText xml:space="preserve"> PAGEREF _Toc229650292 \h </w:instrText>
         </w:r>
         <w:r>
           <w:rPr>
@@ -3581,7 +3586,7 @@
             <w:noProof/>
             <w:webHidden/>
           </w:rPr>
-          <w:t>24</w:t>
+          <w:t>22</w:t>
         </w:r>
         <w:r>
           <w:rPr>
@@ -3602,7 +3607,7 @@
           <w14:ligatures w14:val="standardContextual"/>
         </w:rPr>
       </w:pPr>
-      <w:hyperlink w:anchor="_Toc223004673" w:history="1">
+      <w:hyperlink w:anchor="_Toc229650293" w:history="1">
         <w:r>
           <w:rPr>
             <w:rStyle w:val="Hyperlink"/>
@@ -3629,7 +3634,7 @@
             <w:noProof/>
             <w:webHidden/>
           </w:rPr>
-          <w:instrText xml:space="preserve"> PAGEREF _Toc223004673 \h </w:instrText>
+          <w:instrText xml:space="preserve"> PAGEREF _Toc229650293 \h </w:instrText>
         </w:r>
         <w:r>
           <w:rPr>
@@ -3649,7 +3654,7 @@
             <w:noProof/>
             <w:webHidden/>
           </w:rPr>
-          <w:t>29</w:t>
+          <w:t>27</w:t>
         </w:r>
         <w:r>
           <w:rPr>
@@ -3670,7 +3675,7 @@
           <w14:ligatures w14:val="standardContextual"/>
         </w:rPr>
       </w:pPr>
-      <w:hyperlink w:anchor="_Toc223004674" w:history="1">
+      <w:hyperlink w:anchor="_Toc229650294" w:history="1">
         <w:r>
           <w:rPr>
             <w:rStyle w:val="Hyperlink"/>
@@ -3697,7 +3702,7 @@
             <w:noProof/>
             <w:webHidden/>
           </w:rPr>
-          <w:instrText xml:space="preserve"> PAGEREF _Toc223004674 \h </w:instrText>
+          <w:instrText xml:space="preserve"> PAGEREF _Toc229650294 \h </w:instrText>
         </w:r>
         <w:r>
           <w:rPr>
@@ -3717,7 +3722,7 @@
             <w:noProof/>
             <w:webHidden/>
           </w:rPr>
-          <w:t>29</w:t>
+          <w:t>27</w:t>
         </w:r>
         <w:r>
           <w:rPr>
@@ -3738,7 +3743,7 @@
           <w14:ligatures w14:val="standardContextual"/>
         </w:rPr>
       </w:pPr>
-      <w:hyperlink w:anchor="_Toc223004675" w:history="1">
+      <w:hyperlink w:anchor="_Toc229650295" w:history="1">
         <w:r>
           <w:rPr>
             <w:rStyle w:val="Hyperlink"/>
@@ -3765,7 +3770,7 @@
             <w:noProof/>
             <w:webHidden/>
           </w:rPr>
-          <w:instrText xml:space="preserve"> PAGEREF _Toc223004675 \h </w:instrText>
+          <w:instrText xml:space="preserve"> PAGEREF _Toc229650295 \h </w:instrText>
         </w:r>
         <w:r>
           <w:rPr>
@@ -3785,7 +3790,7 @@
             <w:noProof/>
             <w:webHidden/>
           </w:rPr>
-          <w:t>29</w:t>
+          <w:t>27</w:t>
         </w:r>
         <w:r>
           <w:rPr>
@@ -3806,7 +3811,7 @@
           <w14:ligatures w14:val="standardContextual"/>
         </w:rPr>
       </w:pPr>
-      <w:hyperlink w:anchor="_Toc223004676" w:history="1">
+      <w:hyperlink w:anchor="_Toc229650296" w:history="1">
         <w:r>
           <w:rPr>
             <w:rStyle w:val="Hyperlink"/>
@@ -3833,7 +3838,7 @@
             <w:noProof/>
             <w:webHidden/>
           </w:rPr>
-          <w:instrText xml:space="preserve"> PAGEREF _Toc223004676 \h </w:instrText>
+          <w:instrText xml:space="preserve"> PAGEREF _Toc229650296 \h </w:instrText>
         </w:r>
         <w:r>
           <w:rPr>
@@ -3853,7 +3858,7 @@
             <w:noProof/>
             <w:webHidden/>
           </w:rPr>
-          <w:t>31</w:t>
+          <w:t>29</w:t>
         </w:r>
         <w:r>
           <w:rPr>
@@ -3874,7 +3879,7 @@
           <w14:ligatures w14:val="standardContextual"/>
         </w:rPr>
       </w:pPr>
-      <w:hyperlink w:anchor="_Toc223004677" w:history="1">
+      <w:hyperlink w:anchor="_Toc229650297" w:history="1">
         <w:r>
           <w:rPr>
             <w:rStyle w:val="Hyperlink"/>
@@ -3901,7 +3906,7 @@
             <w:noProof/>
             <w:webHidden/>
           </w:rPr>
-          <w:instrText xml:space="preserve"> PAGEREF _Toc223004677 \h </w:instrText>
+          <w:instrText xml:space="preserve"> PAGEREF _Toc229650297 \h </w:instrText>
         </w:r>
         <w:r>
           <w:rPr>
@@ -3921,7 +3926,7 @@
             <w:noProof/>
             <w:webHidden/>
           </w:rPr>
-          <w:t>31</w:t>
+          <w:t>29</w:t>
         </w:r>
         <w:r>
           <w:rPr>
@@ -3942,7 +3947,7 @@
           <w14:ligatures w14:val="standardContextual"/>
         </w:rPr>
       </w:pPr>
-      <w:hyperlink w:anchor="_Toc223004678" w:history="1">
+      <w:hyperlink w:anchor="_Toc229650298" w:history="1">
         <w:r>
           <w:rPr>
             <w:rStyle w:val="Hyperlink"/>
@@ -3969,7 +3974,7 @@
             <w:noProof/>
             <w:webHidden/>
           </w:rPr>
-          <w:instrText xml:space="preserve"> PAGEREF _Toc223004678 \h </w:instrText>
+          <w:instrText xml:space="preserve"> PAGEREF _Toc229650298 \h </w:instrText>
         </w:r>
         <w:r>
           <w:rPr>
@@ -3989,7 +3994,7 @@
             <w:noProof/>
             <w:webHidden/>
           </w:rPr>
-          <w:t>31</w:t>
+          <w:t>29</w:t>
         </w:r>
         <w:r>
           <w:rPr>
@@ -4010,7 +4015,7 @@
           <w14:ligatures w14:val="standardContextual"/>
         </w:rPr>
       </w:pPr>
-      <w:hyperlink w:anchor="_Toc223004679" w:history="1">
+      <w:hyperlink w:anchor="_Toc229650299" w:history="1">
         <w:r>
           <w:rPr>
             <w:rStyle w:val="Hyperlink"/>
@@ -4037,7 +4042,7 @@
             <w:noProof/>
             <w:webHidden/>
           </w:rPr>
-          <w:instrText xml:space="preserve"> PAGEREF _Toc223004679 \h </w:instrText>
+          <w:instrText xml:space="preserve"> PAGEREF _Toc229650299 \h </w:instrText>
         </w:r>
         <w:r>
           <w:rPr>
@@ -4057,7 +4062,7 @@
             <w:noProof/>
             <w:webHidden/>
           </w:rPr>
-          <w:t>32</w:t>
+          <w:t>30</w:t>
         </w:r>
         <w:r>
           <w:rPr>
@@ -4078,7 +4083,7 @@
           <w14:ligatures w14:val="standardContextual"/>
         </w:rPr>
       </w:pPr>
-      <w:hyperlink w:anchor="_Toc223004680" w:history="1">
+      <w:hyperlink w:anchor="_Toc229650300" w:history="1">
         <w:r>
           <w:rPr>
             <w:rStyle w:val="Hyperlink"/>
@@ -4105,7 +4110,7 @@
             <w:noProof/>
             <w:webHidden/>
           </w:rPr>
-          <w:instrText xml:space="preserve"> PAGEREF _Toc223004680 \h </w:instrText>
+          <w:instrText xml:space="preserve"> PAGEREF _Toc229650300 \h </w:instrText>
         </w:r>
         <w:r>
           <w:rPr>
@@ -4125,7 +4130,7 @@
             <w:noProof/>
             <w:webHidden/>
           </w:rPr>
-          <w:t>33</w:t>
+          <w:t>31</w:t>
         </w:r>
         <w:r>
           <w:rPr>
@@ -4146,7 +4151,7 @@
           <w14:ligatures w14:val="standardContextual"/>
         </w:rPr>
       </w:pPr>
-      <w:hyperlink w:anchor="_Toc223004681" w:history="1">
+      <w:hyperlink w:anchor="_Toc229650301" w:history="1">
         <w:r>
           <w:rPr>
             <w:rStyle w:val="Hyperlink"/>
@@ -4173,7 +4178,7 @@
             <w:noProof/>
             <w:webHidden/>
           </w:rPr>
-          <w:instrText xml:space="preserve"> PAGEREF _Toc223004681 \h </w:instrText>
+          <w:instrText xml:space="preserve"> PAGEREF _Toc229650301 \h </w:instrText>
         </w:r>
         <w:r>
           <w:rPr>
@@ -4193,7 +4198,7 @@
             <w:noProof/>
             <w:webHidden/>
           </w:rPr>
-          <w:t>34</w:t>
+          <w:t>32</w:t>
         </w:r>
         <w:r>
           <w:rPr>
@@ -4214,7 +4219,7 @@
           <w14:ligatures w14:val="standardContextual"/>
         </w:rPr>
       </w:pPr>
-      <w:hyperlink w:anchor="_Toc223004682" w:history="1">
+      <w:hyperlink w:anchor="_Toc229650302" w:history="1">
         <w:r>
           <w:rPr>
             <w:rStyle w:val="Hyperlink"/>
@@ -4241,7 +4246,7 @@
             <w:noProof/>
             <w:webHidden/>
           </w:rPr>
-          <w:instrText xml:space="preserve"> PAGEREF _Toc223004682 \h </w:instrText>
+          <w:instrText xml:space="preserve"> PAGEREF _Toc229650302 \h </w:instrText>
         </w:r>
         <w:r>
           <w:rPr>
@@ -4261,7 +4266,7 @@
             <w:noProof/>
             <w:webHidden/>
           </w:rPr>
-          <w:t>35</w:t>
+          <w:t>33</w:t>
         </w:r>
         <w:r>
           <w:rPr>
@@ -4301,7 +4306,7 @@
       <w:bookmarkStart w:id="8" w:name="_Toc38846108"/>
       <w:bookmarkStart w:id="9" w:name="_Toc345074640"/>
       <w:bookmarkStart w:id="10" w:name="_Toc18414898"/>
-      <w:bookmarkStart w:id="11" w:name="_Toc223004635"/>
+      <w:bookmarkStart w:id="11" w:name="_Toc229650255"/>
       <w:bookmarkEnd w:id="0"/>
       <w:bookmarkEnd w:id="1"/>
       <w:r>
@@ -4427,7 +4432,7 @@
         </w:rPr>
       </w:pPr>
       <w:bookmarkStart w:id="14" w:name="_Toc18414904"/>
-      <w:bookmarkStart w:id="15" w:name="_Toc223004636"/>
+      <w:bookmarkStart w:id="15" w:name="_Toc229650256"/>
       <w:bookmarkEnd w:id="12"/>
       <w:r>
         <w:rPr>
@@ -4461,24 +4466,13 @@
         </w:rPr>
         <w:t xml:space="preserve"> and questions need to be addressed</w:t>
       </w:r>
-      <w:ins w:id="16" w:author="Kurt Elliason" w:date="2026-05-06T14:32:00Z" w16du:dateUtc="2026-05-06T19:32:00Z">
-        <w:r>
-          <w:rPr>
-            <w:i w:val="0"/>
-            <w:iCs/>
-          </w:rPr>
-          <w:t xml:space="preserve"> by the P</w:t>
-        </w:r>
-      </w:ins>
-      <w:ins w:id="17" w:author="Kurt Elliason" w:date="2026-05-06T14:33:00Z" w16du:dateUtc="2026-05-06T19:33:00Z">
-        <w:r>
-          <w:rPr>
-            <w:i w:val="0"/>
-            <w:iCs/>
-          </w:rPr>
-          <w:t>CMC working group during the Trial Implementation</w:t>
-        </w:r>
-      </w:ins>
+      <w:r>
+        <w:rPr>
+          <w:i w:val="0"/>
+          <w:iCs/>
+        </w:rPr>
+        <w:t xml:space="preserve"> by the PCMC working group during the Trial Implementation</w:t>
+      </w:r>
       <w:r>
         <w:rPr>
           <w:i w:val="0"/>
@@ -4501,735 +4495,81 @@
       </w:pPr>
       <w:r>
         <w:rPr>
-          <w:b/>
-          <w:bCs/>
           <w:i w:val="0"/>
           <w:iCs/>
         </w:rPr>
-        <w:t>3.</w:t>
-      </w:r>
-      <w:r>
-        <w:rPr>
-          <w:b/>
-          <w:bCs/>
+        <w:t>Shall we also consider any non-heartbeat message as a heartbeat message which resets the heartbeat timer on both sides?</w:t>
+      </w:r>
+      <w:r>
+        <w:rPr>
           <w:i w:val="0"/>
           <w:iCs/>
         </w:rPr>
-        <w:t>53</w:t>
-      </w:r>
-      <w:r>
-        <w:rPr>
-          <w:b/>
-          <w:bCs/>
+        <w:br/>
+      </w:r>
+      <w:r>
+        <w:rPr>
           <w:i w:val="0"/>
           <w:iCs/>
         </w:rPr>
-        <w:t>.4.1.2 Message Semantics</w:t>
+        <w:br/>
+        <w:t>The problem is that any changes regarding the watchdog parameter must either be sent as an “inline-event” or as a separate message, and the acknowledgement from the</w:t>
       </w:r>
       <w:r>
         <w:rPr>
           <w:i w:val="0"/>
           <w:iCs/>
         </w:rPr>
-        <w:t xml:space="preserve">: </w:t>
+        <w:t xml:space="preserve"> </w:t>
       </w:r>
       <w:r>
         <w:rPr>
           <w:i w:val="0"/>
           <w:iCs/>
         </w:rPr>
-        <w:t xml:space="preserve">Paul Schluter proposed to support also the “start_only” state. This will simplify the state handling at the </w:t>
+        <w:t xml:space="preserve">HC </w:t>
       </w:r>
       <w:r>
         <w:rPr>
           <w:i w:val="0"/>
           <w:iCs/>
         </w:rPr>
-        <w:t>HEARTBEAT</w:t>
+        <w:t xml:space="preserve">cannot clearly distinguish between the acknowledgement of the heartbeat and the actual data message (e. g. </w:t>
       </w:r>
       <w:r>
         <w:rPr>
           <w:i w:val="0"/>
           <w:iCs/>
         </w:rPr>
-        <w:t xml:space="preserve"> </w:t>
+        <w:t xml:space="preserve">HC </w:t>
       </w:r>
       <w:r>
         <w:rPr>
           <w:i w:val="0"/>
           <w:iCs/>
         </w:rPr>
-        <w:t xml:space="preserve">REPORTER and </w:t>
+        <w:t>wants to confirm the non-heartbeat event but wants to indicate that it</w:t>
       </w:r>
       <w:r>
         <w:rPr>
           <w:i w:val="0"/>
           <w:iCs/>
         </w:rPr>
-        <w:t>H</w:t>
+        <w:t xml:space="preserve"> needs to stop the </w:t>
       </w:r>
       <w:r>
         <w:rPr>
           <w:i w:val="0"/>
           <w:iCs/>
         </w:rPr>
-        <w:t>EARTBEAT</w:t>
+        <w:t>heartbeat processing)</w:t>
       </w:r>
       <w:r>
         <w:rPr>
           <w:i w:val="0"/>
           <w:iCs/>
         </w:rPr>
-        <w:t xml:space="preserve"> </w:t>
-      </w:r>
-      <w:r>
-        <w:rPr>
-          <w:i w:val="0"/>
-          <w:iCs/>
-        </w:rPr>
-        <w:t>CONSUMER side.</w:t>
-      </w:r>
-      <w:r>
-        <w:rPr>
-          <w:i w:val="0"/>
-          <w:iCs/>
-        </w:rPr>
-        <w:br/>
-      </w:r>
-      <w:r>
-        <w:rPr>
-          <w:i w:val="0"/>
-          <w:iCs/>
-        </w:rPr>
-        <w:br/>
-        <w:t xml:space="preserve">However, this will limit the ability of the </w:t>
-      </w:r>
-      <w:r>
-        <w:rPr>
-          <w:i w:val="0"/>
-          <w:iCs/>
-        </w:rPr>
-        <w:t xml:space="preserve">HEARTBEAT </w:t>
-      </w:r>
-      <w:r>
-        <w:rPr>
-          <w:i w:val="0"/>
-          <w:iCs/>
-        </w:rPr>
-        <w:t xml:space="preserve">REPORTER to provide additional state changes to the </w:t>
-      </w:r>
-      <w:r>
-        <w:rPr>
-          <w:i w:val="0"/>
-          <w:iCs/>
-        </w:rPr>
-        <w:t xml:space="preserve">HEARTBEAT </w:t>
-      </w:r>
-      <w:r>
-        <w:rPr>
-          <w:i w:val="0"/>
-          <w:iCs/>
-        </w:rPr>
-        <w:t xml:space="preserve">CONSUMER e.g. that the </w:t>
-      </w:r>
-      <w:r>
-        <w:rPr>
-          <w:i w:val="0"/>
-          <w:iCs/>
-        </w:rPr>
-        <w:t xml:space="preserve">HEARTBEAT </w:t>
-      </w:r>
-      <w:r>
-        <w:rPr>
-          <w:i w:val="0"/>
-          <w:iCs/>
-        </w:rPr>
-        <w:t>REPORTER wants to leave the MC gracefully due to a firmware update.</w:t>
-      </w:r>
-    </w:p>
-    <w:p>
-      <w:pPr>
-        <w:pStyle w:val="AuthorInstructions"/>
-        <w:numPr>
-          <w:ilvl w:val="0"/>
-          <w:numId w:val="70"/>
-        </w:numPr>
-        <w:rPr>
-          <w:i w:val="0"/>
-          <w:iCs/>
-        </w:rPr>
-      </w:pPr>
-      <w:r>
-        <w:rPr>
-          <w:b/>
-          <w:bCs/>
-          <w:i w:val="0"/>
-          <w:iCs/>
-        </w:rPr>
-        <w:t>3.</w:t>
-      </w:r>
-      <w:r>
-        <w:rPr>
-          <w:b/>
-          <w:bCs/>
-          <w:i w:val="0"/>
-          <w:iCs/>
-        </w:rPr>
-        <w:t>53</w:t>
-      </w:r>
-      <w:r>
-        <w:rPr>
-          <w:b/>
-          <w:bCs/>
-          <w:i w:val="0"/>
-          <w:iCs/>
-        </w:rPr>
-        <w:t>.4.1.2 Message Semantics</w:t>
-      </w:r>
-      <w:r>
-        <w:rPr>
-          <w:i w:val="0"/>
-          <w:iCs/>
-        </w:rPr>
-        <w:t xml:space="preserve">: </w:t>
-      </w:r>
-      <w:r>
-        <w:rPr>
-          <w:i w:val="0"/>
-          <w:iCs/>
-        </w:rPr>
-        <w:t>Paul Schluter proposed that the periodicity could also be defined in a separate OBX segment that follows the in-line event OBX segment and is sent as a &lt;source&gt; of the in-line event.</w:t>
-      </w:r>
-      <w:r>
-        <w:rPr>
-          <w:i w:val="0"/>
-          <w:iCs/>
-        </w:rPr>
-        <w:br/>
-      </w:r>
-      <w:r>
-        <w:rPr>
-          <w:i w:val="0"/>
-          <w:iCs/>
-        </w:rPr>
-        <w:br/>
-        <w:t xml:space="preserve">My understanding from the last working group review was that the watchdog message shall be as light-weighted as possible. </w:t>
-      </w:r>
-      <w:commentRangeStart w:id="18"/>
-      <w:r>
-        <w:rPr>
-          <w:i w:val="0"/>
-          <w:iCs/>
-        </w:rPr>
-        <w:t>In my opinion, utilizing the OBX-7 for the time limit would slightly be also simpler to parse.</w:t>
-      </w:r>
-      <w:commentRangeEnd w:id="18"/>
-      <w:r>
-        <w:rPr>
-          <w:rStyle w:val="CommentReference"/>
-          <w:i w:val="0"/>
-          <w:iCs/>
-          <w:sz w:val="24"/>
-          <w:szCs w:val="20"/>
-        </w:rPr>
-        <w:commentReference w:id="18"/>
-      </w:r>
-    </w:p>
-    <w:p>
-      <w:pPr>
-        <w:pStyle w:val="AuthorInstructions"/>
-        <w:numPr>
-          <w:ilvl w:val="0"/>
-          <w:numId w:val="70"/>
-        </w:numPr>
-        <w:rPr>
-          <w:i w:val="0"/>
-          <w:iCs/>
-        </w:rPr>
-      </w:pPr>
-      <w:r>
-        <w:rPr>
-          <w:i w:val="0"/>
-          <w:iCs/>
-        </w:rPr>
-        <w:t>Shall we also consider any non-heartbeat message as a heartbeat message which resets the heartbeat timer on both sides?</w:t>
-      </w:r>
-      <w:r>
-        <w:rPr>
-          <w:i w:val="0"/>
-          <w:iCs/>
-        </w:rPr>
-        <w:br/>
-      </w:r>
-      <w:r>
-        <w:rPr>
-          <w:i w:val="0"/>
-          <w:iCs/>
-        </w:rPr>
-        <w:br/>
-        <w:t>The problem is that any changes regarding the watchdog parameter must either be sent as an “inline-event” or as a separate message, and the acknowledgement from the</w:t>
-      </w:r>
-      <w:r>
-        <w:rPr>
-          <w:i w:val="0"/>
-          <w:iCs/>
-        </w:rPr>
-        <w:t xml:space="preserve"> </w:t>
-      </w:r>
-      <w:r>
-        <w:rPr>
-          <w:i w:val="0"/>
-          <w:iCs/>
-        </w:rPr>
-        <w:t xml:space="preserve">HC </w:t>
-      </w:r>
-      <w:r>
-        <w:rPr>
-          <w:i w:val="0"/>
-          <w:iCs/>
-        </w:rPr>
-        <w:t xml:space="preserve">cannot clearly distinguish between the acknowledgement of the heartbeat and the actual data message (e. g. </w:t>
-      </w:r>
-      <w:r>
-        <w:rPr>
-          <w:i w:val="0"/>
-          <w:iCs/>
-        </w:rPr>
-        <w:t xml:space="preserve">HC </w:t>
-      </w:r>
-      <w:r>
-        <w:rPr>
-          <w:i w:val="0"/>
-          <w:iCs/>
-        </w:rPr>
-        <w:t>wants to confirm the non-heartbeat event but wants to indicate that it</w:t>
-      </w:r>
-      <w:r>
-        <w:rPr>
-          <w:i w:val="0"/>
-          <w:iCs/>
-        </w:rPr>
-        <w:t xml:space="preserve"> needs to stop the </w:t>
-      </w:r>
-      <w:r>
-        <w:rPr>
-          <w:i w:val="0"/>
-          <w:iCs/>
-        </w:rPr>
-        <w:t>heartbeat processing)</w:t>
-      </w:r>
-      <w:r>
-        <w:rPr>
-          <w:i w:val="0"/>
-          <w:iCs/>
-        </w:rPr>
         <w:t xml:space="preserve">.  </w:t>
-      </w:r>
-    </w:p>
-    <w:p>
-      <w:pPr>
-        <w:pStyle w:val="AuthorInstructions"/>
-        <w:numPr>
-          <w:ilvl w:val="0"/>
-          <w:numId w:val="70"/>
-        </w:numPr>
-        <w:rPr>
-          <w:i w:val="0"/>
-          <w:iCs/>
-        </w:rPr>
-      </w:pPr>
-      <w:r>
-        <w:rPr>
-          <w:i w:val="0"/>
-          <w:iCs/>
-        </w:rPr>
-        <w:t>Todd Cooper su</w:t>
-      </w:r>
-      <w:r>
-        <w:rPr>
-          <w:i w:val="0"/>
-          <w:iCs/>
-        </w:rPr>
-        <w:t>ggested to have the Send and Acknowledge as one single transaction. However, this makes it a little bit more difficult to describe the t</w:t>
-      </w:r>
-      <w:r>
-        <w:rPr>
-          <w:i w:val="0"/>
-          <w:iCs/>
-        </w:rPr>
-        <w:t>wo different messages in the given transaction sections (readability will decrease).</w:t>
-      </w:r>
-    </w:p>
-    <w:p>
-      <w:pPr>
-        <w:pStyle w:val="AuthorInstructions"/>
-        <w:numPr>
-          <w:ilvl w:val="0"/>
-          <w:numId w:val="70"/>
-        </w:numPr>
-        <w:rPr>
-          <w:i w:val="0"/>
-          <w:iCs/>
-        </w:rPr>
-      </w:pPr>
-      <w:commentRangeStart w:id="19"/>
-      <w:r>
-        <w:rPr>
-          <w:i w:val="0"/>
-          <w:iCs/>
-        </w:rPr>
-        <w:t>Rob Wilder</w:t>
-      </w:r>
-      <w:commentRangeEnd w:id="19"/>
-      <w:r>
-        <w:rPr>
-          <w:rStyle w:val="CommentReference"/>
-          <w:i w:val="0"/>
-          <w:iCs/>
-          <w:sz w:val="24"/>
-          <w:szCs w:val="20"/>
-        </w:rPr>
-        <w:commentReference w:id="19"/>
-      </w:r>
-      <w:r>
-        <w:rPr>
-          <w:i w:val="0"/>
-          <w:iCs/>
-        </w:rPr>
-        <w:t xml:space="preserve">: </w:t>
-      </w:r>
-      <w:r>
-        <w:rPr>
-          <w:i w:val="0"/>
-          <w:iCs/>
-        </w:rPr>
-        <w:t xml:space="preserve">My only question was around line </w:t>
-      </w:r>
-      <w:del w:id="20" w:author="Kurt Elliason" w:date="2026-03-12T10:26:00Z" w16du:dateUtc="2026-03-12T15:26:00Z">
-        <w:r>
-          <w:rPr>
-            <w:i w:val="0"/>
-            <w:iCs/>
-          </w:rPr>
-          <w:delText xml:space="preserve">230 </w:delText>
-        </w:r>
-      </w:del>
-      <w:ins w:id="21" w:author="Kurt Elliason" w:date="2026-03-12T10:26:00Z" w16du:dateUtc="2026-03-12T15:26:00Z">
-        <w:r>
-          <w:rPr>
-            <w:i w:val="0"/>
-            <w:iCs/>
-          </w:rPr>
-          <w:t xml:space="preserve">268 </w:t>
-        </w:r>
-      </w:ins>
-      <w:r>
-        <w:rPr>
-          <w:i w:val="0"/>
-          <w:iCs/>
-        </w:rPr>
-        <w:t>in section 14, item 8.</w:t>
-      </w:r>
-      <w:r>
-        <w:rPr>
-          <w:i w:val="0"/>
-          <w:iCs/>
-        </w:rPr>
-        <w:br/>
-      </w:r>
-      <w:r>
-        <w:rPr>
-          <w:i w:val="0"/>
-          <w:iCs/>
-        </w:rPr>
-        <w:t xml:space="preserve">If a gateway </w:t>
-      </w:r>
-      <w:r>
-        <w:rPr>
-          <w:i w:val="0"/>
-          <w:iCs/>
-        </w:rPr>
-        <w:t xml:space="preserve">HR </w:t>
-      </w:r>
-      <w:r>
-        <w:rPr>
-          <w:i w:val="0"/>
-          <w:iCs/>
-        </w:rPr>
-        <w:t xml:space="preserve">does not take the responsibility for the reliable communication with all the connected devices, the gateway </w:t>
-      </w:r>
-      <w:r>
-        <w:rPr>
-          <w:i w:val="0"/>
-          <w:iCs/>
-        </w:rPr>
-        <w:t xml:space="preserve">HR </w:t>
-      </w:r>
-      <w:r>
-        <w:rPr>
-          <w:i w:val="0"/>
-          <w:iCs/>
-        </w:rPr>
-        <w:t>shall only act as a proxy for the individual devices participating in a MC.</w:t>
-      </w:r>
-      <w:r>
-        <w:rPr>
-          <w:i w:val="0"/>
-          <w:iCs/>
-        </w:rPr>
-        <w:br/>
-      </w:r>
-      <w:r>
-        <w:rPr>
-          <w:i w:val="0"/>
-          <w:iCs/>
-        </w:rPr>
-        <w:t xml:space="preserve">In this case it seems like the </w:t>
-      </w:r>
-      <w:r>
-        <w:rPr>
-          <w:i w:val="0"/>
-          <w:iCs/>
-        </w:rPr>
-        <w:t xml:space="preserve">HR </w:t>
-      </w:r>
-      <w:r>
-        <w:rPr>
-          <w:i w:val="0"/>
-          <w:iCs/>
-        </w:rPr>
-        <w:t xml:space="preserve">is handing off its responsibility to the devices themselves </w:t>
-      </w:r>
-      <w:r>
-        <w:rPr>
-          <w:i w:val="0"/>
-          <w:iCs/>
-        </w:rPr>
-        <w:lastRenderedPageBreak/>
-        <w:t xml:space="preserve">to handle </w:t>
-      </w:r>
-      <w:r>
-        <w:rPr>
-          <w:i w:val="0"/>
-          <w:iCs/>
-        </w:rPr>
-        <w:t xml:space="preserve">HR </w:t>
-      </w:r>
-      <w:r>
-        <w:rPr>
-          <w:i w:val="0"/>
-          <w:iCs/>
-        </w:rPr>
-        <w:t>duties. If I am reading that right then there is a good deal of risk in that approach we should discuss. Am I interpreting this wrong or is my take on this the actual intent?</w:t>
-      </w:r>
-    </w:p>
-    <w:p>
-      <w:pPr>
-        <w:pStyle w:val="AuthorInstructions"/>
-        <w:ind w:left="720"/>
-        <w:rPr>
-          <w:i w:val="0"/>
-          <w:iCs/>
-        </w:rPr>
-      </w:pPr>
-      <w:r>
-        <w:rPr>
-          <w:i w:val="0"/>
-          <w:iCs/>
-        </w:rPr>
-        <w:t>Comment from Peter Kranich:</w:t>
-      </w:r>
-      <w:r>
-        <w:rPr>
-          <w:i w:val="0"/>
-          <w:iCs/>
-        </w:rPr>
-        <w:t xml:space="preserve"> The intent here is that some gateways only “forward” the actual messages from the device (</w:t>
-      </w:r>
-      <w:r>
-        <w:rPr>
-          <w:i w:val="0"/>
-          <w:iCs/>
-        </w:rPr>
-        <w:t>HR</w:t>
-      </w:r>
-      <w:r>
-        <w:rPr>
-          <w:i w:val="0"/>
-          <w:iCs/>
-        </w:rPr>
-        <w:t xml:space="preserve">) through the gateway to the </w:t>
-      </w:r>
-      <w:r>
-        <w:rPr>
-          <w:i w:val="0"/>
-          <w:iCs/>
-        </w:rPr>
-        <w:t>HC</w:t>
-      </w:r>
-      <w:r>
-        <w:rPr>
-          <w:i w:val="0"/>
-          <w:iCs/>
-        </w:rPr>
-        <w:t xml:space="preserve">. There might be some mapping required (from the device’s proprietary protocol to the IHE profile defined HL7 V2 message), but the device is still responsible for the correct heartbeat message and the interpretation of the response from the </w:t>
-      </w:r>
-      <w:r>
-        <w:rPr>
-          <w:i w:val="0"/>
-          <w:iCs/>
-        </w:rPr>
-        <w:t>HC</w:t>
-      </w:r>
-      <w:r>
-        <w:rPr>
-          <w:i w:val="0"/>
-          <w:iCs/>
-        </w:rPr>
-        <w:t>.</w:t>
-      </w:r>
-    </w:p>
-    <w:p>
-      <w:pPr>
-        <w:pStyle w:val="AuthorInstructions"/>
-        <w:ind w:left="720"/>
-        <w:rPr>
-          <w:i w:val="0"/>
-          <w:iCs/>
-        </w:rPr>
-      </w:pPr>
-      <w:r>
-        <w:rPr>
-          <w:i w:val="0"/>
-          <w:iCs/>
-        </w:rPr>
-        <w:t xml:space="preserve">I’m personally do not see a risk here since the device is still responsible for MC: if the gateway cannot send the heartbeat message, the device and the </w:t>
-      </w:r>
-      <w:r>
-        <w:rPr>
-          <w:i w:val="0"/>
-          <w:iCs/>
-        </w:rPr>
-        <w:t xml:space="preserve">HC </w:t>
-      </w:r>
-      <w:r>
-        <w:rPr>
-          <w:i w:val="0"/>
-          <w:iCs/>
-        </w:rPr>
-        <w:t xml:space="preserve">will detect a timeout; if the gateway can send the heartbeat message but not the response from the </w:t>
-      </w:r>
-      <w:r>
-        <w:rPr>
-          <w:i w:val="0"/>
-          <w:iCs/>
-        </w:rPr>
-        <w:t>HC</w:t>
-      </w:r>
-      <w:r>
-        <w:rPr>
-          <w:i w:val="0"/>
-          <w:iCs/>
-        </w:rPr>
-        <w:t xml:space="preserve">, the device will detect a timeout; if the gateway maps the heartbeat message or the response message incorrectly, the error will be detected by the </w:t>
-      </w:r>
-      <w:r>
-        <w:rPr>
-          <w:i w:val="0"/>
-          <w:iCs/>
-        </w:rPr>
-        <w:t xml:space="preserve">HC </w:t>
-      </w:r>
-      <w:r>
-        <w:rPr>
-          <w:i w:val="0"/>
-          <w:iCs/>
-        </w:rPr>
-        <w:t xml:space="preserve">and/or </w:t>
-      </w:r>
-      <w:r>
-        <w:rPr>
-          <w:i w:val="0"/>
-          <w:iCs/>
-        </w:rPr>
-        <w:t>HR</w:t>
-      </w:r>
-      <w:r>
-        <w:rPr>
-          <w:i w:val="0"/>
-          <w:iCs/>
-        </w:rPr>
-        <w:t>.</w:t>
-      </w:r>
-    </w:p>
-    <w:p>
-      <w:pPr>
-        <w:pStyle w:val="AuthorInstructions"/>
-        <w:numPr>
-          <w:ilvl w:val="0"/>
-          <w:numId w:val="70"/>
-        </w:numPr>
-        <w:rPr>
-          <w:i w:val="0"/>
-          <w:iCs/>
-        </w:rPr>
-      </w:pPr>
-      <w:r>
-        <w:rPr>
-          <w:i w:val="0"/>
-          <w:iCs/>
-        </w:rPr>
-        <w:t>Rob Wilder: In the transactions it seems like there is a departure from the PCD-05 model and still an indication of awareness of the end point communication devices by the AR/</w:t>
-      </w:r>
-      <w:r>
-        <w:rPr>
-          <w:i w:val="0"/>
-          <w:iCs/>
-        </w:rPr>
-        <w:t xml:space="preserve">HR </w:t>
-      </w:r>
-      <w:r>
-        <w:rPr>
-          <w:i w:val="0"/>
-          <w:iCs/>
-        </w:rPr>
-        <w:t>actors. There is also some concern in regard to what looks to be implied AR awareness of endpoint communication assignments along with status of those end points. I would like to find some time for some additional discussion on end to end to verification to review this further.  We do not have another ACM WG meeting until next month but I could set up a special session or we can cover in the back end of a domain meeting as well.</w:t>
-      </w:r>
-      <w:r>
-        <w:rPr>
-          <w:i w:val="0"/>
-          <w:iCs/>
-        </w:rPr>
-        <w:br/>
-      </w:r>
-      <w:r>
-        <w:rPr>
-          <w:i w:val="0"/>
-          <w:iCs/>
-        </w:rPr>
-        <w:br/>
-        <w:t>Comment from Peter Kranich:</w:t>
-      </w:r>
-      <w:r>
-        <w:rPr>
-          <w:i w:val="0"/>
-          <w:iCs/>
-        </w:rPr>
-        <w:t xml:space="preserve"> There are two aspects why not using a PCD-05 message: a.) the PCMC can be used for multiple IHE profiles and is not limited to the ACM profile (although it has a great value for this profile), and </w:t>
-      </w:r>
-      <w:r>
-        <w:rPr>
-          <w:i w:val="0"/>
-          <w:iCs/>
-        </w:rPr>
-        <w:br/>
-      </w:r>
-      <w:r>
-        <w:rPr>
-          <w:i w:val="0"/>
-          <w:iCs/>
-        </w:rPr>
-        <w:t>b.) my understanding is that a PCD-05 is always tied to a previous alert event announced by a PCD-04. However, the PCMC is independent of any active alert events. The PCMC profile ensures that if there was an active alert event, the AR and the AM would be capable of announcing the alert to the caregiver.</w:t>
       </w:r>
     </w:p>
     <w:p>
@@ -5243,20 +4583,20 @@
           <w:noProof w:val="0"/>
         </w:rPr>
       </w:pPr>
-      <w:bookmarkStart w:id="22" w:name="_Toc345074642"/>
-      <w:bookmarkStart w:id="23" w:name="_Toc18414905"/>
-      <w:bookmarkStart w:id="24" w:name="_Toc223004637"/>
-      <w:bookmarkStart w:id="25" w:name="_Toc473170357"/>
-      <w:bookmarkStart w:id="26" w:name="_Toc504625754"/>
+      <w:bookmarkStart w:id="16" w:name="_Toc345074642"/>
+      <w:bookmarkStart w:id="17" w:name="_Toc18414905"/>
+      <w:bookmarkStart w:id="18" w:name="_Toc473170357"/>
+      <w:bookmarkStart w:id="19" w:name="_Toc504625754"/>
+      <w:bookmarkStart w:id="20" w:name="_Toc229650257"/>
       <w:r>
         <w:rPr>
           <w:noProof w:val="0"/>
         </w:rPr>
         <w:t>Closed Issues</w:t>
       </w:r>
-      <w:bookmarkEnd w:id="22"/>
-      <w:bookmarkEnd w:id="23"/>
-      <w:bookmarkEnd w:id="24"/>
+      <w:bookmarkEnd w:id="16"/>
+      <w:bookmarkEnd w:id="17"/>
+      <w:bookmarkEnd w:id="20"/>
     </w:p>
     <w:p>
       <w:pPr>
@@ -5278,251 +4618,8 @@
           <w:i w:val="0"/>
           <w:iCs/>
         </w:rPr>
-        <w:t xml:space="preserve">issues and questions has been </w:t>
-      </w:r>
-      <w:commentRangeStart w:id="27"/>
-      <w:commentRangeStart w:id="28"/>
-      <w:r>
-        <w:rPr>
-          <w:i w:val="0"/>
-          <w:iCs/>
-        </w:rPr>
-        <w:t>addressed</w:t>
-      </w:r>
-      <w:commentRangeEnd w:id="27"/>
-      <w:r>
-        <w:rPr>
-          <w:rStyle w:val="CommentReference"/>
-          <w:i w:val="0"/>
-          <w:iCs/>
-          <w:sz w:val="24"/>
-          <w:szCs w:val="20"/>
-        </w:rPr>
-        <w:commentReference w:id="27"/>
-      </w:r>
-      <w:commentRangeEnd w:id="28"/>
-      <w:r>
-        <w:rPr>
-          <w:rStyle w:val="CommentReference"/>
-          <w:i w:val="0"/>
-          <w:iCs/>
-          <w:sz w:val="24"/>
-          <w:szCs w:val="20"/>
-        </w:rPr>
-        <w:commentReference w:id="28"/>
-      </w:r>
-      <w:r>
-        <w:rPr>
-          <w:i w:val="0"/>
-          <w:iCs/>
-        </w:rPr>
-        <w:t>:</w:t>
-      </w:r>
-    </w:p>
-    <w:p>
-      <w:pPr>
-        <w:pStyle w:val="AuthorInstructions"/>
-        <w:numPr>
-          <w:ilvl w:val="0"/>
-          <w:numId w:val="78"/>
-        </w:numPr>
-        <w:rPr>
-          <w:del w:id="29" w:author="Kurt Elliason" w:date="2026-05-06T14:30:00Z" w16du:dateUtc="2026-05-06T19:30:00Z"/>
-          <w:i w:val="0"/>
-          <w:iCs/>
-        </w:rPr>
-      </w:pPr>
-      <w:del w:id="30" w:author="Kurt Elliason" w:date="2026-05-06T14:30:00Z" w16du:dateUtc="2026-05-06T19:30:00Z">
-        <w:r>
-          <w:rPr>
-            <w:i w:val="0"/>
-            <w:iCs/>
-          </w:rPr>
-          <w:delText xml:space="preserve">According to Paul Schluter, the issue </w:delText>
-        </w:r>
-        <w:r>
-          <w:rPr>
-            <w:i w:val="0"/>
-            <w:iCs/>
-          </w:rPr>
-          <w:delText>can be closed: “</w:delText>
-        </w:r>
-        <w:r>
-          <w:rPr>
-            <w:i w:val="0"/>
-            <w:iCs/>
-          </w:rPr>
-          <w:delText>Treating MDC_EVT_WATCHDOG as an event that spans multiple timing trials is fine, and it provides a clean way of starting and ending the watchdog timing trials.  Please feel free to remove lines 125 to 131 inclusive if you’d like.</w:delText>
-        </w:r>
-        <w:r>
-          <w:rPr>
-            <w:i w:val="0"/>
-            <w:iCs/>
-          </w:rPr>
-          <w:delText>”</w:delText>
-        </w:r>
-      </w:del>
-    </w:p>
-    <w:p>
-      <w:pPr>
-        <w:pStyle w:val="AuthorInstructions"/>
-        <w:numPr>
-          <w:ilvl w:val="0"/>
-          <w:numId w:val="78"/>
-        </w:numPr>
-        <w:rPr>
-          <w:del w:id="31" w:author="Kurt Elliason" w:date="2026-05-06T14:30:00Z" w16du:dateUtc="2026-05-06T19:30:00Z"/>
-          <w:i w:val="0"/>
-          <w:iCs/>
-        </w:rPr>
-      </w:pPr>
-      <w:del w:id="32" w:author="Kurt Elliason" w:date="2026-05-06T14:30:00Z" w16du:dateUtc="2026-05-06T19:30:00Z">
-        <w:r>
-          <w:rPr>
-            <w:i w:val="0"/>
-            <w:iCs/>
-          </w:rPr>
-          <w:delText xml:space="preserve">According to Paul Schluter, the issue </w:delText>
-        </w:r>
-        <w:r>
-          <w:rPr>
-            <w:i w:val="0"/>
-            <w:iCs/>
-          </w:rPr>
-          <w:delText xml:space="preserve">can be closed with additional </w:delText>
-        </w:r>
-        <w:r>
-          <w:rPr>
-            <w:i w:val="0"/>
-            <w:iCs/>
-          </w:rPr>
-          <w:delText>recommendation</w:delText>
-        </w:r>
-        <w:r>
-          <w:rPr>
-            <w:i w:val="0"/>
-            <w:iCs/>
-          </w:rPr>
-          <w:delText xml:space="preserve"> in the </w:delText>
-        </w:r>
-        <w:r>
-          <w:rPr>
-            <w:i w:val="0"/>
-            <w:iCs/>
-          </w:rPr>
-          <w:delText>related section: “</w:delText>
-        </w:r>
-        <w:r>
-          <w:rPr>
-            <w:i w:val="0"/>
-            <w:iCs/>
-          </w:rPr>
-          <w:delText xml:space="preserve">You can remove this comment as well.  That said, I would recommend that the profile recommend that the testing period be some factor (e.g. 2X) the latency limit expressed in OBX-7 ‘Reference Range’ be described as the desired </w:delText>
-        </w:r>
-        <w:r>
-          <w:rPr>
-            <w:i w:val="0"/>
-            <w:iCs/>
-          </w:rPr>
-          <w:lastRenderedPageBreak/>
-          <w:delText>maximum one-way latency and that the recommended testing period be at least twice that amount to reduce the likelihood of confusion between the messages and responses.  For example, if you require a maximum one-way latency of less than two seconds, why not test at a period of five to ten seconds?  [This can be resolved during the public comment discussion with the larger group, since others may want to weigh in on this topic.  It’s up to you.]</w:delText>
-        </w:r>
-        <w:r>
-          <w:rPr>
-            <w:i w:val="0"/>
-            <w:iCs/>
-          </w:rPr>
-          <w:delText>”</w:delText>
-        </w:r>
-      </w:del>
-    </w:p>
-    <w:p>
-      <w:pPr>
-        <w:pStyle w:val="AuthorInstructions"/>
-        <w:numPr>
-          <w:ilvl w:val="0"/>
-          <w:numId w:val="78"/>
-        </w:numPr>
-        <w:rPr>
-          <w:del w:id="33" w:author="Kurt Elliason" w:date="2026-05-06T14:30:00Z" w16du:dateUtc="2026-05-06T19:30:00Z"/>
-          <w:i w:val="0"/>
-          <w:iCs/>
-        </w:rPr>
-      </w:pPr>
-      <w:del w:id="34" w:author="Kurt Elliason" w:date="2026-05-06T14:30:00Z" w16du:dateUtc="2026-05-06T19:30:00Z">
-        <w:r>
-          <w:rPr>
-            <w:i w:val="0"/>
-            <w:iCs/>
-          </w:rPr>
-          <w:delText>tbd</w:delText>
-        </w:r>
-        <w:r>
-          <w:rPr>
-            <w:i w:val="0"/>
-            <w:iCs/>
-          </w:rPr>
-          <w:delText>.</w:delText>
-        </w:r>
-      </w:del>
-    </w:p>
-    <w:p>
-      <w:pPr>
-        <w:pStyle w:val="AuthorInstructions"/>
-        <w:numPr>
-          <w:ilvl w:val="0"/>
-          <w:numId w:val="78"/>
-        </w:numPr>
-        <w:rPr>
-          <w:del w:id="35" w:author="Kurt Elliason" w:date="2026-05-06T14:30:00Z" w16du:dateUtc="2026-05-06T19:30:00Z"/>
-          <w:i w:val="0"/>
-          <w:iCs/>
-        </w:rPr>
-      </w:pPr>
-      <w:del w:id="36" w:author="Kurt Elliason" w:date="2026-05-06T14:30:00Z" w16du:dateUtc="2026-05-06T19:30:00Z">
-        <w:r>
-          <w:rPr>
-            <w:i w:val="0"/>
-            <w:iCs/>
-          </w:rPr>
-          <w:delText xml:space="preserve">Decision was made on </w:delText>
-        </w:r>
-        <w:r>
-          <w:rPr>
-            <w:i w:val="0"/>
-            <w:iCs/>
-          </w:rPr>
-          <w:delText>10-July-2025 to have only one</w:delText>
-        </w:r>
-        <w:r>
-          <w:rPr>
-            <w:i w:val="0"/>
-            <w:iCs/>
-          </w:rPr>
-          <w:delText xml:space="preserve"> transaction since the acknowledgement is a standard HL7 message acknowledgment message</w:delText>
-        </w:r>
-        <w:r>
-          <w:rPr>
-            <w:i w:val="0"/>
-            <w:iCs/>
-          </w:rPr>
-          <w:delText xml:space="preserve"> in response to the </w:delText>
-        </w:r>
-        <w:r>
-          <w:rPr>
-            <w:i w:val="0"/>
-            <w:iCs/>
-          </w:rPr>
-          <w:delText>h</w:delText>
-        </w:r>
-        <w:r>
-          <w:rPr>
-            <w:i w:val="0"/>
-            <w:iCs/>
-          </w:rPr>
-          <w:delText>eartbeat message.</w:delText>
-        </w:r>
-      </w:del>
+        <w:t>issues and questions has been addressed:</w:t>
+      </w:r>
     </w:p>
     <w:p>
       <w:pPr>
@@ -5540,9 +4637,9 @@
           <w:noProof w:val="0"/>
         </w:rPr>
       </w:pPr>
-      <w:bookmarkStart w:id="37" w:name="_Toc223004638"/>
-      <w:bookmarkStart w:id="38" w:name="_Toc345074643"/>
-      <w:bookmarkStart w:id="39" w:name="_Toc18414906"/>
+      <w:bookmarkStart w:id="21" w:name="_Toc345074643"/>
+      <w:bookmarkStart w:id="22" w:name="_Toc18414906"/>
+      <w:bookmarkStart w:id="23" w:name="_Toc229650258"/>
       <w:r>
         <w:rPr>
           <w:noProof w:val="0"/>
@@ -5550,17 +4647,17 @@
         <w:lastRenderedPageBreak/>
         <w:t>IHE Technical Frameworks General Introduction</w:t>
       </w:r>
-      <w:bookmarkEnd w:id="37"/>
+      <w:bookmarkEnd w:id="23"/>
     </w:p>
     <w:p>
       <w:pPr>
         <w:pStyle w:val="BodyText"/>
       </w:pPr>
-      <w:bookmarkStart w:id="40" w:name="_Hlk74577429"/>
+      <w:bookmarkStart w:id="24" w:name="_Hlk74577429"/>
       <w:r>
         <w:t xml:space="preserve">The </w:t>
       </w:r>
-      <w:hyperlink r:id="rId22" w:history="1">
+      <w:hyperlink r:id="rId18" w:history="1">
         <w:r>
           <w:rPr>
             <w:rStyle w:val="Hyperlink"/>
@@ -5595,7 +4692,7 @@
       <w:r>
         <w:t>document where appropriate</w:t>
       </w:r>
-      <w:bookmarkEnd w:id="40"/>
+      <w:bookmarkEnd w:id="24"/>
       <w:r>
         <w:t>.</w:t>
       </w:r>
@@ -5605,127 +4702,145 @@
         <w:pStyle w:val="Heading1"/>
         <w:pageBreakBefore w:val="0"/>
       </w:pPr>
-      <w:bookmarkStart w:id="41" w:name="_Toc341951395"/>
-      <w:bookmarkStart w:id="42" w:name="_Toc18418175"/>
-      <w:bookmarkStart w:id="43" w:name="_Toc223004639"/>
+      <w:bookmarkStart w:id="25" w:name="_Toc341951395"/>
+      <w:bookmarkStart w:id="26" w:name="_Toc18418175"/>
+      <w:bookmarkStart w:id="27" w:name="_Toc229650259"/>
       <w:r>
         <w:t>Copyright Licenses</w:t>
       </w:r>
+      <w:bookmarkEnd w:id="25"/>
+      <w:bookmarkEnd w:id="26"/>
+      <w:bookmarkEnd w:id="27"/>
+    </w:p>
+    <w:p>
+      <w:pPr>
+        <w:pStyle w:val="BodyText"/>
+      </w:pPr>
+      <w:bookmarkStart w:id="28" w:name="_Hlk78989555"/>
+      <w:r>
+        <w:t xml:space="preserve">IHE technical documents refer to, and make use of, a number of standards developed and published by several </w:t>
+      </w:r>
+      <w:proofErr w:type="gramStart"/>
+      <w:r>
+        <w:t>standards</w:t>
+      </w:r>
+      <w:proofErr w:type="gramEnd"/>
+      <w:r>
+        <w:t xml:space="preserve"> development organizations.</w:t>
+      </w:r>
+      <w:r>
+        <w:t xml:space="preserve"> </w:t>
+      </w:r>
+      <w:r>
+        <w:t xml:space="preserve">Please refer to the IHE Technical Frameworks General Introduction, </w:t>
+      </w:r>
+      <w:hyperlink r:id="rId19" w:history="1">
+        <w:r>
+          <w:rPr>
+            <w:rStyle w:val="Hyperlink"/>
+          </w:rPr>
+          <w:t>Section 9 - Copyright Licenses</w:t>
+        </w:r>
+      </w:hyperlink>
+      <w:r>
+        <w:t xml:space="preserve"> </w:t>
+      </w:r>
+      <w:r>
+        <w:t>for copyright license information for frequently referenced base standards</w:t>
+      </w:r>
+      <w:r>
+        <w:t>. Information pertaining to the use of IHE International copyrighted materials is also available there.</w:t>
+      </w:r>
+    </w:p>
+    <w:p>
+      <w:pPr>
+        <w:pStyle w:val="Heading1"/>
+        <w:pageBreakBefore w:val="0"/>
+      </w:pPr>
+      <w:bookmarkStart w:id="29" w:name="_Toc71799277"/>
+      <w:bookmarkStart w:id="30" w:name="_Toc71799500"/>
+      <w:bookmarkStart w:id="31" w:name="_Toc79571045"/>
+      <w:bookmarkStart w:id="32" w:name="_Toc80108301"/>
+      <w:bookmarkStart w:id="33" w:name="_Toc80108471"/>
+      <w:bookmarkStart w:id="34" w:name="_Toc71799278"/>
+      <w:bookmarkStart w:id="35" w:name="_Toc71799501"/>
+      <w:bookmarkStart w:id="36" w:name="_Toc79571046"/>
+      <w:bookmarkStart w:id="37" w:name="_Toc80108302"/>
+      <w:bookmarkStart w:id="38" w:name="_Toc80108472"/>
+      <w:bookmarkStart w:id="39" w:name="_Toc71799279"/>
+      <w:bookmarkStart w:id="40" w:name="_Toc71799502"/>
+      <w:bookmarkStart w:id="41" w:name="_Toc79571047"/>
+      <w:bookmarkStart w:id="42" w:name="_Toc80108303"/>
+      <w:bookmarkStart w:id="43" w:name="_Toc80108473"/>
+      <w:bookmarkStart w:id="44" w:name="_Toc71799280"/>
+      <w:bookmarkStart w:id="45" w:name="_Toc71799503"/>
+      <w:bookmarkStart w:id="46" w:name="_Toc79571048"/>
+      <w:bookmarkStart w:id="47" w:name="_Toc80108304"/>
+      <w:bookmarkStart w:id="48" w:name="_Toc80108474"/>
+      <w:bookmarkStart w:id="49" w:name="_Toc71799281"/>
+      <w:bookmarkStart w:id="50" w:name="_Toc71799504"/>
+      <w:bookmarkStart w:id="51" w:name="_Toc79571049"/>
+      <w:bookmarkStart w:id="52" w:name="_Toc80108305"/>
+      <w:bookmarkStart w:id="53" w:name="_Toc80108475"/>
+      <w:bookmarkStart w:id="54" w:name="_Toc71799282"/>
+      <w:bookmarkStart w:id="55" w:name="_Toc71799505"/>
+      <w:bookmarkStart w:id="56" w:name="_Toc79571050"/>
+      <w:bookmarkStart w:id="57" w:name="_Toc80108306"/>
+      <w:bookmarkStart w:id="58" w:name="_Toc80108476"/>
+      <w:bookmarkStart w:id="59" w:name="_Toc71799283"/>
+      <w:bookmarkStart w:id="60" w:name="_Toc71799506"/>
+      <w:bookmarkStart w:id="61" w:name="_Toc79571051"/>
+      <w:bookmarkStart w:id="62" w:name="_Toc80108307"/>
+      <w:bookmarkStart w:id="63" w:name="_Toc80108477"/>
+      <w:bookmarkStart w:id="64" w:name="_Toc71799284"/>
+      <w:bookmarkStart w:id="65" w:name="_Toc71799507"/>
+      <w:bookmarkStart w:id="66" w:name="_Toc79571052"/>
+      <w:bookmarkStart w:id="67" w:name="_Toc80108308"/>
+      <w:bookmarkStart w:id="68" w:name="_Toc80108478"/>
+      <w:bookmarkStart w:id="69" w:name="_Toc71799285"/>
+      <w:bookmarkStart w:id="70" w:name="_Toc71799508"/>
+      <w:bookmarkStart w:id="71" w:name="_Toc79571053"/>
+      <w:bookmarkStart w:id="72" w:name="_Toc80108309"/>
+      <w:bookmarkStart w:id="73" w:name="_Toc80108479"/>
+      <w:bookmarkStart w:id="74" w:name="_Toc71799286"/>
+      <w:bookmarkStart w:id="75" w:name="_Toc71799509"/>
+      <w:bookmarkStart w:id="76" w:name="_Toc79571054"/>
+      <w:bookmarkStart w:id="77" w:name="_Toc80108310"/>
+      <w:bookmarkStart w:id="78" w:name="_Toc80108480"/>
+      <w:bookmarkStart w:id="79" w:name="_Toc71799287"/>
+      <w:bookmarkStart w:id="80" w:name="_Toc71799510"/>
+      <w:bookmarkStart w:id="81" w:name="_Toc79571055"/>
+      <w:bookmarkStart w:id="82" w:name="_Toc80108311"/>
+      <w:bookmarkStart w:id="83" w:name="_Toc80108481"/>
+      <w:bookmarkStart w:id="84" w:name="_Toc71799288"/>
+      <w:bookmarkStart w:id="85" w:name="_Toc71799511"/>
+      <w:bookmarkStart w:id="86" w:name="_Toc79571056"/>
+      <w:bookmarkStart w:id="87" w:name="_Toc80108312"/>
+      <w:bookmarkStart w:id="88" w:name="_Toc80108482"/>
+      <w:bookmarkStart w:id="89" w:name="_Toc71799289"/>
+      <w:bookmarkStart w:id="90" w:name="_Toc71799512"/>
+      <w:bookmarkStart w:id="91" w:name="_Toc79571057"/>
+      <w:bookmarkStart w:id="92" w:name="_Toc80108313"/>
+      <w:bookmarkStart w:id="93" w:name="_Toc80108483"/>
+      <w:bookmarkStart w:id="94" w:name="_Toc341951397"/>
+      <w:bookmarkStart w:id="95" w:name="_Toc18418181"/>
+      <w:bookmarkStart w:id="96" w:name="_Toc229650260"/>
+      <w:bookmarkEnd w:id="28"/>
+      <w:bookmarkEnd w:id="29"/>
+      <w:bookmarkEnd w:id="30"/>
+      <w:bookmarkEnd w:id="31"/>
+      <w:bookmarkEnd w:id="32"/>
+      <w:bookmarkEnd w:id="33"/>
+      <w:bookmarkEnd w:id="34"/>
+      <w:bookmarkEnd w:id="35"/>
+      <w:bookmarkEnd w:id="36"/>
+      <w:bookmarkEnd w:id="37"/>
+      <w:bookmarkEnd w:id="38"/>
+      <w:bookmarkEnd w:id="39"/>
+      <w:bookmarkEnd w:id="40"/>
       <w:bookmarkEnd w:id="41"/>
       <w:bookmarkEnd w:id="42"/>
       <w:bookmarkEnd w:id="43"/>
-    </w:p>
-    <w:p>
-      <w:pPr>
-        <w:pStyle w:val="BodyText"/>
-      </w:pPr>
-      <w:bookmarkStart w:id="44" w:name="_Hlk78989555"/>
-      <w:r>
-        <w:t xml:space="preserve">IHE technical documents refer to, and make use of, a number of standards developed and published by several </w:t>
-      </w:r>
-      <w:r>
-        <w:t>standards</w:t>
-      </w:r>
-      <w:r>
-        <w:t xml:space="preserve"> development organizations.</w:t>
-      </w:r>
-      <w:r>
-        <w:t xml:space="preserve"> </w:t>
-      </w:r>
-      <w:r>
-        <w:t xml:space="preserve">Please refer to the IHE Technical Frameworks General Introduction, </w:t>
-      </w:r>
-      <w:hyperlink r:id="rId23" w:history="1">
-        <w:r>
-          <w:rPr>
-            <w:rStyle w:val="Hyperlink"/>
-          </w:rPr>
-          <w:t>Section 9 - Copyright Licenses</w:t>
-        </w:r>
-      </w:hyperlink>
-      <w:r>
-        <w:t xml:space="preserve"> </w:t>
-      </w:r>
-      <w:r>
-        <w:t>for copyright license information for frequently referenced base standards</w:t>
-      </w:r>
-      <w:r>
-        <w:t>. Information pertaining to the use of IHE International copyrighted materials is also available there.</w:t>
-      </w:r>
-    </w:p>
-    <w:p>
-      <w:pPr>
-        <w:pStyle w:val="Heading1"/>
-        <w:pageBreakBefore w:val="0"/>
-      </w:pPr>
-      <w:bookmarkStart w:id="45" w:name="_Toc71799277"/>
-      <w:bookmarkStart w:id="46" w:name="_Toc71799500"/>
-      <w:bookmarkStart w:id="47" w:name="_Toc79571045"/>
-      <w:bookmarkStart w:id="48" w:name="_Toc80108301"/>
-      <w:bookmarkStart w:id="49" w:name="_Toc80108471"/>
-      <w:bookmarkStart w:id="50" w:name="_Toc71799278"/>
-      <w:bookmarkStart w:id="51" w:name="_Toc71799501"/>
-      <w:bookmarkStart w:id="52" w:name="_Toc79571046"/>
-      <w:bookmarkStart w:id="53" w:name="_Toc80108302"/>
-      <w:bookmarkStart w:id="54" w:name="_Toc80108472"/>
-      <w:bookmarkStart w:id="55" w:name="_Toc71799279"/>
-      <w:bookmarkStart w:id="56" w:name="_Toc71799502"/>
-      <w:bookmarkStart w:id="57" w:name="_Toc79571047"/>
-      <w:bookmarkStart w:id="58" w:name="_Toc80108303"/>
-      <w:bookmarkStart w:id="59" w:name="_Toc80108473"/>
-      <w:bookmarkStart w:id="60" w:name="_Toc71799280"/>
-      <w:bookmarkStart w:id="61" w:name="_Toc71799503"/>
-      <w:bookmarkStart w:id="62" w:name="_Toc79571048"/>
-      <w:bookmarkStart w:id="63" w:name="_Toc80108304"/>
-      <w:bookmarkStart w:id="64" w:name="_Toc80108474"/>
-      <w:bookmarkStart w:id="65" w:name="_Toc71799281"/>
-      <w:bookmarkStart w:id="66" w:name="_Toc71799504"/>
-      <w:bookmarkStart w:id="67" w:name="_Toc79571049"/>
-      <w:bookmarkStart w:id="68" w:name="_Toc80108305"/>
-      <w:bookmarkStart w:id="69" w:name="_Toc80108475"/>
-      <w:bookmarkStart w:id="70" w:name="_Toc71799282"/>
-      <w:bookmarkStart w:id="71" w:name="_Toc71799505"/>
-      <w:bookmarkStart w:id="72" w:name="_Toc79571050"/>
-      <w:bookmarkStart w:id="73" w:name="_Toc80108306"/>
-      <w:bookmarkStart w:id="74" w:name="_Toc80108476"/>
-      <w:bookmarkStart w:id="75" w:name="_Toc71799283"/>
-      <w:bookmarkStart w:id="76" w:name="_Toc71799506"/>
-      <w:bookmarkStart w:id="77" w:name="_Toc79571051"/>
-      <w:bookmarkStart w:id="78" w:name="_Toc80108307"/>
-      <w:bookmarkStart w:id="79" w:name="_Toc80108477"/>
-      <w:bookmarkStart w:id="80" w:name="_Toc71799284"/>
-      <w:bookmarkStart w:id="81" w:name="_Toc71799507"/>
-      <w:bookmarkStart w:id="82" w:name="_Toc79571052"/>
-      <w:bookmarkStart w:id="83" w:name="_Toc80108308"/>
-      <w:bookmarkStart w:id="84" w:name="_Toc80108478"/>
-      <w:bookmarkStart w:id="85" w:name="_Toc71799285"/>
-      <w:bookmarkStart w:id="86" w:name="_Toc71799508"/>
-      <w:bookmarkStart w:id="87" w:name="_Toc79571053"/>
-      <w:bookmarkStart w:id="88" w:name="_Toc80108309"/>
-      <w:bookmarkStart w:id="89" w:name="_Toc80108479"/>
-      <w:bookmarkStart w:id="90" w:name="_Toc71799286"/>
-      <w:bookmarkStart w:id="91" w:name="_Toc71799509"/>
-      <w:bookmarkStart w:id="92" w:name="_Toc79571054"/>
-      <w:bookmarkStart w:id="93" w:name="_Toc80108310"/>
-      <w:bookmarkStart w:id="94" w:name="_Toc80108480"/>
-      <w:bookmarkStart w:id="95" w:name="_Toc71799287"/>
-      <w:bookmarkStart w:id="96" w:name="_Toc71799510"/>
-      <w:bookmarkStart w:id="97" w:name="_Toc79571055"/>
-      <w:bookmarkStart w:id="98" w:name="_Toc80108311"/>
-      <w:bookmarkStart w:id="99" w:name="_Toc80108481"/>
-      <w:bookmarkStart w:id="100" w:name="_Toc71799288"/>
-      <w:bookmarkStart w:id="101" w:name="_Toc71799511"/>
-      <w:bookmarkStart w:id="102" w:name="_Toc79571056"/>
-      <w:bookmarkStart w:id="103" w:name="_Toc80108312"/>
-      <w:bookmarkStart w:id="104" w:name="_Toc80108482"/>
-      <w:bookmarkStart w:id="105" w:name="_Toc71799289"/>
-      <w:bookmarkStart w:id="106" w:name="_Toc71799512"/>
-      <w:bookmarkStart w:id="107" w:name="_Toc79571057"/>
-      <w:bookmarkStart w:id="108" w:name="_Toc80108313"/>
-      <w:bookmarkStart w:id="109" w:name="_Toc80108483"/>
-      <w:bookmarkStart w:id="110" w:name="_Toc341951397"/>
-      <w:bookmarkStart w:id="111" w:name="_Toc18418181"/>
-      <w:bookmarkStart w:id="112" w:name="_Toc223004640"/>
       <w:bookmarkEnd w:id="44"/>
       <w:bookmarkEnd w:id="45"/>
       <w:bookmarkEnd w:id="46"/>
@@ -5776,28 +4891,12 @@
       <w:bookmarkEnd w:id="91"/>
       <w:bookmarkEnd w:id="92"/>
       <w:bookmarkEnd w:id="93"/>
+      <w:r>
+        <w:t>Trademark</w:t>
+      </w:r>
       <w:bookmarkEnd w:id="94"/>
       <w:bookmarkEnd w:id="95"/>
       <w:bookmarkEnd w:id="96"/>
-      <w:bookmarkEnd w:id="97"/>
-      <w:bookmarkEnd w:id="98"/>
-      <w:bookmarkEnd w:id="99"/>
-      <w:bookmarkEnd w:id="100"/>
-      <w:bookmarkEnd w:id="101"/>
-      <w:bookmarkEnd w:id="102"/>
-      <w:bookmarkEnd w:id="103"/>
-      <w:bookmarkEnd w:id="104"/>
-      <w:bookmarkEnd w:id="105"/>
-      <w:bookmarkEnd w:id="106"/>
-      <w:bookmarkEnd w:id="107"/>
-      <w:bookmarkEnd w:id="108"/>
-      <w:bookmarkEnd w:id="109"/>
-      <w:r>
-        <w:t>Trademark</w:t>
-      </w:r>
-      <w:bookmarkEnd w:id="110"/>
-      <w:bookmarkEnd w:id="111"/>
-      <w:bookmarkEnd w:id="112"/>
     </w:p>
     <w:p>
       <w:pPr>
@@ -5821,7 +4920,7 @@
       <w:r>
         <w:t xml:space="preserve">Please refer to the IHE Technical Frameworks General Introduction, </w:t>
       </w:r>
-      <w:hyperlink r:id="rId24" w:history="1">
+      <w:hyperlink r:id="rId20" w:history="1">
         <w:r>
           <w:rPr>
             <w:rStyle w:val="Hyperlink"/>
@@ -5850,7 +4949,7 @@
           <w:noProof w:val="0"/>
         </w:rPr>
       </w:pPr>
-      <w:bookmarkStart w:id="113" w:name="_Toc223004641"/>
+      <w:bookmarkStart w:id="97" w:name="_Toc229650261"/>
       <w:r>
         <w:rPr>
           <w:noProof w:val="0"/>
@@ -5864,15 +4963,15 @@
         </w:rPr>
         <w:t>General Introduction</w:t>
       </w:r>
-      <w:bookmarkEnd w:id="38"/>
+      <w:bookmarkEnd w:id="21"/>
       <w:r>
         <w:rPr>
           <w:noProof w:val="0"/>
         </w:rPr>
         <w:t xml:space="preserve"> Appendices</w:t>
       </w:r>
-      <w:bookmarkEnd w:id="39"/>
-      <w:bookmarkEnd w:id="113"/>
+      <w:bookmarkEnd w:id="22"/>
+      <w:bookmarkEnd w:id="97"/>
     </w:p>
     <w:p>
       <w:pPr>
@@ -5881,7 +4980,7 @@
       <w:r>
         <w:t xml:space="preserve">The </w:t>
       </w:r>
-      <w:hyperlink r:id="rId25" w:history="1">
+      <w:hyperlink r:id="rId21" w:history="1">
         <w:r>
           <w:rPr>
             <w:rStyle w:val="Hyperlink"/>
@@ -5932,7 +5031,7 @@
       <w:r>
         <w:t xml:space="preserve">the IHE Technical Frameworks General Introduction located </w:t>
       </w:r>
-      <w:hyperlink r:id="rId26" w:history="1">
+      <w:hyperlink r:id="rId22" w:history="1">
         <w:r>
           <w:rPr>
             <w:rStyle w:val="Hyperlink"/>
@@ -5948,7 +5047,7 @@
       <w:pPr>
         <w:pStyle w:val="BodyText"/>
       </w:pPr>
-      <w:bookmarkStart w:id="114" w:name="_Toc345074644"/>
+      <w:bookmarkStart w:id="98" w:name="_Toc345074644"/>
     </w:p>
     <w:p>
       <w:pPr>
@@ -6002,7 +5101,7 @@
       <w:r>
         <w:t xml:space="preserve">Please see </w:t>
       </w:r>
-      <w:hyperlink r:id="rId27" w:history="1">
+      <w:hyperlink r:id="rId23" w:history="1">
         <w:r>
           <w:rPr>
             <w:rStyle w:val="Hyperlink"/>
@@ -6022,12 +5121,12 @@
         <w:pStyle w:val="BodyText"/>
       </w:pPr>
     </w:p>
-    <w:bookmarkStart w:id="115" w:name="_Toc18414907"/>
-    <w:bookmarkStart w:id="116" w:name="OLE_LINK20"/>
-    <w:bookmarkStart w:id="117" w:name="OLE_LINK21"/>
-    <w:bookmarkStart w:id="118" w:name="OLE_LINK22"/>
-    <w:bookmarkStart w:id="119" w:name="OLE_LINK11"/>
-    <w:bookmarkStart w:id="120" w:name="OLE_LINK18"/>
+    <w:bookmarkStart w:id="99" w:name="_Toc18414907"/>
+    <w:bookmarkStart w:id="100" w:name="OLE_LINK20"/>
+    <w:bookmarkStart w:id="101" w:name="OLE_LINK21"/>
+    <w:bookmarkStart w:id="102" w:name="OLE_LINK22"/>
+    <w:bookmarkStart w:id="103" w:name="OLE_LINK11"/>
+    <w:bookmarkStart w:id="104" w:name="OLE_LINK18"/>
     <w:p>
       <w:pPr>
         <w:pStyle w:val="Heading1"/>
@@ -6063,7 +5162,7 @@
         </w:rPr>
         <w:fldChar w:fldCharType="separate"/>
       </w:r>
-      <w:bookmarkStart w:id="121" w:name="_Toc223004642"/>
+      <w:bookmarkStart w:id="105" w:name="_Toc229650262"/>
       <w:r>
         <w:rPr>
           <w:rStyle w:val="Hyperlink"/>
@@ -6083,16 +5182,16 @@
         </w:rPr>
         <w:t xml:space="preserve"> </w:t>
       </w:r>
-      <w:bookmarkStart w:id="122" w:name="OLE_LINK1"/>
-      <w:bookmarkStart w:id="123" w:name="OLE_LINK2"/>
+      <w:bookmarkStart w:id="106" w:name="OLE_LINK1"/>
+      <w:bookmarkStart w:id="107" w:name="OLE_LINK2"/>
       <w:r>
         <w:rPr>
           <w:noProof w:val="0"/>
         </w:rPr>
         <w:t>–</w:t>
       </w:r>
-      <w:bookmarkEnd w:id="122"/>
-      <w:bookmarkEnd w:id="123"/>
+      <w:bookmarkEnd w:id="106"/>
+      <w:bookmarkEnd w:id="107"/>
       <w:r>
         <w:rPr>
           <w:noProof w:val="0"/>
@@ -6102,9 +5201,9 @@
       <w:r>
         <w:t>Actors</w:t>
       </w:r>
-      <w:bookmarkEnd w:id="114"/>
-      <w:bookmarkEnd w:id="115"/>
-      <w:bookmarkEnd w:id="121"/>
+      <w:bookmarkEnd w:id="98"/>
+      <w:bookmarkEnd w:id="99"/>
+      <w:bookmarkEnd w:id="105"/>
     </w:p>
     <w:p>
       <w:pPr>
@@ -6148,7 +5247,7 @@
         </w:rPr>
         <w:t xml:space="preserve">to the </w:t>
       </w:r>
-      <w:hyperlink r:id="rId28" w:history="1">
+      <w:hyperlink r:id="rId24" w:history="1">
         <w:r>
           <w:rPr>
             <w:rStyle w:val="Hyperlink"/>
@@ -6188,16 +5287,16 @@
       <w:pPr>
         <w:pStyle w:val="AuthorInstructions"/>
       </w:pPr>
-      <w:bookmarkStart w:id="124" w:name="OLE_LINK14"/>
-      <w:bookmarkStart w:id="125" w:name="OLE_LINK17"/>
-      <w:bookmarkEnd w:id="116"/>
-      <w:bookmarkEnd w:id="117"/>
-      <w:bookmarkEnd w:id="118"/>
-    </w:p>
-    <w:bookmarkEnd w:id="119"/>
-    <w:bookmarkEnd w:id="120"/>
-    <w:bookmarkEnd w:id="124"/>
-    <w:bookmarkEnd w:id="125"/>
+      <w:bookmarkStart w:id="108" w:name="OLE_LINK14"/>
+      <w:bookmarkStart w:id="109" w:name="OLE_LINK17"/>
+      <w:bookmarkEnd w:id="100"/>
+      <w:bookmarkEnd w:id="101"/>
+      <w:bookmarkEnd w:id="102"/>
+    </w:p>
+    <w:bookmarkEnd w:id="103"/>
+    <w:bookmarkEnd w:id="104"/>
+    <w:bookmarkEnd w:id="108"/>
+    <w:bookmarkEnd w:id="109"/>
     <w:p>
       <w:pPr>
         <w:pStyle w:val="BodyText"/>
@@ -6241,7 +5340,7 @@
             <w:pPr>
               <w:pStyle w:val="TableEntryHeader"/>
             </w:pPr>
-            <w:bookmarkStart w:id="126" w:name="_Hlk5000660"/>
+            <w:bookmarkStart w:id="110" w:name="_Hlk5000660"/>
             <w:r>
               <w:t xml:space="preserve">New </w:t>
             </w:r>
@@ -6393,9 +5492,9 @@
           <w:i/>
         </w:rPr>
       </w:pPr>
-      <w:bookmarkStart w:id="127" w:name="OLE_LINK59"/>
-      <w:bookmarkStart w:id="128" w:name="_Toc345074645"/>
-      <w:bookmarkEnd w:id="126"/>
+      <w:bookmarkStart w:id="111" w:name="OLE_LINK59"/>
+      <w:bookmarkStart w:id="112" w:name="_Toc345074645"/>
+      <w:bookmarkEnd w:id="110"/>
     </w:p>
     <w:p>
       <w:pPr>
@@ -6405,11 +5504,11 @@
         </w:rPr>
       </w:pPr>
     </w:p>
-    <w:bookmarkStart w:id="129" w:name="_Toc18414908"/>
-    <w:bookmarkStart w:id="130" w:name="OLE_LINK23"/>
-    <w:bookmarkStart w:id="131" w:name="OLE_LINK27"/>
-    <w:bookmarkStart w:id="132" w:name="OLE_LINK28"/>
-    <w:bookmarkEnd w:id="127"/>
+    <w:bookmarkStart w:id="113" w:name="_Toc18414908"/>
+    <w:bookmarkStart w:id="114" w:name="OLE_LINK23"/>
+    <w:bookmarkStart w:id="115" w:name="OLE_LINK27"/>
+    <w:bookmarkStart w:id="116" w:name="OLE_LINK28"/>
+    <w:bookmarkEnd w:id="111"/>
     <w:p>
       <w:pPr>
         <w:pStyle w:val="Heading1"/>
@@ -6431,7 +5530,7 @@
       <w:r>
         <w:fldChar w:fldCharType="separate"/>
       </w:r>
-      <w:bookmarkStart w:id="133" w:name="_Toc223004643"/>
+      <w:bookmarkStart w:id="117" w:name="_Toc229650263"/>
       <w:r>
         <w:rPr>
           <w:rStyle w:val="Hyperlink"/>
@@ -6467,9 +5566,9 @@
       <w:r>
         <w:t>Transactions</w:t>
       </w:r>
-      <w:bookmarkEnd w:id="128"/>
-      <w:bookmarkEnd w:id="129"/>
-      <w:bookmarkEnd w:id="133"/>
+      <w:bookmarkEnd w:id="112"/>
+      <w:bookmarkEnd w:id="113"/>
+      <w:bookmarkEnd w:id="117"/>
     </w:p>
     <w:p>
       <w:pPr>
@@ -6504,7 +5603,7 @@
       <w:r>
         <w:t xml:space="preserve"> to the </w:t>
       </w:r>
-      <w:hyperlink r:id="rId29" w:history="1">
+      <w:hyperlink r:id="rId25" w:history="1">
         <w:r>
           <w:rPr>
             <w:rStyle w:val="Hyperlink"/>
@@ -6522,9 +5621,9 @@
         <w:t>:</w:t>
       </w:r>
     </w:p>
-    <w:bookmarkEnd w:id="130"/>
-    <w:bookmarkEnd w:id="131"/>
-    <w:bookmarkEnd w:id="132"/>
+    <w:bookmarkEnd w:id="114"/>
+    <w:bookmarkEnd w:id="115"/>
+    <w:bookmarkEnd w:id="116"/>
     <w:p>
       <w:pPr>
         <w:pStyle w:val="AuthorInstructions"/>
@@ -6679,7 +5778,7 @@
       <w:pPr>
         <w:pStyle w:val="BodyText"/>
       </w:pPr>
-      <w:bookmarkStart w:id="134" w:name="_Toc345074646"/>
+      <w:bookmarkStart w:id="118" w:name="_Toc345074646"/>
     </w:p>
     <w:p>
       <w:pPr>
@@ -6703,9 +5802,9 @@
           <w:noProof w:val="0"/>
         </w:rPr>
       </w:pPr>
-      <w:hyperlink r:id="rId30" w:history="1">
-        <w:bookmarkStart w:id="135" w:name="_Toc18414909"/>
-        <w:bookmarkStart w:id="136" w:name="_Toc223004644"/>
+      <w:hyperlink r:id="rId26" w:history="1">
+        <w:bookmarkStart w:id="119" w:name="_Toc18414909"/>
+        <w:bookmarkStart w:id="120" w:name="_Toc229650264"/>
         <w:r>
           <w:rPr>
             <w:rStyle w:val="Hyperlink"/>
@@ -6720,12 +5819,12 @@
         </w:rPr>
         <w:t xml:space="preserve"> – </w:t>
       </w:r>
-      <w:bookmarkEnd w:id="134"/>
-      <w:bookmarkEnd w:id="135"/>
+      <w:bookmarkEnd w:id="118"/>
+      <w:bookmarkEnd w:id="119"/>
       <w:r>
         <w:t>Glossary</w:t>
       </w:r>
-      <w:bookmarkEnd w:id="136"/>
+      <w:bookmarkEnd w:id="120"/>
     </w:p>
     <w:p>
       <w:pPr>
@@ -6736,7 +5835,7 @@
       <w:pPr>
         <w:pStyle w:val="EditorInstructions"/>
       </w:pPr>
-      <w:bookmarkStart w:id="137" w:name="_Hlk75441020"/>
+      <w:bookmarkStart w:id="121" w:name="_Hlk75441020"/>
       <w:r>
         <w:t xml:space="preserve">Add the following </w:t>
       </w:r>
@@ -6767,7 +5866,7 @@
       <w:r>
         <w:t xml:space="preserve"> </w:t>
       </w:r>
-      <w:bookmarkStart w:id="138" w:name="_Hlk74744705"/>
+      <w:bookmarkStart w:id="122" w:name="_Hlk74744705"/>
       <w:r>
         <w:fldChar w:fldCharType="begin"/>
       </w:r>
@@ -6792,12 +5891,12 @@
       <w:r>
         <w:fldChar w:fldCharType="end"/>
       </w:r>
-      <w:bookmarkEnd w:id="138"/>
+      <w:bookmarkEnd w:id="122"/>
       <w:r>
         <w:t>:</w:t>
       </w:r>
     </w:p>
-    <w:bookmarkEnd w:id="137"/>
+    <w:bookmarkEnd w:id="121"/>
     <w:p>
       <w:pPr>
         <w:pStyle w:val="BodyText"/>
@@ -7311,9 +6410,9 @@
       <w:pPr>
         <w:pStyle w:val="PartTitle"/>
       </w:pPr>
-      <w:bookmarkStart w:id="139" w:name="_Toc345074647"/>
-      <w:bookmarkStart w:id="140" w:name="_Toc18414910"/>
-      <w:bookmarkStart w:id="141" w:name="_Toc223004645"/>
+      <w:bookmarkStart w:id="123" w:name="_Toc345074647"/>
+      <w:bookmarkStart w:id="124" w:name="_Toc18414910"/>
+      <w:bookmarkStart w:id="125" w:name="_Toc229650265"/>
       <w:r>
         <w:lastRenderedPageBreak/>
         <w:t xml:space="preserve">Volume </w:t>
@@ -7330,9 +6429,9 @@
       <w:r>
         <w:t>Profiles</w:t>
       </w:r>
-      <w:bookmarkEnd w:id="139"/>
-      <w:bookmarkEnd w:id="140"/>
-      <w:bookmarkEnd w:id="141"/>
+      <w:bookmarkEnd w:id="123"/>
+      <w:bookmarkEnd w:id="124"/>
+      <w:bookmarkEnd w:id="125"/>
     </w:p>
     <w:p>
       <w:pPr>
@@ -7345,24 +6444,24 @@
           <w:noProof w:val="0"/>
         </w:rPr>
       </w:pPr>
-      <w:bookmarkStart w:id="142" w:name="_Toc345074649"/>
-      <w:bookmarkStart w:id="143" w:name="_Toc18414912"/>
-      <w:bookmarkStart w:id="144" w:name="_Toc223004646"/>
-      <w:bookmarkStart w:id="145" w:name="_Toc530206507"/>
-      <w:bookmarkStart w:id="146" w:name="_Toc1388427"/>
-      <w:bookmarkStart w:id="147" w:name="_Toc1388581"/>
-      <w:bookmarkStart w:id="148" w:name="_Toc1456608"/>
-      <w:bookmarkStart w:id="149" w:name="_Toc37034633"/>
-      <w:bookmarkStart w:id="150" w:name="_Toc38846111"/>
+      <w:bookmarkStart w:id="126" w:name="_Toc345074649"/>
+      <w:bookmarkStart w:id="127" w:name="_Toc18414912"/>
+      <w:bookmarkStart w:id="128" w:name="_Toc530206507"/>
+      <w:bookmarkStart w:id="129" w:name="_Toc1388427"/>
+      <w:bookmarkStart w:id="130" w:name="_Toc1388581"/>
+      <w:bookmarkStart w:id="131" w:name="_Toc1456608"/>
+      <w:bookmarkStart w:id="132" w:name="_Toc37034633"/>
+      <w:bookmarkStart w:id="133" w:name="_Toc38846111"/>
+      <w:bookmarkStart w:id="134" w:name="_Toc229650266"/>
       <w:r>
         <w:rPr>
           <w:noProof w:val="0"/>
         </w:rPr>
         <w:t>Domain-specific additions</w:t>
       </w:r>
-      <w:bookmarkEnd w:id="142"/>
-      <w:bookmarkEnd w:id="143"/>
-      <w:bookmarkEnd w:id="144"/>
+      <w:bookmarkEnd w:id="126"/>
+      <w:bookmarkEnd w:id="127"/>
+      <w:bookmarkEnd w:id="134"/>
     </w:p>
     <w:p>
       <w:pPr>
@@ -7376,22 +6475,22 @@
       <w:pPr>
         <w:pStyle w:val="BodyText"/>
       </w:pPr>
-      <w:bookmarkStart w:id="151" w:name="_Toc473170358"/>
-      <w:bookmarkStart w:id="152" w:name="_Toc504625755"/>
-      <w:bookmarkStart w:id="153" w:name="_Toc530206508"/>
-      <w:bookmarkStart w:id="154" w:name="_Toc1388428"/>
-      <w:bookmarkStart w:id="155" w:name="_Toc1388582"/>
-      <w:bookmarkStart w:id="156" w:name="_Toc1456609"/>
-      <w:bookmarkStart w:id="157" w:name="_Toc37034634"/>
-      <w:bookmarkStart w:id="158" w:name="_Toc38846112"/>
-      <w:bookmarkEnd w:id="25"/>
-      <w:bookmarkEnd w:id="26"/>
-      <w:bookmarkEnd w:id="145"/>
-      <w:bookmarkEnd w:id="146"/>
-      <w:bookmarkEnd w:id="147"/>
-      <w:bookmarkEnd w:id="148"/>
-      <w:bookmarkEnd w:id="149"/>
-      <w:bookmarkEnd w:id="150"/>
+      <w:bookmarkStart w:id="135" w:name="_Toc473170358"/>
+      <w:bookmarkStart w:id="136" w:name="_Toc504625755"/>
+      <w:bookmarkStart w:id="137" w:name="_Toc530206508"/>
+      <w:bookmarkStart w:id="138" w:name="_Toc1388428"/>
+      <w:bookmarkStart w:id="139" w:name="_Toc1388582"/>
+      <w:bookmarkStart w:id="140" w:name="_Toc1456609"/>
+      <w:bookmarkStart w:id="141" w:name="_Toc37034634"/>
+      <w:bookmarkStart w:id="142" w:name="_Toc38846112"/>
+      <w:bookmarkEnd w:id="18"/>
+      <w:bookmarkEnd w:id="19"/>
+      <w:bookmarkEnd w:id="128"/>
+      <w:bookmarkEnd w:id="129"/>
+      <w:bookmarkEnd w:id="130"/>
+      <w:bookmarkEnd w:id="131"/>
+      <w:bookmarkEnd w:id="132"/>
+      <w:bookmarkEnd w:id="133"/>
       <w:r>
         <w:br w:type="page"/>
       </w:r>
@@ -7425,9 +6524,9 @@
           <w:noProof w:val="0"/>
         </w:rPr>
       </w:pPr>
-      <w:bookmarkStart w:id="159" w:name="_Toc345074650"/>
-      <w:bookmarkStart w:id="160" w:name="_Toc18414913"/>
-      <w:bookmarkStart w:id="161" w:name="_Toc223004647"/>
+      <w:bookmarkStart w:id="143" w:name="_Toc345074650"/>
+      <w:bookmarkStart w:id="144" w:name="_Toc18414913"/>
+      <w:bookmarkStart w:id="145" w:name="_Toc229650267"/>
       <w:r>
         <w:rPr>
           <w:noProof w:val="0"/>
@@ -7470,9 +6569,9 @@
         </w:rPr>
         <w:t xml:space="preserve"> Profile</w:t>
       </w:r>
-      <w:bookmarkEnd w:id="159"/>
-      <w:bookmarkEnd w:id="160"/>
-      <w:bookmarkEnd w:id="161"/>
+      <w:bookmarkEnd w:id="143"/>
+      <w:bookmarkEnd w:id="144"/>
+      <w:bookmarkEnd w:id="145"/>
     </w:p>
     <w:p>
       <w:pPr>
@@ -7707,16 +6806,9 @@
         </w:numPr>
         <w:spacing w:before="0"/>
       </w:pPr>
-      <w:del w:id="162" w:author="Kurt Elliason" w:date="2026-03-12T10:46:00Z" w16du:dateUtc="2026-03-12T15:46:00Z">
-        <w:r>
-          <w:delText>If a</w:delText>
-        </w:r>
-      </w:del>
-      <w:ins w:id="163" w:author="Kurt Elliason" w:date="2026-03-12T10:46:00Z" w16du:dateUtc="2026-03-12T15:46:00Z">
-        <w:r>
-          <w:t>A</w:t>
-        </w:r>
-      </w:ins>
+      <w:r>
+        <w:t>A</w:t>
+      </w:r>
       <w:r>
         <w:t xml:space="preserve"> gateway </w:t>
       </w:r>
@@ -7729,31 +6821,9 @@
       <w:r>
         <w:t>HC</w:t>
       </w:r>
-      <w:del w:id="164" w:author="Kurt Elliason" w:date="2026-03-12T10:46:00Z" w16du:dateUtc="2026-03-12T15:46:00Z">
-        <w:r>
-          <w:delText>,</w:delText>
-        </w:r>
-      </w:del>
-      <w:ins w:id="165" w:author="Kurt Elliason" w:date="2026-03-12T10:46:00Z" w16du:dateUtc="2026-03-12T15:46:00Z">
-        <w:r>
-          <w:t xml:space="preserve">. </w:t>
-        </w:r>
-      </w:ins>
-      <w:del w:id="166" w:author="Kurt Elliason" w:date="2026-03-12T10:47:00Z" w16du:dateUtc="2026-03-12T15:47:00Z">
-        <w:r>
-          <w:delText xml:space="preserve"> </w:delText>
-        </w:r>
-      </w:del>
-      <w:del w:id="167" w:author="Kurt Elliason" w:date="2026-03-12T10:46:00Z" w16du:dateUtc="2026-03-12T15:46:00Z">
-        <w:r>
-          <w:delText>t</w:delText>
-        </w:r>
-      </w:del>
-      <w:ins w:id="168" w:author="Kurt Elliason" w:date="2026-03-12T10:46:00Z" w16du:dateUtc="2026-03-12T15:46:00Z">
-        <w:r>
-          <w:t>T</w:t>
-        </w:r>
-      </w:ins>
+      <w:r>
+        <w:t>. T</w:t>
+      </w:r>
       <w:r>
         <w:t xml:space="preserve">he gateway </w:t>
       </w:r>
@@ -7773,98 +6843,54 @@
         </w:numPr>
         <w:spacing w:before="0"/>
       </w:pPr>
-      <w:del w:id="169" w:author="Kurt Elliason" w:date="2026-03-12T10:45:00Z" w16du:dateUtc="2026-03-12T15:45:00Z">
-        <w:r>
-          <w:delText>If a</w:delText>
-        </w:r>
-      </w:del>
-      <w:ins w:id="170" w:author="Kurt Elliason" w:date="2026-03-12T10:45:00Z" w16du:dateUtc="2026-03-12T15:45:00Z">
-        <w:r>
-          <w:t>A</w:t>
-        </w:r>
-      </w:ins>
+      <w:r>
+        <w:t>A</w:t>
+      </w:r>
       <w:r>
         <w:t xml:space="preserve"> </w:t>
       </w:r>
-      <w:del w:id="171" w:author="Kurt Elliason" w:date="2026-03-12T10:45:00Z" w16du:dateUtc="2026-03-12T15:45:00Z">
-        <w:r>
-          <w:delText xml:space="preserve">gateway </w:delText>
-        </w:r>
-      </w:del>
-      <w:ins w:id="172" w:author="Kurt Elliason" w:date="2026-03-12T10:45:00Z" w16du:dateUtc="2026-03-12T15:45:00Z">
-        <w:r>
-          <w:t xml:space="preserve">proxy </w:t>
-        </w:r>
-      </w:ins>
+      <w:r>
+        <w:t xml:space="preserve">proxy </w:t>
+      </w:r>
       <w:r>
         <w:t xml:space="preserve">HR </w:t>
       </w:r>
       <w:r>
         <w:t>does not take the responsibility for the reliable communication with all the connected devices</w:t>
       </w:r>
-      <w:del w:id="173" w:author="Kurt Elliason" w:date="2026-03-12T10:46:00Z" w16du:dateUtc="2026-03-12T15:46:00Z">
-        <w:r>
-          <w:delText>,</w:delText>
-        </w:r>
-      </w:del>
-      <w:ins w:id="174" w:author="Kurt Elliason" w:date="2026-03-12T10:46:00Z" w16du:dateUtc="2026-03-12T15:46:00Z">
-        <w:r>
-          <w:t xml:space="preserve">. </w:t>
-        </w:r>
-      </w:ins>
+      <w:r>
+        <w:t xml:space="preserve">. </w:t>
+      </w:r>
       <w:r>
         <w:t xml:space="preserve"> </w:t>
       </w:r>
-      <w:del w:id="175" w:author="Kurt Elliason" w:date="2026-03-12T10:46:00Z" w16du:dateUtc="2026-03-12T15:46:00Z">
-        <w:r>
-          <w:delText>t</w:delText>
-        </w:r>
-      </w:del>
-      <w:ins w:id="176" w:author="Kurt Elliason" w:date="2026-03-12T10:46:00Z" w16du:dateUtc="2026-03-12T15:46:00Z">
-        <w:r>
-          <w:t>T</w:t>
-        </w:r>
-      </w:ins>
+      <w:r>
+        <w:t>T</w:t>
+      </w:r>
       <w:r>
         <w:t xml:space="preserve">he </w:t>
       </w:r>
-      <w:del w:id="177" w:author="Kurt Elliason" w:date="2026-03-12T10:45:00Z" w16du:dateUtc="2026-03-12T15:45:00Z">
-        <w:r>
-          <w:delText xml:space="preserve">gateway </w:delText>
-        </w:r>
-      </w:del>
-      <w:ins w:id="178" w:author="Kurt Elliason" w:date="2026-03-12T10:45:00Z" w16du:dateUtc="2026-03-12T15:45:00Z">
-        <w:r>
-          <w:t xml:space="preserve">proxy </w:t>
-        </w:r>
-      </w:ins>
+      <w:r>
+        <w:t xml:space="preserve">proxy </w:t>
+      </w:r>
       <w:r>
         <w:t xml:space="preserve">HR </w:t>
       </w:r>
       <w:r>
         <w:t xml:space="preserve">shall only </w:t>
       </w:r>
-      <w:del w:id="179" w:author="Kurt Elliason" w:date="2026-03-12T10:45:00Z" w16du:dateUtc="2026-03-12T15:45:00Z">
-        <w:r>
-          <w:delText>act as a proxy</w:delText>
-        </w:r>
-      </w:del>
-      <w:ins w:id="180" w:author="Kurt Elliason" w:date="2026-03-12T10:45:00Z" w16du:dateUtc="2026-03-12T15:45:00Z">
-        <w:r>
-          <w:t>relay messages</w:t>
-        </w:r>
-      </w:ins>
+      <w:r>
+        <w:t>relay messages</w:t>
+      </w:r>
       <w:r>
         <w:t xml:space="preserve"> for the individual devices participating in a MC</w:t>
       </w:r>
-      <w:ins w:id="181" w:author="Kurt Elliason" w:date="2026-03-12T10:32:00Z" w16du:dateUtc="2026-03-12T15:32:00Z">
-        <w:r>
-          <w:t xml:space="preserve">, it is the </w:t>
-        </w:r>
-        <w:r>
-          <w:t>responsibility to the devices themselves to handle HR duties</w:t>
-        </w:r>
-      </w:ins>
+      <w:r>
+        <w:t xml:space="preserve">, it is the </w:t>
+      </w:r>
+      <w:r>
+        <w:t>responsibility to the devices themselves to handle HR duties</w:t>
+      </w:r>
       <w:r>
         <w:t>.</w:t>
       </w:r>
@@ -7885,9 +6911,9 @@
           <w:noProof w:val="0"/>
         </w:rPr>
       </w:pPr>
-      <w:bookmarkStart w:id="182" w:name="_Toc345074651"/>
-      <w:bookmarkStart w:id="183" w:name="_Toc18414914"/>
-      <w:bookmarkStart w:id="184" w:name="_Toc223004648"/>
+      <w:bookmarkStart w:id="146" w:name="_Toc345074651"/>
+      <w:bookmarkStart w:id="147" w:name="_Toc18414914"/>
+      <w:bookmarkStart w:id="148" w:name="_Toc229650268"/>
       <w:r>
         <w:rPr>
           <w:noProof w:val="0"/>
@@ -7930,92 +6956,92 @@
         </w:rPr>
         <w:t>Transactions</w:t>
       </w:r>
-      <w:bookmarkEnd w:id="151"/>
-      <w:bookmarkEnd w:id="152"/>
-      <w:bookmarkEnd w:id="153"/>
-      <w:bookmarkEnd w:id="154"/>
-      <w:bookmarkEnd w:id="155"/>
-      <w:bookmarkEnd w:id="156"/>
+      <w:bookmarkEnd w:id="135"/>
+      <w:bookmarkEnd w:id="136"/>
+      <w:bookmarkEnd w:id="137"/>
+      <w:bookmarkEnd w:id="138"/>
+      <w:bookmarkEnd w:id="139"/>
+      <w:bookmarkEnd w:id="140"/>
+      <w:bookmarkEnd w:id="141"/>
+      <w:bookmarkEnd w:id="142"/>
+      <w:r>
+        <w:rPr>
+          <w:noProof w:val="0"/>
+        </w:rPr>
+        <w:t>, and Content Modules</w:t>
+      </w:r>
+      <w:bookmarkStart w:id="149" w:name="_Toc473170359"/>
+      <w:bookmarkStart w:id="150" w:name="_Toc504625756"/>
+      <w:bookmarkStart w:id="151" w:name="_Toc530206509"/>
+      <w:bookmarkStart w:id="152" w:name="_Toc1388429"/>
+      <w:bookmarkStart w:id="153" w:name="_Toc1388583"/>
+      <w:bookmarkStart w:id="154" w:name="_Toc1456610"/>
+      <w:bookmarkStart w:id="155" w:name="_Toc37034635"/>
+      <w:bookmarkStart w:id="156" w:name="_Toc38846113"/>
+      <w:bookmarkEnd w:id="146"/>
+      <w:bookmarkEnd w:id="147"/>
+      <w:bookmarkEnd w:id="148"/>
+    </w:p>
+    <w:p>
+      <w:pPr>
+        <w:pStyle w:val="BodyText"/>
+      </w:pPr>
+      <w:bookmarkStart w:id="157" w:name="_Hlk77761540"/>
+      <w:r>
+        <w:t>This section define</w:t>
+      </w:r>
+      <w:r>
+        <w:t>s the actors, transactions, and/</w:t>
+      </w:r>
+      <w:r>
+        <w:t xml:space="preserve">or content modules </w:t>
+      </w:r>
+      <w:r>
+        <w:t xml:space="preserve">in this </w:t>
+      </w:r>
+      <w:r>
+        <w:t>profile</w:t>
+      </w:r>
+      <w:r>
+        <w:t xml:space="preserve">. </w:t>
+      </w:r>
+      <w:r>
+        <w:t>General definitions of actors</w:t>
+      </w:r>
+      <w:r>
+        <w:t xml:space="preserve"> </w:t>
+      </w:r>
+      <w:r>
+        <w:t xml:space="preserve">are given in the </w:t>
+      </w:r>
+      <w:bookmarkStart w:id="158" w:name="OLE_LINK25"/>
+      <w:bookmarkStart w:id="159" w:name="OLE_LINK82"/>
+      <w:r>
+        <w:t xml:space="preserve">Technical Frameworks General Introduction </w:t>
+      </w:r>
+      <w:r>
+        <w:t>Appendix</w:t>
+      </w:r>
+      <w:r>
+        <w:t xml:space="preserve"> A</w:t>
+      </w:r>
+      <w:bookmarkEnd w:id="158"/>
+      <w:bookmarkEnd w:id="159"/>
+      <w:r>
+        <w:t xml:space="preserve">. IHE Transactions can be found in the Technical Frameworks General Introduction Appendix B. Both appendices are located at </w:t>
+      </w:r>
+      <w:hyperlink r:id="rId27" w:history="1">
+        <w:r>
+          <w:rPr>
+            <w:rStyle w:val="Hyperlink"/>
+          </w:rPr>
+          <w:t>https://profiles.ihe.net/GeneralIntro/index.html</w:t>
+        </w:r>
+      </w:hyperlink>
+      <w:r>
+        <w:t>.</w:t>
+      </w:r>
       <w:bookmarkEnd w:id="157"/>
-      <w:bookmarkEnd w:id="158"/>
-      <w:r>
-        <w:rPr>
-          <w:noProof w:val="0"/>
-        </w:rPr>
-        <w:t>, and Content Modules</w:t>
-      </w:r>
-      <w:bookmarkStart w:id="185" w:name="_Toc473170359"/>
-      <w:bookmarkStart w:id="186" w:name="_Toc504625756"/>
-      <w:bookmarkStart w:id="187" w:name="_Toc530206509"/>
-      <w:bookmarkStart w:id="188" w:name="_Toc1388429"/>
-      <w:bookmarkStart w:id="189" w:name="_Toc1388583"/>
-      <w:bookmarkStart w:id="190" w:name="_Toc1456610"/>
-      <w:bookmarkStart w:id="191" w:name="_Toc37034635"/>
-      <w:bookmarkStart w:id="192" w:name="_Toc38846113"/>
-      <w:bookmarkEnd w:id="182"/>
-      <w:bookmarkEnd w:id="183"/>
-      <w:bookmarkEnd w:id="184"/>
-    </w:p>
-    <w:p>
-      <w:pPr>
-        <w:pStyle w:val="BodyText"/>
-      </w:pPr>
-      <w:bookmarkStart w:id="193" w:name="_Hlk77761540"/>
-      <w:r>
-        <w:t>This section define</w:t>
-      </w:r>
-      <w:r>
-        <w:t>s the actors, transactions, and/</w:t>
-      </w:r>
-      <w:r>
-        <w:t xml:space="preserve">or content modules </w:t>
-      </w:r>
-      <w:r>
-        <w:t xml:space="preserve">in this </w:t>
-      </w:r>
-      <w:r>
-        <w:t>profile</w:t>
-      </w:r>
-      <w:r>
-        <w:t xml:space="preserve">. </w:t>
-      </w:r>
-      <w:r>
-        <w:t>General definitions of actors</w:t>
-      </w:r>
-      <w:r>
-        <w:t xml:space="preserve"> </w:t>
-      </w:r>
-      <w:r>
-        <w:t xml:space="preserve">are given in the </w:t>
-      </w:r>
-      <w:bookmarkStart w:id="194" w:name="OLE_LINK25"/>
-      <w:bookmarkStart w:id="195" w:name="OLE_LINK82"/>
-      <w:r>
-        <w:t xml:space="preserve">Technical Frameworks General Introduction </w:t>
-      </w:r>
-      <w:r>
-        <w:t>Appendix</w:t>
-      </w:r>
-      <w:r>
-        <w:t xml:space="preserve"> A</w:t>
-      </w:r>
-      <w:bookmarkEnd w:id="194"/>
-      <w:bookmarkEnd w:id="195"/>
-      <w:r>
-        <w:t xml:space="preserve">. IHE Transactions can be found in the Technical Frameworks General Introduction Appendix B. Both appendices are located at </w:t>
-      </w:r>
-      <w:hyperlink r:id="rId31" w:history="1">
-        <w:r>
-          <w:rPr>
-            <w:rStyle w:val="Hyperlink"/>
-          </w:rPr>
-          <w:t>https://profiles.ihe.net/GeneralIntro/index.html</w:t>
-        </w:r>
-      </w:hyperlink>
-      <w:r>
-        <w:t>.</w:t>
-      </w:r>
-      <w:bookmarkEnd w:id="193"/>
     </w:p>
     <w:p>
       <w:pPr>
@@ -8898,7 +7924,7 @@
             <w:pPr>
               <w:pStyle w:val="TableEntryHeader"/>
             </w:pPr>
-            <w:bookmarkStart w:id="196" w:name="_Hlk485053677"/>
+            <w:bookmarkStart w:id="160" w:name="_Hlk485053677"/>
             <w:r>
               <w:t>Actors</w:t>
             </w:r>
@@ -8966,7 +7992,7 @@
           </w:p>
         </w:tc>
       </w:tr>
-      <w:bookmarkEnd w:id="196"/>
+      <w:bookmarkEnd w:id="160"/>
       <w:tr>
         <w:trPr>
           <w:cantSplit/>
@@ -9154,14 +8180,14 @@
           </w:p>
         </w:tc>
       </w:tr>
-      <w:bookmarkEnd w:id="185"/>
-      <w:bookmarkEnd w:id="186"/>
-      <w:bookmarkEnd w:id="187"/>
-      <w:bookmarkEnd w:id="188"/>
-      <w:bookmarkEnd w:id="189"/>
-      <w:bookmarkEnd w:id="190"/>
-      <w:bookmarkEnd w:id="191"/>
-      <w:bookmarkEnd w:id="192"/>
+      <w:bookmarkEnd w:id="149"/>
+      <w:bookmarkEnd w:id="150"/>
+      <w:bookmarkEnd w:id="151"/>
+      <w:bookmarkEnd w:id="152"/>
+      <w:bookmarkEnd w:id="153"/>
+      <w:bookmarkEnd w:id="154"/>
+      <w:bookmarkEnd w:id="155"/>
+      <w:bookmarkEnd w:id="156"/>
     </w:tbl>
     <w:p>
       <w:pPr>
@@ -9183,9 +8209,9 @@
           <w:noProof w:val="0"/>
         </w:rPr>
       </w:pPr>
-      <w:bookmarkStart w:id="197" w:name="_Toc345074652"/>
-      <w:bookmarkStart w:id="198" w:name="_Toc18414915"/>
-      <w:bookmarkStart w:id="199" w:name="_Toc223004649"/>
+      <w:bookmarkStart w:id="161" w:name="_Toc345074652"/>
+      <w:bookmarkStart w:id="162" w:name="_Toc18414915"/>
+      <w:bookmarkStart w:id="163" w:name="_Toc229650269"/>
       <w:r>
         <w:rPr>
           <w:bCs/>
@@ -9228,9 +8254,9 @@
         </w:rPr>
         <w:t>Requirements</w:t>
       </w:r>
-      <w:bookmarkEnd w:id="197"/>
-      <w:bookmarkEnd w:id="198"/>
-      <w:bookmarkEnd w:id="199"/>
+      <w:bookmarkEnd w:id="161"/>
+      <w:bookmarkEnd w:id="162"/>
+      <w:bookmarkEnd w:id="163"/>
     </w:p>
     <w:p>
       <w:pPr>
@@ -9295,8 +8321,8 @@
           <w:noProof w:val="0"/>
         </w:rPr>
       </w:pPr>
-      <w:bookmarkStart w:id="200" w:name="_Toc345074653"/>
-      <w:bookmarkStart w:id="201" w:name="_Toc223004650"/>
+      <w:bookmarkStart w:id="164" w:name="_Toc345074653"/>
+      <w:bookmarkStart w:id="165" w:name="_Toc229650270"/>
       <w:r>
         <w:rPr>
           <w:noProof w:val="0"/>
@@ -9310,14 +8336,14 @@
         </w:rPr>
         <w:t xml:space="preserve">.1.1.1 </w:t>
       </w:r>
-      <w:bookmarkEnd w:id="200"/>
+      <w:bookmarkEnd w:id="164"/>
       <w:r>
         <w:t>Heartbeat</w:t>
       </w:r>
       <w:r>
         <w:t xml:space="preserve"> Reporter</w:t>
       </w:r>
-      <w:bookmarkEnd w:id="201"/>
+      <w:bookmarkEnd w:id="165"/>
     </w:p>
     <w:p>
       <w:pPr>
@@ -9551,270 +8577,157 @@
           <w:i w:val="0"/>
           <w:iCs/>
         </w:rPr>
-        <w:t xml:space="preserve"> system</w:t>
-      </w:r>
-      <w:del w:id="202" w:author="Kurt Elliason" w:date="2026-03-12T10:41:00Z" w16du:dateUtc="2026-03-12T15:41:00Z">
-        <w:r>
-          <w:rPr>
-            <w:i w:val="0"/>
-            <w:iCs/>
-          </w:rPr>
-          <w:delText>,</w:delText>
-        </w:r>
-      </w:del>
+        <w:t xml:space="preserve"> system or a </w:t>
+      </w:r>
       <w:r>
         <w:rPr>
           <w:i w:val="0"/>
           <w:iCs/>
         </w:rPr>
-        <w:t xml:space="preserve"> or a </w:t>
+        <w:t>gateway</w:t>
       </w:r>
       <w:r>
         <w:rPr>
           <w:i w:val="0"/>
           <w:iCs/>
         </w:rPr>
-        <w:t>gateway</w:t>
-      </w:r>
-      <w:r>
-        <w:rPr>
-          <w:i w:val="0"/>
+        <w:t>.</w:t>
+      </w:r>
+    </w:p>
+    <w:p>
+      <w:pPr>
+        <w:pStyle w:val="BodyText"/>
+      </w:pPr>
+      <w:r>
+        <w:rPr>
           <w:iCs/>
         </w:rPr>
+        <w:t>A gateway send</w:t>
+      </w:r>
+      <w:r>
+        <w:rPr>
+          <w:iCs/>
+        </w:rPr>
+        <w:t>s</w:t>
+      </w:r>
+      <w:r>
+        <w:rPr>
+          <w:iCs/>
+        </w:rPr>
+        <w:t xml:space="preserve"> heartbeat </w:t>
+      </w:r>
+      <w:r>
+        <w:rPr>
+          <w:iCs/>
+        </w:rPr>
+        <w:t xml:space="preserve">messages on behalf </w:t>
+      </w:r>
+      <w:r>
+        <w:rPr>
+          <w:iCs/>
+        </w:rPr>
+        <w:t>of</w:t>
+      </w:r>
+      <w:r>
+        <w:rPr>
+          <w:iCs/>
+        </w:rPr>
+        <w:t xml:space="preserve"> the individual devices or systems connected </w:t>
+      </w:r>
+      <w:r>
+        <w:rPr>
+          <w:iCs/>
+        </w:rPr>
+        <w:t>to the gateway</w:t>
+      </w:r>
+      <w:r>
         <w:t>.</w:t>
       </w:r>
+      <w:r>
+        <w:t xml:space="preserve"> </w:t>
+      </w:r>
+      <w:r>
+        <w:t>To</w:t>
+      </w:r>
+      <w:r>
+        <w:t xml:space="preserve"> the </w:t>
+      </w:r>
+      <w:r>
+        <w:t>HC</w:t>
+      </w:r>
+      <w:r>
+        <w:t xml:space="preserve">, a gateway </w:t>
+      </w:r>
+      <w:r>
+        <w:t>representing</w:t>
+      </w:r>
+      <w:r>
+        <w:t xml:space="preserve"> an individual device or system</w:t>
+      </w:r>
+      <w:r>
+        <w:t xml:space="preserve"> is transparent</w:t>
+      </w:r>
+      <w:r>
+        <w:t>.</w:t>
+      </w:r>
     </w:p>
     <w:p>
       <w:pPr>
         <w:pStyle w:val="BodyText"/>
       </w:pPr>
       <w:r>
+        <w:t xml:space="preserve">A gateway </w:t>
+      </w:r>
+      <w:r>
+        <w:t xml:space="preserve">HR </w:t>
+      </w:r>
+      <w:r>
+        <w:t xml:space="preserve">manages the reliable communication to its connected medical devices and only reports its own health state to the </w:t>
+      </w:r>
+      <w:r>
+        <w:t>HC</w:t>
+      </w:r>
+      <w:r>
+        <w:t>.</w:t>
+      </w:r>
+      <w:r>
+        <w:br/>
+      </w:r>
+      <w:r>
+        <w:t>Usually, the gateway is connected to medical devices which are used for different patients in different locations. Therefore, no specific patient or location can be reported in a heartbeat message from the gateway.</w:t>
+      </w:r>
+    </w:p>
+    <w:p>
+      <w:pPr>
+        <w:pStyle w:val="BodyText"/>
+      </w:pPr>
+      <w:r>
         <w:rPr>
           <w:iCs/>
         </w:rPr>
-        <w:t xml:space="preserve">A gateway </w:t>
-      </w:r>
-      <w:del w:id="203" w:author="Kurt Elliason" w:date="2026-03-12T10:40:00Z" w16du:dateUtc="2026-03-12T15:40:00Z">
-        <w:r>
-          <w:rPr>
-            <w:iCs/>
-          </w:rPr>
-          <w:delText xml:space="preserve">proxy </w:delText>
-        </w:r>
-      </w:del>
+        <w:t xml:space="preserve">A </w:t>
+      </w:r>
       <w:r>
         <w:rPr>
           <w:iCs/>
         </w:rPr>
-        <w:t>send</w:t>
+        <w:t>proxy is a transaction aggregator without responsibility for the devices behind it.  It relays</w:t>
       </w:r>
       <w:r>
         <w:rPr>
           <w:iCs/>
         </w:rPr>
-        <w:t>s</w:t>
+        <w:t xml:space="preserve"> heartbeat </w:t>
       </w:r>
       <w:r>
         <w:rPr>
           <w:iCs/>
         </w:rPr>
-        <w:t xml:space="preserve"> heartbeat </w:t>
-      </w:r>
-      <w:r>
-        <w:rPr>
-          <w:iCs/>
-        </w:rPr>
-        <w:t xml:space="preserve">messages on behalf </w:t>
-      </w:r>
-      <w:r>
-        <w:rPr>
-          <w:iCs/>
-        </w:rPr>
-        <w:t>of</w:t>
-      </w:r>
-      <w:r>
-        <w:rPr>
-          <w:iCs/>
-        </w:rPr>
-        <w:t xml:space="preserve"> the individual devices or systems connected </w:t>
-      </w:r>
-      <w:r>
-        <w:rPr>
-          <w:iCs/>
-        </w:rPr>
-        <w:t>to the gateway</w:t>
-      </w:r>
-      <w:r>
-        <w:t>.</w:t>
-      </w:r>
-      <w:r>
-        <w:t xml:space="preserve"> </w:t>
-      </w:r>
-      <w:r>
-        <w:t>To</w:t>
-      </w:r>
-      <w:r>
-        <w:t xml:space="preserve"> the </w:t>
-      </w:r>
-      <w:r>
-        <w:t>HC</w:t>
-      </w:r>
-      <w:r>
-        <w:t xml:space="preserve">, a gateway </w:t>
-      </w:r>
-      <w:del w:id="204" w:author="Kurt Elliason" w:date="2026-03-12T10:40:00Z" w16du:dateUtc="2026-03-12T15:40:00Z">
-        <w:r>
-          <w:delText xml:space="preserve">proxy </w:delText>
-        </w:r>
-      </w:del>
-      <w:r>
-        <w:t>representing</w:t>
-      </w:r>
-      <w:r>
-        <w:t xml:space="preserve"> an individual device or system</w:t>
-      </w:r>
-      <w:r>
-        <w:t xml:space="preserve"> is transparent</w:t>
-      </w:r>
-      <w:r>
-        <w:t>.</w:t>
-      </w:r>
-    </w:p>
-    <w:p>
-      <w:pPr>
-        <w:pStyle w:val="BodyText"/>
-        <w:rPr>
-          <w:ins w:id="205" w:author="Kurt Elliason" w:date="2026-03-12T10:41:00Z" w16du:dateUtc="2026-03-12T15:41:00Z"/>
-        </w:rPr>
-      </w:pPr>
-      <w:r>
-        <w:t xml:space="preserve">A gateway </w:t>
-      </w:r>
-      <w:r>
-        <w:t xml:space="preserve">HR </w:t>
-      </w:r>
-      <w:r>
-        <w:t xml:space="preserve">manages the reliable communication to its connected medical devices and only reports its own health state to the </w:t>
-      </w:r>
-      <w:r>
-        <w:t>HC</w:t>
-      </w:r>
-      <w:r>
-        <w:t>.</w:t>
-      </w:r>
-      <w:r>
-        <w:br/>
-      </w:r>
-      <w:r>
-        <w:t>Usually, the gateway is connected to medical devices which are used for different patients in different locations. Therefore, no specific patient or location can be reported in a heartbeat message from the gateway.</w:t>
-      </w:r>
-    </w:p>
-    <w:p>
-      <w:pPr>
-        <w:pStyle w:val="BodyText"/>
-        <w:rPr>
-          <w:ins w:id="206" w:author="Kurt Elliason" w:date="2026-03-12T10:41:00Z" w16du:dateUtc="2026-03-12T15:41:00Z"/>
-        </w:rPr>
-      </w:pPr>
-      <w:ins w:id="207" w:author="Kurt Elliason" w:date="2026-03-12T10:41:00Z" w16du:dateUtc="2026-03-12T15:41:00Z">
-        <w:r>
-          <w:rPr>
-            <w:iCs/>
-          </w:rPr>
-          <w:t xml:space="preserve">A </w:t>
-        </w:r>
-        <w:r>
-          <w:rPr>
-            <w:iCs/>
-          </w:rPr>
-          <w:t>proxy</w:t>
-        </w:r>
-      </w:ins>
-      <w:ins w:id="208" w:author="Kurt Elliason" w:date="2026-03-12T10:42:00Z" w16du:dateUtc="2026-03-12T15:42:00Z">
-        <w:r>
-          <w:rPr>
-            <w:iCs/>
-          </w:rPr>
-          <w:t xml:space="preserve"> is a transaction aggregator without responsibility for the devi</w:t>
-        </w:r>
-      </w:ins>
-      <w:ins w:id="209" w:author="Kurt Elliason" w:date="2026-03-12T10:43:00Z" w16du:dateUtc="2026-03-12T15:43:00Z">
-        <w:r>
-          <w:rPr>
-            <w:iCs/>
-          </w:rPr>
-          <w:t>c</w:t>
-        </w:r>
-      </w:ins>
-      <w:ins w:id="210" w:author="Kurt Elliason" w:date="2026-03-12T10:42:00Z" w16du:dateUtc="2026-03-12T15:42:00Z">
-        <w:r>
-          <w:rPr>
-            <w:iCs/>
-          </w:rPr>
-          <w:t>e</w:t>
-        </w:r>
-      </w:ins>
-      <w:ins w:id="211" w:author="Kurt Elliason" w:date="2026-03-12T10:43:00Z" w16du:dateUtc="2026-03-12T15:43:00Z">
-        <w:r>
-          <w:rPr>
-            <w:iCs/>
-          </w:rPr>
-          <w:t>s</w:t>
-        </w:r>
-      </w:ins>
-      <w:ins w:id="212" w:author="Kurt Elliason" w:date="2026-03-12T10:42:00Z" w16du:dateUtc="2026-03-12T15:42:00Z">
-        <w:r>
-          <w:rPr>
-            <w:iCs/>
-          </w:rPr>
-          <w:t xml:space="preserve"> behind it.  It </w:t>
-        </w:r>
-      </w:ins>
-      <w:ins w:id="213" w:author="Kurt Elliason" w:date="2026-03-12T10:43:00Z" w16du:dateUtc="2026-03-12T15:43:00Z">
-        <w:r>
-          <w:rPr>
-            <w:iCs/>
-          </w:rPr>
-          <w:t>relays</w:t>
-        </w:r>
-      </w:ins>
-      <w:ins w:id="214" w:author="Kurt Elliason" w:date="2026-03-12T10:41:00Z" w16du:dateUtc="2026-03-12T15:41:00Z">
-        <w:r>
-          <w:rPr>
-            <w:iCs/>
-          </w:rPr>
-          <w:t xml:space="preserve"> heartbeat </w:t>
-        </w:r>
-        <w:r>
-          <w:rPr>
-            <w:iCs/>
-          </w:rPr>
-          <w:t xml:space="preserve">messages on behalf of the individual devices or systems connected to the </w:t>
-        </w:r>
-      </w:ins>
-      <w:ins w:id="215" w:author="Kurt Elliason" w:date="2026-03-12T10:42:00Z" w16du:dateUtc="2026-03-12T15:42:00Z">
-        <w:r>
-          <w:rPr>
-            <w:iCs/>
-          </w:rPr>
-          <w:t>proxy</w:t>
-        </w:r>
-      </w:ins>
-      <w:ins w:id="216" w:author="Kurt Elliason" w:date="2026-03-12T10:41:00Z" w16du:dateUtc="2026-03-12T15:41:00Z">
-        <w:r>
-          <w:t xml:space="preserve">. To the HC, a </w:t>
-        </w:r>
-      </w:ins>
-      <w:ins w:id="217" w:author="Kurt Elliason" w:date="2026-03-12T10:42:00Z" w16du:dateUtc="2026-03-12T15:42:00Z">
-        <w:r>
-          <w:t>proxy</w:t>
-        </w:r>
-      </w:ins>
-      <w:ins w:id="218" w:author="Kurt Elliason" w:date="2026-03-12T10:41:00Z" w16du:dateUtc="2026-03-12T15:41:00Z">
-        <w:r>
-          <w:t xml:space="preserve"> representing an individual device or system is transparent.</w:t>
-        </w:r>
-      </w:ins>
+        <w:t>messages on behalf of the individual devices or systems connected to the proxy</w:t>
+      </w:r>
+      <w:r>
+        <w:t>. To the HC, a proxy representing an individual device or system is transparent.</w:t>
+      </w:r>
     </w:p>
     <w:p>
       <w:pPr>
@@ -9829,8 +8742,8 @@
           <w:numId w:val="0"/>
         </w:numPr>
       </w:pPr>
-      <w:bookmarkStart w:id="219" w:name="_Toc345074654"/>
-      <w:bookmarkStart w:id="220" w:name="_Toc223004651"/>
+      <w:bookmarkStart w:id="166" w:name="_Toc345074654"/>
+      <w:bookmarkStart w:id="167" w:name="_Toc229650271"/>
       <w:r>
         <w:rPr>
           <w:noProof w:val="0"/>
@@ -9843,14 +8756,14 @@
         </w:rPr>
         <w:t xml:space="preserve">.1.1.2 </w:t>
       </w:r>
-      <w:bookmarkEnd w:id="219"/>
+      <w:bookmarkEnd w:id="166"/>
       <w:r>
         <w:t>Heartbeat</w:t>
       </w:r>
       <w:r>
         <w:t xml:space="preserve"> Consumer</w:t>
       </w:r>
-      <w:bookmarkEnd w:id="220"/>
+      <w:bookmarkEnd w:id="167"/>
     </w:p>
     <w:p>
       <w:pPr>
@@ -10140,9 +9053,9 @@
           <w:noProof w:val="0"/>
         </w:rPr>
       </w:pPr>
-      <w:bookmarkStart w:id="221" w:name="_Toc345074655"/>
-      <w:bookmarkStart w:id="222" w:name="_Toc18414916"/>
-      <w:bookmarkStart w:id="223" w:name="_Toc223004652"/>
+      <w:bookmarkStart w:id="168" w:name="_Toc345074655"/>
+      <w:bookmarkStart w:id="169" w:name="_Toc18414916"/>
+      <w:bookmarkStart w:id="170" w:name="_Toc229650272"/>
       <w:r>
         <w:rPr>
           <w:noProof w:val="0"/>
@@ -10179,9 +9092,9 @@
         </w:rPr>
         <w:t xml:space="preserve"> Options</w:t>
       </w:r>
-      <w:bookmarkEnd w:id="221"/>
-      <w:bookmarkEnd w:id="222"/>
-      <w:bookmarkEnd w:id="223"/>
+      <w:bookmarkEnd w:id="168"/>
+      <w:bookmarkEnd w:id="169"/>
+      <w:bookmarkEnd w:id="170"/>
     </w:p>
     <w:p>
       <w:pPr>
@@ -10446,16 +9359,16 @@
           <w:noProof w:val="0"/>
         </w:rPr>
       </w:pPr>
-      <w:bookmarkStart w:id="224" w:name="_Toc345074657"/>
-      <w:bookmarkStart w:id="225" w:name="_Toc18414918"/>
-      <w:bookmarkStart w:id="226" w:name="_Toc223004653"/>
-      <w:bookmarkStart w:id="227" w:name="_Toc37034636"/>
-      <w:bookmarkStart w:id="228" w:name="_Toc38846114"/>
-      <w:bookmarkStart w:id="229" w:name="_Toc504625757"/>
-      <w:bookmarkStart w:id="230" w:name="_Toc530206510"/>
-      <w:bookmarkStart w:id="231" w:name="_Toc1388430"/>
-      <w:bookmarkStart w:id="232" w:name="_Toc1388584"/>
-      <w:bookmarkStart w:id="233" w:name="_Toc1456611"/>
+      <w:bookmarkStart w:id="171" w:name="_Toc345074657"/>
+      <w:bookmarkStart w:id="172" w:name="_Toc18414918"/>
+      <w:bookmarkStart w:id="173" w:name="_Toc37034636"/>
+      <w:bookmarkStart w:id="174" w:name="_Toc38846114"/>
+      <w:bookmarkStart w:id="175" w:name="_Toc504625757"/>
+      <w:bookmarkStart w:id="176" w:name="_Toc530206510"/>
+      <w:bookmarkStart w:id="177" w:name="_Toc1388430"/>
+      <w:bookmarkStart w:id="178" w:name="_Toc1388584"/>
+      <w:bookmarkStart w:id="179" w:name="_Toc1456611"/>
+      <w:bookmarkStart w:id="180" w:name="_Toc229650273"/>
       <w:r>
         <w:rPr>
           <w:noProof w:val="0"/>
@@ -10499,9 +9412,9 @@
         </w:rPr>
         <w:t xml:space="preserve"> Groupings</w:t>
       </w:r>
-      <w:bookmarkEnd w:id="224"/>
-      <w:bookmarkEnd w:id="225"/>
-      <w:bookmarkEnd w:id="226"/>
+      <w:bookmarkEnd w:id="171"/>
+      <w:bookmarkEnd w:id="172"/>
+      <w:bookmarkEnd w:id="180"/>
       <w:r>
         <w:rPr>
           <w:noProof w:val="0"/>
@@ -10543,9 +9456,9 @@
           <w:noProof w:val="0"/>
         </w:rPr>
       </w:pPr>
-      <w:bookmarkStart w:id="234" w:name="_Toc345074658"/>
-      <w:bookmarkStart w:id="235" w:name="_Toc18414919"/>
-      <w:bookmarkStart w:id="236" w:name="_Toc223004654"/>
+      <w:bookmarkStart w:id="181" w:name="_Toc345074658"/>
+      <w:bookmarkStart w:id="182" w:name="_Toc18414919"/>
+      <w:bookmarkStart w:id="183" w:name="_Toc229650274"/>
       <w:r>
         <w:rPr>
           <w:noProof w:val="0"/>
@@ -10582,17 +9495,17 @@
         </w:rPr>
         <w:t xml:space="preserve"> </w:t>
       </w:r>
-      <w:bookmarkEnd w:id="227"/>
-      <w:bookmarkEnd w:id="228"/>
+      <w:bookmarkEnd w:id="173"/>
+      <w:bookmarkEnd w:id="174"/>
       <w:r>
         <w:rPr>
           <w:noProof w:val="0"/>
         </w:rPr>
         <w:t>Overview</w:t>
       </w:r>
-      <w:bookmarkEnd w:id="234"/>
-      <w:bookmarkEnd w:id="235"/>
-      <w:bookmarkEnd w:id="236"/>
+      <w:bookmarkEnd w:id="181"/>
+      <w:bookmarkEnd w:id="182"/>
+      <w:bookmarkEnd w:id="183"/>
     </w:p>
     <w:p>
       <w:pPr>
@@ -10607,10 +9520,10 @@
           <w:noProof w:val="0"/>
         </w:rPr>
       </w:pPr>
-      <w:bookmarkStart w:id="237" w:name="_Toc345074659"/>
-      <w:bookmarkStart w:id="238" w:name="_Toc18414920"/>
-      <w:bookmarkStart w:id="239" w:name="_Toc223004655"/>
-      <w:bookmarkStart w:id="240" w:name="OLE_LINK24"/>
+      <w:bookmarkStart w:id="184" w:name="_Toc345074659"/>
+      <w:bookmarkStart w:id="185" w:name="_Toc18414920"/>
+      <w:bookmarkStart w:id="186" w:name="OLE_LINK24"/>
+      <w:bookmarkStart w:id="187" w:name="_Toc229650275"/>
       <w:r>
         <w:rPr>
           <w:bCs/>
@@ -10639,9 +9552,9 @@
         </w:rPr>
         <w:t>.1 Concepts</w:t>
       </w:r>
-      <w:bookmarkEnd w:id="237"/>
-      <w:bookmarkEnd w:id="238"/>
-      <w:bookmarkEnd w:id="239"/>
+      <w:bookmarkEnd w:id="184"/>
+      <w:bookmarkEnd w:id="185"/>
+      <w:bookmarkEnd w:id="187"/>
     </w:p>
     <w:p>
       <w:pPr>
@@ -10712,10 +9625,10 @@
           <w:noProof w:val="0"/>
         </w:rPr>
       </w:pPr>
-      <w:bookmarkStart w:id="241" w:name="_Toc345074660"/>
-      <w:bookmarkStart w:id="242" w:name="_Toc18414921"/>
-      <w:bookmarkStart w:id="243" w:name="_Toc223004656"/>
-      <w:bookmarkEnd w:id="240"/>
+      <w:bookmarkStart w:id="188" w:name="_Toc345074660"/>
+      <w:bookmarkStart w:id="189" w:name="_Toc18414921"/>
+      <w:bookmarkStart w:id="190" w:name="_Toc229650276"/>
+      <w:bookmarkEnd w:id="186"/>
       <w:r>
         <w:rPr>
           <w:bCs/>
@@ -10730,9 +9643,9 @@
         </w:rPr>
         <w:t>.4.2 Use Cases</w:t>
       </w:r>
-      <w:bookmarkEnd w:id="241"/>
-      <w:bookmarkEnd w:id="242"/>
-      <w:bookmarkEnd w:id="243"/>
+      <w:bookmarkEnd w:id="188"/>
+      <w:bookmarkEnd w:id="189"/>
+      <w:bookmarkEnd w:id="190"/>
     </w:p>
     <w:p>
       <w:pPr>
@@ -10746,8 +9659,8 @@
           <w:noProof w:val="0"/>
         </w:rPr>
       </w:pPr>
-      <w:bookmarkStart w:id="244" w:name="_Toc345074661"/>
-      <w:bookmarkStart w:id="245" w:name="_Toc223004657"/>
+      <w:bookmarkStart w:id="191" w:name="_Toc345074661"/>
+      <w:bookmarkStart w:id="192" w:name="_Toc229650277"/>
       <w:r>
         <w:rPr>
           <w:noProof w:val="0"/>
@@ -10796,7 +9709,7 @@
         </w:rPr>
         <w:t xml:space="preserve"> #1: </w:t>
       </w:r>
-      <w:bookmarkEnd w:id="244"/>
+      <w:bookmarkEnd w:id="191"/>
       <w:r>
         <w:rPr>
           <w:noProof w:val="0"/>
@@ -10809,7 +9722,7 @@
         </w:rPr>
         <w:t>Alert Distribution</w:t>
       </w:r>
-      <w:bookmarkEnd w:id="245"/>
+      <w:bookmarkEnd w:id="192"/>
     </w:p>
     <w:p>
       <w:pPr>
@@ -10836,8 +9749,8 @@
           <w:noProof w:val="0"/>
         </w:rPr>
       </w:pPr>
-      <w:bookmarkStart w:id="246" w:name="_Toc345074662"/>
-      <w:bookmarkStart w:id="247" w:name="_Toc223004658"/>
+      <w:bookmarkStart w:id="193" w:name="_Toc345074662"/>
+      <w:bookmarkStart w:id="194" w:name="_Toc229650278"/>
       <w:r>
         <w:rPr>
           <w:noProof w:val="0"/>
@@ -10899,14 +9812,14 @@
         </w:rPr>
         <w:t xml:space="preserve"> Description</w:t>
       </w:r>
-      <w:bookmarkEnd w:id="246"/>
-      <w:bookmarkEnd w:id="247"/>
+      <w:bookmarkEnd w:id="193"/>
+      <w:bookmarkEnd w:id="194"/>
     </w:p>
     <w:p>
       <w:pPr>
         <w:pStyle w:val="BodyText"/>
       </w:pPr>
-      <w:bookmarkStart w:id="248" w:name="_Toc345074663"/>
+      <w:bookmarkStart w:id="195" w:name="_Toc345074663"/>
       <w:r>
         <w:t>This use case</w:t>
       </w:r>
@@ -11023,7 +9936,7 @@
           <w:noProof w:val="0"/>
         </w:rPr>
       </w:pPr>
-      <w:bookmarkStart w:id="249" w:name="_Toc223004659"/>
+      <w:bookmarkStart w:id="196" w:name="_Toc229650279"/>
       <w:r>
         <w:rPr>
           <w:noProof w:val="0"/>
@@ -11090,8 +10003,8 @@
         </w:rPr>
         <w:t>Process Flow</w:t>
       </w:r>
-      <w:bookmarkEnd w:id="248"/>
-      <w:bookmarkEnd w:id="249"/>
+      <w:bookmarkEnd w:id="195"/>
+      <w:bookmarkEnd w:id="196"/>
     </w:p>
     <w:p>
       <w:pPr>
@@ -12703,9 +11616,9 @@
           <w:noProof w:val="0"/>
         </w:rPr>
       </w:pPr>
-      <w:bookmarkStart w:id="250" w:name="_Toc345074664"/>
-      <w:bookmarkStart w:id="251" w:name="_Toc18414922"/>
-      <w:bookmarkStart w:id="252" w:name="_Toc223004660"/>
+      <w:bookmarkStart w:id="197" w:name="_Toc345074664"/>
+      <w:bookmarkStart w:id="198" w:name="_Toc18414922"/>
+      <w:bookmarkStart w:id="199" w:name="_Toc229650280"/>
       <w:r>
         <w:rPr>
           <w:noProof w:val="0"/>
@@ -12742,9 +11655,9 @@
         </w:rPr>
         <w:t xml:space="preserve"> Security Considerations</w:t>
       </w:r>
-      <w:bookmarkEnd w:id="250"/>
-      <w:bookmarkEnd w:id="251"/>
-      <w:bookmarkEnd w:id="252"/>
+      <w:bookmarkEnd w:id="197"/>
+      <w:bookmarkEnd w:id="198"/>
+      <w:bookmarkEnd w:id="199"/>
     </w:p>
     <w:p>
       <w:pPr>
@@ -12804,9 +11717,9 @@
           <w:noProof w:val="0"/>
         </w:rPr>
       </w:pPr>
-      <w:bookmarkStart w:id="253" w:name="_Toc345074665"/>
-      <w:bookmarkStart w:id="254" w:name="_Toc18414923"/>
-      <w:bookmarkStart w:id="255" w:name="_Toc223004661"/>
+      <w:bookmarkStart w:id="200" w:name="_Toc345074665"/>
+      <w:bookmarkStart w:id="201" w:name="_Toc18414923"/>
+      <w:bookmarkStart w:id="202" w:name="_Toc229650281"/>
       <w:r>
         <w:rPr>
           <w:noProof w:val="0"/>
@@ -12862,9 +11775,9 @@
         </w:rPr>
         <w:t>Considerations</w:t>
       </w:r>
-      <w:bookmarkEnd w:id="253"/>
-      <w:bookmarkEnd w:id="254"/>
-      <w:bookmarkEnd w:id="255"/>
+      <w:bookmarkEnd w:id="200"/>
+      <w:bookmarkEnd w:id="201"/>
+      <w:bookmarkEnd w:id="202"/>
     </w:p>
     <w:p>
       <w:pPr>
@@ -12908,19 +11821,19 @@
           <w:highlight w:val="yellow"/>
         </w:rPr>
       </w:pPr>
-      <w:bookmarkStart w:id="256" w:name="_Toc345074666"/>
-      <w:bookmarkStart w:id="257" w:name="_Toc18414924"/>
-      <w:bookmarkStart w:id="258" w:name="_Toc223004662"/>
+      <w:bookmarkStart w:id="203" w:name="_Toc345074666"/>
+      <w:bookmarkStart w:id="204" w:name="_Toc18414924"/>
+      <w:bookmarkStart w:id="205" w:name="_Toc229650282"/>
       <w:r>
         <w:lastRenderedPageBreak/>
         <w:t>Appendices</w:t>
       </w:r>
-      <w:bookmarkEnd w:id="256"/>
-      <w:bookmarkEnd w:id="257"/>
+      <w:bookmarkEnd w:id="203"/>
+      <w:bookmarkEnd w:id="204"/>
       <w:r>
         <w:t xml:space="preserve"> to Volume 1</w:t>
       </w:r>
-      <w:bookmarkEnd w:id="258"/>
+      <w:bookmarkEnd w:id="205"/>
       <w:r>
         <w:rPr>
           <w:highlight w:val="yellow"/>
@@ -12937,16 +11850,16 @@
       </w:r>
     </w:p>
     <w:p>
-      <w:bookmarkStart w:id="259" w:name="_Toc336000611"/>
-      <w:bookmarkStart w:id="260" w:name="_Toc345074671"/>
-      <w:bookmarkEnd w:id="259"/>
+      <w:bookmarkStart w:id="206" w:name="_Toc336000611"/>
+      <w:bookmarkStart w:id="207" w:name="_Toc345074671"/>
+      <w:bookmarkEnd w:id="206"/>
     </w:p>
     <w:p>
       <w:pPr>
         <w:pStyle w:val="PartTitle"/>
       </w:pPr>
-      <w:bookmarkStart w:id="261" w:name="_Toc18414931"/>
-      <w:bookmarkStart w:id="262" w:name="_Toc223004663"/>
+      <w:bookmarkStart w:id="208" w:name="_Toc18414931"/>
+      <w:bookmarkStart w:id="209" w:name="_Toc229650283"/>
       <w:r>
         <w:lastRenderedPageBreak/>
         <w:t xml:space="preserve">Volume 2 </w:t>
@@ -12957,15 +11870,15 @@
       <w:r>
         <w:t>Transactions</w:t>
       </w:r>
-      <w:bookmarkEnd w:id="260"/>
-      <w:bookmarkEnd w:id="261"/>
-      <w:bookmarkEnd w:id="262"/>
+      <w:bookmarkEnd w:id="207"/>
+      <w:bookmarkEnd w:id="208"/>
+      <w:bookmarkEnd w:id="209"/>
     </w:p>
     <w:p>
       <w:pPr>
         <w:pStyle w:val="EditorInstructions"/>
       </w:pPr>
-      <w:bookmarkStart w:id="263" w:name="_Toc75083611"/>
+      <w:bookmarkStart w:id="210" w:name="_Toc75083611"/>
       <w:r>
         <w:t xml:space="preserve">Add </w:t>
       </w:r>
@@ -12978,7 +11891,7 @@
       <w:r>
         <w:t>11</w:t>
       </w:r>
-      <w:bookmarkEnd w:id="263"/>
+      <w:bookmarkEnd w:id="210"/>
       <w:r>
         <w:t xml:space="preserve"> and 3.12</w:t>
       </w:r>
@@ -12994,9 +11907,9 @@
           <w:noProof w:val="0"/>
         </w:rPr>
       </w:pPr>
-      <w:bookmarkStart w:id="264" w:name="_Toc345074672"/>
-      <w:bookmarkStart w:id="265" w:name="_Toc18414932"/>
-      <w:bookmarkStart w:id="266" w:name="_Toc223004664"/>
+      <w:bookmarkStart w:id="211" w:name="_Toc345074672"/>
+      <w:bookmarkStart w:id="212" w:name="_Toc18414932"/>
+      <w:bookmarkStart w:id="213" w:name="_Toc229650284"/>
       <w:r>
         <w:rPr>
           <w:noProof w:val="0"/>
@@ -13036,9 +11949,9 @@
       <w:r>
         <w:t>[DEV-53]</w:t>
       </w:r>
-      <w:bookmarkEnd w:id="264"/>
-      <w:bookmarkEnd w:id="265"/>
-      <w:bookmarkEnd w:id="266"/>
+      <w:bookmarkEnd w:id="211"/>
+      <w:bookmarkEnd w:id="212"/>
+      <w:bookmarkEnd w:id="213"/>
     </w:p>
     <w:p>
       <w:pPr>
@@ -13051,9 +11964,9 @@
           <w:noProof w:val="0"/>
         </w:rPr>
       </w:pPr>
-      <w:bookmarkStart w:id="267" w:name="_Toc345074673"/>
-      <w:bookmarkStart w:id="268" w:name="_Toc18414933"/>
-      <w:bookmarkStart w:id="269" w:name="_Toc223004665"/>
+      <w:bookmarkStart w:id="214" w:name="_Toc345074673"/>
+      <w:bookmarkStart w:id="215" w:name="_Toc18414933"/>
+      <w:bookmarkStart w:id="216" w:name="_Toc229650285"/>
       <w:r>
         <w:rPr>
           <w:noProof w:val="0"/>
@@ -13078,9 +11991,9 @@
         </w:rPr>
         <w:t>.1 Scope</w:t>
       </w:r>
-      <w:bookmarkEnd w:id="267"/>
-      <w:bookmarkEnd w:id="268"/>
-      <w:bookmarkEnd w:id="269"/>
+      <w:bookmarkEnd w:id="214"/>
+      <w:bookmarkEnd w:id="215"/>
+      <w:bookmarkEnd w:id="216"/>
     </w:p>
     <w:p>
       <w:pPr>
@@ -13116,9 +12029,9 @@
           <w:noProof w:val="0"/>
         </w:rPr>
       </w:pPr>
-      <w:bookmarkStart w:id="270" w:name="_Toc345074674"/>
-      <w:bookmarkStart w:id="271" w:name="_Toc18414934"/>
-      <w:bookmarkStart w:id="272" w:name="_Toc223004666"/>
+      <w:bookmarkStart w:id="217" w:name="_Toc345074674"/>
+      <w:bookmarkStart w:id="218" w:name="_Toc18414934"/>
+      <w:bookmarkStart w:id="219" w:name="_Toc229650286"/>
       <w:r>
         <w:rPr>
           <w:noProof w:val="0"/>
@@ -13161,9 +12074,9 @@
         </w:rPr>
         <w:t>Roles</w:t>
       </w:r>
-      <w:bookmarkEnd w:id="270"/>
-      <w:bookmarkEnd w:id="271"/>
-      <w:bookmarkEnd w:id="272"/>
+      <w:bookmarkEnd w:id="217"/>
+      <w:bookmarkEnd w:id="218"/>
+      <w:bookmarkEnd w:id="219"/>
     </w:p>
     <w:p>
       <w:pPr>
@@ -13474,9 +12387,9 @@
           <w:noProof w:val="0"/>
         </w:rPr>
       </w:pPr>
-      <w:bookmarkStart w:id="273" w:name="_Toc345074675"/>
-      <w:bookmarkStart w:id="274" w:name="_Toc18414935"/>
-      <w:bookmarkStart w:id="275" w:name="_Toc223004667"/>
+      <w:bookmarkStart w:id="220" w:name="_Toc345074675"/>
+      <w:bookmarkStart w:id="221" w:name="_Toc18414935"/>
+      <w:bookmarkStart w:id="222" w:name="_Toc229650287"/>
       <w:r>
         <w:rPr>
           <w:noProof w:val="0"/>
@@ -13507,9 +12420,9 @@
         </w:rPr>
         <w:t>s</w:t>
       </w:r>
-      <w:bookmarkEnd w:id="273"/>
-      <w:bookmarkEnd w:id="274"/>
-      <w:bookmarkEnd w:id="275"/>
+      <w:bookmarkEnd w:id="220"/>
+      <w:bookmarkEnd w:id="221"/>
+      <w:bookmarkEnd w:id="222"/>
     </w:p>
     <w:p>
       <w:pPr>
@@ -13549,9 +12462,9 @@
           <w:noProof w:val="0"/>
         </w:rPr>
       </w:pPr>
-      <w:bookmarkStart w:id="276" w:name="_Toc345074676"/>
-      <w:bookmarkStart w:id="277" w:name="_Toc18414936"/>
-      <w:bookmarkStart w:id="278" w:name="_Toc223004668"/>
+      <w:bookmarkStart w:id="223" w:name="_Toc345074676"/>
+      <w:bookmarkStart w:id="224" w:name="_Toc18414936"/>
+      <w:bookmarkStart w:id="225" w:name="_Toc229650288"/>
       <w:r>
         <w:rPr>
           <w:noProof w:val="0"/>
@@ -13576,15 +12489,15 @@
         </w:rPr>
         <w:t xml:space="preserve">.4 </w:t>
       </w:r>
-      <w:bookmarkEnd w:id="276"/>
+      <w:bookmarkEnd w:id="223"/>
       <w:r>
         <w:rPr>
           <w:noProof w:val="0"/>
         </w:rPr>
         <w:t>Messages</w:t>
       </w:r>
-      <w:bookmarkEnd w:id="277"/>
-      <w:bookmarkEnd w:id="278"/>
+      <w:bookmarkEnd w:id="224"/>
+      <w:bookmarkEnd w:id="225"/>
     </w:p>
     <w:p>
       <w:pPr>
@@ -14295,8 +13208,8 @@
           <w:noProof w:val="0"/>
         </w:rPr>
       </w:pPr>
-      <w:bookmarkStart w:id="279" w:name="_Toc345074677"/>
-      <w:bookmarkStart w:id="280" w:name="_Toc223004669"/>
+      <w:bookmarkStart w:id="226" w:name="_Toc345074677"/>
+      <w:bookmarkStart w:id="227" w:name="_Toc229650289"/>
       <w:r>
         <w:rPr>
           <w:noProof w:val="0"/>
@@ -14321,7 +13234,7 @@
         </w:rPr>
         <w:t xml:space="preserve">.4.1 </w:t>
       </w:r>
-      <w:bookmarkEnd w:id="279"/>
+      <w:bookmarkEnd w:id="226"/>
       <w:r>
         <w:rPr>
           <w:noProof w:val="0"/>
@@ -14340,13 +13253,13 @@
         </w:rPr>
         <w:t>beat Message [DEV-53]</w:t>
       </w:r>
-      <w:bookmarkEnd w:id="280"/>
-    </w:p>
-    <w:bookmarkEnd w:id="229"/>
-    <w:bookmarkEnd w:id="230"/>
-    <w:bookmarkEnd w:id="231"/>
-    <w:bookmarkEnd w:id="232"/>
-    <w:bookmarkEnd w:id="233"/>
+      <w:bookmarkEnd w:id="227"/>
+    </w:p>
+    <w:bookmarkEnd w:id="175"/>
+    <w:bookmarkEnd w:id="176"/>
+    <w:bookmarkEnd w:id="177"/>
+    <w:bookmarkEnd w:id="178"/>
+    <w:bookmarkEnd w:id="179"/>
     <w:p>
       <w:pPr>
         <w:pStyle w:val="BodyText"/>
@@ -14466,8 +13379,8 @@
           <w:noProof w:val="0"/>
         </w:rPr>
       </w:pPr>
-      <w:bookmarkStart w:id="281" w:name="_Toc345074678"/>
-      <w:bookmarkStart w:id="282" w:name="_Toc223004670"/>
+      <w:bookmarkStart w:id="228" w:name="_Toc345074678"/>
+      <w:bookmarkStart w:id="229" w:name="_Toc229650290"/>
       <w:r>
         <w:rPr>
           <w:noProof w:val="0"/>
@@ -14492,8 +13405,8 @@
         </w:rPr>
         <w:t>.4.1.1 Trigger Events</w:t>
       </w:r>
-      <w:bookmarkEnd w:id="281"/>
-      <w:bookmarkEnd w:id="282"/>
+      <w:bookmarkEnd w:id="228"/>
+      <w:bookmarkEnd w:id="229"/>
     </w:p>
     <w:p>
       <w:pPr>
@@ -14661,8 +13574,8 @@
           <w:noProof w:val="0"/>
         </w:rPr>
       </w:pPr>
-      <w:bookmarkStart w:id="283" w:name="_Toc345074679"/>
-      <w:bookmarkStart w:id="284" w:name="_Toc223004671"/>
+      <w:bookmarkStart w:id="230" w:name="_Toc345074679"/>
+      <w:bookmarkStart w:id="231" w:name="_Toc229650291"/>
       <w:r>
         <w:rPr>
           <w:noProof w:val="0"/>
@@ -14685,27 +13598,10 @@
         <w:rPr>
           <w:noProof w:val="0"/>
         </w:rPr>
-        <w:t xml:space="preserve">.4.1.2 </w:t>
-      </w:r>
-      <w:commentRangeStart w:id="285"/>
-      <w:r>
-        <w:rPr>
-          <w:noProof w:val="0"/>
-        </w:rPr>
-        <w:t>Message Semantics</w:t>
-      </w:r>
-      <w:bookmarkEnd w:id="283"/>
-      <w:bookmarkEnd w:id="284"/>
-      <w:commentRangeEnd w:id="285"/>
-      <w:r>
-        <w:rPr>
-          <w:rStyle w:val="CommentReference"/>
-          <w:noProof w:val="0"/>
-          <w:sz w:val="24"/>
-          <w:szCs w:val="20"/>
-        </w:rPr>
-        <w:commentReference w:id="285"/>
-      </w:r>
+        <w:t>.4.1.2 Message Semantics</w:t>
+      </w:r>
+      <w:bookmarkEnd w:id="230"/>
+      <w:bookmarkEnd w:id="231"/>
     </w:p>
     <w:p>
       <w:r>
@@ -14830,7 +13726,7 @@
                 <w:bCs/>
               </w:rPr>
             </w:pPr>
-            <w:bookmarkStart w:id="286" w:name="_Hlk166594117"/>
+            <w:bookmarkStart w:id="232" w:name="_Hlk166594117"/>
             <w:r>
               <w:rPr>
                 <w:b/>
@@ -15211,33 +14107,7 @@
           </w:tcPr>
           <w:p>
             <w:r>
-              <w:t xml:space="preserve">Only </w:t>
-            </w:r>
-            <w:commentRangeStart w:id="287"/>
-            <w:commentRangeStart w:id="288"/>
-            <w:r>
-              <w:t xml:space="preserve">milliseconds </w:t>
-            </w:r>
-            <w:commentRangeEnd w:id="287"/>
-            <w:r>
-              <w:rPr>
-                <w:rStyle w:val="CommentReference"/>
-                <w:sz w:val="24"/>
-                <w:szCs w:val="20"/>
-              </w:rPr>
-              <w:commentReference w:id="287"/>
-            </w:r>
-            <w:commentRangeEnd w:id="288"/>
-            <w:r>
-              <w:rPr>
-                <w:rStyle w:val="CommentReference"/>
-                <w:sz w:val="24"/>
-                <w:szCs w:val="20"/>
-              </w:rPr>
-              <w:commentReference w:id="288"/>
-            </w:r>
-            <w:r>
-              <w:t>are supported.</w:t>
+              <w:t>Only milliseconds are supported.</w:t>
             </w:r>
           </w:p>
           <w:p>
@@ -15441,7 +14311,7 @@
             <w:r>
               <w:t xml:space="preserve"> </w:t>
             </w:r>
-            <w:hyperlink r:id="rId32" w:history="1">
+            <w:hyperlink r:id="rId28" w:history="1">
               <w:r>
                 <w:rPr>
                   <w:rStyle w:val="Hyperlink"/>
@@ -15570,7 +14440,7 @@
         </w:tc>
       </w:tr>
     </w:tbl>
-    <w:bookmarkEnd w:id="286"/>
+    <w:bookmarkEnd w:id="232"/>
     <w:p>
       <w:r>
         <w:lastRenderedPageBreak/>
@@ -15671,7 +14541,15 @@
         <w:t>000 milliseconds</w:t>
       </w:r>
       <w:r>
-        <w:t xml:space="preserve"> and the heartbeat message only applies to the IHE ACM profile</w:t>
+        <w:t xml:space="preserve"> and the heartbeat message only </w:t>
+      </w:r>
+      <w:proofErr w:type="gramStart"/>
+      <w:r>
+        <w:t>applies</w:t>
+      </w:r>
+      <w:proofErr w:type="gramEnd"/>
+      <w:r>
+        <w:t xml:space="preserve"> to the IHE ACM profile</w:t>
       </w:r>
       <w:r>
         <w:t>:</w:t>
@@ -16222,8 +15100,8 @@
           <w:noProof w:val="0"/>
         </w:rPr>
       </w:pPr>
-      <w:bookmarkStart w:id="289" w:name="_Toc345074680"/>
-      <w:bookmarkStart w:id="290" w:name="_Toc223004672"/>
+      <w:bookmarkStart w:id="233" w:name="_Toc345074680"/>
+      <w:bookmarkStart w:id="234" w:name="_Toc229650292"/>
       <w:r>
         <w:rPr>
           <w:noProof w:val="0"/>
@@ -16248,8 +15126,8 @@
         </w:rPr>
         <w:t>.4.1.3 Expected Actions</w:t>
       </w:r>
-      <w:bookmarkEnd w:id="289"/>
-      <w:bookmarkEnd w:id="290"/>
+      <w:bookmarkEnd w:id="233"/>
+      <w:bookmarkEnd w:id="234"/>
     </w:p>
     <w:p>
       <w:pPr>
@@ -16357,7 +15235,11 @@
         <w:t xml:space="preserve"> </w:t>
       </w:r>
       <w:r>
-        <w:t>Receipt Acknowledgement Heartbeat Message</w:t>
+        <w:t xml:space="preserve">Receipt Acknowledgement Heartbeat </w:t>
+      </w:r>
+      <w:proofErr w:type="spellStart"/>
+      <w:r>
+        <w:t>Message</w:t>
       </w:r>
       <w:r>
         <w:fldChar w:fldCharType="end"/>
@@ -16369,6 +15251,24 @@
         <w:instrText xml:space="preserve"> REF _Ref189041589 \h </w:instrText>
       </w:r>
       <w:r>
+        <w:fldChar w:fldCharType="separate"/>
+      </w:r>
+      <w:r>
+        <w:rPr>
+          <w:b/>
+          <w:bCs/>
+        </w:rPr>
+        <w:t>Error</w:t>
+      </w:r>
+      <w:proofErr w:type="spellEnd"/>
+      <w:r>
+        <w:rPr>
+          <w:b/>
+          <w:bCs/>
+        </w:rPr>
+        <w:t>! Reference source not found.</w:t>
+      </w:r>
+      <w:r>
         <w:fldChar w:fldCharType="end"/>
       </w:r>
       <w:r>
@@ -16410,7 +15310,15 @@
         <w:t>s</w:t>
       </w:r>
       <w:r>
-        <w:t xml:space="preserve"> might only be temporary (e. g. alert communicator had a bad wireless connection, but caregiver moved to an area with a better Wifi coverage).</w:t>
+        <w:t xml:space="preserve"> might only be temporary (e. g. alert communicator had a bad wireless connection, but caregiver moved to an area with a better </w:t>
+      </w:r>
+      <w:proofErr w:type="spellStart"/>
+      <w:r>
+        <w:t>Wifi</w:t>
+      </w:r>
+      <w:proofErr w:type="spellEnd"/>
+      <w:r>
+        <w:t xml:space="preserve"> coverage).</w:t>
       </w:r>
     </w:p>
     <w:p>
@@ -16515,6 +15423,7 @@
         <w:pStyle w:val="BodyText"/>
       </w:pPr>
       <w:r>
+        <w:lastRenderedPageBreak/>
         <w:t>A gateway proxy may send heartbeat information from multiple medical devices in one single heartbeat message as long as the other information are identical for all the devices (e. g. same heartbeat information timestamp, etc.).</w:t>
       </w:r>
     </w:p>
@@ -16523,7 +15432,6 @@
         <w:pStyle w:val="BodyText"/>
       </w:pPr>
       <w:r>
-        <w:lastRenderedPageBreak/>
         <w:t xml:space="preserve">Note that </w:t>
       </w:r>
       <w:r>
@@ -16676,7 +15584,6 @@
       <w:pPr>
         <w:rPr>
           <w:rFonts w:ascii="Consolas" w:hAnsi="Consolas" w:cs="Consolas"/>
-          <w:color w:val="000000"/>
           <w:sz w:val="20"/>
         </w:rPr>
       </w:pPr>
@@ -16686,89 +15593,68 @@
           <w:color w:val="000000"/>
           <w:sz w:val="20"/>
         </w:rPr>
-        <w:t>OBR|1||</w:t>
+        <w:t>OBR|1</w:t>
       </w:r>
       <w:r>
         <w:rPr>
           <w:rFonts w:ascii="Consolas" w:hAnsi="Consolas" w:cs="Consolas"/>
-          <w:color w:val="00B0F0"/>
           <w:sz w:val="20"/>
         </w:rPr>
-        <w:t>0000000B00000000^^0009FBFFFF059322^EUI-64</w:t>
-      </w:r>
-      <w:r>
+        <w:t>||0000000B00000000^^0009FBFFFF059322^EUI-64|</w:t>
+      </w:r>
+      <w:r>
+        <w:rPr>
+          <w:rFonts w:ascii="Consolas" w:hAnsi="Consolas"/>
+          <w:sz w:val="20"/>
+          <w:szCs w:val="16"/>
+        </w:rPr>
+        <w:t>198200^MDC_EVT_WATCHDOG^MDC</w:t>
+      </w:r>
+      <w:r>
+        <w:rPr>
+          <w:rFonts w:ascii="Consolas" w:hAnsi="Consolas" w:cs="Consolas"/>
+          <w:sz w:val="20"/>
+        </w:rPr>
+        <w:t xml:space="preserve"> </w:t>
+      </w:r>
+      <w:r>
+        <w:rPr>
+          <w:rFonts w:ascii="Consolas" w:hAnsi="Consolas" w:cs="Consolas"/>
+          <w:sz w:val="20"/>
+        </w:rPr>
+        <w:t>|||20220627085521038+0000</w:t>
+      </w:r>
+    </w:p>
+    <w:p>
+      <w:pPr>
+        <w:rPr>
+          <w:rFonts w:ascii="Consolas" w:hAnsi="Consolas" w:cs="Consolas"/>
+          <w:sz w:val="20"/>
+        </w:rPr>
+      </w:pPr>
+      <w:r>
+        <w:rPr>
+          <w:rFonts w:ascii="Consolas" w:hAnsi="Consolas" w:cs="Consolas"/>
+          <w:sz w:val="20"/>
+        </w:rPr>
+        <w:t>OBX|1||69965^MDC_DEV_MON_PHYSIO_MULTI_PARAM_MDS^MDC|1.0.0.0|||||||X|||||||XY150Z0444^^0009FBFFFF059322^EUI-64</w:t>
+      </w:r>
+    </w:p>
+    <w:p>
+      <w:pPr>
         <w:rPr>
           <w:rFonts w:ascii="Consolas" w:hAnsi="Consolas" w:cs="Consolas"/>
           <w:color w:val="000000"/>
           <w:sz w:val="20"/>
         </w:rPr>
-        <w:t>|</w:t>
-      </w:r>
+      </w:pPr>
       <w:r>
         <w:rPr>
           <w:rFonts w:ascii="Consolas" w:hAnsi="Consolas"/>
           <w:sz w:val="20"/>
           <w:szCs w:val="16"/>
         </w:rPr>
-        <w:t>198200^MDC_EVT_WATCHDOG^MDC</w:t>
-      </w:r>
-      <w:r>
-        <w:rPr>
-          <w:rFonts w:ascii="Consolas" w:hAnsi="Consolas" w:cs="Consolas"/>
-          <w:color w:val="000000"/>
-          <w:sz w:val="20"/>
-        </w:rPr>
-        <w:t xml:space="preserve"> </w:t>
-      </w:r>
-      <w:r>
-        <w:rPr>
-          <w:rFonts w:ascii="Consolas" w:hAnsi="Consolas" w:cs="Consolas"/>
-          <w:color w:val="000000"/>
-          <w:sz w:val="20"/>
-        </w:rPr>
-        <w:t>|||20220627085521038+0000</w:t>
-      </w:r>
-    </w:p>
-    <w:p>
-      <w:pPr>
-        <w:rPr>
-          <w:rFonts w:ascii="Consolas" w:hAnsi="Consolas" w:cs="Consolas"/>
-          <w:color w:val="000000"/>
-          <w:sz w:val="20"/>
-        </w:rPr>
-      </w:pPr>
-      <w:r>
-        <w:rPr>
-          <w:rFonts w:ascii="Consolas" w:hAnsi="Consolas" w:cs="Consolas"/>
-          <w:color w:val="000000"/>
-          <w:sz w:val="20"/>
-        </w:rPr>
-        <w:t>OBX|1||69965^MDC_DEV_MON_PHYSIO_MULTI_PARAM_MDS^MDC|1.0.0.0|||||||X|||||||</w:t>
-      </w:r>
-      <w:r>
-        <w:rPr>
-          <w:rFonts w:ascii="Consolas" w:hAnsi="Consolas" w:cs="Consolas"/>
-          <w:color w:val="00B050"/>
-          <w:sz w:val="20"/>
-        </w:rPr>
-        <w:t>XY150Z0444^^0009FBFFFF059322^EUI-64</w:t>
-      </w:r>
-    </w:p>
-    <w:p>
-      <w:pPr>
-        <w:rPr>
-          <w:rFonts w:ascii="Consolas" w:hAnsi="Consolas" w:cs="Consolas"/>
-          <w:color w:val="000000"/>
-          <w:sz w:val="20"/>
-        </w:rPr>
-      </w:pPr>
-      <w:r>
-        <w:rPr>
-          <w:rFonts w:ascii="Consolas" w:hAnsi="Consolas"/>
-          <w:sz w:val="20"/>
-          <w:szCs w:val="16"/>
-        </w:rPr>
-        <w:t>OBX|2|ST|198200^ MDC_EVT_WATCHDOG^MDC|1.0.0.1|continue|||&lt;</w:t>
+        <w:t>OBX|2|ST|198200^MDC_EVT_WATCHDOG^MDC|1.0.0.1|continue|||&lt;</w:t>
       </w:r>
       <w:r>
         <w:rPr>
@@ -19523,25 +18409,6 @@
           <mc:Fallback>
             <w:pict>
               <v:group w14:anchorId="49942C0A" id="_x0000_s1084" editas="canvas" style="width:470.15pt;height:423.85pt;mso-position-horizontal-relative:char;mso-position-vertical-relative:line" coordsize="59709,53828" o:gfxdata="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">
-                <v:shapetype id="_x0000_t75" coordsize="21600,21600" o:spt="75" o:preferrelative="t" path="m@4@5l@4@11@9@11@9@5xe" filled="f" stroked="f">
-                  <v:stroke joinstyle="miter"/>
-                  <v:formulas>
-                    <v:f eqn="if lineDrawn pixelLineWidth 0"/>
-                    <v:f eqn="sum @0 1 0"/>
-                    <v:f eqn="sum 0 0 @1"/>
-                    <v:f eqn="prod @2 1 2"/>
-                    <v:f eqn="prod @3 21600 pixelWidth"/>
-                    <v:f eqn="prod @3 21600 pixelHeight"/>
-                    <v:f eqn="sum @0 0 1"/>
-                    <v:f eqn="prod @6 1 2"/>
-                    <v:f eqn="prod @7 21600 pixelWidth"/>
-                    <v:f eqn="sum @8 21600 0"/>
-                    <v:f eqn="prod @7 21600 pixelHeight"/>
-                    <v:f eqn="sum @10 21600 0"/>
-                  </v:formulas>
-                  <v:path o:extrusionok="f" gradientshapeok="t" o:connecttype="rect"/>
-                  <o:lock v:ext="edit" aspectratio="t"/>
-                </v:shapetype>
                 <v:shape id="_x0000_s1085" type="#_x0000_t75" style="position:absolute;width:59709;height:53828;visibility:visible;mso-wrap-style:square" filled="t">
                   <v:fill o:detectmouseclick="t"/>
                   <v:path o:connecttype="none"/>
@@ -19624,11 +18491,6 @@
                     </w:txbxContent>
                   </v:textbox>
                 </v:rect>
-                <v:shapetype id="_x0000_t33" coordsize="21600,21600" o:spt="33" o:oned="t" path="m,l21600,r,21600e" filled="f">
-                  <v:stroke joinstyle="miter"/>
-                  <v:path arrowok="t" fillok="f" o:connecttype="none"/>
-                  <o:lock v:ext="edit" shapetype="t"/>
-                </v:shapetype>
                 <v:shape id="Connector: Elbow 600731426" o:spid="_x0000_s1089" type="#_x0000_t33" style="position:absolute;left:7394;top:3856;width:11092;height:4731;visibility:visible;mso-wrap-style:square" o:connectortype="elbow" o:gfxdata="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" strokecolor="black [3200]" strokeweight="3pt">
                   <v:stroke startarrow="block" endarrow="block"/>
                 </v:shape>
@@ -19660,17 +18522,9 @@
                     </w:txbxContent>
                   </v:textbox>
                 </v:rect>
-                <v:shapetype id="_x0000_t32" coordsize="21600,21600" o:spt="32" o:oned="t" path="m,l21600,21600e" filled="f">
-                  <v:path arrowok="t" fillok="f" o:connecttype="none"/>
-                  <o:lock v:ext="edit" shapetype="t"/>
-                </v:shapetype>
                 <v:shape id="Straight Arrow Connector 1937944620" o:spid="_x0000_s1092" type="#_x0000_t32" style="position:absolute;left:25357;top:11847;width:19003;height:0;visibility:visible;mso-wrap-style:square" o:connectortype="straight" o:gfxdata="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" strokecolor="black [3200]" strokeweight="1pt">
                   <v:stroke endarrow="block" joinstyle="miter"/>
                 </v:shape>
-                <v:shapetype id="_x0000_t202" coordsize="21600,21600" o:spt="202" path="m,l,21600r21600,l21600,xe">
-                  <v:stroke joinstyle="miter"/>
-                  <v:path gradientshapeok="t" o:connecttype="rect"/>
-                </v:shapetype>
                 <v:shape id="Text Box 1100232763" o:spid="_x0000_s1093" type="#_x0000_t202" style="position:absolute;left:27121;top:5327;width:16384;height:6223;visibility:visible;mso-wrap-style:square;v-text-anchor:top" o:gfxdata="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" fillcolor="white [3201]" stroked="f" strokeweight=".5pt">
                   <v:textbox>
                     <w:txbxContent>
@@ -20331,9 +19185,9 @@
           <w:noProof w:val="0"/>
         </w:rPr>
       </w:pPr>
-      <w:bookmarkStart w:id="291" w:name="_Ref203463529"/>
-      <w:bookmarkStart w:id="292" w:name="_Ref203463549"/>
-      <w:bookmarkStart w:id="293" w:name="_Toc223004673"/>
+      <w:bookmarkStart w:id="235" w:name="_Ref203463529"/>
+      <w:bookmarkStart w:id="236" w:name="_Ref203463549"/>
+      <w:bookmarkStart w:id="237" w:name="_Toc229650293"/>
       <w:r>
         <w:rPr>
           <w:noProof w:val="0"/>
@@ -20394,9 +19248,9 @@
         </w:rPr>
         <w:t xml:space="preserve"> Heartbeat Message</w:t>
       </w:r>
-      <w:bookmarkEnd w:id="291"/>
-      <w:bookmarkEnd w:id="292"/>
-      <w:bookmarkEnd w:id="293"/>
+      <w:bookmarkEnd w:id="235"/>
+      <w:bookmarkEnd w:id="236"/>
+      <w:bookmarkEnd w:id="237"/>
     </w:p>
     <w:p>
       <w:pPr>
@@ -20463,7 +19317,7 @@
       <w:pPr>
         <w:pStyle w:val="Heading5"/>
       </w:pPr>
-      <w:bookmarkStart w:id="294" w:name="_Toc223004674"/>
+      <w:bookmarkStart w:id="238" w:name="_Toc229650294"/>
       <w:r>
         <w:t>3.</w:t>
       </w:r>
@@ -20488,7 +19342,7 @@
       <w:r>
         <w:t xml:space="preserve"> Events</w:t>
       </w:r>
-      <w:bookmarkEnd w:id="294"/>
+      <w:bookmarkEnd w:id="238"/>
     </w:p>
     <w:p>
       <w:pPr>
@@ -20644,7 +19498,7 @@
           <w:noProof w:val="0"/>
         </w:rPr>
       </w:pPr>
-      <w:bookmarkStart w:id="295" w:name="_Toc223004675"/>
+      <w:bookmarkStart w:id="239" w:name="_Toc229650295"/>
       <w:r>
         <w:rPr>
           <w:noProof w:val="0"/>
@@ -20681,7 +19535,7 @@
         </w:rPr>
         <w:t>.2 Message Semantics</w:t>
       </w:r>
-      <w:bookmarkEnd w:id="295"/>
+      <w:bookmarkEnd w:id="239"/>
     </w:p>
     <w:p>
       <w:pPr>
@@ -21168,6 +20022,7 @@
             <w:r>
               <w:t>“</w:t>
             </w:r>
+            <w:proofErr w:type="spellStart"/>
             <w:r>
               <w:rPr>
                 <w:b/>
@@ -21175,6 +20030,7 @@
               </w:rPr>
               <w:t>WDERR^watchdog-negative-confirm^MDC</w:t>
             </w:r>
+            <w:proofErr w:type="spellEnd"/>
             <w:r>
               <w:t xml:space="preserve">”: indicates to the </w:t>
             </w:r>
@@ -21201,6 +20057,7 @@
             <w:r>
               <w:t>“</w:t>
             </w:r>
+            <w:proofErr w:type="spellStart"/>
             <w:r>
               <w:rPr>
                 <w:b/>
@@ -21208,6 +20065,7 @@
               </w:rPr>
               <w:t>WDLEAVE^watchdog-leave-monitoring^MDC</w:t>
             </w:r>
+            <w:proofErr w:type="spellEnd"/>
             <w:r>
               <w:t xml:space="preserve">”: </w:t>
             </w:r>
@@ -21247,7 +20105,7 @@
           <w:noProof w:val="0"/>
         </w:rPr>
       </w:pPr>
-      <w:bookmarkStart w:id="296" w:name="_Toc223004676"/>
+      <w:bookmarkStart w:id="240" w:name="_Toc229650296"/>
       <w:r>
         <w:rPr>
           <w:noProof w:val="0"/>
@@ -21284,7 +20142,7 @@
         </w:rPr>
         <w:t>.3 Expected Actions</w:t>
       </w:r>
-      <w:bookmarkEnd w:id="296"/>
+      <w:bookmarkEnd w:id="240"/>
     </w:p>
     <w:p>
       <w:pPr>
@@ -21361,7 +20219,7 @@
           <w:numId w:val="0"/>
         </w:numPr>
       </w:pPr>
-      <w:bookmarkStart w:id="297" w:name="_Toc223004677"/>
+      <w:bookmarkStart w:id="241" w:name="_Toc229650297"/>
       <w:r>
         <w:rPr>
           <w:noProof w:val="0"/>
@@ -21386,7 +20244,7 @@
         </w:rPr>
         <w:t>.5 Protocol Requirements</w:t>
       </w:r>
-      <w:bookmarkEnd w:id="297"/>
+      <w:bookmarkEnd w:id="241"/>
     </w:p>
     <w:p>
       <w:pPr>
@@ -21407,7 +20265,7 @@
           <w:noProof w:val="0"/>
         </w:rPr>
       </w:pPr>
-      <w:bookmarkStart w:id="298" w:name="_Toc223004678"/>
+      <w:bookmarkStart w:id="242" w:name="_Toc229650298"/>
       <w:r>
         <w:rPr>
           <w:noProof w:val="0"/>
@@ -21432,7 +20290,7 @@
         </w:rPr>
         <w:t>.6 Security Considerations</w:t>
       </w:r>
-      <w:bookmarkEnd w:id="298"/>
+      <w:bookmarkEnd w:id="242"/>
     </w:p>
     <w:p>
       <w:pPr>
@@ -21454,22 +20312,22 @@
       <w:pPr>
         <w:pStyle w:val="PartTitle"/>
       </w:pPr>
-      <w:bookmarkStart w:id="299" w:name="_Toc345074688"/>
-      <w:bookmarkStart w:id="300" w:name="_Toc18414939"/>
-      <w:bookmarkStart w:id="301" w:name="_Toc223004679"/>
+      <w:bookmarkStart w:id="243" w:name="_Toc345074688"/>
+      <w:bookmarkStart w:id="244" w:name="_Toc18414939"/>
+      <w:bookmarkStart w:id="245" w:name="_Toc229650299"/>
       <w:r>
         <w:lastRenderedPageBreak/>
         <w:t>Appendices</w:t>
       </w:r>
-      <w:bookmarkEnd w:id="299"/>
-      <w:bookmarkEnd w:id="300"/>
+      <w:bookmarkEnd w:id="243"/>
+      <w:bookmarkEnd w:id="244"/>
       <w:r>
         <w:t xml:space="preserve"> </w:t>
       </w:r>
       <w:r>
         <w:t>to Volume 2</w:t>
       </w:r>
-      <w:bookmarkEnd w:id="301"/>
+      <w:bookmarkEnd w:id="245"/>
     </w:p>
     <w:p>
       <w:pPr>
@@ -21480,8 +20338,8 @@
       </w:r>
     </w:p>
     <w:p>
-      <w:bookmarkStart w:id="302" w:name="OLE_LINK3"/>
-      <w:bookmarkStart w:id="303" w:name="OLE_LINK4"/>
+      <w:bookmarkStart w:id="246" w:name="OLE_LINK3"/>
+      <w:bookmarkStart w:id="247" w:name="OLE_LINK4"/>
     </w:p>
     <w:p>
       <w:pPr>
@@ -21494,11 +20352,11 @@
           <w:noProof w:val="0"/>
         </w:rPr>
       </w:pPr>
-      <w:bookmarkStart w:id="304" w:name="_Toc345074693"/>
-      <w:bookmarkStart w:id="305" w:name="_Toc18414946"/>
-      <w:bookmarkStart w:id="306" w:name="_Toc223004680"/>
-      <w:bookmarkEnd w:id="302"/>
-      <w:bookmarkEnd w:id="303"/>
+      <w:bookmarkStart w:id="248" w:name="_Toc345074693"/>
+      <w:bookmarkStart w:id="249" w:name="_Toc18414946"/>
+      <w:bookmarkStart w:id="250" w:name="_Toc229650300"/>
+      <w:bookmarkEnd w:id="246"/>
+      <w:bookmarkEnd w:id="247"/>
       <w:r>
         <w:rPr>
           <w:noProof w:val="0"/>
@@ -21518,25 +20376,25 @@
         </w:rPr>
         <w:t>pace Additions</w:t>
       </w:r>
-      <w:bookmarkEnd w:id="304"/>
-      <w:bookmarkEnd w:id="305"/>
+      <w:bookmarkEnd w:id="248"/>
+      <w:bookmarkEnd w:id="249"/>
       <w:r>
         <w:rPr>
           <w:noProof w:val="0"/>
         </w:rPr>
         <w:t xml:space="preserve"> for Volume 2</w:t>
       </w:r>
-      <w:bookmarkEnd w:id="306"/>
+      <w:bookmarkEnd w:id="250"/>
     </w:p>
     <w:p>
       <w:pPr>
         <w:pStyle w:val="BodyText"/>
       </w:pPr>
-      <w:bookmarkStart w:id="307" w:name="OLE_LINK51"/>
-      <w:bookmarkStart w:id="308" w:name="OLE_LINK52"/>
-      <w:bookmarkStart w:id="309" w:name="OLE_LINK53"/>
-      <w:bookmarkStart w:id="310" w:name="OLE_LINK54"/>
-      <w:bookmarkStart w:id="311" w:name="OLE_LINK83"/>
+      <w:bookmarkStart w:id="251" w:name="OLE_LINK51"/>
+      <w:bookmarkStart w:id="252" w:name="OLE_LINK52"/>
+      <w:bookmarkStart w:id="253" w:name="OLE_LINK53"/>
+      <w:bookmarkStart w:id="254" w:name="OLE_LINK54"/>
+      <w:bookmarkStart w:id="255" w:name="OLE_LINK83"/>
       <w:r>
         <w:t xml:space="preserve">The </w:t>
       </w:r>
@@ -21546,7 +20404,7 @@
       <w:r>
         <w:t xml:space="preserve"> registry of OIDs is located at </w:t>
       </w:r>
-      <w:hyperlink r:id="rId33" w:history="1">
+      <w:hyperlink r:id="rId29" w:history="1">
         <w:r>
           <w:rPr>
             <w:rStyle w:val="Hyperlink"/>
@@ -21560,8 +20418,8 @@
         <w:t>.</w:t>
       </w:r>
     </w:p>
-    <w:bookmarkEnd w:id="307"/>
-    <w:bookmarkEnd w:id="308"/>
+    <w:bookmarkEnd w:id="251"/>
+    <w:bookmarkEnd w:id="252"/>
     <w:p>
       <w:pPr>
         <w:pStyle w:val="BodyText"/>
@@ -21725,26 +20583,26 @@
       <w:pPr>
         <w:pStyle w:val="PartTitle"/>
       </w:pPr>
-      <w:bookmarkStart w:id="312" w:name="_Toc345074694"/>
-      <w:bookmarkStart w:id="313" w:name="_Toc18414947"/>
-      <w:bookmarkStart w:id="314" w:name="_Toc223004681"/>
-      <w:bookmarkEnd w:id="309"/>
-      <w:bookmarkEnd w:id="310"/>
-      <w:bookmarkEnd w:id="311"/>
+      <w:bookmarkStart w:id="256" w:name="_Toc345074694"/>
+      <w:bookmarkStart w:id="257" w:name="_Toc18414947"/>
+      <w:bookmarkStart w:id="258" w:name="_Toc229650301"/>
+      <w:bookmarkEnd w:id="253"/>
+      <w:bookmarkEnd w:id="254"/>
+      <w:bookmarkEnd w:id="255"/>
       <w:r>
         <w:lastRenderedPageBreak/>
         <w:t>Volume 3 – Content Modules</w:t>
       </w:r>
-      <w:bookmarkEnd w:id="312"/>
-      <w:bookmarkEnd w:id="313"/>
-      <w:bookmarkEnd w:id="314"/>
+      <w:bookmarkEnd w:id="256"/>
+      <w:bookmarkEnd w:id="257"/>
+      <w:bookmarkEnd w:id="258"/>
     </w:p>
     <w:p>
       <w:pPr>
         <w:pStyle w:val="BodyText"/>
       </w:pPr>
-      <w:bookmarkStart w:id="315" w:name="OLE_LINK57"/>
-      <w:bookmarkStart w:id="316" w:name="OLE_LINK58"/>
+      <w:bookmarkStart w:id="259" w:name="OLE_LINK57"/>
+      <w:bookmarkStart w:id="260" w:name="OLE_LINK58"/>
       <w:r>
         <w:t>Not applicable.</w:t>
       </w:r>
@@ -21758,11 +20616,11 @@
       <w:pPr>
         <w:pStyle w:val="PartTitle"/>
       </w:pPr>
-      <w:bookmarkStart w:id="317" w:name="_Toc345074737"/>
-      <w:bookmarkStart w:id="318" w:name="_Toc18414981"/>
-      <w:bookmarkStart w:id="319" w:name="_Toc223004682"/>
-      <w:bookmarkEnd w:id="315"/>
-      <w:bookmarkEnd w:id="316"/>
+      <w:bookmarkStart w:id="261" w:name="_Toc345074737"/>
+      <w:bookmarkStart w:id="262" w:name="_Toc18414981"/>
+      <w:bookmarkStart w:id="263" w:name="_Toc229650302"/>
+      <w:bookmarkEnd w:id="259"/>
+      <w:bookmarkEnd w:id="260"/>
       <w:r>
         <w:lastRenderedPageBreak/>
         <w:t>V</w:t>
@@ -21770,9 +20628,9 @@
       <w:r>
         <w:t>olume 4 – National Extensions</w:t>
       </w:r>
-      <w:bookmarkEnd w:id="317"/>
-      <w:bookmarkEnd w:id="318"/>
-      <w:bookmarkEnd w:id="319"/>
+      <w:bookmarkEnd w:id="261"/>
+      <w:bookmarkEnd w:id="262"/>
+      <w:bookmarkEnd w:id="263"/>
     </w:p>
     <w:p>
       <w:pPr>
@@ -21802,11 +20660,11 @@
       </w:pPr>
     </w:p>
     <w:sectPr>
-      <w:headerReference w:type="even" r:id="rId34"/>
-      <w:headerReference w:type="default" r:id="rId35"/>
-      <w:footerReference w:type="even" r:id="rId36"/>
-      <w:footerReference w:type="default" r:id="rId37"/>
-      <w:footerReference w:type="first" r:id="rId38"/>
+      <w:headerReference w:type="even" r:id="rId30"/>
+      <w:headerReference w:type="default" r:id="rId31"/>
+      <w:footerReference w:type="even" r:id="rId32"/>
+      <w:footerReference w:type="default" r:id="rId33"/>
+      <w:footerReference w:type="first" r:id="rId34"/>
       <w:pgSz w:w="12240" w:h="15840" w:code="1"/>
       <w:pgMar w:top="1440" w:right="1080" w:bottom="1440" w:left="1800" w:header="720" w:footer="720" w:gutter="0"/>
       <w:lnNumType w:countBy="5" w:restart="continuous"/>
@@ -21817,163 +20675,6 @@
     </w:sectPr>
   </w:body>
 </w:document>
-</file>
-
-<file path=word/comments.xml><?xml version="1.0" encoding="utf-8"?>
-<w:comments xmlns:wpc="http://schemas.microsoft.com/office/word/2010/wordprocessingCanvas" xmlns:cx="http://schemas.microsoft.com/office/drawing/2014/chartex" xmlns:cx1="http://schemas.microsoft.com/office/drawing/2015/9/8/chartex" xmlns:cx2="http://schemas.microsoft.com/office/drawing/2015/10/21/chartex" xmlns:cx3="http://schemas.microsoft.com/office/drawing/2016/5/9/chartex" xmlns:cx4="http://schemas.microsoft.com/office/drawing/2016/5/10/chartex" xmlns:cx5="http://schemas.microsoft.com/office/drawing/2016/5/11/chartex" xmlns:cx6="http://schemas.microsoft.com/office/drawing/2016/5/12/chartex" xmlns:cx7="http://schemas.microsoft.com/office/drawing/2016/5/13/chartex" xmlns:cx8="http://schemas.microsoft.com/office/drawing/2016/5/14/chartex" xmlns:mc="http://schemas.openxmlformats.org/markup-compatibility/2006" xmlns:aink="http://schemas.microsoft.com/office/drawing/2016/ink" xmlns:am3d="http://schemas.microsoft.com/office/drawing/2017/model3d" xmlns:o="urn:schemas-microsoft-com:office:office" xmlns:oel="http://schemas.microsoft.com/office/2019/extlst" xmlns:r="http://schemas.openxmlformats.org/officeDocument/2006/relationships" xmlns:m="http://schemas.openxmlformats.org/officeDocument/2006/math" xmlns:v="urn:schemas-microsoft-com:vml" xmlns:wp14="http://schemas.microsoft.com/office/word/2010/wordprocessingDrawing" xmlns:wp="http://schemas.openxmlformats.org/drawingml/2006/wordprocessingDrawing" xmlns:w10="urn:schemas-microsoft-com:office:word" xmlns:w="http://schemas.openxmlformats.org/wordprocessingml/2006/main" xmlns:w14="http://schemas.microsoft.com/office/word/2010/wordml" xmlns:w15="http://schemas.microsoft.com/office/word/2012/wordml" xmlns:w16cex="http://schemas.microsoft.com/office/word/2018/wordml/cex" xmlns:w16cid="http://schemas.microsoft.com/office/word/2016/wordml/cid" xmlns:w16="http://schemas.microsoft.com/office/word/2018/wordml" xmlns:w16du="http://schemas.microsoft.com/office/word/2023/wordml/word16du" xmlns:w16sdtdh="http://schemas.microsoft.com/office/word/2020/wordml/sdtdatahash" xmlns:w16sdtfl="http://schemas.microsoft.com/office/word/2024/wordml/sdtformatlock" xmlns:w16se="http://schemas.microsoft.com/office/word/2015/wordml/symex" xmlns:wpg="http://schemas.microsoft.com/office/word/2010/wordprocessingGroup" xmlns:wpi="http://schemas.microsoft.com/office/word/2010/wordprocessingInk" xmlns:wne="http://schemas.microsoft.com/office/word/2006/wordml" xmlns:wps="http://schemas.microsoft.com/office/word/2010/wordprocessingShape" mc:Ignorable="w14 w15 w16se w16cid w16 w16cex w16sdtdh w16sdtfl w16du wp14">
-  <w:comment w:id="18" w:author="Kurt Elliason" w:date="2026-03-12T10:17:00Z" w:initials="KE">
-    <w:p>
-      <w:pPr>
-        <w:pStyle w:val="CommentText"/>
-      </w:pPr>
-      <w:r>
-        <w:rPr>
-          <w:rStyle w:val="CommentReference"/>
-        </w:rPr>
-        <w:annotationRef/>
-      </w:r>
-      <w:r>
-        <w:t>Discussion about using OBX-7 or not</w:t>
-      </w:r>
-    </w:p>
-  </w:comment>
-  <w:comment w:id="19" w:author="Kurt Elliason" w:date="2026-03-12T10:32:00Z" w:initials="KE">
-    <w:p>
-      <w:pPr>
-        <w:pStyle w:val="CommentText"/>
-      </w:pPr>
-      <w:r>
-        <w:rPr>
-          <w:rStyle w:val="CommentReference"/>
-        </w:rPr>
-        <w:annotationRef/>
-      </w:r>
-      <w:r>
-        <w:t>Check with Rob about closing</w:t>
-      </w:r>
-    </w:p>
-  </w:comment>
-  <w:comment w:id="27" w:author="Kurt Elliason" w:date="2026-05-06T14:29:00Z" w:initials="KE">
-    <w:p>
-      <w:pPr>
-        <w:pStyle w:val="CommentText"/>
-      </w:pPr>
-      <w:r>
-        <w:rPr>
-          <w:rStyle w:val="CommentReference"/>
-        </w:rPr>
-        <w:annotationRef/>
-      </w:r>
-      <w:r>
-        <w:t>Deleting the list below since the items are the reason an issue was closed, not the issue that was closed.</w:t>
-      </w:r>
-    </w:p>
-  </w:comment>
-  <w:comment w:id="28" w:author="Kurt Elliason" w:date="2026-05-06T14:51:00Z" w:initials="KE">
-    <w:p>
-      <w:pPr>
-        <w:pStyle w:val="CommentText"/>
-      </w:pPr>
-      <w:r>
-        <w:rPr>
-          <w:rStyle w:val="CommentReference"/>
-        </w:rPr>
-        <w:annotationRef/>
-      </w:r>
-      <w:r>
-        <w:t>After rereading, are these the reasons 1-4 above can be closed?  If so then 1-4 should no longer be open issues.</w:t>
-      </w:r>
-    </w:p>
-  </w:comment>
-  <w:comment w:id="285" w:author="Kranich, Peter" w:date="2025-09-25T17:36:00Z" w:initials="PK">
-    <w:p>
-      <w:pPr>
-        <w:pStyle w:val="CommentText"/>
-      </w:pPr>
-      <w:r>
-        <w:rPr>
-          <w:rStyle w:val="CommentReference"/>
-        </w:rPr>
-        <w:annotationRef/>
-      </w:r>
-      <w:r>
-        <w:t>Add OBX-15 to differentiate heartbeat messages send thru one connection for different applications</w:t>
-      </w:r>
-    </w:p>
-  </w:comment>
-  <w:comment w:id="287" w:author="Kranich, Peter" w:date="2025-09-25T17:22:00Z" w:initials="PK">
-    <w:p>
-      <w:pPr>
-        <w:pStyle w:val="CommentText"/>
-      </w:pPr>
-      <w:r>
-        <w:rPr>
-          <w:rStyle w:val="CommentReference"/>
-        </w:rPr>
-        <w:annotationRef/>
-      </w:r>
-      <w:r>
-        <w:t>Add unit field with the used UoM</w:t>
-      </w:r>
-    </w:p>
-  </w:comment>
-  <w:comment w:id="288" w:author="Kranich, Peter" w:date="2025-09-26T14:18:00Z" w:initials="PK">
-    <w:p>
-      <w:pPr>
-        <w:pStyle w:val="CommentText"/>
-      </w:pPr>
-      <w:r>
-        <w:rPr>
-          <w:rStyle w:val="CommentReference"/>
-        </w:rPr>
-        <w:annotationRef/>
-      </w:r>
-      <w:r>
-        <w:t xml:space="preserve">In the WG meeting on 9/25/25, we decided to add the OBX-6 Units field with the actual unit for the periodicity. </w:t>
-      </w:r>
-      <w:r>
-        <w:br/>
-        <w:t>However, I missed the fact that the value in OBX-5 is a ST type and has no unit at all. Therefore, I left the definition for OBX-7 unchanged for now.</w:t>
-      </w:r>
-    </w:p>
-  </w:comment>
-</w:comments>
-</file>
-
-<file path=word/commentsExtended.xml><?xml version="1.0" encoding="utf-8"?>
-<w15:commentsEx xmlns:wpc="http://schemas.microsoft.com/office/word/2010/wordprocessingCanvas" xmlns:cx="http://schemas.microsoft.com/office/drawing/2014/chartex" xmlns:cx1="http://schemas.microsoft.com/office/drawing/2015/9/8/chartex" xmlns:cx2="http://schemas.microsoft.com/office/drawing/2015/10/21/chartex" xmlns:cx3="http://schemas.microsoft.com/office/drawing/2016/5/9/chartex" xmlns:cx4="http://schemas.microsoft.com/office/drawing/2016/5/10/chartex" xmlns:cx5="http://schemas.microsoft.com/office/drawing/2016/5/11/chartex" xmlns:cx6="http://schemas.microsoft.com/office/drawing/2016/5/12/chartex" xmlns:cx7="http://schemas.microsoft.com/office/drawing/2016/5/13/chartex" xmlns:cx8="http://schemas.microsoft.com/office/drawing/2016/5/14/chartex" xmlns:mc="http://schemas.openxmlformats.org/markup-compatibility/2006" xmlns:aink="http://schemas.microsoft.com/office/drawing/2016/ink" xmlns:am3d="http://schemas.microsoft.com/office/drawing/2017/model3d" xmlns:o="urn:schemas-microsoft-com:office:office" xmlns:oel="http://schemas.microsoft.com/office/2019/extlst" xmlns:r="http://schemas.openxmlformats.org/officeDocument/2006/relationships" xmlns:m="http://schemas.openxmlformats.org/officeDocument/2006/math" xmlns:v="urn:schemas-microsoft-com:vml" xmlns:wp14="http://schemas.microsoft.com/office/word/2010/wordprocessingDrawing" xmlns:wp="http://schemas.openxmlformats.org/drawingml/2006/wordprocessingDrawing" xmlns:w10="urn:schemas-microsoft-com:office:word" xmlns:w="http://schemas.openxmlformats.org/wordprocessingml/2006/main" xmlns:w14="http://schemas.microsoft.com/office/word/2010/wordml" xmlns:w15="http://schemas.microsoft.com/office/word/2012/wordml" xmlns:w16cex="http://schemas.microsoft.com/office/word/2018/wordml/cex" xmlns:w16cid="http://schemas.microsoft.com/office/word/2016/wordml/cid" xmlns:w16="http://schemas.microsoft.com/office/word/2018/wordml" xmlns:w16du="http://schemas.microsoft.com/office/word/2023/wordml/word16du" xmlns:w16sdtdh="http://schemas.microsoft.com/office/word/2020/wordml/sdtdatahash" xmlns:w16sdtfl="http://schemas.microsoft.com/office/word/2024/wordml/sdtformatlock" xmlns:w16se="http://schemas.microsoft.com/office/word/2015/wordml/symex" xmlns:wpg="http://schemas.microsoft.com/office/word/2010/wordprocessingGroup" xmlns:wpi="http://schemas.microsoft.com/office/word/2010/wordprocessingInk" xmlns:wne="http://schemas.microsoft.com/office/word/2006/wordml" xmlns:wps="http://schemas.microsoft.com/office/word/2010/wordprocessingShape" mc:Ignorable="w14 w15 w16se w16cid w16 w16cex w16sdtdh w16sdtfl w16du wp14">
-  <w15:commentEx w15:paraId="1A86E46C" w15:done="0"/>
-  <w15:commentEx w15:paraId="1C1EA72E" w15:done="0"/>
-  <w15:commentEx w15:paraId="79FFBD50" w15:done="0"/>
-  <w15:commentEx w15:paraId="0E729D15" w15:paraIdParent="79FFBD50" w15:done="0"/>
-  <w15:commentEx w15:paraId="09073C97" w15:done="0"/>
-  <w15:commentEx w15:paraId="6E76043A" w15:done="0"/>
-  <w15:commentEx w15:paraId="3FBADDDD" w15:paraIdParent="6E76043A" w15:done="0"/>
-</w15:commentsEx>
-</file>
-
-<file path=word/commentsExtensible.xml><?xml version="1.0" encoding="utf-8"?>
-<w16cex:commentsExtensible xmlns:wpc="http://schemas.microsoft.com/office/word/2010/wordprocessingCanvas" xmlns:cx="http://schemas.microsoft.com/office/drawing/2014/chartex" xmlns:cx1="http://schemas.microsoft.com/office/drawing/2015/9/8/chartex" xmlns:cx2="http://schemas.microsoft.com/office/drawing/2015/10/21/chartex" xmlns:cx3="http://schemas.microsoft.com/office/drawing/2016/5/9/chartex" xmlns:cx4="http://schemas.microsoft.com/office/drawing/2016/5/10/chartex" xmlns:cx5="http://schemas.microsoft.com/office/drawing/2016/5/11/chartex" xmlns:cx6="http://schemas.microsoft.com/office/drawing/2016/5/12/chartex" xmlns:cx7="http://schemas.microsoft.com/office/drawing/2016/5/13/chartex" xmlns:cx8="http://schemas.microsoft.com/office/drawing/2016/5/14/chartex" xmlns:cr="http://schemas.microsoft.com/office/comments/2020/reactions" xmlns:mc="http://schemas.openxmlformats.org/markup-compatibility/2006" xmlns:aink="http://schemas.microsoft.com/office/drawing/2016/ink" xmlns:am3d="http://schemas.microsoft.com/office/drawing/2017/model3d" xmlns:o="urn:schemas-microsoft-com:office:office" xmlns:oel="http://schemas.microsoft.com/office/2019/extlst" xmlns:r="http://schemas.openxmlformats.org/officeDocument/2006/relationships" xmlns:m="http://schemas.openxmlformats.org/officeDocument/2006/math" xmlns:v="urn:schemas-microsoft-com:vml" xmlns:wp14="http://schemas.microsoft.com/office/word/2010/wordprocessingDrawing" xmlns:wp="http://schemas.openxmlformats.org/drawingml/2006/wordprocessingDrawing" xmlns:w10="urn:schemas-microsoft-com:office:word" xmlns:w="http://schemas.openxmlformats.org/wordprocessingml/2006/main" xmlns:w14="http://schemas.microsoft.com/office/word/2010/wordml" xmlns:w15="http://schemas.microsoft.com/office/word/2012/wordml" xmlns:w16cex="http://schemas.microsoft.com/office/word/2018/wordml/cex" xmlns:w16cid="http://schemas.microsoft.com/office/word/2016/wordml/cid" xmlns:w16="http://schemas.microsoft.com/office/word/2018/wordml" xmlns:w16du="http://schemas.microsoft.com/office/word/2023/wordml/word16du" xmlns:w16sdtdh="http://schemas.microsoft.com/office/word/2020/wordml/sdtdatahash" xmlns:w16sdtfl="http://schemas.microsoft.com/office/word/2024/wordml/sdtformatlock" xmlns:w16se="http://schemas.microsoft.com/office/word/2015/wordml/symex" xmlns:wpg="http://schemas.microsoft.com/office/word/2010/wordprocessingGroup" xmlns:wpi="http://schemas.microsoft.com/office/word/2010/wordprocessingInk" xmlns:wne="http://schemas.microsoft.com/office/word/2006/wordml" xmlns:wps="http://schemas.microsoft.com/office/word/2010/wordprocessingShape" mc:Ignorable="w14 w15 w16se w16cid w16 w16cex w16sdtdh w16sdtfl cr w16du wp14">
-  <w16cex:commentExtensible w16cex:durableId="7B4834D6" w16cex:dateUtc="2026-03-12T15:17:00Z"/>
-  <w16cex:commentExtensible w16cex:durableId="1A3E8688" w16cex:dateUtc="2026-03-12T15:32:00Z"/>
-  <w16cex:commentExtensible w16cex:durableId="1892FC89" w16cex:dateUtc="2026-05-06T19:29:00Z"/>
-  <w16cex:commentExtensible w16cex:durableId="499271FF" w16cex:dateUtc="2026-05-06T19:51:00Z"/>
-  <w16cex:commentExtensible w16cex:durableId="0DF4E542" w16cex:dateUtc="2025-09-25T15:36:00Z"/>
-  <w16cex:commentExtensible w16cex:durableId="7E1E0E1A" w16cex:dateUtc="2025-09-25T15:22:00Z"/>
-  <w16cex:commentExtensible w16cex:durableId="639ADBAD" w16cex:dateUtc="2025-09-26T12:18:00Z"/>
-</w16cex:commentsExtensible>
-</file>
-
-<file path=word/commentsIds.xml><?xml version="1.0" encoding="utf-8"?>
-<w16cid:commentsIds xmlns:wpc="http://schemas.microsoft.com/office/word/2010/wordprocessingCanvas" xmlns:cx="http://schemas.microsoft.com/office/drawing/2014/chartex" xmlns:cx1="http://schemas.microsoft.com/office/drawing/2015/9/8/chartex" xmlns:cx2="http://schemas.microsoft.com/office/drawing/2015/10/21/chartex" xmlns:cx3="http://schemas.microsoft.com/office/drawing/2016/5/9/chartex" xmlns:cx4="http://schemas.microsoft.com/office/drawing/2016/5/10/chartex" xmlns:cx5="http://schemas.microsoft.com/office/drawing/2016/5/11/chartex" xmlns:cx6="http://schemas.microsoft.com/office/drawing/2016/5/12/chartex" xmlns:cx7="http://schemas.microsoft.com/office/drawing/2016/5/13/chartex" xmlns:cx8="http://schemas.microsoft.com/office/drawing/2016/5/14/chartex" xmlns:mc="http://schemas.openxmlformats.org/markup-compatibility/2006" xmlns:aink="http://schemas.microsoft.com/office/drawing/2016/ink" xmlns:am3d="http://schemas.microsoft.com/office/drawing/2017/model3d" xmlns:o="urn:schemas-microsoft-com:office:office" xmlns:oel="http://schemas.microsoft.com/office/2019/extlst" xmlns:r="http://schemas.openxmlformats.org/officeDocument/2006/relationships" xmlns:m="http://schemas.openxmlformats.org/officeDocument/2006/math" xmlns:v="urn:schemas-microsoft-com:vml" xmlns:wp14="http://schemas.microsoft.com/office/word/2010/wordprocessingDrawing" xmlns:wp="http://schemas.openxmlformats.org/drawingml/2006/wordprocessingDrawing" xmlns:w10="urn:schemas-microsoft-com:office:word" xmlns:w="http://schemas.openxmlformats.org/wordprocessingml/2006/main" xmlns:w14="http://schemas.microsoft.com/office/word/2010/wordml" xmlns:w15="http://schemas.microsoft.com/office/word/2012/wordml" xmlns:w16cex="http://schemas.microsoft.com/office/word/2018/wordml/cex" xmlns:w16cid="http://schemas.microsoft.com/office/word/2016/wordml/cid" xmlns:w16="http://schemas.microsoft.com/office/word/2018/wordml" xmlns:w16du="http://schemas.microsoft.com/office/word/2023/wordml/word16du" xmlns:w16sdtdh="http://schemas.microsoft.com/office/word/2020/wordml/sdtdatahash" xmlns:w16sdtfl="http://schemas.microsoft.com/office/word/2024/wordml/sdtformatlock" xmlns:w16se="http://schemas.microsoft.com/office/word/2015/wordml/symex" xmlns:wpg="http://schemas.microsoft.com/office/word/2010/wordprocessingGroup" xmlns:wpi="http://schemas.microsoft.com/office/word/2010/wordprocessingInk" xmlns:wne="http://schemas.microsoft.com/office/word/2006/wordml" xmlns:wps="http://schemas.microsoft.com/office/word/2010/wordprocessingShape" mc:Ignorable="w14 w15 w16se w16cid w16 w16cex w16sdtdh w16sdtfl w16du wp14">
-  <w16cid:commentId w16cid:paraId="1A86E46C" w16cid:durableId="7B4834D6"/>
-  <w16cid:commentId w16cid:paraId="1C1EA72E" w16cid:durableId="1A3E8688"/>
-  <w16cid:commentId w16cid:paraId="79FFBD50" w16cid:durableId="1892FC89"/>
-  <w16cid:commentId w16cid:paraId="0E729D15" w16cid:durableId="499271FF"/>
-  <w16cid:commentId w16cid:paraId="09073C97" w16cid:durableId="0DF4E542"/>
-  <w16cid:commentId w16cid:paraId="6E76043A" w16cid:durableId="7E1E0E1A"/>
-  <w16cid:commentId w16cid:paraId="3FBADDDD" w16cid:durableId="639ADBAD"/>
-</w16cid:commentsIds>
 </file>
 
 <file path=word/endnotes.xml><?xml version="1.0" encoding="utf-8"?>
@@ -22075,7 +20776,7 @@
         <w:sz w:val="20"/>
       </w:rPr>
     </w:pPr>
-    <w:bookmarkStart w:id="320" w:name="_Toc473170355"/>
+    <w:bookmarkStart w:id="264" w:name="_Toc473170355"/>
     <w:r>
       <w:rPr>
         <w:sz w:val="20"/>
@@ -22209,7 +20910,7 @@
       </w:rPr>
       <w:t>: IHE International, Inc.</w:t>
     </w:r>
-    <w:bookmarkEnd w:id="320"/>
+    <w:bookmarkEnd w:id="264"/>
   </w:p>
   <w:p>
     <w:pPr>
@@ -26508,17 +25209,6 @@
   </w:num>
   <w:numIdMacAtCleanup w:val="78"/>
 </w:numbering>
-</file>
-
-<file path=word/people.xml><?xml version="1.0" encoding="utf-8"?>
-<w15:people xmlns:wpc="http://schemas.microsoft.com/office/word/2010/wordprocessingCanvas" xmlns:cx="http://schemas.microsoft.com/office/drawing/2014/chartex" xmlns:cx1="http://schemas.microsoft.com/office/drawing/2015/9/8/chartex" xmlns:cx2="http://schemas.microsoft.com/office/drawing/2015/10/21/chartex" xmlns:cx3="http://schemas.microsoft.com/office/drawing/2016/5/9/chartex" xmlns:cx4="http://schemas.microsoft.com/office/drawing/2016/5/10/chartex" xmlns:cx5="http://schemas.microsoft.com/office/drawing/2016/5/11/chartex" xmlns:cx6="http://schemas.microsoft.com/office/drawing/2016/5/12/chartex" xmlns:cx7="http://schemas.microsoft.com/office/drawing/2016/5/13/chartex" xmlns:cx8="http://schemas.microsoft.com/office/drawing/2016/5/14/chartex" xmlns:mc="http://schemas.openxmlformats.org/markup-compatibility/2006" xmlns:aink="http://schemas.microsoft.com/office/drawing/2016/ink" xmlns:am3d="http://schemas.microsoft.com/office/drawing/2017/model3d" xmlns:o="urn:schemas-microsoft-com:office:office" xmlns:oel="http://schemas.microsoft.com/office/2019/extlst" xmlns:r="http://schemas.openxmlformats.org/officeDocument/2006/relationships" xmlns:m="http://schemas.openxmlformats.org/officeDocument/2006/math" xmlns:v="urn:schemas-microsoft-com:vml" xmlns:wp14="http://schemas.microsoft.com/office/word/2010/wordprocessingDrawing" xmlns:wp="http://schemas.openxmlformats.org/drawingml/2006/wordprocessingDrawing" xmlns:w10="urn:schemas-microsoft-com:office:word" xmlns:w="http://schemas.openxmlformats.org/wordprocessingml/2006/main" xmlns:w14="http://schemas.microsoft.com/office/word/2010/wordml" xmlns:w15="http://schemas.microsoft.com/office/word/2012/wordml" xmlns:w16cex="http://schemas.microsoft.com/office/word/2018/wordml/cex" xmlns:w16cid="http://schemas.microsoft.com/office/word/2016/wordml/cid" xmlns:w16="http://schemas.microsoft.com/office/word/2018/wordml" xmlns:w16du="http://schemas.microsoft.com/office/word/2023/wordml/word16du" xmlns:w16sdtdh="http://schemas.microsoft.com/office/word/2020/wordml/sdtdatahash" xmlns:w16sdtfl="http://schemas.microsoft.com/office/word/2024/wordml/sdtformatlock" xmlns:w16se="http://schemas.microsoft.com/office/word/2015/wordml/symex" xmlns:wpg="http://schemas.microsoft.com/office/word/2010/wordprocessingGroup" xmlns:wpi="http://schemas.microsoft.com/office/word/2010/wordprocessingInk" xmlns:wne="http://schemas.microsoft.com/office/word/2006/wordml" xmlns:wps="http://schemas.microsoft.com/office/word/2010/wordprocessingShape" mc:Ignorable="w14 w15 w16se w16cid w16 w16cex w16sdtdh w16sdtfl w16du wp14">
-  <w15:person w15:author="Kurt Elliason">
-    <w15:presenceInfo w15:providerId="Windows Live" w15:userId="ca9823f6bc31de97"/>
-  </w15:person>
-  <w15:person w15:author="Kranich, Peter">
-    <w15:presenceInfo w15:providerId="AD" w15:userId="S::peter.kranich@philips.com::f56357b6-4ec9-4ea5-bd1c-426385085c1f"/>
-  </w15:person>
-</w15:people>
 </file>
 
 <file path=word/styles.xml><?xml version="1.0" encoding="utf-8"?>
